--- a/CCCS106_Lab01_Report_Barandon_Borja_Musa.docx
+++ b/CCCS106_Lab01_Report_Barandon_Borja_Musa.docx
@@ -6,9 +6,6 @@
       <w:pPr>
         <w:spacing w:after="40"/>
         <w:jc w:val="center"/>
-        <w:rPr>
-          <w:rFonts w:hint="eastAsia"/>
-        </w:rPr>
       </w:pPr>
       <w:r>
         <w:rPr>
@@ -61,9 +58,6 @@
       <w:pPr>
         <w:spacing w:after="280"/>
         <w:jc w:val="center"/>
-        <w:rPr>
-          <w:rFonts w:hint="eastAsia"/>
-        </w:rPr>
       </w:pPr>
       <w:r>
         <w:rPr>
@@ -76,9 +70,6 @@
       <w:pPr>
         <w:spacing w:after="120"/>
         <w:jc w:val="center"/>
-        <w:rPr>
-          <w:rFonts w:hint="eastAsia"/>
-        </w:rPr>
       </w:pPr>
       <w:r>
         <w:rPr>
@@ -93,9 +84,6 @@
       <w:pPr>
         <w:spacing w:after="360"/>
         <w:jc w:val="center"/>
-        <w:rPr>
-          <w:rFonts w:hint="eastAsia"/>
-        </w:rPr>
       </w:pPr>
       <w:r>
         <w:rPr>
@@ -135,9 +123,6 @@
           <w:p>
             <w:pPr>
               <w:spacing w:after="0"/>
-              <w:rPr>
-                <w:rFonts w:hint="eastAsia"/>
-              </w:rPr>
             </w:pPr>
             <w:r>
               <w:rPr>
@@ -162,9 +147,6 @@
           <w:p>
             <w:pPr>
               <w:spacing w:after="0"/>
-              <w:rPr>
-                <w:rFonts w:hint="eastAsia"/>
-              </w:rPr>
             </w:pPr>
             <w:r>
               <w:rPr>
@@ -173,7 +155,6 @@
               </w:rPr>
               <w:t xml:space="preserve">Group No. [ </w:t>
             </w:r>
-            <w:proofErr w:type="gramStart"/>
             <w:r>
               <w:rPr>
                 <w:color w:val="0F172A"/>
@@ -186,15 +167,7 @@
                 <w:color w:val="0F172A"/>
                 <w:sz w:val="19"/>
               </w:rPr>
-              <w:t xml:space="preserve"> ]</w:t>
-            </w:r>
-            <w:proofErr w:type="gramEnd"/>
-            <w:r>
-              <w:rPr>
-                <w:color w:val="0F172A"/>
-                <w:sz w:val="19"/>
-              </w:rPr>
-              <w:t xml:space="preserve">  (</w:t>
+              <w:t xml:space="preserve"> ]  (</w:t>
             </w:r>
             <w:r>
               <w:rPr>
@@ -231,9 +204,6 @@
           <w:p>
             <w:pPr>
               <w:spacing w:after="0"/>
-              <w:rPr>
-                <w:rFonts w:hint="eastAsia"/>
-              </w:rPr>
             </w:pPr>
             <w:r>
               <w:rPr>
@@ -258,9 +228,6 @@
           <w:p>
             <w:pPr>
               <w:spacing w:after="0"/>
-              <w:rPr>
-                <w:rFonts w:hint="eastAsia"/>
-              </w:rPr>
             </w:pPr>
             <w:r>
               <w:rPr>
@@ -290,9 +257,6 @@
           <w:p>
             <w:pPr>
               <w:spacing w:after="0"/>
-              <w:rPr>
-                <w:rFonts w:hint="eastAsia"/>
-              </w:rPr>
             </w:pPr>
             <w:r>
               <w:rPr>
@@ -317,9 +281,6 @@
           <w:p>
             <w:pPr>
               <w:spacing w:after="0"/>
-              <w:rPr>
-                <w:rFonts w:hint="eastAsia"/>
-              </w:rPr>
             </w:pPr>
             <w:r>
               <w:rPr>
@@ -335,17 +296,11 @@
     <w:p>
       <w:pPr>
         <w:spacing w:after="160"/>
-        <w:rPr>
-          <w:rFonts w:hint="eastAsia"/>
-        </w:rPr>
       </w:pPr>
     </w:p>
     <w:p>
       <w:pPr>
         <w:spacing w:before="160" w:after="80"/>
-        <w:rPr>
-          <w:rFonts w:hint="eastAsia"/>
-        </w:rPr>
       </w:pPr>
       <w:r>
         <w:rPr>
@@ -388,9 +343,6 @@
             <w:pPr>
               <w:spacing w:after="0"/>
               <w:jc w:val="center"/>
-              <w:rPr>
-                <w:rFonts w:hint="eastAsia"/>
-              </w:rPr>
             </w:pPr>
             <w:r>
               <w:rPr>
@@ -417,9 +369,6 @@
             <w:pPr>
               <w:spacing w:after="0"/>
               <w:jc w:val="center"/>
-              <w:rPr>
-                <w:rFonts w:hint="eastAsia"/>
-              </w:rPr>
             </w:pPr>
             <w:r>
               <w:rPr>
@@ -446,9 +395,6 @@
             <w:pPr>
               <w:spacing w:after="0"/>
               <w:jc w:val="center"/>
-              <w:rPr>
-                <w:rFonts w:hint="eastAsia"/>
-              </w:rPr>
             </w:pPr>
             <w:r>
               <w:rPr>
@@ -475,9 +421,6 @@
             <w:pPr>
               <w:spacing w:after="0"/>
               <w:jc w:val="center"/>
-              <w:rPr>
-                <w:rFonts w:hint="eastAsia"/>
-              </w:rPr>
             </w:pPr>
             <w:r>
               <w:rPr>
@@ -508,9 +451,6 @@
           <w:p>
             <w:pPr>
               <w:spacing w:after="0"/>
-              <w:rPr>
-                <w:rFonts w:hint="eastAsia"/>
-              </w:rPr>
             </w:pPr>
             <w:r>
               <w:rPr>
@@ -524,15 +464,7 @@
                 <w:b/>
                 <w:sz w:val="18"/>
               </w:rPr>
-              <w:t xml:space="preserve">Borja, Edmar </w:t>
-            </w:r>
-            <w:proofErr w:type="gramStart"/>
-            <w:r>
-              <w:rPr>
-                <w:b/>
-                <w:sz w:val="18"/>
-              </w:rPr>
-              <w:t>B.</w:t>
+              <w:t>Borja, Edmar B.</w:t>
             </w:r>
             <w:r>
               <w:rPr>
@@ -541,7 +473,6 @@
               </w:rPr>
               <w:t xml:space="preserve"> ]</w:t>
             </w:r>
-            <w:proofErr w:type="gramEnd"/>
           </w:p>
         </w:tc>
         <w:tc>
@@ -558,9 +489,6 @@
           <w:p>
             <w:pPr>
               <w:spacing w:after="0"/>
-              <w:rPr>
-                <w:rFonts w:hint="eastAsia"/>
-              </w:rPr>
             </w:pPr>
             <w:r>
               <w:rPr>
@@ -590,15 +518,18 @@
           <w:p>
             <w:pPr>
               <w:spacing w:after="0"/>
-              <w:rPr>
-                <w:rFonts w:hint="eastAsia"/>
-              </w:rPr>
             </w:pPr>
             <w:r>
               <w:rPr>
                 <w:sz w:val="18"/>
               </w:rPr>
-              <w:t>@dev1-username</w:t>
+              <w:t>@</w:t>
+            </w:r>
+            <w:r>
+              <w:rPr>
+                <w:sz w:val="18"/>
+              </w:rPr>
+              <w:t>edborja</w:t>
             </w:r>
           </w:p>
         </w:tc>
@@ -616,9 +547,6 @@
           <w:p>
             <w:pPr>
               <w:spacing w:after="0"/>
-              <w:rPr>
-                <w:rFonts w:hint="eastAsia"/>
-              </w:rPr>
             </w:pPr>
             <w:r>
               <w:rPr>
@@ -654,9 +582,6 @@
           <w:p>
             <w:pPr>
               <w:spacing w:after="0"/>
-              <w:rPr>
-                <w:rFonts w:hint="eastAsia"/>
-              </w:rPr>
             </w:pPr>
             <w:r>
               <w:rPr>
@@ -670,23 +595,7 @@
                 <w:b/>
                 <w:sz w:val="18"/>
               </w:rPr>
-              <w:t xml:space="preserve">Barandon, </w:t>
-            </w:r>
-            <w:proofErr w:type="spellStart"/>
-            <w:r>
-              <w:rPr>
-                <w:b/>
-                <w:sz w:val="18"/>
-              </w:rPr>
-              <w:t>Noelee</w:t>
-            </w:r>
-            <w:proofErr w:type="spellEnd"/>
-            <w:r>
-              <w:rPr>
-                <w:b/>
-                <w:sz w:val="18"/>
-              </w:rPr>
-              <w:t xml:space="preserve"> Anthony S.</w:t>
+              <w:t>Barandon, Noelee Anthony S.</w:t>
             </w:r>
             <w:r>
               <w:rPr>
@@ -711,9 +620,6 @@
           <w:p>
             <w:pPr>
               <w:spacing w:after="0"/>
-              <w:rPr>
-                <w:rFonts w:hint="eastAsia"/>
-              </w:rPr>
             </w:pPr>
             <w:r>
               <w:rPr>
@@ -749,15 +655,24 @@
           <w:p>
             <w:pPr>
               <w:spacing w:after="0"/>
-              <w:rPr>
-                <w:rFonts w:hint="eastAsia"/>
-              </w:rPr>
             </w:pPr>
             <w:r>
               <w:rPr>
                 <w:sz w:val="18"/>
               </w:rPr>
-              <w:t>@dev2-username</w:t>
+              <w:t>@</w:t>
+            </w:r>
+            <w:r>
+              <w:rPr>
+                <w:sz w:val="18"/>
+              </w:rPr>
+              <w:t>nonoelee</w:t>
+            </w:r>
+            <w:r>
+              <w:rPr>
+                <w:sz w:val="18"/>
+              </w:rPr>
+              <w:t>-ui</w:t>
             </w:r>
           </w:p>
         </w:tc>
@@ -775,9 +690,6 @@
           <w:p>
             <w:pPr>
               <w:spacing w:after="0"/>
-              <w:rPr>
-                <w:rFonts w:hint="eastAsia"/>
-              </w:rPr>
             </w:pPr>
             <w:r>
               <w:rPr>
@@ -813,9 +725,6 @@
           <w:p>
             <w:pPr>
               <w:spacing w:after="0"/>
-              <w:rPr>
-                <w:rFonts w:hint="eastAsia"/>
-              </w:rPr>
             </w:pPr>
             <w:r>
               <w:rPr>
@@ -829,15 +738,7 @@
                 <w:b/>
                 <w:sz w:val="18"/>
               </w:rPr>
-              <w:t xml:space="preserve">Musa, Eduardo Gabriel </w:t>
-            </w:r>
-            <w:proofErr w:type="gramStart"/>
-            <w:r>
-              <w:rPr>
-                <w:b/>
-                <w:sz w:val="18"/>
-              </w:rPr>
-              <w:t>S.</w:t>
+              <w:t>Musa, Eduardo Gabriel S.</w:t>
             </w:r>
             <w:r>
               <w:rPr>
@@ -846,7 +747,6 @@
               </w:rPr>
               <w:t xml:space="preserve"> ]</w:t>
             </w:r>
-            <w:proofErr w:type="gramEnd"/>
           </w:p>
         </w:tc>
         <w:tc>
@@ -863,9 +763,6 @@
           <w:p>
             <w:pPr>
               <w:spacing w:after="0"/>
-              <w:rPr>
-                <w:rFonts w:hint="eastAsia"/>
-              </w:rPr>
             </w:pPr>
             <w:r>
               <w:rPr>
@@ -895,9 +792,6 @@
           <w:p>
             <w:pPr>
               <w:spacing w:after="0"/>
-              <w:rPr>
-                <w:rFonts w:hint="eastAsia"/>
-              </w:rPr>
             </w:pPr>
             <w:r>
               <w:rPr>
@@ -927,9 +821,6 @@
           <w:p>
             <w:pPr>
               <w:spacing w:after="0"/>
-              <w:rPr>
-                <w:rFonts w:hint="eastAsia"/>
-              </w:rPr>
             </w:pPr>
             <w:r>
               <w:rPr>
@@ -949,11 +840,6 @@
       </w:tr>
     </w:tbl>
     <w:p>
-      <w:pPr>
-        <w:rPr>
-          <w:rFonts w:hint="eastAsia"/>
-        </w:rPr>
-      </w:pPr>
       <w:r>
         <w:br w:type="page"/>
       </w:r>
@@ -969,11 +855,6 @@
       </w:r>
     </w:p>
     <w:p>
-      <w:pPr>
-        <w:rPr>
-          <w:rFonts w:hint="eastAsia"/>
-        </w:rPr>
-      </w:pPr>
       <w:r>
         <w:rPr>
           <w:b/>
@@ -991,11 +872,6 @@
       </w:hyperlink>
     </w:p>
     <w:p>
-      <w:pPr>
-        <w:rPr>
-          <w:rFonts w:hint="eastAsia"/>
-        </w:rPr>
-      </w:pPr>
       <w:r>
         <w:t>Proof of team collaboration setup on GitHub. The screenshot below shows the repository Settings &gt; Collaborators page confirming that Developer 1 has invited Developer 2 and Developer 3 as official contributors with accepted statuses.</w:t>
       </w:r>
@@ -1035,9 +911,6 @@
             <w:pPr>
               <w:spacing w:before="240" w:after="80"/>
               <w:jc w:val="center"/>
-              <w:rPr>
-                <w:rFonts w:hint="eastAsia"/>
-              </w:rPr>
             </w:pPr>
             <w:r>
               <w:rPr>
@@ -1086,9 +959,6 @@
       <w:pPr>
         <w:spacing w:before="80" w:after="280"/>
         <w:jc w:val="center"/>
-        <w:rPr>
-          <w:rFonts w:hint="eastAsia"/>
-        </w:rPr>
       </w:pPr>
       <w:r>
         <w:rPr>
@@ -1108,11 +978,6 @@
       </w:r>
     </w:p>
     <w:p>
-      <w:pPr>
-        <w:rPr>
-          <w:rFonts w:hint="eastAsia"/>
-        </w:rPr>
-      </w:pPr>
       <w:r>
         <w:t>Pre-flight workstation audit executed via 'python verify_setup.py' inside the active virtual environment (.venv). All six (6) audit checks must report [PASS] verifying Python 3.10+, virtualenv isolation, Flet SDK v0.86.5+, Git binary detection, configured institutional user identity, and .gitignore hygiene.</w:t>
       </w:r>
@@ -1152,9 +1017,6 @@
             <w:pPr>
               <w:spacing w:before="240" w:after="80"/>
               <w:jc w:val="center"/>
-              <w:rPr>
-                <w:rFonts w:hint="eastAsia"/>
-              </w:rPr>
             </w:pPr>
             <w:r>
               <w:rPr>
@@ -1203,9 +1065,6 @@
       <w:pPr>
         <w:spacing w:before="80" w:after="280"/>
         <w:jc w:val="center"/>
-        <w:rPr>
-          <w:rFonts w:hint="eastAsia"/>
-        </w:rPr>
       </w:pPr>
       <w:r>
         <w:rPr>
@@ -1225,11 +1084,6 @@
       </w:r>
     </w:p>
     <w:p>
-      <w:pPr>
-        <w:rPr>
-          <w:rFonts w:hint="eastAsia"/>
-        </w:rPr>
-      </w:pPr>
       <w:r>
         <w:t>Demonstration of repository hygiene. The screenshot proves that the working tree is clean with zero uncommitted changes, and that .venv/ is completely untracked (verified by running 'git ls-files .venv', returning empty output).</w:t>
       </w:r>
@@ -1269,9 +1123,6 @@
             <w:pPr>
               <w:spacing w:before="240" w:after="80"/>
               <w:jc w:val="center"/>
-              <w:rPr>
-                <w:rFonts w:hint="eastAsia"/>
-              </w:rPr>
             </w:pPr>
             <w:r>
               <w:rPr>
@@ -1320,9 +1171,6 @@
       <w:pPr>
         <w:spacing w:before="80" w:after="280"/>
         <w:jc w:val="center"/>
-        <w:rPr>
-          <w:rFonts w:hint="eastAsia"/>
-        </w:rPr>
       </w:pPr>
       <w:r>
         <w:rPr>
@@ -1333,11 +1181,6 @@
       </w:r>
     </w:p>
     <w:p>
-      <w:pPr>
-        <w:rPr>
-          <w:rFonts w:hint="eastAsia"/>
-        </w:rPr>
-      </w:pPr>
       <w:r>
         <w:lastRenderedPageBreak/>
         <w:br w:type="page"/>
@@ -1354,11 +1197,6 @@
       </w:r>
     </w:p>
     <w:p>
-      <w:pPr>
-        <w:rPr>
-          <w:rFonts w:hint="eastAsia"/>
-        </w:rPr>
-      </w:pPr>
       <w:r>
         <w:t>Desktop window screenshots demonstrating the running collaborative Flet GUI application across its three core interactive states: Initial Launch, Sprint Goal Milestone Reached, and Dark Mode theme toggle.</w:t>
       </w:r>
@@ -1398,9 +1236,6 @@
             <w:pPr>
               <w:spacing w:before="240" w:after="80"/>
               <w:jc w:val="center"/>
-              <w:rPr>
-                <w:rFonts w:hint="eastAsia"/>
-              </w:rPr>
             </w:pPr>
             <w:r>
               <w:rPr>
@@ -1449,9 +1284,6 @@
       <w:pPr>
         <w:spacing w:before="80" w:after="280"/>
         <w:jc w:val="center"/>
-        <w:rPr>
-          <w:rFonts w:hint="eastAsia"/>
-        </w:rPr>
       </w:pPr>
       <w:r>
         <w:rPr>
@@ -1496,9 +1328,6 @@
             <w:pPr>
               <w:spacing w:before="240" w:after="80"/>
               <w:jc w:val="center"/>
-              <w:rPr>
-                <w:rFonts w:hint="eastAsia"/>
-              </w:rPr>
             </w:pPr>
             <w:r>
               <w:rPr>
@@ -1547,9 +1376,6 @@
       <w:pPr>
         <w:spacing w:before="80" w:after="280"/>
         <w:jc w:val="center"/>
-        <w:rPr>
-          <w:rFonts w:hint="eastAsia"/>
-        </w:rPr>
       </w:pPr>
       <w:r>
         <w:rPr>
@@ -1594,9 +1420,6 @@
             <w:pPr>
               <w:spacing w:before="240" w:after="80"/>
               <w:jc w:val="center"/>
-              <w:rPr>
-                <w:rFonts w:hint="eastAsia"/>
-              </w:rPr>
             </w:pPr>
             <w:r>
               <w:rPr>
@@ -1645,9 +1468,6 @@
       <w:pPr>
         <w:spacing w:before="80" w:after="280"/>
         <w:jc w:val="center"/>
-        <w:rPr>
-          <w:rFonts w:hint="eastAsia"/>
-        </w:rPr>
       </w:pPr>
       <w:r>
         <w:rPr>
@@ -1658,11 +1478,6 @@
       </w:r>
     </w:p>
     <w:p>
-      <w:pPr>
-        <w:rPr>
-          <w:rFonts w:hint="eastAsia"/>
-        </w:rPr>
-      </w:pPr>
       <w:r>
         <w:br w:type="page"/>
       </w:r>
@@ -1678,11 +1493,6 @@
       </w:r>
     </w:p>
     <w:p>
-      <w:pPr>
-        <w:rPr>
-          <w:rFonts w:hint="eastAsia"/>
-        </w:rPr>
-      </w:pPr>
       <w:r>
         <w:t>Summary of individual contributions and commit accountability across all three triad developers.</w:t>
       </w:r>
@@ -1720,9 +1530,6 @@
             <w:pPr>
               <w:spacing w:after="0"/>
               <w:jc w:val="center"/>
-              <w:rPr>
-                <w:rFonts w:hint="eastAsia"/>
-              </w:rPr>
             </w:pPr>
             <w:r>
               <w:rPr>
@@ -1749,9 +1556,6 @@
             <w:pPr>
               <w:spacing w:after="0"/>
               <w:jc w:val="center"/>
-              <w:rPr>
-                <w:rFonts w:hint="eastAsia"/>
-              </w:rPr>
             </w:pPr>
             <w:r>
               <w:rPr>
@@ -1778,9 +1582,6 @@
             <w:pPr>
               <w:spacing w:after="0"/>
               <w:jc w:val="center"/>
-              <w:rPr>
-                <w:rFonts w:hint="eastAsia"/>
-              </w:rPr>
             </w:pPr>
             <w:r>
               <w:rPr>
@@ -1807,9 +1608,6 @@
             <w:pPr>
               <w:spacing w:after="0"/>
               <w:jc w:val="center"/>
-              <w:rPr>
-                <w:rFonts w:hint="eastAsia"/>
-              </w:rPr>
             </w:pPr>
             <w:r>
               <w:rPr>
@@ -1836,9 +1634,6 @@
             <w:pPr>
               <w:spacing w:after="0"/>
               <w:jc w:val="center"/>
-              <w:rPr>
-                <w:rFonts w:hint="eastAsia"/>
-              </w:rPr>
             </w:pPr>
             <w:r>
               <w:rPr>
@@ -1869,9 +1664,6 @@
           <w:p>
             <w:pPr>
               <w:spacing w:after="0"/>
-              <w:rPr>
-                <w:rFonts w:hint="eastAsia"/>
-              </w:rPr>
             </w:pPr>
             <w:r>
               <w:rPr>
@@ -1885,15 +1677,7 @@
                 <w:b/>
                 <w:sz w:val="17"/>
               </w:rPr>
-              <w:t xml:space="preserve">Borja, Edmar </w:t>
-            </w:r>
-            <w:proofErr w:type="gramStart"/>
-            <w:r>
-              <w:rPr>
-                <w:b/>
-                <w:sz w:val="17"/>
-              </w:rPr>
-              <w:t>B.</w:t>
+              <w:t>Borja, Edmar B.</w:t>
             </w:r>
             <w:r>
               <w:rPr>
@@ -1902,7 +1686,6 @@
               </w:rPr>
               <w:t xml:space="preserve"> ]</w:t>
             </w:r>
-            <w:proofErr w:type="gramEnd"/>
           </w:p>
         </w:tc>
         <w:tc>
@@ -1919,9 +1702,6 @@
           <w:p>
             <w:pPr>
               <w:spacing w:after="0"/>
-              <w:rPr>
-                <w:rFonts w:hint="eastAsia"/>
-              </w:rPr>
             </w:pPr>
             <w:r>
               <w:rPr>
@@ -1952,15 +1732,12 @@
           <w:p>
             <w:pPr>
               <w:spacing w:after="0"/>
-              <w:rPr>
-                <w:rFonts w:hint="eastAsia"/>
-              </w:rPr>
             </w:pPr>
             <w:r>
               <w:rPr>
                 <w:sz w:val="17"/>
               </w:rPr>
-              <w:t>feature/dev1-profile</w:t>
+              <w:t>branch</w:t>
             </w:r>
           </w:p>
         </w:tc>
@@ -1978,9 +1755,6 @@
           <w:p>
             <w:pPr>
               <w:spacing w:after="0"/>
-              <w:rPr>
-                <w:rFonts w:hint="eastAsia"/>
-              </w:rPr>
             </w:pPr>
             <w:r>
               <w:rPr>
@@ -2004,9 +1778,6 @@
           <w:p>
             <w:pPr>
               <w:spacing w:after="0"/>
-              <w:rPr>
-                <w:rFonts w:hint="eastAsia"/>
-              </w:rPr>
             </w:pPr>
             <w:r>
               <w:rPr>
@@ -2035,9 +1806,6 @@
           <w:p>
             <w:pPr>
               <w:spacing w:after="0"/>
-              <w:rPr>
-                <w:rFonts w:hint="eastAsia"/>
-              </w:rPr>
             </w:pPr>
             <w:r>
               <w:rPr>
@@ -2051,23 +1819,7 @@
                 <w:b/>
                 <w:sz w:val="17"/>
               </w:rPr>
-              <w:t xml:space="preserve">Barandon, </w:t>
-            </w:r>
-            <w:proofErr w:type="spellStart"/>
-            <w:r>
-              <w:rPr>
-                <w:b/>
-                <w:sz w:val="17"/>
-              </w:rPr>
-              <w:t>Noelee</w:t>
-            </w:r>
-            <w:proofErr w:type="spellEnd"/>
-            <w:r>
-              <w:rPr>
-                <w:b/>
-                <w:sz w:val="17"/>
-              </w:rPr>
-              <w:t xml:space="preserve"> Anthony S.</w:t>
+              <w:t>Barandon, Noelee Anthony S.</w:t>
             </w:r>
             <w:r>
               <w:rPr>
@@ -2092,9 +1844,6 @@
           <w:p>
             <w:pPr>
               <w:spacing w:after="0"/>
-              <w:rPr>
-                <w:rFonts w:hint="eastAsia"/>
-              </w:rPr>
             </w:pPr>
             <w:r>
               <w:rPr>
@@ -2125,9 +1874,6 @@
           <w:p>
             <w:pPr>
               <w:spacing w:after="0"/>
-              <w:rPr>
-                <w:rFonts w:hint="eastAsia"/>
-              </w:rPr>
             </w:pPr>
             <w:r>
               <w:rPr>
@@ -2151,9 +1897,6 @@
           <w:p>
             <w:pPr>
               <w:spacing w:after="0"/>
-              <w:rPr>
-                <w:rFonts w:hint="eastAsia"/>
-              </w:rPr>
             </w:pPr>
             <w:r>
               <w:rPr>
@@ -2177,9 +1920,6 @@
           <w:p>
             <w:pPr>
               <w:spacing w:after="0"/>
-              <w:rPr>
-                <w:rFonts w:hint="eastAsia"/>
-              </w:rPr>
             </w:pPr>
             <w:r>
               <w:rPr>
@@ -2208,9 +1948,6 @@
           <w:p>
             <w:pPr>
               <w:spacing w:after="0"/>
-              <w:rPr>
-                <w:rFonts w:hint="eastAsia"/>
-              </w:rPr>
             </w:pPr>
             <w:r>
               <w:rPr>
@@ -2224,15 +1961,7 @@
                 <w:b/>
                 <w:sz w:val="17"/>
               </w:rPr>
-              <w:t xml:space="preserve">Musa, Eduardo Gabriel </w:t>
-            </w:r>
-            <w:proofErr w:type="gramStart"/>
-            <w:r>
-              <w:rPr>
-                <w:b/>
-                <w:sz w:val="17"/>
-              </w:rPr>
-              <w:t>S.</w:t>
+              <w:t>Musa, Eduardo Gabriel S.</w:t>
             </w:r>
             <w:r>
               <w:rPr>
@@ -2241,7 +1970,6 @@
               </w:rPr>
               <w:t xml:space="preserve"> ]</w:t>
             </w:r>
-            <w:proofErr w:type="gramEnd"/>
           </w:p>
         </w:tc>
         <w:tc>
@@ -2258,9 +1986,6 @@
           <w:p>
             <w:pPr>
               <w:spacing w:after="0"/>
-              <w:rPr>
-                <w:rFonts w:hint="eastAsia"/>
-              </w:rPr>
             </w:pPr>
             <w:r>
               <w:rPr>
@@ -2291,15 +2016,12 @@
           <w:p>
             <w:pPr>
               <w:spacing w:after="0"/>
-              <w:rPr>
-                <w:rFonts w:hint="eastAsia"/>
-              </w:rPr>
             </w:pPr>
             <w:r>
               <w:rPr>
                 <w:sz w:val="17"/>
               </w:rPr>
-              <w:t>feature/dev3-features</w:t>
+              <w:t>mymitz</w:t>
             </w:r>
           </w:p>
         </w:tc>
@@ -2317,9 +2039,6 @@
           <w:p>
             <w:pPr>
               <w:spacing w:after="0"/>
-              <w:rPr>
-                <w:rFonts w:hint="eastAsia"/>
-              </w:rPr>
             </w:pPr>
             <w:r>
               <w:rPr>
@@ -2343,9 +2062,6 @@
           <w:p>
             <w:pPr>
               <w:spacing w:after="0"/>
-              <w:rPr>
-                <w:rFonts w:hint="eastAsia"/>
-              </w:rPr>
             </w:pPr>
             <w:r>
               <w:rPr>
@@ -2357,13 +2073,7 @@
         </w:tc>
       </w:tr>
     </w:tbl>
-    <w:p>
-      <w:pPr>
-        <w:rPr>
-          <w:rFonts w:hint="eastAsia"/>
-        </w:rPr>
-      </w:pPr>
-    </w:p>
+    <w:p/>
     <w:p>
       <w:pPr>
         <w:pStyle w:val="Heading2"/>
@@ -2375,9 +2085,6 @@
     <w:p>
       <w:pPr>
         <w:spacing w:before="80" w:after="40"/>
-        <w:rPr>
-          <w:rFonts w:hint="eastAsia"/>
-        </w:rPr>
       </w:pPr>
       <w:r>
         <w:rPr>
@@ -2391,9 +2098,6 @@
     <w:p>
       <w:pPr>
         <w:spacing w:after="160"/>
-        <w:rPr>
-          <w:rFonts w:hint="eastAsia"/>
-        </w:rPr>
       </w:pPr>
       <w:r>
         <w:rPr>
@@ -2407,9 +2111,6 @@
     <w:p>
       <w:pPr>
         <w:spacing w:before="80" w:after="40"/>
-        <w:rPr>
-          <w:rFonts w:hint="eastAsia"/>
-        </w:rPr>
       </w:pPr>
       <w:r>
         <w:rPr>
@@ -2423,9 +2124,6 @@
     <w:p>
       <w:pPr>
         <w:spacing w:after="160"/>
-        <w:rPr>
-          <w:rFonts w:hint="eastAsia"/>
-        </w:rPr>
       </w:pPr>
       <w:r>
         <w:rPr>
@@ -2439,9 +2137,6 @@
     <w:p>
       <w:pPr>
         <w:spacing w:before="80" w:after="40"/>
-        <w:rPr>
-          <w:rFonts w:hint="eastAsia"/>
-        </w:rPr>
       </w:pPr>
       <w:r>
         <w:rPr>
@@ -2455,9 +2150,6 @@
     <w:p>
       <w:pPr>
         <w:spacing w:after="160"/>
-        <w:rPr>
-          <w:rFonts w:hint="eastAsia"/>
-        </w:rPr>
       </w:pPr>
       <w:r>
         <w:rPr>
@@ -2469,11 +2161,6 @@
       </w:r>
     </w:p>
     <w:p>
-      <w:pPr>
-        <w:rPr>
-          <w:rFonts w:hint="eastAsia"/>
-        </w:rPr>
-      </w:pPr>
       <w:r>
         <w:br w:type="page"/>
       </w:r>
@@ -2489,11 +2176,6 @@
       </w:r>
     </w:p>
     <w:p>
-      <w:pPr>
-        <w:rPr>
-          <w:rFonts w:hint="eastAsia"/>
-        </w:rPr>
-      </w:pPr>
       <w:r>
         <w:t>Verbatim ASCII commit history exported using 'git log --oneline --graph --all &gt; git_log_proof.txt'. This demonstrates the complete sequential feature branching and merge timeline across all three developers.</w:t>
       </w:r>
@@ -2526,9 +2208,6 @@
           <w:p>
             <w:pPr>
               <w:spacing w:after="0"/>
-              <w:rPr>
-                <w:rFonts w:hint="eastAsia"/>
-              </w:rPr>
             </w:pPr>
             <w:r>
               <w:rPr>
@@ -2687,9 +2366,6 @@
     <w:p>
       <w:pPr>
         <w:spacing w:after="0" w:line="240" w:lineRule="auto"/>
-        <w:rPr>
-          <w:rFonts w:hint="eastAsia"/>
-        </w:rPr>
       </w:pPr>
       <w:r>
         <w:separator/>
@@ -2700,9 +2376,6 @@
     <w:p>
       <w:pPr>
         <w:spacing w:after="0" w:line="240" w:lineRule="auto"/>
-        <w:rPr>
-          <w:rFonts w:hint="eastAsia"/>
-        </w:rPr>
       </w:pPr>
       <w:r>
         <w:continuationSeparator/>
@@ -2718,9 +2391,6 @@
     <w:pPr>
       <w:pStyle w:val="Footer"/>
       <w:jc w:val="center"/>
-      <w:rPr>
-        <w:rFonts w:hint="eastAsia"/>
-      </w:rPr>
     </w:pPr>
     <w:r>
       <w:rPr>
@@ -2739,9 +2409,6 @@
     <w:p>
       <w:pPr>
         <w:spacing w:after="0" w:line="240" w:lineRule="auto"/>
-        <w:rPr>
-          <w:rFonts w:hint="eastAsia"/>
-        </w:rPr>
       </w:pPr>
       <w:r>
         <w:separator/>
@@ -2752,9 +2419,6 @@
     <w:p>
       <w:pPr>
         <w:spacing w:after="0" w:line="240" w:lineRule="auto"/>
-        <w:rPr>
-          <w:rFonts w:hint="eastAsia"/>
-        </w:rPr>
       </w:pPr>
       <w:r>
         <w:continuationSeparator/>
@@ -2770,9 +2434,6 @@
     <w:pPr>
       <w:pStyle w:val="Header"/>
       <w:jc w:val="right"/>
-      <w:rPr>
-        <w:rFonts w:hint="eastAsia"/>
-      </w:rPr>
     </w:pPr>
     <w:r>
       <w:rPr>

--- a/CCCS106_Lab01_Report_Barandon_Borja_Musa.docx
+++ b/CCCS106_Lab01_Report_Barandon_Borja_Musa.docx
@@ -155,6 +155,7 @@
               </w:rPr>
               <w:t xml:space="preserve">Group No. [ </w:t>
             </w:r>
+            <w:proofErr w:type="gramStart"/>
             <w:r>
               <w:rPr>
                 <w:color w:val="0F172A"/>
@@ -167,7 +168,15 @@
                 <w:color w:val="0F172A"/>
                 <w:sz w:val="19"/>
               </w:rPr>
-              <w:t xml:space="preserve"> ]  (</w:t>
+              <w:t xml:space="preserve"> ]</w:t>
+            </w:r>
+            <w:proofErr w:type="gramEnd"/>
+            <w:r>
+              <w:rPr>
+                <w:color w:val="0F172A"/>
+                <w:sz w:val="19"/>
+              </w:rPr>
+              <w:t xml:space="preserve">  (</w:t>
             </w:r>
             <w:r>
               <w:rPr>
@@ -234,8 +243,17 @@
                 <w:color w:val="0F172A"/>
                 <w:sz w:val="19"/>
               </w:rPr>
-              <w:t>[ Month DD, 2026 ]</w:t>
+              <w:t xml:space="preserve">[ Month DD, </w:t>
             </w:r>
+            <w:proofErr w:type="gramStart"/>
+            <w:r>
+              <w:rPr>
+                <w:color w:val="0F172A"/>
+                <w:sz w:val="19"/>
+              </w:rPr>
+              <w:t>2026 ]</w:t>
+            </w:r>
+            <w:proofErr w:type="gramEnd"/>
           </w:p>
         </w:tc>
       </w:tr>
@@ -464,7 +482,15 @@
                 <w:b/>
                 <w:sz w:val="18"/>
               </w:rPr>
-              <w:t>Borja, Edmar B.</w:t>
+              <w:t xml:space="preserve">Borja, Edmar </w:t>
+            </w:r>
+            <w:proofErr w:type="gramStart"/>
+            <w:r>
+              <w:rPr>
+                <w:b/>
+                <w:sz w:val="18"/>
+              </w:rPr>
+              <w:t>B.</w:t>
             </w:r>
             <w:r>
               <w:rPr>
@@ -473,6 +499,7 @@
               </w:rPr>
               <w:t xml:space="preserve"> ]</w:t>
             </w:r>
+            <w:proofErr w:type="gramEnd"/>
           </w:p>
         </w:tc>
         <w:tc>
@@ -595,7 +622,23 @@
                 <w:b/>
                 <w:sz w:val="18"/>
               </w:rPr>
-              <w:t>Barandon, Noelee Anthony S.</w:t>
+              <w:t xml:space="preserve">Barandon, </w:t>
+            </w:r>
+            <w:proofErr w:type="spellStart"/>
+            <w:r>
+              <w:rPr>
+                <w:b/>
+                <w:sz w:val="18"/>
+              </w:rPr>
+              <w:t>Noelee</w:t>
+            </w:r>
+            <w:proofErr w:type="spellEnd"/>
+            <w:r>
+              <w:rPr>
+                <w:b/>
+                <w:sz w:val="18"/>
+              </w:rPr>
+              <w:t xml:space="preserve"> Anthony S.</w:t>
             </w:r>
             <w:r>
               <w:rPr>
@@ -738,7 +781,15 @@
                 <w:b/>
                 <w:sz w:val="18"/>
               </w:rPr>
-              <w:t>Musa, Eduardo Gabriel S.</w:t>
+              <w:t xml:space="preserve">Musa, Eduardo Gabriel </w:t>
+            </w:r>
+            <w:proofErr w:type="gramStart"/>
+            <w:r>
+              <w:rPr>
+                <w:b/>
+                <w:sz w:val="18"/>
+              </w:rPr>
+              <w:t>S.</w:t>
             </w:r>
             <w:r>
               <w:rPr>
@@ -747,6 +798,7 @@
               </w:rPr>
               <w:t xml:space="preserve"> ]</w:t>
             </w:r>
+            <w:proofErr w:type="gramEnd"/>
           </w:p>
         </w:tc>
         <w:tc>
@@ -914,42 +966,83 @@
             </w:pPr>
             <w:r>
               <w:rPr>
-                <w:b/>
-                <w:color w:val="475569"/>
-                <w:sz w:val="22"/>
+                <w:noProof/>
               </w:rPr>
-              <w:t>[ PASTE / INSERT SCREENSHOT IMAGE HERE ]</w:t>
+              <w:drawing>
+                <wp:inline distT="0" distB="0" distL="0" distR="0" wp14:anchorId="0518C69C" wp14:editId="00B97449">
+                  <wp:extent cx="5689600" cy="2905125"/>
+                  <wp:effectExtent l="0" t="0" r="6350" b="9525"/>
+                  <wp:docPr id="128030443" name="Picture 1"/>
+                  <wp:cNvGraphicFramePr>
+                    <a:graphicFrameLocks xmlns:a="http://schemas.openxmlformats.org/drawingml/2006/main" noChangeAspect="1"/>
+                  </wp:cNvGraphicFramePr>
+                  <a:graphic xmlns:a="http://schemas.openxmlformats.org/drawingml/2006/main">
+                    <a:graphicData uri="http://schemas.openxmlformats.org/drawingml/2006/picture">
+                      <pic:pic xmlns:pic="http://schemas.openxmlformats.org/drawingml/2006/picture">
+                        <pic:nvPicPr>
+                          <pic:cNvPr id="128030443" name="Picture 128030443"/>
+                          <pic:cNvPicPr/>
+                        </pic:nvPicPr>
+                        <pic:blipFill>
+                          <a:blip r:embed="rId9"/>
+                          <a:stretch>
+                            <a:fillRect/>
+                          </a:stretch>
+                        </pic:blipFill>
+                        <pic:spPr>
+                          <a:xfrm>
+                            <a:off x="0" y="0"/>
+                            <a:ext cx="5689600" cy="2905125"/>
+                          </a:xfrm>
+                          <a:prstGeom prst="rect">
+                            <a:avLst/>
+                          </a:prstGeom>
+                        </pic:spPr>
+                      </pic:pic>
+                    </a:graphicData>
+                  </a:graphic>
+                </wp:inline>
+              </w:drawing>
             </w:r>
             <w:r>
               <w:rPr>
-                <w:b/>
-                <w:color w:val="475569"/>
-                <w:sz w:val="22"/>
+                <w:noProof/>
               </w:rPr>
-              <w:br/>
-            </w:r>
-            <w:r>
-              <w:rPr>
-                <w:i/>
-                <w:color w:val="64748B"/>
-                <w:sz w:val="19"/>
-              </w:rPr>
-              <w:t>Reference: GitHub Collaborators Verification (Settings &gt; Collaborators)</w:t>
-            </w:r>
-            <w:r>
-              <w:rPr>
-                <w:i/>
-                <w:color w:val="64748B"/>
-                <w:sz w:val="19"/>
-              </w:rPr>
-              <w:br/>
-            </w:r>
-            <w:r>
-              <w:rPr>
-                <w:color w:val="94A3B8"/>
-                <w:sz w:val="18"/>
-              </w:rPr>
-              <w:t>Requirement: Screenshot showing Developer 1 (Owner), Developer 2, and Developer 3 with accepted invitations.</w:t>
+              <w:drawing>
+                <wp:inline distT="0" distB="0" distL="0" distR="0" wp14:anchorId="3CE4899B" wp14:editId="7AABF0CB">
+                  <wp:extent cx="5689600" cy="2835275"/>
+                  <wp:effectExtent l="0" t="0" r="6350" b="3175"/>
+                  <wp:docPr id="877353589" name="Picture 2"/>
+                  <wp:cNvGraphicFramePr>
+                    <a:graphicFrameLocks xmlns:a="http://schemas.openxmlformats.org/drawingml/2006/main" noChangeAspect="1"/>
+                  </wp:cNvGraphicFramePr>
+                  <a:graphic xmlns:a="http://schemas.openxmlformats.org/drawingml/2006/main">
+                    <a:graphicData uri="http://schemas.openxmlformats.org/drawingml/2006/picture">
+                      <pic:pic xmlns:pic="http://schemas.openxmlformats.org/drawingml/2006/picture">
+                        <pic:nvPicPr>
+                          <pic:cNvPr id="877353589" name="Picture 877353589"/>
+                          <pic:cNvPicPr/>
+                        </pic:nvPicPr>
+                        <pic:blipFill>
+                          <a:blip r:embed="rId10"/>
+                          <a:stretch>
+                            <a:fillRect/>
+                          </a:stretch>
+                        </pic:blipFill>
+                        <pic:spPr>
+                          <a:xfrm>
+                            <a:off x="0" y="0"/>
+                            <a:ext cx="5689600" cy="2835275"/>
+                          </a:xfrm>
+                          <a:prstGeom prst="rect">
+                            <a:avLst/>
+                          </a:prstGeom>
+                        </pic:spPr>
+                      </pic:pic>
+                    </a:graphicData>
+                  </a:graphic>
+                </wp:inline>
+              </w:drawing>
             </w:r>
           </w:p>
         </w:tc>
@@ -974,12 +1067,42 @@
         <w:spacing w:before="280" w:after="120"/>
       </w:pPr>
       <w:r>
+        <w:lastRenderedPageBreak/>
         <w:t>Section 2: Automated Pre-Flight Diagnostics Audit</w:t>
       </w:r>
     </w:p>
     <w:p>
       <w:r>
-        <w:t>Pre-flight workstation audit executed via 'python verify_setup.py' inside the active virtual environment (.venv). All six (6) audit checks must report [PASS] verifying Python 3.10+, virtualenv isolation, Flet SDK v0.86.5+, Git binary detection, configured institutional user identity, and .gitignore hygiene.</w:t>
+        <w:t>Pre-flight workstation audit executed via 'python verify_setup.py' inside the active virtual environment (.</w:t>
+      </w:r>
+      <w:proofErr w:type="spellStart"/>
+      <w:r>
+        <w:t>venv</w:t>
+      </w:r>
+      <w:proofErr w:type="spellEnd"/>
+      <w:r>
+        <w:t xml:space="preserve">). All six (6) audit checks must report [PASS] verifying Python 3.10+, </w:t>
+      </w:r>
+      <w:proofErr w:type="spellStart"/>
+      <w:r>
+        <w:t>virtualenv</w:t>
+      </w:r>
+      <w:proofErr w:type="spellEnd"/>
+      <w:r>
+        <w:t xml:space="preserve"> isolation, Flet SDK v0.86.5+, Git binary detection, configured institutional user identity, </w:t>
+      </w:r>
+      <w:proofErr w:type="gramStart"/>
+      <w:r>
+        <w:t>and .</w:t>
+      </w:r>
+      <w:proofErr w:type="spellStart"/>
+      <w:r>
+        <w:t>gitignore</w:t>
+      </w:r>
+      <w:proofErr w:type="spellEnd"/>
+      <w:proofErr w:type="gramEnd"/>
+      <w:r>
+        <w:t xml:space="preserve"> hygiene.</w:t>
       </w:r>
     </w:p>
     <w:tbl>
@@ -1020,42 +1143,43 @@
             </w:pPr>
             <w:r>
               <w:rPr>
-                <w:b/>
-                <w:color w:val="475569"/>
-                <w:sz w:val="22"/>
+                <w:noProof/>
               </w:rPr>
-              <w:t>[ PASTE / INSERT SCREENSHOT IMAGE HERE ]</w:t>
-            </w:r>
-            <w:r>
-              <w:rPr>
-                <w:b/>
-                <w:color w:val="475569"/>
-                <w:sz w:val="22"/>
-              </w:rPr>
-              <w:br/>
-            </w:r>
-            <w:r>
-              <w:rPr>
-                <w:i/>
-                <w:color w:val="64748B"/>
-                <w:sz w:val="19"/>
-              </w:rPr>
-              <w:t>Reference: Pre-flight Environment Diagnostics Audit (verify_setup.py)</w:t>
-            </w:r>
-            <w:r>
-              <w:rPr>
-                <w:i/>
-                <w:color w:val="64748B"/>
-                <w:sz w:val="19"/>
-              </w:rPr>
-              <w:br/>
-            </w:r>
-            <w:r>
-              <w:rPr>
-                <w:color w:val="94A3B8"/>
-                <w:sz w:val="18"/>
-              </w:rPr>
-              <w:t>Requirement: Terminal screenshot displaying green CSPC header and 6/6 [PASS] checks.</w:t>
+              <w:drawing>
+                <wp:inline distT="0" distB="0" distL="0" distR="0" wp14:anchorId="1EB0B58C" wp14:editId="11126A7D">
+                  <wp:extent cx="5689600" cy="1958340"/>
+                  <wp:effectExtent l="0" t="0" r="6350" b="3810"/>
+                  <wp:docPr id="1139409109" name="Picture 3"/>
+                  <wp:cNvGraphicFramePr>
+                    <a:graphicFrameLocks xmlns:a="http://schemas.openxmlformats.org/drawingml/2006/main" noChangeAspect="1"/>
+                  </wp:cNvGraphicFramePr>
+                  <a:graphic xmlns:a="http://schemas.openxmlformats.org/drawingml/2006/main">
+                    <a:graphicData uri="http://schemas.openxmlformats.org/drawingml/2006/picture">
+                      <pic:pic xmlns:pic="http://schemas.openxmlformats.org/drawingml/2006/picture">
+                        <pic:nvPicPr>
+                          <pic:cNvPr id="1139409109" name="Picture 1139409109"/>
+                          <pic:cNvPicPr/>
+                        </pic:nvPicPr>
+                        <pic:blipFill>
+                          <a:blip r:embed="rId11"/>
+                          <a:stretch>
+                            <a:fillRect/>
+                          </a:stretch>
+                        </pic:blipFill>
+                        <pic:spPr>
+                          <a:xfrm>
+                            <a:off x="0" y="0"/>
+                            <a:ext cx="5689600" cy="1958340"/>
+                          </a:xfrm>
+                          <a:prstGeom prst="rect">
+                            <a:avLst/>
+                          </a:prstGeom>
+                        </pic:spPr>
+                      </pic:pic>
+                    </a:graphicData>
+                  </a:graphic>
+                </wp:inline>
+              </w:drawing>
             </w:r>
           </w:p>
         </w:tc>
@@ -1080,12 +1204,46 @@
         <w:spacing w:before="280" w:after="120"/>
       </w:pPr>
       <w:r>
-        <w:t>Section 3: Git Working Tree Cleanliness &amp; .gitignore Audit</w:t>
+        <w:t xml:space="preserve">Section 3: Git Working Tree Cleanliness </w:t>
+      </w:r>
+      <w:proofErr w:type="gramStart"/>
+      <w:r>
+        <w:t>&amp; .</w:t>
+      </w:r>
+      <w:proofErr w:type="spellStart"/>
+      <w:r>
+        <w:t>gitignore</w:t>
+      </w:r>
+      <w:proofErr w:type="spellEnd"/>
+      <w:proofErr w:type="gramEnd"/>
+      <w:r>
+        <w:t xml:space="preserve"> Audit</w:t>
       </w:r>
     </w:p>
     <w:p>
       <w:r>
-        <w:t>Demonstration of repository hygiene. The screenshot proves that the working tree is clean with zero uncommitted changes, and that .venv/ is completely untracked (verified by running 'git ls-files .venv', returning empty output).</w:t>
+        <w:t xml:space="preserve">Demonstration of repository hygiene. The screenshot proves that the working tree is clean with zero uncommitted changes, and </w:t>
+      </w:r>
+      <w:proofErr w:type="gramStart"/>
+      <w:r>
+        <w:t>that .</w:t>
+      </w:r>
+      <w:proofErr w:type="spellStart"/>
+      <w:r>
+        <w:t>venv</w:t>
+      </w:r>
+      <w:proofErr w:type="spellEnd"/>
+      <w:proofErr w:type="gramEnd"/>
+      <w:r>
+        <w:t>/ is completely untracked (verified by running 'git ls-files .</w:t>
+      </w:r>
+      <w:proofErr w:type="spellStart"/>
+      <w:r>
+        <w:t>venv</w:t>
+      </w:r>
+      <w:proofErr w:type="spellEnd"/>
+      <w:r>
+        <w:t>', returning empty output).</w:t>
       </w:r>
     </w:p>
     <w:tbl>
@@ -1126,42 +1284,43 @@
             </w:pPr>
             <w:r>
               <w:rPr>
-                <w:b/>
-                <w:color w:val="475569"/>
-                <w:sz w:val="22"/>
+                <w:noProof/>
               </w:rPr>
-              <w:t>[ PASTE / INSERT SCREENSHOT IMAGE HERE ]</w:t>
-            </w:r>
-            <w:r>
-              <w:rPr>
-                <w:b/>
-                <w:color w:val="475569"/>
-                <w:sz w:val="22"/>
-              </w:rPr>
-              <w:br/>
-            </w:r>
-            <w:r>
-              <w:rPr>
-                <w:i/>
-                <w:color w:val="64748B"/>
-                <w:sz w:val="19"/>
-              </w:rPr>
-              <w:t>Reference: Git Working Tree Cleanliness &amp; .gitignore Hygiene Proof</w:t>
-            </w:r>
-            <w:r>
-              <w:rPr>
-                <w:i/>
-                <w:color w:val="64748B"/>
-                <w:sz w:val="19"/>
-              </w:rPr>
-              <w:br/>
-            </w:r>
-            <w:r>
-              <w:rPr>
-                <w:color w:val="94A3B8"/>
-                <w:sz w:val="18"/>
-              </w:rPr>
-              <w:t>Requirement: Terminal screenshot of 'git status' reporting working tree clean and empty 'git ls-files .venv'.</w:t>
+              <w:drawing>
+                <wp:inline distT="0" distB="0" distL="0" distR="0" wp14:anchorId="5B540D4C" wp14:editId="0EE53A76">
+                  <wp:extent cx="5689600" cy="406400"/>
+                  <wp:effectExtent l="0" t="0" r="6350" b="0"/>
+                  <wp:docPr id="646645710" name="Picture 4"/>
+                  <wp:cNvGraphicFramePr>
+                    <a:graphicFrameLocks xmlns:a="http://schemas.openxmlformats.org/drawingml/2006/main" noChangeAspect="1"/>
+                  </wp:cNvGraphicFramePr>
+                  <a:graphic xmlns:a="http://schemas.openxmlformats.org/drawingml/2006/main">
+                    <a:graphicData uri="http://schemas.openxmlformats.org/drawingml/2006/picture">
+                      <pic:pic xmlns:pic="http://schemas.openxmlformats.org/drawingml/2006/picture">
+                        <pic:nvPicPr>
+                          <pic:cNvPr id="646645710" name="Picture 646645710"/>
+                          <pic:cNvPicPr/>
+                        </pic:nvPicPr>
+                        <pic:blipFill>
+                          <a:blip r:embed="rId12"/>
+                          <a:stretch>
+                            <a:fillRect/>
+                          </a:stretch>
+                        </pic:blipFill>
+                        <pic:spPr>
+                          <a:xfrm>
+                            <a:off x="0" y="0"/>
+                            <a:ext cx="5689600" cy="406400"/>
+                          </a:xfrm>
+                          <a:prstGeom prst="rect">
+                            <a:avLst/>
+                          </a:prstGeom>
+                        </pic:spPr>
+                      </pic:pic>
+                    </a:graphicData>
+                  </a:graphic>
+                </wp:inline>
+              </w:drawing>
             </w:r>
           </w:p>
         </w:tc>
@@ -1177,12 +1336,36 @@
           <w:b/>
           <w:sz w:val="19"/>
         </w:rPr>
-        <w:t>Figure 3: Git Working Tree Cleanliness &amp; .gitignore Hygiene Proof</w:t>
+        <w:t xml:space="preserve">Figure 3: Git Working Tree Cleanliness </w:t>
+      </w:r>
+      <w:proofErr w:type="gramStart"/>
+      <w:r>
+        <w:rPr>
+          <w:b/>
+          <w:sz w:val="19"/>
+        </w:rPr>
+        <w:t>&amp; .</w:t>
+      </w:r>
+      <w:proofErr w:type="spellStart"/>
+      <w:r>
+        <w:rPr>
+          <w:b/>
+          <w:sz w:val="19"/>
+        </w:rPr>
+        <w:t>gitignore</w:t>
+      </w:r>
+      <w:proofErr w:type="spellEnd"/>
+      <w:proofErr w:type="gramEnd"/>
+      <w:r>
+        <w:rPr>
+          <w:b/>
+          <w:sz w:val="19"/>
+        </w:rPr>
+        <w:t xml:space="preserve"> Hygiene Proof</w:t>
       </w:r>
     </w:p>
     <w:p>
       <w:r>
-        <w:lastRenderedPageBreak/>
         <w:br w:type="page"/>
       </w:r>
     </w:p>
@@ -1243,8 +1426,18 @@
                 <w:color w:val="475569"/>
                 <w:sz w:val="22"/>
               </w:rPr>
-              <w:t>[ PASTE / INSERT SCREENSHOT IMAGE HERE ]</w:t>
+              <w:t xml:space="preserve">[ PASTE / INSERT SCREENSHOT IMAGE </w:t>
             </w:r>
+            <w:proofErr w:type="gramStart"/>
+            <w:r>
+              <w:rPr>
+                <w:b/>
+                <w:color w:val="475569"/>
+                <w:sz w:val="22"/>
+              </w:rPr>
+              <w:t>HERE ]</w:t>
+            </w:r>
+            <w:proofErr w:type="gramEnd"/>
             <w:r>
               <w:rPr>
                 <w:b/>
@@ -1274,7 +1467,23 @@
                 <w:color w:val="94A3B8"/>
                 <w:sz w:val="18"/>
               </w:rPr>
-              <w:t>Requirement: Window showing CSPC header, green ISOLATED (.venv) badge, 3 team member cards, 0 tasks completed, and In Progress status.</w:t>
+              <w:t>Requirement: Window showing CSPC header, green ISOLATED (.</w:t>
+            </w:r>
+            <w:proofErr w:type="spellStart"/>
+            <w:r>
+              <w:rPr>
+                <w:color w:val="94A3B8"/>
+                <w:sz w:val="18"/>
+              </w:rPr>
+              <w:t>venv</w:t>
+            </w:r>
+            <w:proofErr w:type="spellEnd"/>
+            <w:r>
+              <w:rPr>
+                <w:color w:val="94A3B8"/>
+                <w:sz w:val="18"/>
+              </w:rPr>
+              <w:t>) badge, 3 team member cards, 0 tasks completed, and In Progress status.</w:t>
             </w:r>
           </w:p>
         </w:tc>
@@ -1335,8 +1544,18 @@
                 <w:color w:val="475569"/>
                 <w:sz w:val="22"/>
               </w:rPr>
-              <w:t>[ PASTE / INSERT SCREENSHOT IMAGE HERE ]</w:t>
+              <w:t xml:space="preserve">[ PASTE / INSERT SCREENSHOT IMAGE </w:t>
             </w:r>
+            <w:proofErr w:type="gramStart"/>
+            <w:r>
+              <w:rPr>
+                <w:b/>
+                <w:color w:val="475569"/>
+                <w:sz w:val="22"/>
+              </w:rPr>
+              <w:t>HERE ]</w:t>
+            </w:r>
+            <w:proofErr w:type="gramEnd"/>
             <w:r>
               <w:rPr>
                 <w:b/>
@@ -1427,8 +1646,18 @@
                 <w:color w:val="475569"/>
                 <w:sz w:val="22"/>
               </w:rPr>
-              <w:t>[ PASTE / INSERT SCREENSHOT IMAGE HERE ]</w:t>
+              <w:t xml:space="preserve">[ PASTE / INSERT SCREENSHOT IMAGE </w:t>
             </w:r>
+            <w:proofErr w:type="gramStart"/>
+            <w:r>
+              <w:rPr>
+                <w:b/>
+                <w:color w:val="475569"/>
+                <w:sz w:val="22"/>
+              </w:rPr>
+              <w:t>HERE ]</w:t>
+            </w:r>
+            <w:proofErr w:type="gramEnd"/>
             <w:r>
               <w:rPr>
                 <w:b/>
@@ -1677,7 +1906,15 @@
                 <w:b/>
                 <w:sz w:val="17"/>
               </w:rPr>
-              <w:t>Borja, Edmar B.</w:t>
+              <w:t xml:space="preserve">Borja, Edmar </w:t>
+            </w:r>
+            <w:proofErr w:type="gramStart"/>
+            <w:r>
+              <w:rPr>
+                <w:b/>
+                <w:sz w:val="17"/>
+              </w:rPr>
+              <w:t>B.</w:t>
             </w:r>
             <w:r>
               <w:rPr>
@@ -1686,6 +1923,7 @@
               </w:rPr>
               <w:t xml:space="preserve"> ]</w:t>
             </w:r>
+            <w:proofErr w:type="gramEnd"/>
           </w:p>
         </w:tc>
         <w:tc>
@@ -1783,7 +2021,29 @@
               <w:rPr>
                 <w:sz w:val="17"/>
               </w:rPr>
-              <w:t>Initialized repo, setup .gitignore, integrated card 1, configured remote repo &amp; pushed main.</w:t>
+              <w:t xml:space="preserve">Initialized repo, </w:t>
+            </w:r>
+            <w:proofErr w:type="gramStart"/>
+            <w:r>
+              <w:rPr>
+                <w:sz w:val="17"/>
+              </w:rPr>
+              <w:t>setup .</w:t>
+            </w:r>
+            <w:proofErr w:type="spellStart"/>
+            <w:r>
+              <w:rPr>
+                <w:sz w:val="17"/>
+              </w:rPr>
+              <w:t>gitignore</w:t>
+            </w:r>
+            <w:proofErr w:type="spellEnd"/>
+            <w:proofErr w:type="gramEnd"/>
+            <w:r>
+              <w:rPr>
+                <w:sz w:val="17"/>
+              </w:rPr>
+              <w:t>, integrated card 1, configured remote repo &amp; pushed main.</w:t>
             </w:r>
           </w:p>
         </w:tc>
@@ -1819,7 +2079,23 @@
                 <w:b/>
                 <w:sz w:val="17"/>
               </w:rPr>
-              <w:t>Barandon, Noelee Anthony S.</w:t>
+              <w:t xml:space="preserve">Barandon, </w:t>
+            </w:r>
+            <w:proofErr w:type="spellStart"/>
+            <w:r>
+              <w:rPr>
+                <w:b/>
+                <w:sz w:val="17"/>
+              </w:rPr>
+              <w:t>Noelee</w:t>
+            </w:r>
+            <w:proofErr w:type="spellEnd"/>
+            <w:r>
+              <w:rPr>
+                <w:b/>
+                <w:sz w:val="17"/>
+              </w:rPr>
+              <w:t xml:space="preserve"> Anthony S.</w:t>
             </w:r>
             <w:r>
               <w:rPr>
@@ -1961,7 +2237,15 @@
                 <w:b/>
                 <w:sz w:val="17"/>
               </w:rPr>
-              <w:t>Musa, Eduardo Gabriel S.</w:t>
+              <w:t xml:space="preserve">Musa, Eduardo Gabriel </w:t>
+            </w:r>
+            <w:proofErr w:type="gramStart"/>
+            <w:r>
+              <w:rPr>
+                <w:b/>
+                <w:sz w:val="17"/>
+              </w:rPr>
+              <w:t>S.</w:t>
             </w:r>
             <w:r>
               <w:rPr>
@@ -1970,6 +2254,7 @@
               </w:rPr>
               <w:t xml:space="preserve"> ]</w:t>
             </w:r>
+            <w:proofErr w:type="gramEnd"/>
           </w:p>
         </w:tc>
         <w:tc>
@@ -2017,12 +2302,14 @@
             <w:pPr>
               <w:spacing w:after="0"/>
             </w:pPr>
+            <w:proofErr w:type="spellStart"/>
             <w:r>
               <w:rPr>
                 <w:sz w:val="17"/>
               </w:rPr>
               <w:t>mymitz</w:t>
             </w:r>
+            <w:proofErr w:type="spellEnd"/>
           </w:p>
         </w:tc>
         <w:tc>
@@ -2105,8 +2392,46 @@
           <w:color w:val="64748B"/>
           <w:sz w:val="19"/>
         </w:rPr>
-        <w:t>[ Write 3-4 sentences describing what you learned regarding virtual environment isolation, .gitignore configuration rules, and coordinating remote repository invitations on GitHub... ]</w:t>
+        <w:t>[ Write 3-4 sentences describing what you learned regarding virtual environment isolation</w:t>
       </w:r>
+      <w:proofErr w:type="gramStart"/>
+      <w:r>
+        <w:rPr>
+          <w:i/>
+          <w:color w:val="64748B"/>
+          <w:sz w:val="19"/>
+        </w:rPr>
+        <w:t>, .</w:t>
+      </w:r>
+      <w:proofErr w:type="spellStart"/>
+      <w:r>
+        <w:rPr>
+          <w:i/>
+          <w:color w:val="64748B"/>
+          <w:sz w:val="19"/>
+        </w:rPr>
+        <w:t>gitignore</w:t>
+      </w:r>
+      <w:proofErr w:type="spellEnd"/>
+      <w:proofErr w:type="gramEnd"/>
+      <w:r>
+        <w:rPr>
+          <w:i/>
+          <w:color w:val="64748B"/>
+          <w:sz w:val="19"/>
+        </w:rPr>
+        <w:t xml:space="preserve"> configuration rules, and coordinating remote repository invitations on GitHub</w:t>
+      </w:r>
+      <w:proofErr w:type="gramStart"/>
+      <w:r>
+        <w:rPr>
+          <w:i/>
+          <w:color w:val="64748B"/>
+          <w:sz w:val="19"/>
+        </w:rPr>
+        <w:t>... ]</w:t>
+      </w:r>
+      <w:proofErr w:type="gramEnd"/>
     </w:p>
     <w:p>
       <w:pPr>
@@ -2131,8 +2456,18 @@
           <w:color w:val="64748B"/>
           <w:sz w:val="19"/>
         </w:rPr>
-        <w:t>[ Write 3-4 sentences describing what you learned about cloning remote repositories, syncing upstream changes with 'git pull origin main', and implementing reactive event handlers... ]</w:t>
+        <w:t>[ Write 3-4 sentences describing what you learned about cloning remote repositories, syncing upstream changes with 'git pull origin main', and implementing reactive event handlers</w:t>
       </w:r>
+      <w:proofErr w:type="gramStart"/>
+      <w:r>
+        <w:rPr>
+          <w:i/>
+          <w:color w:val="64748B"/>
+          <w:sz w:val="19"/>
+        </w:rPr>
+        <w:t>... ]</w:t>
+      </w:r>
+      <w:proofErr w:type="gramEnd"/>
     </w:p>
     <w:p>
       <w:pPr>
@@ -2157,8 +2492,18 @@
           <w:color w:val="64748B"/>
           <w:sz w:val="19"/>
         </w:rPr>
-        <w:t>[ Write 3-4 sentences describing what you learned about feature branching safety, enforcing state boundary constraints, and testing Material 3 controls in Flet... ]</w:t>
+        <w:t>[ Write 3-4 sentences describing what you learned about feature branching safety, enforcing state boundary constraints, and testing Material 3 controls in Flet</w:t>
       </w:r>
+      <w:proofErr w:type="gramStart"/>
+      <w:r>
+        <w:rPr>
+          <w:i/>
+          <w:color w:val="64748B"/>
+          <w:sz w:val="19"/>
+        </w:rPr>
+        <w:t>... ]</w:t>
+      </w:r>
+      <w:proofErr w:type="gramEnd"/>
     </w:p>
     <w:p>
       <w:r>
@@ -2177,7 +2522,15 @@
     </w:p>
     <w:p>
       <w:r>
-        <w:t>Verbatim ASCII commit history exported using 'git log --oneline --graph --all &gt; git_log_proof.txt'. This demonstrates the complete sequential feature branching and merge timeline across all three developers.</w:t>
+        <w:t>Verbatim ASCII commit history exported using 'git log --</w:t>
+      </w:r>
+      <w:proofErr w:type="spellStart"/>
+      <w:r>
+        <w:t>oneline</w:t>
+      </w:r>
+      <w:proofErr w:type="spellEnd"/>
+      <w:r>
+        <w:t xml:space="preserve"> --graph --all &gt; git_log_proof.txt'. This demonstrates the complete sequential feature branching and merge timeline across all three developers.</w:t>
       </w:r>
     </w:p>
     <w:tbl>
@@ -2323,7 +2676,43 @@
                 <w:sz w:val="17"/>
               </w:rPr>
               <w:br/>
-              <w:t>* 3a2e901 chore(init): baseline repository with modern flet app and verification tool</w:t>
+              <w:t>* 3a2e901 chore(</w:t>
+            </w:r>
+            <w:proofErr w:type="spellStart"/>
+            <w:r>
+              <w:rPr>
+                <w:rFonts w:ascii="Courier New" w:hAnsi="Courier New"/>
+                <w:color w:val="E2E8F0"/>
+                <w:sz w:val="17"/>
+              </w:rPr>
+              <w:t>init</w:t>
+            </w:r>
+            <w:proofErr w:type="spellEnd"/>
+            <w:r>
+              <w:rPr>
+                <w:rFonts w:ascii="Courier New" w:hAnsi="Courier New"/>
+                <w:color w:val="E2E8F0"/>
+                <w:sz w:val="17"/>
+              </w:rPr>
+              <w:t xml:space="preserve">): baseline repository with modern </w:t>
+            </w:r>
+            <w:proofErr w:type="spellStart"/>
+            <w:r>
+              <w:rPr>
+                <w:rFonts w:ascii="Courier New" w:hAnsi="Courier New"/>
+                <w:color w:val="E2E8F0"/>
+                <w:sz w:val="17"/>
+              </w:rPr>
+              <w:t>flet</w:t>
+            </w:r>
+            <w:proofErr w:type="spellEnd"/>
+            <w:r>
+              <w:rPr>
+                <w:rFonts w:ascii="Courier New" w:hAnsi="Courier New"/>
+                <w:color w:val="E2E8F0"/>
+                <w:sz w:val="17"/>
+              </w:rPr>
+              <w:t xml:space="preserve"> app and verification tool</w:t>
             </w:r>
             <w:r>
               <w:rPr>
@@ -2348,8 +2737,8 @@
     </w:tbl>
     <w:p/>
     <w:sectPr>
-      <w:headerReference w:type="default" r:id="rId9"/>
-      <w:footerReference w:type="default" r:id="rId10"/>
+      <w:headerReference w:type="default" r:id="rId13"/>
+      <w:footerReference w:type="default" r:id="rId14"/>
       <w:pgSz w:w="12240" w:h="15840"/>
       <w:pgMar w:top="1440" w:right="1440" w:bottom="1440" w:left="1440" w:header="720" w:footer="720" w:gutter="0"/>
       <w:cols w:space="720"/>

--- a/CCCS106_Lab01_Report_Barandon_Borja_Musa.docx
+++ b/CCCS106_Lab01_Report_Barandon_Borja_Musa.docx
@@ -155,7 +155,6 @@
               </w:rPr>
               <w:t xml:space="preserve">Group No. [ </w:t>
             </w:r>
-            <w:proofErr w:type="gramStart"/>
             <w:r>
               <w:rPr>
                 <w:color w:val="0F172A"/>
@@ -168,15 +167,7 @@
                 <w:color w:val="0F172A"/>
                 <w:sz w:val="19"/>
               </w:rPr>
-              <w:t xml:space="preserve"> ]</w:t>
-            </w:r>
-            <w:proofErr w:type="gramEnd"/>
-            <w:r>
-              <w:rPr>
-                <w:color w:val="0F172A"/>
-                <w:sz w:val="19"/>
-              </w:rPr>
-              <w:t xml:space="preserve">  (</w:t>
+              <w:t xml:space="preserve"> ]  (</w:t>
             </w:r>
             <w:r>
               <w:rPr>
@@ -243,17 +234,8 @@
                 <w:color w:val="0F172A"/>
                 <w:sz w:val="19"/>
               </w:rPr>
-              <w:t xml:space="preserve">[ Month DD, </w:t>
+              <w:t>[ Month DD, 2026 ]</w:t>
             </w:r>
-            <w:proofErr w:type="gramStart"/>
-            <w:r>
-              <w:rPr>
-                <w:color w:val="0F172A"/>
-                <w:sz w:val="19"/>
-              </w:rPr>
-              <w:t>2026 ]</w:t>
-            </w:r>
-            <w:proofErr w:type="gramEnd"/>
           </w:p>
         </w:tc>
       </w:tr>
@@ -482,15 +464,7 @@
                 <w:b/>
                 <w:sz w:val="18"/>
               </w:rPr>
-              <w:t xml:space="preserve">Borja, Edmar </w:t>
-            </w:r>
-            <w:proofErr w:type="gramStart"/>
-            <w:r>
-              <w:rPr>
-                <w:b/>
-                <w:sz w:val="18"/>
-              </w:rPr>
-              <w:t>B.</w:t>
+              <w:t>Borja, Edmar B.</w:t>
             </w:r>
             <w:r>
               <w:rPr>
@@ -499,7 +473,6 @@
               </w:rPr>
               <w:t xml:space="preserve"> ]</w:t>
             </w:r>
-            <w:proofErr w:type="gramEnd"/>
           </w:p>
         </w:tc>
         <w:tc>
@@ -781,15 +754,7 @@
                 <w:b/>
                 <w:sz w:val="18"/>
               </w:rPr>
-              <w:t xml:space="preserve">Musa, Eduardo Gabriel </w:t>
-            </w:r>
-            <w:proofErr w:type="gramStart"/>
-            <w:r>
-              <w:rPr>
-                <w:b/>
-                <w:sz w:val="18"/>
-              </w:rPr>
-              <w:t>S.</w:t>
+              <w:t>Musa, Eduardo Gabriel S.</w:t>
             </w:r>
             <w:r>
               <w:rPr>
@@ -798,7 +763,6 @@
               </w:rPr>
               <w:t xml:space="preserve"> ]</w:t>
             </w:r>
-            <w:proofErr w:type="gramEnd"/>
           </w:p>
         </w:tc>
         <w:tc>
@@ -1089,18 +1053,13 @@
       </w:r>
       <w:proofErr w:type="spellEnd"/>
       <w:r>
-        <w:t xml:space="preserve"> isolation, Flet SDK v0.86.5+, Git binary detection, configured institutional user identity, </w:t>
-      </w:r>
-      <w:proofErr w:type="gramStart"/>
-      <w:r>
-        <w:t>and .</w:t>
+        <w:t xml:space="preserve"> isolation, Flet SDK v0.86.5+, Git binary detection, configured institutional user identity, and .</w:t>
       </w:r>
       <w:proofErr w:type="spellStart"/>
       <w:r>
         <w:t>gitignore</w:t>
       </w:r>
       <w:proofErr w:type="spellEnd"/>
-      <w:proofErr w:type="gramEnd"/>
       <w:r>
         <w:t xml:space="preserve"> hygiene.</w:t>
       </w:r>
@@ -1204,36 +1163,26 @@
         <w:spacing w:before="280" w:after="120"/>
       </w:pPr>
       <w:r>
-        <w:t xml:space="preserve">Section 3: Git Working Tree Cleanliness </w:t>
-      </w:r>
-      <w:proofErr w:type="gramStart"/>
-      <w:r>
-        <w:t>&amp; .</w:t>
+        <w:t>Section 3: Git Working Tree Cleanliness &amp; .</w:t>
       </w:r>
       <w:proofErr w:type="spellStart"/>
       <w:r>
         <w:t>gitignore</w:t>
       </w:r>
       <w:proofErr w:type="spellEnd"/>
-      <w:proofErr w:type="gramEnd"/>
       <w:r>
         <w:t xml:space="preserve"> Audit</w:t>
       </w:r>
     </w:p>
     <w:p>
       <w:r>
-        <w:t xml:space="preserve">Demonstration of repository hygiene. The screenshot proves that the working tree is clean with zero uncommitted changes, and </w:t>
-      </w:r>
-      <w:proofErr w:type="gramStart"/>
-      <w:r>
-        <w:t>that .</w:t>
+        <w:t>Demonstration of repository hygiene. The screenshot proves that the working tree is clean with zero uncommitted changes, and that .</w:t>
       </w:r>
       <w:proofErr w:type="spellStart"/>
       <w:r>
         <w:t>venv</w:t>
       </w:r>
       <w:proofErr w:type="spellEnd"/>
-      <w:proofErr w:type="gramEnd"/>
       <w:r>
         <w:t>/ is completely untracked (verified by running 'git ls-files .</w:t>
       </w:r>
@@ -1336,15 +1285,7 @@
           <w:b/>
           <w:sz w:val="19"/>
         </w:rPr>
-        <w:t xml:space="preserve">Figure 3: Git Working Tree Cleanliness </w:t>
-      </w:r>
-      <w:proofErr w:type="gramStart"/>
-      <w:r>
-        <w:rPr>
-          <w:b/>
-          <w:sz w:val="19"/>
-        </w:rPr>
-        <w:t>&amp; .</w:t>
+        <w:t>Figure 3: Git Working Tree Cleanliness &amp; .</w:t>
       </w:r>
       <w:proofErr w:type="spellStart"/>
       <w:r>
@@ -1355,7 +1296,6 @@
         <w:t>gitignore</w:t>
       </w:r>
       <w:proofErr w:type="spellEnd"/>
-      <w:proofErr w:type="gramEnd"/>
       <w:r>
         <w:rPr>
           <w:b/>
@@ -1426,18 +1366,8 @@
                 <w:color w:val="475569"/>
                 <w:sz w:val="22"/>
               </w:rPr>
-              <w:t xml:space="preserve">[ PASTE / INSERT SCREENSHOT IMAGE </w:t>
+              <w:t>[ PASTE / INSERT SCREENSHOT IMAGE HERE ]</w:t>
             </w:r>
-            <w:proofErr w:type="gramStart"/>
-            <w:r>
-              <w:rPr>
-                <w:b/>
-                <w:color w:val="475569"/>
-                <w:sz w:val="22"/>
-              </w:rPr>
-              <w:t>HERE ]</w:t>
-            </w:r>
-            <w:proofErr w:type="gramEnd"/>
             <w:r>
               <w:rPr>
                 <w:b/>
@@ -1544,18 +1474,8 @@
                 <w:color w:val="475569"/>
                 <w:sz w:val="22"/>
               </w:rPr>
-              <w:t xml:space="preserve">[ PASTE / INSERT SCREENSHOT IMAGE </w:t>
+              <w:t>[ PASTE / INSERT SCREENSHOT IMAGE HERE ]</w:t>
             </w:r>
-            <w:proofErr w:type="gramStart"/>
-            <w:r>
-              <w:rPr>
-                <w:b/>
-                <w:color w:val="475569"/>
-                <w:sz w:val="22"/>
-              </w:rPr>
-              <w:t>HERE ]</w:t>
-            </w:r>
-            <w:proofErr w:type="gramEnd"/>
             <w:r>
               <w:rPr>
                 <w:b/>
@@ -1646,18 +1566,8 @@
                 <w:color w:val="475569"/>
                 <w:sz w:val="22"/>
               </w:rPr>
-              <w:t xml:space="preserve">[ PASTE / INSERT SCREENSHOT IMAGE </w:t>
+              <w:t>[ PASTE / INSERT SCREENSHOT IMAGE HERE ]</w:t>
             </w:r>
-            <w:proofErr w:type="gramStart"/>
-            <w:r>
-              <w:rPr>
-                <w:b/>
-                <w:color w:val="475569"/>
-                <w:sz w:val="22"/>
-              </w:rPr>
-              <w:t>HERE ]</w:t>
-            </w:r>
-            <w:proofErr w:type="gramEnd"/>
             <w:r>
               <w:rPr>
                 <w:b/>
@@ -1906,15 +1816,7 @@
                 <w:b/>
                 <w:sz w:val="17"/>
               </w:rPr>
-              <w:t xml:space="preserve">Borja, Edmar </w:t>
-            </w:r>
-            <w:proofErr w:type="gramStart"/>
-            <w:r>
-              <w:rPr>
-                <w:b/>
-                <w:sz w:val="17"/>
-              </w:rPr>
-              <w:t>B.</w:t>
+              <w:t>Borja, Edmar B.</w:t>
             </w:r>
             <w:r>
               <w:rPr>
@@ -1923,7 +1825,6 @@
               </w:rPr>
               <w:t xml:space="preserve"> ]</w:t>
             </w:r>
-            <w:proofErr w:type="gramEnd"/>
           </w:p>
         </w:tc>
         <w:tc>
@@ -2021,14 +1922,7 @@
               <w:rPr>
                 <w:sz w:val="17"/>
               </w:rPr>
-              <w:t xml:space="preserve">Initialized repo, </w:t>
-            </w:r>
-            <w:proofErr w:type="gramStart"/>
-            <w:r>
-              <w:rPr>
-                <w:sz w:val="17"/>
-              </w:rPr>
-              <w:t>setup .</w:t>
+              <w:t>Initialized repo, setup .</w:t>
             </w:r>
             <w:proofErr w:type="spellStart"/>
             <w:r>
@@ -2038,7 +1932,6 @@
               <w:t>gitignore</w:t>
             </w:r>
             <w:proofErr w:type="spellEnd"/>
-            <w:proofErr w:type="gramEnd"/>
             <w:r>
               <w:rPr>
                 <w:sz w:val="17"/>
@@ -2237,15 +2130,7 @@
                 <w:b/>
                 <w:sz w:val="17"/>
               </w:rPr>
-              <w:t xml:space="preserve">Musa, Eduardo Gabriel </w:t>
-            </w:r>
-            <w:proofErr w:type="gramStart"/>
-            <w:r>
-              <w:rPr>
-                <w:b/>
-                <w:sz w:val="17"/>
-              </w:rPr>
-              <w:t>S.</w:t>
+              <w:t>Musa, Eduardo Gabriel S.</w:t>
             </w:r>
             <w:r>
               <w:rPr>
@@ -2254,7 +2139,6 @@
               </w:rPr>
               <w:t xml:space="preserve"> ]</w:t>
             </w:r>
-            <w:proofErr w:type="gramEnd"/>
           </w:p>
         </w:tc>
         <w:tc>
@@ -2392,16 +2276,7 @@
           <w:color w:val="64748B"/>
           <w:sz w:val="19"/>
         </w:rPr>
-        <w:t>[ Write 3-4 sentences describing what you learned regarding virtual environment isolation</w:t>
-      </w:r>
-      <w:proofErr w:type="gramStart"/>
-      <w:r>
-        <w:rPr>
-          <w:i/>
-          <w:color w:val="64748B"/>
-          <w:sz w:val="19"/>
-        </w:rPr>
-        <w:t>, .</w:t>
+        <w:t>[ Write 3-4 sentences describing what you learned regarding virtual environment isolation, .</w:t>
       </w:r>
       <w:proofErr w:type="spellStart"/>
       <w:r>
@@ -2413,25 +2288,14 @@
         <w:t>gitignore</w:t>
       </w:r>
       <w:proofErr w:type="spellEnd"/>
-      <w:proofErr w:type="gramEnd"/>
       <w:r>
         <w:rPr>
           <w:i/>
           <w:color w:val="64748B"/>
           <w:sz w:val="19"/>
         </w:rPr>
-        <w:t xml:space="preserve"> configuration rules, and coordinating remote repository invitations on GitHub</w:t>
+        <w:t xml:space="preserve"> configuration rules, and coordinating remote repository invitations on GitHub... ]</w:t>
       </w:r>
-      <w:proofErr w:type="gramStart"/>
-      <w:r>
-        <w:rPr>
-          <w:i/>
-          <w:color w:val="64748B"/>
-          <w:sz w:val="19"/>
-        </w:rPr>
-        <w:t>... ]</w:t>
-      </w:r>
-      <w:proofErr w:type="gramEnd"/>
     </w:p>
     <w:p>
       <w:pPr>
@@ -2456,18 +2320,8 @@
           <w:color w:val="64748B"/>
           <w:sz w:val="19"/>
         </w:rPr>
-        <w:t>[ Write 3-4 sentences describing what you learned about cloning remote repositories, syncing upstream changes with 'git pull origin main', and implementing reactive event handlers</w:t>
+        <w:t>[ Write 3-4 sentences describing what you learned about cloning remote repositories, syncing upstream changes with 'git pull origin main', and implementing reactive event handlers... ]</w:t>
       </w:r>
-      <w:proofErr w:type="gramStart"/>
-      <w:r>
-        <w:rPr>
-          <w:i/>
-          <w:color w:val="64748B"/>
-          <w:sz w:val="19"/>
-        </w:rPr>
-        <w:t>... ]</w:t>
-      </w:r>
-      <w:proofErr w:type="gramEnd"/>
     </w:p>
     <w:p>
       <w:pPr>
@@ -2492,18 +2346,8 @@
           <w:color w:val="64748B"/>
           <w:sz w:val="19"/>
         </w:rPr>
-        <w:t>[ Write 3-4 sentences describing what you learned about feature branching safety, enforcing state boundary constraints, and testing Material 3 controls in Flet</w:t>
+        <w:t>[ Write 3-4 sentences describing what you learned about feature branching safety, enforcing state boundary constraints, and testing Material 3 controls in Flet... ]</w:t>
       </w:r>
-      <w:proofErr w:type="gramStart"/>
-      <w:r>
-        <w:rPr>
-          <w:i/>
-          <w:color w:val="64748B"/>
-          <w:sz w:val="19"/>
-        </w:rPr>
-        <w:t>... ]</w:t>
-      </w:r>
-      <w:proofErr w:type="gramEnd"/>
     </w:p>
     <w:p>
       <w:r>
@@ -2561,6 +2405,11 @@
           <w:p>
             <w:pPr>
               <w:spacing w:after="0"/>
+              <w:rPr>
+                <w:rFonts w:ascii="Courier New" w:hAnsi="Courier New"/>
+                <w:color w:val="E2E8F0"/>
+                <w:sz w:val="17"/>
+              </w:rPr>
             </w:pPr>
             <w:r>
               <w:rPr>
@@ -2568,115 +2417,79 @@
                 <w:color w:val="E2E8F0"/>
                 <w:sz w:val="17"/>
               </w:rPr>
-              <w:t>*   9f8a123 (HEAD -&gt; main, origin/main) feat(milestone): integrate developer 3 profile and sprint goal milestone badge</w:t>
+              <w:t>* 5f1dcee docs(pdf): Update screenshots on Section 1-3</w:t>
             </w:r>
+          </w:p>
+          <w:p>
+            <w:pPr>
+              <w:spacing w:after="0"/>
+              <w:rPr>
+                <w:rFonts w:ascii="Courier New" w:hAnsi="Courier New"/>
+                <w:color w:val="E2E8F0"/>
+                <w:sz w:val="17"/>
+              </w:rPr>
+            </w:pPr>
             <w:r>
               <w:rPr>
                 <w:rFonts w:ascii="Courier New" w:hAnsi="Courier New"/>
                 <w:color w:val="E2E8F0"/>
                 <w:sz w:val="17"/>
               </w:rPr>
-              <w:br/>
-              <w:t xml:space="preserve">|\  </w:t>
+              <w:t>| * 75e0006 docs(pdf): Update screenshots on Section 1-3</w:t>
             </w:r>
+          </w:p>
+          <w:p>
+            <w:pPr>
+              <w:spacing w:after="0"/>
+              <w:rPr>
+                <w:rFonts w:ascii="Courier New" w:hAnsi="Courier New"/>
+                <w:color w:val="E2E8F0"/>
+                <w:sz w:val="17"/>
+              </w:rPr>
+            </w:pPr>
             <w:r>
               <w:rPr>
                 <w:rFonts w:ascii="Courier New" w:hAnsi="Courier New"/>
                 <w:color w:val="E2E8F0"/>
                 <w:sz w:val="17"/>
               </w:rPr>
-              <w:br/>
-              <w:t>| * 8e7b456 (feature/dev3-features) feat(milestone): integrate developer 3 profile and sprint goal milestone badge</w:t>
+              <w:t xml:space="preserve">|/  </w:t>
             </w:r>
+          </w:p>
+          <w:p>
+            <w:pPr>
+              <w:spacing w:after="0"/>
+              <w:rPr>
+                <w:rFonts w:ascii="Courier New" w:hAnsi="Courier New"/>
+                <w:color w:val="E2E8F0"/>
+                <w:sz w:val="17"/>
+              </w:rPr>
+            </w:pPr>
             <w:r>
               <w:rPr>
                 <w:rFonts w:ascii="Courier New" w:hAnsi="Courier New"/>
                 <w:color w:val="E2E8F0"/>
                 <w:sz w:val="17"/>
               </w:rPr>
-              <w:br/>
-              <w:t xml:space="preserve">|/  </w:t>
+              <w:t>* ee577a8 docs(pdf): Update on initial documents</w:t>
             </w:r>
+          </w:p>
+          <w:p>
+            <w:pPr>
+              <w:spacing w:after="0"/>
+              <w:rPr>
+                <w:rFonts w:ascii="Courier New" w:hAnsi="Courier New"/>
+                <w:color w:val="E2E8F0"/>
+                <w:sz w:val="17"/>
+              </w:rPr>
+            </w:pPr>
             <w:r>
               <w:rPr>
                 <w:rFonts w:ascii="Courier New" w:hAnsi="Courier New"/>
                 <w:color w:val="E2E8F0"/>
                 <w:sz w:val="17"/>
               </w:rPr>
-              <w:br/>
-              <w:t>*   7d6c789 feat(state): integrate developer 2 profile and task counter handlers</w:t>
-            </w:r>
-            <w:r>
-              <w:rPr>
-                <w:rFonts w:ascii="Courier New" w:hAnsi="Courier New"/>
-                <w:color w:val="E2E8F0"/>
-                <w:sz w:val="17"/>
-              </w:rPr>
-              <w:br/>
-              <w:t xml:space="preserve">|\  </w:t>
-            </w:r>
-            <w:r>
-              <w:rPr>
-                <w:rFonts w:ascii="Courier New" w:hAnsi="Courier New"/>
-                <w:color w:val="E2E8F0"/>
-                <w:sz w:val="17"/>
-              </w:rPr>
-              <w:br/>
-              <w:t>| * 6c5d012 (feature/dev2-state) feat(state): integrate developer 2 profile and task counter handlers</w:t>
-            </w:r>
-            <w:r>
-              <w:rPr>
-                <w:rFonts w:ascii="Courier New" w:hAnsi="Courier New"/>
-                <w:color w:val="E2E8F0"/>
-                <w:sz w:val="17"/>
-              </w:rPr>
-              <w:br/>
-              <w:t xml:space="preserve">|/  </w:t>
-            </w:r>
-            <w:r>
-              <w:rPr>
-                <w:rFonts w:ascii="Courier New" w:hAnsi="Courier New"/>
-                <w:color w:val="E2E8F0"/>
-                <w:sz w:val="17"/>
-              </w:rPr>
-              <w:br/>
-              <w:t>*   5b4e345 feat(profile): integrate developer 1 profile card</w:t>
-            </w:r>
-            <w:r>
-              <w:rPr>
-                <w:rFonts w:ascii="Courier New" w:hAnsi="Courier New"/>
-                <w:color w:val="E2E8F0"/>
-                <w:sz w:val="17"/>
-              </w:rPr>
-              <w:br/>
-              <w:t xml:space="preserve">|\  </w:t>
-            </w:r>
-            <w:r>
-              <w:rPr>
-                <w:rFonts w:ascii="Courier New" w:hAnsi="Courier New"/>
-                <w:color w:val="E2E8F0"/>
-                <w:sz w:val="17"/>
-              </w:rPr>
-              <w:br/>
-              <w:t>| * 4a3f678 (feature/dev1-profile) feat(profile): integrate developer 1 profile card</w:t>
-            </w:r>
-            <w:r>
-              <w:rPr>
-                <w:rFonts w:ascii="Courier New" w:hAnsi="Courier New"/>
-                <w:color w:val="E2E8F0"/>
-                <w:sz w:val="17"/>
-              </w:rPr>
-              <w:br/>
-              <w:t xml:space="preserve">|/  </w:t>
-            </w:r>
-            <w:r>
-              <w:rPr>
-                <w:rFonts w:ascii="Courier New" w:hAnsi="Courier New"/>
-                <w:color w:val="E2E8F0"/>
-                <w:sz w:val="17"/>
-              </w:rPr>
-              <w:br/>
-              <w:t>* 3a2e901 chore(</w:t>
+              <w:t xml:space="preserve">* 8a11075 </w:t>
             </w:r>
             <w:proofErr w:type="spellStart"/>
             <w:r>
@@ -2685,7 +2498,53 @@
                 <w:color w:val="E2E8F0"/>
                 <w:sz w:val="17"/>
               </w:rPr>
-              <w:t>init</w:t>
+              <w:t>pfp</w:t>
+            </w:r>
+            <w:proofErr w:type="spellEnd"/>
+          </w:p>
+          <w:p>
+            <w:pPr>
+              <w:spacing w:after="0"/>
+              <w:rPr>
+                <w:rFonts w:ascii="Courier New" w:hAnsi="Courier New"/>
+                <w:color w:val="E2E8F0"/>
+                <w:sz w:val="17"/>
+              </w:rPr>
+            </w:pPr>
+            <w:r>
+              <w:rPr>
+                <w:rFonts w:ascii="Courier New" w:hAnsi="Courier New"/>
+                <w:color w:val="E2E8F0"/>
+                <w:sz w:val="17"/>
+              </w:rPr>
+              <w:t>* ed90fe8 update the profile on collaborative team roster</w:t>
+            </w:r>
+          </w:p>
+          <w:p>
+            <w:pPr>
+              <w:spacing w:after="0"/>
+              <w:rPr>
+                <w:rFonts w:ascii="Courier New" w:hAnsi="Courier New"/>
+                <w:color w:val="E2E8F0"/>
+                <w:sz w:val="17"/>
+              </w:rPr>
+            </w:pPr>
+            <w:r>
+              <w:rPr>
+                <w:rFonts w:ascii="Courier New" w:hAnsi="Courier New"/>
+                <w:color w:val="E2E8F0"/>
+                <w:sz w:val="17"/>
+              </w:rPr>
+              <w:t>* 65b1dc5 Create Ni-</w:t>
+            </w:r>
+            <w:proofErr w:type="spellStart"/>
+            <w:r>
+              <w:rPr>
+                <w:rFonts w:ascii="Courier New" w:hAnsi="Courier New"/>
+                <w:color w:val="E2E8F0"/>
+                <w:sz w:val="17"/>
+              </w:rPr>
+              <w:t>Git.code</w:t>
             </w:r>
             <w:proofErr w:type="spellEnd"/>
             <w:r>
@@ -2694,42 +2553,56 @@
                 <w:color w:val="E2E8F0"/>
                 <w:sz w:val="17"/>
               </w:rPr>
-              <w:t xml:space="preserve">): baseline repository with modern </w:t>
+              <w:t>-workspace</w:t>
             </w:r>
-            <w:proofErr w:type="spellStart"/>
+          </w:p>
+          <w:p>
+            <w:pPr>
+              <w:spacing w:after="0"/>
+              <w:rPr>
+                <w:rFonts w:ascii="Courier New" w:hAnsi="Courier New"/>
+                <w:color w:val="E2E8F0"/>
+                <w:sz w:val="17"/>
+              </w:rPr>
+            </w:pPr>
             <w:r>
               <w:rPr>
                 <w:rFonts w:ascii="Courier New" w:hAnsi="Courier New"/>
                 <w:color w:val="E2E8F0"/>
                 <w:sz w:val="17"/>
               </w:rPr>
-              <w:t>flet</w:t>
+              <w:t>* c0cf354 Small change and update of my profile, no major changes yet</w:t>
             </w:r>
-            <w:proofErr w:type="spellEnd"/>
+          </w:p>
+          <w:p>
+            <w:pPr>
+              <w:spacing w:after="0"/>
+              <w:rPr>
+                <w:rFonts w:ascii="Courier New" w:hAnsi="Courier New"/>
+                <w:color w:val="E2E8F0"/>
+                <w:sz w:val="17"/>
+              </w:rPr>
+            </w:pPr>
             <w:r>
               <w:rPr>
                 <w:rFonts w:ascii="Courier New" w:hAnsi="Courier New"/>
                 <w:color w:val="E2E8F0"/>
                 <w:sz w:val="17"/>
               </w:rPr>
-              <w:t xml:space="preserve"> app and verification tool</w:t>
+              <w:t>* fe4b95f Initial Update and Change</w:t>
             </w:r>
+          </w:p>
+          <w:p>
+            <w:pPr>
+              <w:spacing w:after="0"/>
+            </w:pPr>
             <w:r>
               <w:rPr>
                 <w:rFonts w:ascii="Courier New" w:hAnsi="Courier New"/>
                 <w:color w:val="E2E8F0"/>
                 <w:sz w:val="17"/>
               </w:rPr>
-              <w:br/>
-            </w:r>
-            <w:r>
-              <w:rPr>
-                <w:rFonts w:ascii="Courier New" w:hAnsi="Courier New"/>
-                <w:color w:val="E2E8F0"/>
-                <w:sz w:val="17"/>
-              </w:rPr>
-              <w:br/>
-              <w:t>[ REPLACE THE SAMPLE COMMIT LOG ABOVE WITH YOUR GROUP'S ACTUAL git_log_proof.txt OUTPUT ]</w:t>
+              <w:t>* f08c58a Initial commit</w:t>
             </w:r>
           </w:p>
         </w:tc>

--- a/CCCS106_Lab01_Report_Barandon_Borja_Musa.docx
+++ b/CCCS106_Lab01_Report_Barandon_Borja_Musa.docx
@@ -595,23 +595,7 @@
                 <w:b/>
                 <w:sz w:val="18"/>
               </w:rPr>
-              <w:t xml:space="preserve">Barandon, </w:t>
-            </w:r>
-            <w:proofErr w:type="spellStart"/>
-            <w:r>
-              <w:rPr>
-                <w:b/>
-                <w:sz w:val="18"/>
-              </w:rPr>
-              <w:t>Noelee</w:t>
-            </w:r>
-            <w:proofErr w:type="spellEnd"/>
-            <w:r>
-              <w:rPr>
-                <w:b/>
-                <w:sz w:val="18"/>
-              </w:rPr>
-              <w:t xml:space="preserve"> Anthony S.</w:t>
+              <w:t>Barandon, Noelee Anthony S.</w:t>
             </w:r>
             <w:r>
               <w:rPr>
@@ -1037,31 +1021,7 @@
     </w:p>
     <w:p>
       <w:r>
-        <w:t>Pre-flight workstation audit executed via 'python verify_setup.py' inside the active virtual environment (.</w:t>
-      </w:r>
-      <w:proofErr w:type="spellStart"/>
-      <w:r>
-        <w:t>venv</w:t>
-      </w:r>
-      <w:proofErr w:type="spellEnd"/>
-      <w:r>
-        <w:t xml:space="preserve">). All six (6) audit checks must report [PASS] verifying Python 3.10+, </w:t>
-      </w:r>
-      <w:proofErr w:type="spellStart"/>
-      <w:r>
-        <w:t>virtualenv</w:t>
-      </w:r>
-      <w:proofErr w:type="spellEnd"/>
-      <w:r>
-        <w:t xml:space="preserve"> isolation, Flet SDK v0.86.5+, Git binary detection, configured institutional user identity, and .</w:t>
-      </w:r>
-      <w:proofErr w:type="spellStart"/>
-      <w:r>
-        <w:t>gitignore</w:t>
-      </w:r>
-      <w:proofErr w:type="spellEnd"/>
-      <w:r>
-        <w:t xml:space="preserve"> hygiene.</w:t>
+        <w:t>Pre-flight workstation audit executed via 'python verify_setup.py' inside the active virtual environment (.venv). All six (6) audit checks must report [PASS] verifying Python 3.10+, virtualenv isolation, Flet SDK v0.86.5+, Git binary detection, configured institutional user identity, and .gitignore hygiene.</w:t>
       </w:r>
     </w:p>
     <w:tbl>
@@ -1163,36 +1123,12 @@
         <w:spacing w:before="280" w:after="120"/>
       </w:pPr>
       <w:r>
-        <w:t>Section 3: Git Working Tree Cleanliness &amp; .</w:t>
-      </w:r>
-      <w:proofErr w:type="spellStart"/>
-      <w:r>
-        <w:t>gitignore</w:t>
-      </w:r>
-      <w:proofErr w:type="spellEnd"/>
-      <w:r>
-        <w:t xml:space="preserve"> Audit</w:t>
+        <w:t>Section 3: Git Working Tree Cleanliness &amp; .gitignore Audit</w:t>
       </w:r>
     </w:p>
     <w:p>
       <w:r>
-        <w:t>Demonstration of repository hygiene. The screenshot proves that the working tree is clean with zero uncommitted changes, and that .</w:t>
-      </w:r>
-      <w:proofErr w:type="spellStart"/>
-      <w:r>
-        <w:t>venv</w:t>
-      </w:r>
-      <w:proofErr w:type="spellEnd"/>
-      <w:r>
-        <w:t>/ is completely untracked (verified by running 'git ls-files .</w:t>
-      </w:r>
-      <w:proofErr w:type="spellStart"/>
-      <w:r>
-        <w:t>venv</w:t>
-      </w:r>
-      <w:proofErr w:type="spellEnd"/>
-      <w:r>
-        <w:t>', returning empty output).</w:t>
+        <w:t>Demonstration of repository hygiene. The screenshot proves that the working tree is clean with zero uncommitted changes, and that .venv/ is completely untracked (verified by running 'git ls-files .venv', returning empty output).</w:t>
       </w:r>
     </w:p>
     <w:tbl>
@@ -1285,23 +1221,7 @@
           <w:b/>
           <w:sz w:val="19"/>
         </w:rPr>
-        <w:t>Figure 3: Git Working Tree Cleanliness &amp; .</w:t>
-      </w:r>
-      <w:proofErr w:type="spellStart"/>
-      <w:r>
-        <w:rPr>
-          <w:b/>
-          <w:sz w:val="19"/>
-        </w:rPr>
-        <w:t>gitignore</w:t>
-      </w:r>
-      <w:proofErr w:type="spellEnd"/>
-      <w:r>
-        <w:rPr>
-          <w:b/>
-          <w:sz w:val="19"/>
-        </w:rPr>
-        <w:t xml:space="preserve"> Hygiene Proof</w:t>
+        <w:t>Figure 3: Git Working Tree Cleanliness &amp; .gitignore Hygiene Proof</w:t>
       </w:r>
     </w:p>
     <w:p>
@@ -1397,23 +1317,7 @@
                 <w:color w:val="94A3B8"/>
                 <w:sz w:val="18"/>
               </w:rPr>
-              <w:t>Requirement: Window showing CSPC header, green ISOLATED (.</w:t>
-            </w:r>
-            <w:proofErr w:type="spellStart"/>
-            <w:r>
-              <w:rPr>
-                <w:color w:val="94A3B8"/>
-                <w:sz w:val="18"/>
-              </w:rPr>
-              <w:t>venv</w:t>
-            </w:r>
-            <w:proofErr w:type="spellEnd"/>
-            <w:r>
-              <w:rPr>
-                <w:color w:val="94A3B8"/>
-                <w:sz w:val="18"/>
-              </w:rPr>
-              <w:t>) badge, 3 team member cards, 0 tasks completed, and In Progress status.</w:t>
+              <w:t>Requirement: Window showing CSPC header, green ISOLATED (.venv) badge, 3 team member cards, 0 tasks completed, and In Progress status.</w:t>
             </w:r>
           </w:p>
         </w:tc>
@@ -1894,12 +1798,81 @@
           <w:p>
             <w:pPr>
               <w:spacing w:after="0"/>
+              <w:rPr>
+                <w:sz w:val="17"/>
+              </w:rPr>
             </w:pPr>
             <w:r>
               <w:rPr>
                 <w:sz w:val="17"/>
               </w:rPr>
-              <w:t>[abc1234]</w:t>
+              <w:t>[</w:t>
+            </w:r>
+            <w:r>
+              <w:rPr>
+                <w:sz w:val="17"/>
+              </w:rPr>
+              <w:t>f08c58a</w:t>
+            </w:r>
+            <w:r>
+              <w:rPr>
+                <w:sz w:val="17"/>
+              </w:rPr>
+              <w:t>,</w:t>
+            </w:r>
+          </w:p>
+          <w:p>
+            <w:pPr>
+              <w:spacing w:after="0"/>
+              <w:rPr>
+                <w:sz w:val="17"/>
+              </w:rPr>
+            </w:pPr>
+            <w:r>
+              <w:rPr>
+                <w:sz w:val="17"/>
+              </w:rPr>
+              <w:t>fe4b95f</w:t>
+            </w:r>
+            <w:r>
+              <w:rPr>
+                <w:sz w:val="17"/>
+              </w:rPr>
+              <w:t>,</w:t>
+            </w:r>
+          </w:p>
+          <w:p>
+            <w:pPr>
+              <w:spacing w:after="0"/>
+              <w:rPr>
+                <w:sz w:val="17"/>
+              </w:rPr>
+            </w:pPr>
+            <w:r>
+              <w:rPr>
+                <w:sz w:val="17"/>
+              </w:rPr>
+              <w:t>65b1dc5</w:t>
+            </w:r>
+          </w:p>
+          <w:p>
+            <w:pPr>
+              <w:spacing w:after="0"/>
+              <w:rPr>
+                <w:sz w:val="17"/>
+              </w:rPr>
+            </w:pPr>
+            <w:r>
+              <w:rPr>
+                <w:sz w:val="17"/>
+              </w:rPr>
+              <w:t>ed90fe8</w:t>
+            </w:r>
+            <w:r>
+              <w:rPr>
+                <w:sz w:val="17"/>
+              </w:rPr>
+              <w:t>]</w:t>
             </w:r>
           </w:p>
         </w:tc>
@@ -1922,21 +1895,19 @@
               <w:rPr>
                 <w:sz w:val="17"/>
               </w:rPr>
-              <w:t>Initialized repo, setup .</w:t>
+              <w:t>Initialized repo, setup .gitignore, integrated card 1, configured remote repo &amp; pushed main</w:t>
             </w:r>
-            <w:proofErr w:type="spellStart"/>
             <w:r>
               <w:rPr>
                 <w:sz w:val="17"/>
               </w:rPr>
-              <w:t>gitignore</w:t>
+              <w:t>, dev-1 profile update</w:t>
             </w:r>
-            <w:proofErr w:type="spellEnd"/>
             <w:r>
               <w:rPr>
                 <w:sz w:val="17"/>
               </w:rPr>
-              <w:t>, integrated card 1, configured remote repo &amp; pushed main.</w:t>
+              <w:t>.</w:t>
             </w:r>
           </w:p>
         </w:tc>
@@ -1972,23 +1943,7 @@
                 <w:b/>
                 <w:sz w:val="17"/>
               </w:rPr>
-              <w:t xml:space="preserve">Barandon, </w:t>
-            </w:r>
-            <w:proofErr w:type="spellStart"/>
-            <w:r>
-              <w:rPr>
-                <w:b/>
-                <w:sz w:val="17"/>
-              </w:rPr>
-              <w:t>Noelee</w:t>
-            </w:r>
-            <w:proofErr w:type="spellEnd"/>
-            <w:r>
-              <w:rPr>
-                <w:b/>
-                <w:sz w:val="17"/>
-              </w:rPr>
-              <w:t xml:space="preserve"> Anthony S.</w:t>
+              <w:t>Barandon, Noelee Anthony S.</w:t>
             </w:r>
             <w:r>
               <w:rPr>
@@ -2071,7 +2026,19 @@
               <w:rPr>
                 <w:sz w:val="17"/>
               </w:rPr>
-              <w:t>[def5678]</w:t>
+              <w:t>[</w:t>
+            </w:r>
+            <w:r>
+              <w:rPr>
+                <w:sz w:val="17"/>
+              </w:rPr>
+              <w:t>8a11075</w:t>
+            </w:r>
+            <w:r>
+              <w:rPr>
+                <w:sz w:val="17"/>
+              </w:rPr>
+              <w:t>]</w:t>
             </w:r>
           </w:p>
         </w:tc>
@@ -2094,7 +2061,19 @@
               <w:rPr>
                 <w:sz w:val="17"/>
               </w:rPr>
-              <w:t>Synced main, integrated card 2, connected increment/reset event handlers, merged &amp; pushed.</w:t>
+              <w:t>Synced main, integrated card 2, connected increment/reset event handlers, merged &amp; pushed</w:t>
+            </w:r>
+            <w:r>
+              <w:rPr>
+                <w:sz w:val="17"/>
+              </w:rPr>
+              <w:t>, dev-2 profile update</w:t>
+            </w:r>
+            <w:r>
+              <w:rPr>
+                <w:sz w:val="17"/>
+              </w:rPr>
+              <w:t>.</w:t>
             </w:r>
           </w:p>
         </w:tc>
@@ -2186,14 +2165,12 @@
             <w:pPr>
               <w:spacing w:after="0"/>
             </w:pPr>
-            <w:proofErr w:type="spellStart"/>
             <w:r>
               <w:rPr>
                 <w:sz w:val="17"/>
               </w:rPr>
               <w:t>mymitz</w:t>
             </w:r>
-            <w:proofErr w:type="spellEnd"/>
           </w:p>
         </w:tc>
         <w:tc>
@@ -2210,12 +2187,64 @@
           <w:p>
             <w:pPr>
               <w:spacing w:after="0"/>
+              <w:rPr>
+                <w:sz w:val="17"/>
+              </w:rPr>
             </w:pPr>
             <w:r>
               <w:rPr>
                 <w:sz w:val="17"/>
               </w:rPr>
-              <w:t>[ghi9012]</w:t>
+              <w:t>[</w:t>
+            </w:r>
+            <w:r>
+              <w:rPr>
+                <w:sz w:val="17"/>
+              </w:rPr>
+              <w:t>c0cf354</w:t>
+            </w:r>
+            <w:r>
+              <w:rPr>
+                <w:sz w:val="17"/>
+              </w:rPr>
+              <w:t>,</w:t>
+            </w:r>
+          </w:p>
+          <w:p>
+            <w:pPr>
+              <w:spacing w:after="0"/>
+              <w:rPr>
+                <w:sz w:val="17"/>
+              </w:rPr>
+            </w:pPr>
+            <w:r>
+              <w:rPr>
+                <w:sz w:val="17"/>
+              </w:rPr>
+              <w:t>ee577a8</w:t>
+            </w:r>
+            <w:r>
+              <w:rPr>
+                <w:sz w:val="17"/>
+              </w:rPr>
+              <w:t>,</w:t>
+            </w:r>
+          </w:p>
+          <w:p>
+            <w:pPr>
+              <w:spacing w:after="0"/>
+            </w:pPr>
+            <w:r>
+              <w:rPr>
+                <w:sz w:val="17"/>
+              </w:rPr>
+              <w:t>5f1dcee</w:t>
+            </w:r>
+            <w:r>
+              <w:rPr>
+                <w:sz w:val="17"/>
+              </w:rPr>
+              <w:t>]</w:t>
             </w:r>
           </w:p>
         </w:tc>
@@ -2238,7 +2267,31 @@
               <w:rPr>
                 <w:sz w:val="17"/>
               </w:rPr>
-              <w:t>Synced main, integrated card 3, built milestone badge logic &amp; boundary constraints, merged &amp; pushed.</w:t>
+              <w:t xml:space="preserve">Synced main, </w:t>
+            </w:r>
+            <w:r>
+              <w:rPr>
+                <w:sz w:val="17"/>
+              </w:rPr>
+              <w:t xml:space="preserve">dev-3 </w:t>
+            </w:r>
+            <w:r>
+              <w:rPr>
+                <w:sz w:val="17"/>
+              </w:rPr>
+              <w:t xml:space="preserve">profile update, </w:t>
+            </w:r>
+            <w:r>
+              <w:rPr>
+                <w:sz w:val="17"/>
+              </w:rPr>
+              <w:t>initial document updates</w:t>
+            </w:r>
+            <w:r>
+              <w:rPr>
+                <w:sz w:val="17"/>
+              </w:rPr>
+              <w:t>.</w:t>
             </w:r>
           </w:p>
         </w:tc>
@@ -2276,25 +2329,7 @@
           <w:color w:val="64748B"/>
           <w:sz w:val="19"/>
         </w:rPr>
-        <w:t>[ Write 3-4 sentences describing what you learned regarding virtual environment isolation, .</w:t>
-      </w:r>
-      <w:proofErr w:type="spellStart"/>
-      <w:r>
-        <w:rPr>
-          <w:i/>
-          <w:color w:val="64748B"/>
-          <w:sz w:val="19"/>
-        </w:rPr>
-        <w:t>gitignore</w:t>
-      </w:r>
-      <w:proofErr w:type="spellEnd"/>
-      <w:r>
-        <w:rPr>
-          <w:i/>
-          <w:color w:val="64748B"/>
-          <w:sz w:val="19"/>
-        </w:rPr>
-        <w:t xml:space="preserve"> configuration rules, and coordinating remote repository invitations on GitHub... ]</w:t>
+        <w:t>[ Write 3-4 sentences describing what you learned regarding virtual environment isolation, .gitignore configuration rules, and coordinating remote repository invitations on GitHub... ]</w:t>
       </w:r>
     </w:p>
     <w:p>
@@ -2366,15 +2401,7 @@
     </w:p>
     <w:p>
       <w:r>
-        <w:t>Verbatim ASCII commit history exported using 'git log --</w:t>
-      </w:r>
-      <w:proofErr w:type="spellStart"/>
-      <w:r>
-        <w:t>oneline</w:t>
-      </w:r>
-      <w:proofErr w:type="spellEnd"/>
-      <w:r>
-        <w:t xml:space="preserve"> --graph --all &gt; git_log_proof.txt'. This demonstrates the complete sequential feature branching and merge timeline across all three developers.</w:t>
+        <w:t>Verbatim ASCII commit history exported using 'git log --oneline --graph --all &gt; git_log_proof.txt'. This demonstrates the complete sequential feature branching and merge timeline across all three developers.</w:t>
       </w:r>
     </w:p>
     <w:tbl>
@@ -2489,18 +2516,8 @@
                 <w:color w:val="E2E8F0"/>
                 <w:sz w:val="17"/>
               </w:rPr>
-              <w:t xml:space="preserve">* 8a11075 </w:t>
+              <w:t>* 8a11075 pfp</w:t>
             </w:r>
-            <w:proofErr w:type="spellStart"/>
-            <w:r>
-              <w:rPr>
-                <w:rFonts w:ascii="Courier New" w:hAnsi="Courier New"/>
-                <w:color w:val="E2E8F0"/>
-                <w:sz w:val="17"/>
-              </w:rPr>
-              <w:t>pfp</w:t>
-            </w:r>
-            <w:proofErr w:type="spellEnd"/>
           </w:p>
           <w:p>
             <w:pPr>
@@ -2535,25 +2552,7 @@
                 <w:color w:val="E2E8F0"/>
                 <w:sz w:val="17"/>
               </w:rPr>
-              <w:t>* 65b1dc5 Create Ni-</w:t>
-            </w:r>
-            <w:proofErr w:type="spellStart"/>
-            <w:r>
-              <w:rPr>
-                <w:rFonts w:ascii="Courier New" w:hAnsi="Courier New"/>
-                <w:color w:val="E2E8F0"/>
-                <w:sz w:val="17"/>
-              </w:rPr>
-              <w:t>Git.code</w:t>
-            </w:r>
-            <w:proofErr w:type="spellEnd"/>
-            <w:r>
-              <w:rPr>
-                <w:rFonts w:ascii="Courier New" w:hAnsi="Courier New"/>
-                <w:color w:val="E2E8F0"/>
-                <w:sz w:val="17"/>
-              </w:rPr>
-              <w:t>-workspace</w:t>
+              <w:t>* 65b1dc5 Create Ni-Git.code-workspace</w:t>
             </w:r>
           </w:p>
           <w:p>

--- a/CCCS106_Lab01_Report_Barandon_Borja_Musa.docx
+++ b/CCCS106_Lab01_Report_Barandon_Borja_Musa.docx
@@ -155,7 +155,6 @@
               </w:rPr>
               <w:t xml:space="preserve">Group No. [ </w:t>
             </w:r>
-            <w:proofErr w:type="gramStart"/>
             <w:r>
               <w:rPr>
                 <w:color w:val="0F172A"/>
@@ -168,15 +167,7 @@
                 <w:color w:val="0F172A"/>
                 <w:sz w:val="19"/>
               </w:rPr>
-              <w:t xml:space="preserve"> ]</w:t>
-            </w:r>
-            <w:proofErr w:type="gramEnd"/>
-            <w:r>
-              <w:rPr>
-                <w:color w:val="0F172A"/>
-                <w:sz w:val="19"/>
-              </w:rPr>
-              <w:t xml:space="preserve">  (</w:t>
+              <w:t xml:space="preserve"> ]  (</w:t>
             </w:r>
             <w:r>
               <w:rPr>
@@ -243,17 +234,8 @@
                 <w:color w:val="0F172A"/>
                 <w:sz w:val="19"/>
               </w:rPr>
-              <w:t xml:space="preserve">[ Month DD, </w:t>
+              <w:t>[ Month DD, 2026 ]</w:t>
             </w:r>
-            <w:proofErr w:type="gramStart"/>
-            <w:r>
-              <w:rPr>
-                <w:color w:val="0F172A"/>
-                <w:sz w:val="19"/>
-              </w:rPr>
-              <w:t>2026 ]</w:t>
-            </w:r>
-            <w:proofErr w:type="gramEnd"/>
           </w:p>
         </w:tc>
       </w:tr>
@@ -482,15 +464,7 @@
                 <w:b/>
                 <w:sz w:val="18"/>
               </w:rPr>
-              <w:t xml:space="preserve">Borja, Edmar </w:t>
-            </w:r>
-            <w:proofErr w:type="gramStart"/>
-            <w:r>
-              <w:rPr>
-                <w:b/>
-                <w:sz w:val="18"/>
-              </w:rPr>
-              <w:t>B.</w:t>
+              <w:t>Borja, Edmar B.</w:t>
             </w:r>
             <w:r>
               <w:rPr>
@@ -499,7 +473,6 @@
               </w:rPr>
               <w:t xml:space="preserve"> ]</w:t>
             </w:r>
-            <w:proofErr w:type="gramEnd"/>
           </w:p>
         </w:tc>
         <w:tc>
@@ -622,23 +595,7 @@
                 <w:b/>
                 <w:sz w:val="18"/>
               </w:rPr>
-              <w:t xml:space="preserve">Barandon, </w:t>
-            </w:r>
-            <w:proofErr w:type="spellStart"/>
-            <w:r>
-              <w:rPr>
-                <w:b/>
-                <w:sz w:val="18"/>
-              </w:rPr>
-              <w:t>Noelee</w:t>
-            </w:r>
-            <w:proofErr w:type="spellEnd"/>
-            <w:r>
-              <w:rPr>
-                <w:b/>
-                <w:sz w:val="18"/>
-              </w:rPr>
-              <w:t xml:space="preserve"> Anthony S.</w:t>
+              <w:t>Barandon, Noelee Anthony S.</w:t>
             </w:r>
             <w:r>
               <w:rPr>
@@ -781,15 +738,7 @@
                 <w:b/>
                 <w:sz w:val="18"/>
               </w:rPr>
-              <w:t xml:space="preserve">Musa, Eduardo Gabriel </w:t>
-            </w:r>
-            <w:proofErr w:type="gramStart"/>
-            <w:r>
-              <w:rPr>
-                <w:b/>
-                <w:sz w:val="18"/>
-              </w:rPr>
-              <w:t>S.</w:t>
+              <w:t>Musa, Eduardo Gabriel S.</w:t>
             </w:r>
             <w:r>
               <w:rPr>
@@ -798,7 +747,6 @@
               </w:rPr>
               <w:t xml:space="preserve"> ]</w:t>
             </w:r>
-            <w:proofErr w:type="gramEnd"/>
           </w:p>
         </w:tc>
         <w:tc>
@@ -1073,36 +1021,7 @@
     </w:p>
     <w:p>
       <w:r>
-        <w:t>Pre-flight workstation audit executed via 'python verify_setup.py' inside the active virtual environment (.</w:t>
-      </w:r>
-      <w:proofErr w:type="spellStart"/>
-      <w:r>
-        <w:t>venv</w:t>
-      </w:r>
-      <w:proofErr w:type="spellEnd"/>
-      <w:r>
-        <w:t xml:space="preserve">). All six (6) audit checks must report [PASS] verifying Python 3.10+, </w:t>
-      </w:r>
-      <w:proofErr w:type="spellStart"/>
-      <w:r>
-        <w:t>virtualenv</w:t>
-      </w:r>
-      <w:proofErr w:type="spellEnd"/>
-      <w:r>
-        <w:t xml:space="preserve"> isolation, Flet SDK v0.86.5+, Git binary detection, configured institutional user identity, </w:t>
-      </w:r>
-      <w:proofErr w:type="gramStart"/>
-      <w:r>
-        <w:t>and .</w:t>
-      </w:r>
-      <w:proofErr w:type="spellStart"/>
-      <w:r>
-        <w:t>gitignore</w:t>
-      </w:r>
-      <w:proofErr w:type="spellEnd"/>
-      <w:proofErr w:type="gramEnd"/>
-      <w:r>
-        <w:t xml:space="preserve"> hygiene.</w:t>
+        <w:t>Pre-flight workstation audit executed via 'python verify_setup.py' inside the active virtual environment (.venv). All six (6) audit checks must report [PASS] verifying Python 3.10+, virtualenv isolation, Flet SDK v0.86.5+, Git binary detection, configured institutional user identity, and .gitignore hygiene.</w:t>
       </w:r>
     </w:p>
     <w:tbl>
@@ -1204,46 +1123,12 @@
         <w:spacing w:before="280" w:after="120"/>
       </w:pPr>
       <w:r>
-        <w:t xml:space="preserve">Section 3: Git Working Tree Cleanliness </w:t>
-      </w:r>
-      <w:proofErr w:type="gramStart"/>
-      <w:r>
-        <w:t>&amp; .</w:t>
-      </w:r>
-      <w:proofErr w:type="spellStart"/>
-      <w:r>
-        <w:t>gitignore</w:t>
-      </w:r>
-      <w:proofErr w:type="spellEnd"/>
-      <w:proofErr w:type="gramEnd"/>
-      <w:r>
-        <w:t xml:space="preserve"> Audit</w:t>
+        <w:t>Section 3: Git Working Tree Cleanliness &amp; .gitignore Audit</w:t>
       </w:r>
     </w:p>
     <w:p>
       <w:r>
-        <w:t xml:space="preserve">Demonstration of repository hygiene. The screenshot proves that the working tree is clean with zero uncommitted changes, and </w:t>
-      </w:r>
-      <w:proofErr w:type="gramStart"/>
-      <w:r>
-        <w:t>that .</w:t>
-      </w:r>
-      <w:proofErr w:type="spellStart"/>
-      <w:r>
-        <w:t>venv</w:t>
-      </w:r>
-      <w:proofErr w:type="spellEnd"/>
-      <w:proofErr w:type="gramEnd"/>
-      <w:r>
-        <w:t>/ is completely untracked (verified by running 'git ls-files .</w:t>
-      </w:r>
-      <w:proofErr w:type="spellStart"/>
-      <w:r>
-        <w:t>venv</w:t>
-      </w:r>
-      <w:proofErr w:type="spellEnd"/>
-      <w:r>
-        <w:t>', returning empty output).</w:t>
+        <w:t>Demonstration of repository hygiene. The screenshot proves that the working tree is clean with zero uncommitted changes, and that .venv/ is completely untracked (verified by running 'git ls-files .venv', returning empty output).</w:t>
       </w:r>
     </w:p>
     <w:tbl>
@@ -1336,32 +1221,7 @@
           <w:b/>
           <w:sz w:val="19"/>
         </w:rPr>
-        <w:t xml:space="preserve">Figure 3: Git Working Tree Cleanliness </w:t>
-      </w:r>
-      <w:proofErr w:type="gramStart"/>
-      <w:r>
-        <w:rPr>
-          <w:b/>
-          <w:sz w:val="19"/>
-        </w:rPr>
-        <w:t>&amp; .</w:t>
-      </w:r>
-      <w:proofErr w:type="spellStart"/>
-      <w:r>
-        <w:rPr>
-          <w:b/>
-          <w:sz w:val="19"/>
-        </w:rPr>
-        <w:t>gitignore</w:t>
-      </w:r>
-      <w:proofErr w:type="spellEnd"/>
-      <w:proofErr w:type="gramEnd"/>
-      <w:r>
-        <w:rPr>
-          <w:b/>
-          <w:sz w:val="19"/>
-        </w:rPr>
-        <w:t xml:space="preserve"> Hygiene Proof</w:t>
+        <w:t>Figure 3: Git Working Tree Cleanliness &amp; .gitignore Hygiene Proof</w:t>
       </w:r>
     </w:p>
     <w:p>
@@ -1426,18 +1286,8 @@
                 <w:color w:val="475569"/>
                 <w:sz w:val="22"/>
               </w:rPr>
-              <w:t xml:space="preserve">[ PASTE / INSERT SCREENSHOT IMAGE </w:t>
+              <w:t>[ PASTE / INSERT SCREENSHOT IMAGE HERE ]</w:t>
             </w:r>
-            <w:proofErr w:type="gramStart"/>
-            <w:r>
-              <w:rPr>
-                <w:b/>
-                <w:color w:val="475569"/>
-                <w:sz w:val="22"/>
-              </w:rPr>
-              <w:t>HERE ]</w:t>
-            </w:r>
-            <w:proofErr w:type="gramEnd"/>
             <w:r>
               <w:rPr>
                 <w:b/>
@@ -1467,23 +1317,7 @@
                 <w:color w:val="94A3B8"/>
                 <w:sz w:val="18"/>
               </w:rPr>
-              <w:t>Requirement: Window showing CSPC header, green ISOLATED (.</w:t>
-            </w:r>
-            <w:proofErr w:type="spellStart"/>
-            <w:r>
-              <w:rPr>
-                <w:color w:val="94A3B8"/>
-                <w:sz w:val="18"/>
-              </w:rPr>
-              <w:t>venv</w:t>
-            </w:r>
-            <w:proofErr w:type="spellEnd"/>
-            <w:r>
-              <w:rPr>
-                <w:color w:val="94A3B8"/>
-                <w:sz w:val="18"/>
-              </w:rPr>
-              <w:t>) badge, 3 team member cards, 0 tasks completed, and In Progress status.</w:t>
+              <w:t>Requirement: Window showing CSPC header, green ISOLATED (.venv) badge, 3 team member cards, 0 tasks completed, and In Progress status.</w:t>
             </w:r>
           </w:p>
         </w:tc>
@@ -1544,18 +1378,8 @@
                 <w:color w:val="475569"/>
                 <w:sz w:val="22"/>
               </w:rPr>
-              <w:t xml:space="preserve">[ PASTE / INSERT SCREENSHOT IMAGE </w:t>
+              <w:t>[ PASTE / INSERT SCREENSHOT IMAGE HERE ]</w:t>
             </w:r>
-            <w:proofErr w:type="gramStart"/>
-            <w:r>
-              <w:rPr>
-                <w:b/>
-                <w:color w:val="475569"/>
-                <w:sz w:val="22"/>
-              </w:rPr>
-              <w:t>HERE ]</w:t>
-            </w:r>
-            <w:proofErr w:type="gramEnd"/>
             <w:r>
               <w:rPr>
                 <w:b/>
@@ -1646,18 +1470,8 @@
                 <w:color w:val="475569"/>
                 <w:sz w:val="22"/>
               </w:rPr>
-              <w:t xml:space="preserve">[ PASTE / INSERT SCREENSHOT IMAGE </w:t>
+              <w:t>[ PASTE / INSERT SCREENSHOT IMAGE HERE ]</w:t>
             </w:r>
-            <w:proofErr w:type="gramStart"/>
-            <w:r>
-              <w:rPr>
-                <w:b/>
-                <w:color w:val="475569"/>
-                <w:sz w:val="22"/>
-              </w:rPr>
-              <w:t>HERE ]</w:t>
-            </w:r>
-            <w:proofErr w:type="gramEnd"/>
             <w:r>
               <w:rPr>
                 <w:b/>
@@ -1906,15 +1720,7 @@
                 <w:b/>
                 <w:sz w:val="17"/>
               </w:rPr>
-              <w:t xml:space="preserve">Borja, Edmar </w:t>
-            </w:r>
-            <w:proofErr w:type="gramStart"/>
-            <w:r>
-              <w:rPr>
-                <w:b/>
-                <w:sz w:val="17"/>
-              </w:rPr>
-              <w:t>B.</w:t>
+              <w:t>Borja, Edmar B.</w:t>
             </w:r>
             <w:r>
               <w:rPr>
@@ -1923,7 +1729,6 @@
               </w:rPr>
               <w:t xml:space="preserve"> ]</w:t>
             </w:r>
-            <w:proofErr w:type="gramEnd"/>
           </w:p>
         </w:tc>
         <w:tc>
@@ -1993,12 +1798,81 @@
           <w:p>
             <w:pPr>
               <w:spacing w:after="0"/>
+              <w:rPr>
+                <w:sz w:val="17"/>
+              </w:rPr>
             </w:pPr>
             <w:r>
               <w:rPr>
                 <w:sz w:val="17"/>
               </w:rPr>
-              <w:t>[abc1234]</w:t>
+              <w:t>[</w:t>
+            </w:r>
+            <w:r>
+              <w:rPr>
+                <w:sz w:val="17"/>
+              </w:rPr>
+              <w:t>f08c58a</w:t>
+            </w:r>
+            <w:r>
+              <w:rPr>
+                <w:sz w:val="17"/>
+              </w:rPr>
+              <w:t>,</w:t>
+            </w:r>
+          </w:p>
+          <w:p>
+            <w:pPr>
+              <w:spacing w:after="0"/>
+              <w:rPr>
+                <w:sz w:val="17"/>
+              </w:rPr>
+            </w:pPr>
+            <w:r>
+              <w:rPr>
+                <w:sz w:val="17"/>
+              </w:rPr>
+              <w:t>fe4b95f</w:t>
+            </w:r>
+            <w:r>
+              <w:rPr>
+                <w:sz w:val="17"/>
+              </w:rPr>
+              <w:t>,</w:t>
+            </w:r>
+          </w:p>
+          <w:p>
+            <w:pPr>
+              <w:spacing w:after="0"/>
+              <w:rPr>
+                <w:sz w:val="17"/>
+              </w:rPr>
+            </w:pPr>
+            <w:r>
+              <w:rPr>
+                <w:sz w:val="17"/>
+              </w:rPr>
+              <w:t>65b1dc5</w:t>
+            </w:r>
+          </w:p>
+          <w:p>
+            <w:pPr>
+              <w:spacing w:after="0"/>
+              <w:rPr>
+                <w:sz w:val="17"/>
+              </w:rPr>
+            </w:pPr>
+            <w:r>
+              <w:rPr>
+                <w:sz w:val="17"/>
+              </w:rPr>
+              <w:t>ed90fe8</w:t>
+            </w:r>
+            <w:r>
+              <w:rPr>
+                <w:sz w:val="17"/>
+              </w:rPr>
+              <w:t>]</w:t>
             </w:r>
           </w:p>
         </w:tc>
@@ -2021,29 +1895,19 @@
               <w:rPr>
                 <w:sz w:val="17"/>
               </w:rPr>
-              <w:t xml:space="preserve">Initialized repo, </w:t>
+              <w:t>Initialized repo, setup .gitignore, integrated card 1, configured remote repo &amp; pushed main</w:t>
             </w:r>
-            <w:proofErr w:type="gramStart"/>
             <w:r>
               <w:rPr>
                 <w:sz w:val="17"/>
               </w:rPr>
-              <w:t>setup .</w:t>
+              <w:t>, dev-1 profile update</w:t>
             </w:r>
-            <w:proofErr w:type="spellStart"/>
             <w:r>
               <w:rPr>
                 <w:sz w:val="17"/>
               </w:rPr>
-              <w:t>gitignore</w:t>
-            </w:r>
-            <w:proofErr w:type="spellEnd"/>
-            <w:proofErr w:type="gramEnd"/>
-            <w:r>
-              <w:rPr>
-                <w:sz w:val="17"/>
-              </w:rPr>
-              <w:t>, integrated card 1, configured remote repo &amp; pushed main.</w:t>
+              <w:t>.</w:t>
             </w:r>
           </w:p>
         </w:tc>
@@ -2079,23 +1943,7 @@
                 <w:b/>
                 <w:sz w:val="17"/>
               </w:rPr>
-              <w:t xml:space="preserve">Barandon, </w:t>
-            </w:r>
-            <w:proofErr w:type="spellStart"/>
-            <w:r>
-              <w:rPr>
-                <w:b/>
-                <w:sz w:val="17"/>
-              </w:rPr>
-              <w:t>Noelee</w:t>
-            </w:r>
-            <w:proofErr w:type="spellEnd"/>
-            <w:r>
-              <w:rPr>
-                <w:b/>
-                <w:sz w:val="17"/>
-              </w:rPr>
-              <w:t xml:space="preserve"> Anthony S.</w:t>
+              <w:t>Barandon, Noelee Anthony S.</w:t>
             </w:r>
             <w:r>
               <w:rPr>
@@ -2178,7 +2026,19 @@
               <w:rPr>
                 <w:sz w:val="17"/>
               </w:rPr>
-              <w:t>[def5678]</w:t>
+              <w:t>[</w:t>
+            </w:r>
+            <w:r>
+              <w:rPr>
+                <w:sz w:val="17"/>
+              </w:rPr>
+              <w:t>8a11075</w:t>
+            </w:r>
+            <w:r>
+              <w:rPr>
+                <w:sz w:val="17"/>
+              </w:rPr>
+              <w:t>]</w:t>
             </w:r>
           </w:p>
         </w:tc>
@@ -2201,7 +2061,19 @@
               <w:rPr>
                 <w:sz w:val="17"/>
               </w:rPr>
-              <w:t>Synced main, integrated card 2, connected increment/reset event handlers, merged &amp; pushed.</w:t>
+              <w:t>Synced main, integrated card 2, connected increment/reset event handlers, merged &amp; pushed</w:t>
+            </w:r>
+            <w:r>
+              <w:rPr>
+                <w:sz w:val="17"/>
+              </w:rPr>
+              <w:t>, dev-2 profile update</w:t>
+            </w:r>
+            <w:r>
+              <w:rPr>
+                <w:sz w:val="17"/>
+              </w:rPr>
+              <w:t>.</w:t>
             </w:r>
           </w:p>
         </w:tc>
@@ -2237,15 +2109,7 @@
                 <w:b/>
                 <w:sz w:val="17"/>
               </w:rPr>
-              <w:t xml:space="preserve">Musa, Eduardo Gabriel </w:t>
-            </w:r>
-            <w:proofErr w:type="gramStart"/>
-            <w:r>
-              <w:rPr>
-                <w:b/>
-                <w:sz w:val="17"/>
-              </w:rPr>
-              <w:t>S.</w:t>
+              <w:t>Musa, Eduardo Gabriel S.</w:t>
             </w:r>
             <w:r>
               <w:rPr>
@@ -2254,7 +2118,6 @@
               </w:rPr>
               <w:t xml:space="preserve"> ]</w:t>
             </w:r>
-            <w:proofErr w:type="gramEnd"/>
           </w:p>
         </w:tc>
         <w:tc>
@@ -2302,14 +2165,12 @@
             <w:pPr>
               <w:spacing w:after="0"/>
             </w:pPr>
-            <w:proofErr w:type="spellStart"/>
             <w:r>
               <w:rPr>
                 <w:sz w:val="17"/>
               </w:rPr>
               <w:t>mymitz</w:t>
             </w:r>
-            <w:proofErr w:type="spellEnd"/>
           </w:p>
         </w:tc>
         <w:tc>
@@ -2326,12 +2187,64 @@
           <w:p>
             <w:pPr>
               <w:spacing w:after="0"/>
+              <w:rPr>
+                <w:sz w:val="17"/>
+              </w:rPr>
             </w:pPr>
             <w:r>
               <w:rPr>
                 <w:sz w:val="17"/>
               </w:rPr>
-              <w:t>[ghi9012]</w:t>
+              <w:t>[</w:t>
+            </w:r>
+            <w:r>
+              <w:rPr>
+                <w:sz w:val="17"/>
+              </w:rPr>
+              <w:t>c0cf354</w:t>
+            </w:r>
+            <w:r>
+              <w:rPr>
+                <w:sz w:val="17"/>
+              </w:rPr>
+              <w:t>,</w:t>
+            </w:r>
+          </w:p>
+          <w:p>
+            <w:pPr>
+              <w:spacing w:after="0"/>
+              <w:rPr>
+                <w:sz w:val="17"/>
+              </w:rPr>
+            </w:pPr>
+            <w:r>
+              <w:rPr>
+                <w:sz w:val="17"/>
+              </w:rPr>
+              <w:t>ee577a8</w:t>
+            </w:r>
+            <w:r>
+              <w:rPr>
+                <w:sz w:val="17"/>
+              </w:rPr>
+              <w:t>,</w:t>
+            </w:r>
+          </w:p>
+          <w:p>
+            <w:pPr>
+              <w:spacing w:after="0"/>
+            </w:pPr>
+            <w:r>
+              <w:rPr>
+                <w:sz w:val="17"/>
+              </w:rPr>
+              <w:t>5f1dcee</w:t>
+            </w:r>
+            <w:r>
+              <w:rPr>
+                <w:sz w:val="17"/>
+              </w:rPr>
+              <w:t>]</w:t>
             </w:r>
           </w:p>
         </w:tc>
@@ -2354,7 +2267,31 @@
               <w:rPr>
                 <w:sz w:val="17"/>
               </w:rPr>
-              <w:t>Synced main, integrated card 3, built milestone badge logic &amp; boundary constraints, merged &amp; pushed.</w:t>
+              <w:t xml:space="preserve">Synced main, </w:t>
+            </w:r>
+            <w:r>
+              <w:rPr>
+                <w:sz w:val="17"/>
+              </w:rPr>
+              <w:t xml:space="preserve">dev-3 </w:t>
+            </w:r>
+            <w:r>
+              <w:rPr>
+                <w:sz w:val="17"/>
+              </w:rPr>
+              <w:t xml:space="preserve">profile update, </w:t>
+            </w:r>
+            <w:r>
+              <w:rPr>
+                <w:sz w:val="17"/>
+              </w:rPr>
+              <w:t>initial document updates</w:t>
+            </w:r>
+            <w:r>
+              <w:rPr>
+                <w:sz w:val="17"/>
+              </w:rPr>
+              <w:t>.</w:t>
             </w:r>
           </w:p>
         </w:tc>
@@ -2392,46 +2329,8 @@
           <w:color w:val="64748B"/>
           <w:sz w:val="19"/>
         </w:rPr>
-        <w:t>[ Write 3-4 sentences describing what you learned regarding virtual environment isolation</w:t>
+        <w:t>[ Write 3-4 sentences describing what you learned regarding virtual environment isolation, .gitignore configuration rules, and coordinating remote repository invitations on GitHub... ]</w:t>
       </w:r>
-      <w:proofErr w:type="gramStart"/>
-      <w:r>
-        <w:rPr>
-          <w:i/>
-          <w:color w:val="64748B"/>
-          <w:sz w:val="19"/>
-        </w:rPr>
-        <w:t>, .</w:t>
-      </w:r>
-      <w:proofErr w:type="spellStart"/>
-      <w:r>
-        <w:rPr>
-          <w:i/>
-          <w:color w:val="64748B"/>
-          <w:sz w:val="19"/>
-        </w:rPr>
-        <w:t>gitignore</w:t>
-      </w:r>
-      <w:proofErr w:type="spellEnd"/>
-      <w:proofErr w:type="gramEnd"/>
-      <w:r>
-        <w:rPr>
-          <w:i/>
-          <w:color w:val="64748B"/>
-          <w:sz w:val="19"/>
-        </w:rPr>
-        <w:t xml:space="preserve"> configuration rules, and coordinating remote repository invitations on GitHub</w:t>
-      </w:r>
-      <w:proofErr w:type="gramStart"/>
-      <w:r>
-        <w:rPr>
-          <w:i/>
-          <w:color w:val="64748B"/>
-          <w:sz w:val="19"/>
-        </w:rPr>
-        <w:t>... ]</w:t>
-      </w:r>
-      <w:proofErr w:type="gramEnd"/>
     </w:p>
     <w:p>
       <w:pPr>
@@ -2456,18 +2355,8 @@
           <w:color w:val="64748B"/>
           <w:sz w:val="19"/>
         </w:rPr>
-        <w:t>[ Write 3-4 sentences describing what you learned about cloning remote repositories, syncing upstream changes with 'git pull origin main', and implementing reactive event handlers</w:t>
+        <w:t>[ Write 3-4 sentences describing what you learned about cloning remote repositories, syncing upstream changes with 'git pull origin main', and implementing reactive event handlers... ]</w:t>
       </w:r>
-      <w:proofErr w:type="gramStart"/>
-      <w:r>
-        <w:rPr>
-          <w:i/>
-          <w:color w:val="64748B"/>
-          <w:sz w:val="19"/>
-        </w:rPr>
-        <w:t>... ]</w:t>
-      </w:r>
-      <w:proofErr w:type="gramEnd"/>
     </w:p>
     <w:p>
       <w:pPr>
@@ -2492,18 +2381,8 @@
           <w:color w:val="64748B"/>
           <w:sz w:val="19"/>
         </w:rPr>
-        <w:t>[ Write 3-4 sentences describing what you learned about feature branching safety, enforcing state boundary constraints, and testing Material 3 controls in Flet</w:t>
+        <w:t>[ Write 3-4 sentences describing what you learned about feature branching safety, enforcing state boundary constraints, and testing Material 3 controls in Flet... ]</w:t>
       </w:r>
-      <w:proofErr w:type="gramStart"/>
-      <w:r>
-        <w:rPr>
-          <w:i/>
-          <w:color w:val="64748B"/>
-          <w:sz w:val="19"/>
-        </w:rPr>
-        <w:t>... ]</w:t>
-      </w:r>
-      <w:proofErr w:type="gramEnd"/>
     </w:p>
     <w:p>
       <w:r>
@@ -2522,15 +2401,7 @@
     </w:p>
     <w:p>
       <w:r>
-        <w:t>Verbatim ASCII commit history exported using 'git log --</w:t>
-      </w:r>
-      <w:proofErr w:type="spellStart"/>
-      <w:r>
-        <w:t>oneline</w:t>
-      </w:r>
-      <w:proofErr w:type="spellEnd"/>
-      <w:r>
-        <w:t xml:space="preserve"> --graph --all &gt; git_log_proof.txt'. This demonstrates the complete sequential feature branching and merge timeline across all three developers.</w:t>
+        <w:t>Verbatim ASCII commit history exported using 'git log --oneline --graph --all &gt; git_log_proof.txt'. This demonstrates the complete sequential feature branching and merge timeline across all three developers.</w:t>
       </w:r>
     </w:p>
     <w:tbl>
@@ -2561,6 +2432,11 @@
           <w:p>
             <w:pPr>
               <w:spacing w:after="0"/>
+              <w:rPr>
+                <w:rFonts w:ascii="Courier New" w:hAnsi="Courier New"/>
+                <w:color w:val="E2E8F0"/>
+                <w:sz w:val="17"/>
+              </w:rPr>
             </w:pPr>
             <w:r>
               <w:rPr>
@@ -2568,168 +2444,164 @@
                 <w:color w:val="E2E8F0"/>
                 <w:sz w:val="17"/>
               </w:rPr>
-              <w:t>*   9f8a123 (HEAD -&gt; main, origin/main) feat(milestone): integrate developer 3 profile and sprint goal milestone badge</w:t>
+              <w:t>* 5f1dcee docs(pdf): Update screenshots on Section 1-3</w:t>
             </w:r>
+          </w:p>
+          <w:p>
+            <w:pPr>
+              <w:spacing w:after="0"/>
+              <w:rPr>
+                <w:rFonts w:ascii="Courier New" w:hAnsi="Courier New"/>
+                <w:color w:val="E2E8F0"/>
+                <w:sz w:val="17"/>
+              </w:rPr>
+            </w:pPr>
             <w:r>
               <w:rPr>
                 <w:rFonts w:ascii="Courier New" w:hAnsi="Courier New"/>
                 <w:color w:val="E2E8F0"/>
                 <w:sz w:val="17"/>
               </w:rPr>
-              <w:br/>
-              <w:t xml:space="preserve">|\  </w:t>
+              <w:t>| * 75e0006 docs(pdf): Update screenshots on Section 1-3</w:t>
             </w:r>
+          </w:p>
+          <w:p>
+            <w:pPr>
+              <w:spacing w:after="0"/>
+              <w:rPr>
+                <w:rFonts w:ascii="Courier New" w:hAnsi="Courier New"/>
+                <w:color w:val="E2E8F0"/>
+                <w:sz w:val="17"/>
+              </w:rPr>
+            </w:pPr>
             <w:r>
               <w:rPr>
                 <w:rFonts w:ascii="Courier New" w:hAnsi="Courier New"/>
                 <w:color w:val="E2E8F0"/>
                 <w:sz w:val="17"/>
               </w:rPr>
-              <w:br/>
-              <w:t>| * 8e7b456 (feature/dev3-features) feat(milestone): integrate developer 3 profile and sprint goal milestone badge</w:t>
+              <w:t xml:space="preserve">|/  </w:t>
             </w:r>
+          </w:p>
+          <w:p>
+            <w:pPr>
+              <w:spacing w:after="0"/>
+              <w:rPr>
+                <w:rFonts w:ascii="Courier New" w:hAnsi="Courier New"/>
+                <w:color w:val="E2E8F0"/>
+                <w:sz w:val="17"/>
+              </w:rPr>
+            </w:pPr>
             <w:r>
               <w:rPr>
                 <w:rFonts w:ascii="Courier New" w:hAnsi="Courier New"/>
                 <w:color w:val="E2E8F0"/>
                 <w:sz w:val="17"/>
               </w:rPr>
-              <w:br/>
-              <w:t xml:space="preserve">|/  </w:t>
+              <w:t>* ee577a8 docs(pdf): Update on initial documents</w:t>
             </w:r>
+          </w:p>
+          <w:p>
+            <w:pPr>
+              <w:spacing w:after="0"/>
+              <w:rPr>
+                <w:rFonts w:ascii="Courier New" w:hAnsi="Courier New"/>
+                <w:color w:val="E2E8F0"/>
+                <w:sz w:val="17"/>
+              </w:rPr>
+            </w:pPr>
             <w:r>
               <w:rPr>
                 <w:rFonts w:ascii="Courier New" w:hAnsi="Courier New"/>
                 <w:color w:val="E2E8F0"/>
                 <w:sz w:val="17"/>
               </w:rPr>
-              <w:br/>
-              <w:t>*   7d6c789 feat(state): integrate developer 2 profile and task counter handlers</w:t>
+              <w:t>* 8a11075 pfp</w:t>
             </w:r>
+          </w:p>
+          <w:p>
+            <w:pPr>
+              <w:spacing w:after="0"/>
+              <w:rPr>
+                <w:rFonts w:ascii="Courier New" w:hAnsi="Courier New"/>
+                <w:color w:val="E2E8F0"/>
+                <w:sz w:val="17"/>
+              </w:rPr>
+            </w:pPr>
             <w:r>
               <w:rPr>
                 <w:rFonts w:ascii="Courier New" w:hAnsi="Courier New"/>
                 <w:color w:val="E2E8F0"/>
                 <w:sz w:val="17"/>
               </w:rPr>
-              <w:br/>
-              <w:t xml:space="preserve">|\  </w:t>
+              <w:t>* ed90fe8 update the profile on collaborative team roster</w:t>
             </w:r>
+          </w:p>
+          <w:p>
+            <w:pPr>
+              <w:spacing w:after="0"/>
+              <w:rPr>
+                <w:rFonts w:ascii="Courier New" w:hAnsi="Courier New"/>
+                <w:color w:val="E2E8F0"/>
+                <w:sz w:val="17"/>
+              </w:rPr>
+            </w:pPr>
             <w:r>
               <w:rPr>
                 <w:rFonts w:ascii="Courier New" w:hAnsi="Courier New"/>
                 <w:color w:val="E2E8F0"/>
                 <w:sz w:val="17"/>
               </w:rPr>
-              <w:br/>
-              <w:t>| * 6c5d012 (feature/dev2-state) feat(state): integrate developer 2 profile and task counter handlers</w:t>
+              <w:t>* 65b1dc5 Create Ni-Git.code-workspace</w:t>
             </w:r>
+          </w:p>
+          <w:p>
+            <w:pPr>
+              <w:spacing w:after="0"/>
+              <w:rPr>
+                <w:rFonts w:ascii="Courier New" w:hAnsi="Courier New"/>
+                <w:color w:val="E2E8F0"/>
+                <w:sz w:val="17"/>
+              </w:rPr>
+            </w:pPr>
             <w:r>
               <w:rPr>
                 <w:rFonts w:ascii="Courier New" w:hAnsi="Courier New"/>
                 <w:color w:val="E2E8F0"/>
                 <w:sz w:val="17"/>
               </w:rPr>
-              <w:br/>
-              <w:t xml:space="preserve">|/  </w:t>
+              <w:t>* c0cf354 Small change and update of my profile, no major changes yet</w:t>
             </w:r>
+          </w:p>
+          <w:p>
+            <w:pPr>
+              <w:spacing w:after="0"/>
+              <w:rPr>
+                <w:rFonts w:ascii="Courier New" w:hAnsi="Courier New"/>
+                <w:color w:val="E2E8F0"/>
+                <w:sz w:val="17"/>
+              </w:rPr>
+            </w:pPr>
             <w:r>
               <w:rPr>
                 <w:rFonts w:ascii="Courier New" w:hAnsi="Courier New"/>
                 <w:color w:val="E2E8F0"/>
                 <w:sz w:val="17"/>
               </w:rPr>
-              <w:br/>
-              <w:t>*   5b4e345 feat(profile): integrate developer 1 profile card</w:t>
+              <w:t>* fe4b95f Initial Update and Change</w:t>
             </w:r>
+          </w:p>
+          <w:p>
+            <w:pPr>
+              <w:spacing w:after="0"/>
+            </w:pPr>
             <w:r>
               <w:rPr>
                 <w:rFonts w:ascii="Courier New" w:hAnsi="Courier New"/>
                 <w:color w:val="E2E8F0"/>
                 <w:sz w:val="17"/>
               </w:rPr>
-              <w:br/>
-              <w:t xml:space="preserve">|\  </w:t>
-            </w:r>
-            <w:r>
-              <w:rPr>
-                <w:rFonts w:ascii="Courier New" w:hAnsi="Courier New"/>
-                <w:color w:val="E2E8F0"/>
-                <w:sz w:val="17"/>
-              </w:rPr>
-              <w:br/>
-              <w:t>| * 4a3f678 (feature/dev1-profile) feat(profile): integrate developer 1 profile card</w:t>
-            </w:r>
-            <w:r>
-              <w:rPr>
-                <w:rFonts w:ascii="Courier New" w:hAnsi="Courier New"/>
-                <w:color w:val="E2E8F0"/>
-                <w:sz w:val="17"/>
-              </w:rPr>
-              <w:br/>
-              <w:t xml:space="preserve">|/  </w:t>
-            </w:r>
-            <w:r>
-              <w:rPr>
-                <w:rFonts w:ascii="Courier New" w:hAnsi="Courier New"/>
-                <w:color w:val="E2E8F0"/>
-                <w:sz w:val="17"/>
-              </w:rPr>
-              <w:br/>
-              <w:t>* 3a2e901 chore(</w:t>
-            </w:r>
-            <w:proofErr w:type="spellStart"/>
-            <w:r>
-              <w:rPr>
-                <w:rFonts w:ascii="Courier New" w:hAnsi="Courier New"/>
-                <w:color w:val="E2E8F0"/>
-                <w:sz w:val="17"/>
-              </w:rPr>
-              <w:t>init</w:t>
-            </w:r>
-            <w:proofErr w:type="spellEnd"/>
-            <w:r>
-              <w:rPr>
-                <w:rFonts w:ascii="Courier New" w:hAnsi="Courier New"/>
-                <w:color w:val="E2E8F0"/>
-                <w:sz w:val="17"/>
-              </w:rPr>
-              <w:t xml:space="preserve">): baseline repository with modern </w:t>
-            </w:r>
-            <w:proofErr w:type="spellStart"/>
-            <w:r>
-              <w:rPr>
-                <w:rFonts w:ascii="Courier New" w:hAnsi="Courier New"/>
-                <w:color w:val="E2E8F0"/>
-                <w:sz w:val="17"/>
-              </w:rPr>
-              <w:t>flet</w:t>
-            </w:r>
-            <w:proofErr w:type="spellEnd"/>
-            <w:r>
-              <w:rPr>
-                <w:rFonts w:ascii="Courier New" w:hAnsi="Courier New"/>
-                <w:color w:val="E2E8F0"/>
-                <w:sz w:val="17"/>
-              </w:rPr>
-              <w:t xml:space="preserve"> app and verification tool</w:t>
-            </w:r>
-            <w:r>
-              <w:rPr>
-                <w:rFonts w:ascii="Courier New" w:hAnsi="Courier New"/>
-                <w:color w:val="E2E8F0"/>
-                <w:sz w:val="17"/>
-              </w:rPr>
-              <w:br/>
-            </w:r>
-            <w:r>
-              <w:rPr>
-                <w:rFonts w:ascii="Courier New" w:hAnsi="Courier New"/>
-                <w:color w:val="E2E8F0"/>
-                <w:sz w:val="17"/>
-              </w:rPr>
-              <w:br/>
-              <w:t>[ REPLACE THE SAMPLE COMMIT LOG ABOVE WITH YOUR GROUP'S ACTUAL git_log_proof.txt OUTPUT ]</w:t>
+              <w:t>* f08c58a Initial commit</w:t>
             </w:r>
           </w:p>
         </w:tc>

--- a/CCCS106_Lab01_Report_Barandon_Borja_Musa.docx
+++ b/CCCS106_Lab01_Report_Barandon_Borja_Musa.docx
@@ -595,7 +595,23 @@
                 <w:b/>
                 <w:sz w:val="18"/>
               </w:rPr>
-              <w:t>Barandon, Noelee Anthony S.</w:t>
+              <w:t xml:space="preserve">Barandon, </w:t>
+            </w:r>
+            <w:proofErr w:type="spellStart"/>
+            <w:r>
+              <w:rPr>
+                <w:b/>
+                <w:sz w:val="18"/>
+              </w:rPr>
+              <w:t>Noelee</w:t>
+            </w:r>
+            <w:proofErr w:type="spellEnd"/>
+            <w:r>
+              <w:rPr>
+                <w:b/>
+                <w:sz w:val="18"/>
+              </w:rPr>
+              <w:t xml:space="preserve"> Anthony S.</w:t>
             </w:r>
             <w:r>
               <w:rPr>
@@ -1021,7 +1037,31 @@
     </w:p>
     <w:p>
       <w:r>
-        <w:t>Pre-flight workstation audit executed via 'python verify_setup.py' inside the active virtual environment (.venv). All six (6) audit checks must report [PASS] verifying Python 3.10+, virtualenv isolation, Flet SDK v0.86.5+, Git binary detection, configured institutional user identity, and .gitignore hygiene.</w:t>
+        <w:t>Pre-flight workstation audit executed via 'python verify_setup.py' inside the active virtual environment (.</w:t>
+      </w:r>
+      <w:proofErr w:type="spellStart"/>
+      <w:r>
+        <w:t>venv</w:t>
+      </w:r>
+      <w:proofErr w:type="spellEnd"/>
+      <w:r>
+        <w:t xml:space="preserve">). All six (6) audit checks must report [PASS] verifying Python 3.10+, </w:t>
+      </w:r>
+      <w:proofErr w:type="spellStart"/>
+      <w:r>
+        <w:t>virtualenv</w:t>
+      </w:r>
+      <w:proofErr w:type="spellEnd"/>
+      <w:r>
+        <w:t xml:space="preserve"> isolation, Flet SDK v0.86.5+, Git binary detection, configured institutional user identity, and .</w:t>
+      </w:r>
+      <w:proofErr w:type="spellStart"/>
+      <w:r>
+        <w:t>gitignore</w:t>
+      </w:r>
+      <w:proofErr w:type="spellEnd"/>
+      <w:r>
+        <w:t xml:space="preserve"> hygiene.</w:t>
       </w:r>
     </w:p>
     <w:tbl>
@@ -1123,12 +1163,36 @@
         <w:spacing w:before="280" w:after="120"/>
       </w:pPr>
       <w:r>
-        <w:t>Section 3: Git Working Tree Cleanliness &amp; .gitignore Audit</w:t>
+        <w:t>Section 3: Git Working Tree Cleanliness &amp; .</w:t>
+      </w:r>
+      <w:proofErr w:type="spellStart"/>
+      <w:r>
+        <w:t>gitignore</w:t>
+      </w:r>
+      <w:proofErr w:type="spellEnd"/>
+      <w:r>
+        <w:t xml:space="preserve"> Audit</w:t>
       </w:r>
     </w:p>
     <w:p>
       <w:r>
-        <w:t>Demonstration of repository hygiene. The screenshot proves that the working tree is clean with zero uncommitted changes, and that .venv/ is completely untracked (verified by running 'git ls-files .venv', returning empty output).</w:t>
+        <w:t>Demonstration of repository hygiene. The screenshot proves that the working tree is clean with zero uncommitted changes, and that .</w:t>
+      </w:r>
+      <w:proofErr w:type="spellStart"/>
+      <w:r>
+        <w:t>venv</w:t>
+      </w:r>
+      <w:proofErr w:type="spellEnd"/>
+      <w:r>
+        <w:t>/ is completely untracked (verified by running 'git ls-files .</w:t>
+      </w:r>
+      <w:proofErr w:type="spellStart"/>
+      <w:r>
+        <w:t>venv</w:t>
+      </w:r>
+      <w:proofErr w:type="spellEnd"/>
+      <w:r>
+        <w:t>', returning empty output).</w:t>
       </w:r>
     </w:p>
     <w:tbl>
@@ -1221,7 +1285,23 @@
           <w:b/>
           <w:sz w:val="19"/>
         </w:rPr>
-        <w:t>Figure 3: Git Working Tree Cleanliness &amp; .gitignore Hygiene Proof</w:t>
+        <w:t>Figure 3: Git Working Tree Cleanliness &amp; .</w:t>
+      </w:r>
+      <w:proofErr w:type="spellStart"/>
+      <w:r>
+        <w:rPr>
+          <w:b/>
+          <w:sz w:val="19"/>
+        </w:rPr>
+        <w:t>gitignore</w:t>
+      </w:r>
+      <w:proofErr w:type="spellEnd"/>
+      <w:r>
+        <w:rPr>
+          <w:b/>
+          <w:sz w:val="19"/>
+        </w:rPr>
+        <w:t xml:space="preserve"> Hygiene Proof</w:t>
       </w:r>
     </w:p>
     <w:p>
@@ -1317,7 +1397,23 @@
                 <w:color w:val="94A3B8"/>
                 <w:sz w:val="18"/>
               </w:rPr>
-              <w:t>Requirement: Window showing CSPC header, green ISOLATED (.venv) badge, 3 team member cards, 0 tasks completed, and In Progress status.</w:t>
+              <w:t>Requirement: Window showing CSPC header, green ISOLATED (.</w:t>
+            </w:r>
+            <w:proofErr w:type="spellStart"/>
+            <w:r>
+              <w:rPr>
+                <w:color w:val="94A3B8"/>
+                <w:sz w:val="18"/>
+              </w:rPr>
+              <w:t>venv</w:t>
+            </w:r>
+            <w:proofErr w:type="spellEnd"/>
+            <w:r>
+              <w:rPr>
+                <w:color w:val="94A3B8"/>
+                <w:sz w:val="18"/>
+              </w:rPr>
+              <w:t>) badge, 3 team member cards, 0 tasks completed, and In Progress status.</w:t>
             </w:r>
           </w:p>
         </w:tc>
@@ -1895,7 +1991,21 @@
               <w:rPr>
                 <w:sz w:val="17"/>
               </w:rPr>
-              <w:t>Initialized repo, setup .gitignore, integrated card 1, configured remote repo &amp; pushed main</w:t>
+              <w:t>Initialized repo, setup .</w:t>
+            </w:r>
+            <w:proofErr w:type="spellStart"/>
+            <w:r>
+              <w:rPr>
+                <w:sz w:val="17"/>
+              </w:rPr>
+              <w:t>gitignore</w:t>
+            </w:r>
+            <w:proofErr w:type="spellEnd"/>
+            <w:r>
+              <w:rPr>
+                <w:sz w:val="17"/>
+              </w:rPr>
+              <w:t>, integrated card 1, configured remote repo &amp; pushed main</w:t>
             </w:r>
             <w:r>
               <w:rPr>
@@ -1943,7 +2053,23 @@
                 <w:b/>
                 <w:sz w:val="17"/>
               </w:rPr>
-              <w:t>Barandon, Noelee Anthony S.</w:t>
+              <w:t xml:space="preserve">Barandon, </w:t>
+            </w:r>
+            <w:proofErr w:type="spellStart"/>
+            <w:r>
+              <w:rPr>
+                <w:b/>
+                <w:sz w:val="17"/>
+              </w:rPr>
+              <w:t>Noelee</w:t>
+            </w:r>
+            <w:proofErr w:type="spellEnd"/>
+            <w:r>
+              <w:rPr>
+                <w:b/>
+                <w:sz w:val="17"/>
+              </w:rPr>
+              <w:t xml:space="preserve"> Anthony S.</w:t>
             </w:r>
             <w:r>
               <w:rPr>
@@ -2165,12 +2291,14 @@
             <w:pPr>
               <w:spacing w:after="0"/>
             </w:pPr>
+            <w:proofErr w:type="spellStart"/>
             <w:r>
               <w:rPr>
                 <w:sz w:val="17"/>
               </w:rPr>
               <w:t>mymitz</w:t>
             </w:r>
+            <w:proofErr w:type="spellEnd"/>
           </w:p>
         </w:tc>
         <w:tc>
@@ -2329,7 +2457,25 @@
           <w:color w:val="64748B"/>
           <w:sz w:val="19"/>
         </w:rPr>
-        <w:t>[ Write 3-4 sentences describing what you learned regarding virtual environment isolation, .gitignore configuration rules, and coordinating remote repository invitations on GitHub... ]</w:t>
+        <w:t>[ Write 3-4 sentences describing what you learned regarding virtual environment isolation, .</w:t>
+      </w:r>
+      <w:proofErr w:type="spellStart"/>
+      <w:r>
+        <w:rPr>
+          <w:i/>
+          <w:color w:val="64748B"/>
+          <w:sz w:val="19"/>
+        </w:rPr>
+        <w:t>gitignore</w:t>
+      </w:r>
+      <w:proofErr w:type="spellEnd"/>
+      <w:r>
+        <w:rPr>
+          <w:i/>
+          <w:color w:val="64748B"/>
+          <w:sz w:val="19"/>
+        </w:rPr>
+        <w:t xml:space="preserve"> configuration rules, and coordinating remote repository invitations on GitHub... ]</w:t>
       </w:r>
     </w:p>
     <w:p>
@@ -2401,7 +2547,15 @@
     </w:p>
     <w:p>
       <w:r>
-        <w:t>Verbatim ASCII commit history exported using 'git log --oneline --graph --all &gt; git_log_proof.txt'. This demonstrates the complete sequential feature branching and merge timeline across all three developers.</w:t>
+        <w:t>Verbatim ASCII commit history exported using 'git log --</w:t>
+      </w:r>
+      <w:proofErr w:type="spellStart"/>
+      <w:r>
+        <w:t>oneline</w:t>
+      </w:r>
+      <w:proofErr w:type="spellEnd"/>
+      <w:r>
+        <w:t xml:space="preserve"> --graph --all &gt; git_log_proof.txt'. This demonstrates the complete sequential feature branching and merge timeline across all three developers.</w:t>
       </w:r>
     </w:p>
     <w:tbl>
@@ -2444,7 +2598,79 @@
                 <w:color w:val="E2E8F0"/>
                 <w:sz w:val="17"/>
               </w:rPr>
-              <w:t>* 5f1dcee docs(pdf): Update screenshots on Section 1-3</w:t>
+              <w:t>*   d242a8f Merge branch '</w:t>
+            </w:r>
+            <w:proofErr w:type="spellStart"/>
+            <w:r>
+              <w:rPr>
+                <w:rFonts w:ascii="Courier New" w:hAnsi="Courier New"/>
+                <w:color w:val="E2E8F0"/>
+                <w:sz w:val="17"/>
+              </w:rPr>
+              <w:t>mymitz</w:t>
+            </w:r>
+            <w:proofErr w:type="spellEnd"/>
+            <w:r>
+              <w:rPr>
+                <w:rFonts w:ascii="Courier New" w:hAnsi="Courier New"/>
+                <w:color w:val="E2E8F0"/>
+                <w:sz w:val="17"/>
+              </w:rPr>
+              <w:t>' Update documents</w:t>
+            </w:r>
+          </w:p>
+          <w:p>
+            <w:pPr>
+              <w:spacing w:after="0"/>
+              <w:rPr>
+                <w:rFonts w:ascii="Courier New" w:hAnsi="Courier New"/>
+                <w:color w:val="E2E8F0"/>
+                <w:sz w:val="17"/>
+              </w:rPr>
+            </w:pPr>
+            <w:r>
+              <w:rPr>
+                <w:rFonts w:ascii="Courier New" w:hAnsi="Courier New"/>
+                <w:color w:val="E2E8F0"/>
+                <w:sz w:val="17"/>
+              </w:rPr>
+              <w:t xml:space="preserve">|\  </w:t>
+            </w:r>
+          </w:p>
+          <w:p>
+            <w:pPr>
+              <w:spacing w:after="0"/>
+              <w:rPr>
+                <w:rFonts w:ascii="Courier New" w:hAnsi="Courier New"/>
+                <w:color w:val="E2E8F0"/>
+                <w:sz w:val="17"/>
+              </w:rPr>
+            </w:pPr>
+            <w:r>
+              <w:rPr>
+                <w:rFonts w:ascii="Courier New" w:hAnsi="Courier New"/>
+                <w:color w:val="E2E8F0"/>
+                <w:sz w:val="17"/>
+              </w:rPr>
+              <w:t>| * 6ce1b08 docs(pdf): Initial update on contributions in section 5</w:t>
+            </w:r>
+          </w:p>
+          <w:p>
+            <w:pPr>
+              <w:spacing w:after="0"/>
+              <w:rPr>
+                <w:rFonts w:ascii="Courier New" w:hAnsi="Courier New"/>
+                <w:color w:val="E2E8F0"/>
+                <w:sz w:val="17"/>
+              </w:rPr>
+            </w:pPr>
+            <w:r>
+              <w:rPr>
+                <w:rFonts w:ascii="Courier New" w:hAnsi="Courier New"/>
+                <w:color w:val="E2E8F0"/>
+                <w:sz w:val="17"/>
+              </w:rPr>
+              <w:t>| * 1e38b80 docs(pdf): Initial update on Appendix</w:t>
             </w:r>
           </w:p>
           <w:p>
@@ -2480,6 +2706,150 @@
                 <w:color w:val="E2E8F0"/>
                 <w:sz w:val="17"/>
               </w:rPr>
+              <w:t>* | 132d036 docs(pdf): Update on contribution in section 5</w:t>
+            </w:r>
+          </w:p>
+          <w:p>
+            <w:pPr>
+              <w:spacing w:after="0"/>
+              <w:rPr>
+                <w:rFonts w:ascii="Courier New" w:hAnsi="Courier New"/>
+                <w:color w:val="E2E8F0"/>
+                <w:sz w:val="17"/>
+              </w:rPr>
+            </w:pPr>
+            <w:r>
+              <w:rPr>
+                <w:rFonts w:ascii="Courier New" w:hAnsi="Courier New"/>
+                <w:color w:val="E2E8F0"/>
+                <w:sz w:val="17"/>
+              </w:rPr>
+              <w:t>| | *   6436231 Resolve Word doc conflict</w:t>
+            </w:r>
+          </w:p>
+          <w:p>
+            <w:pPr>
+              <w:spacing w:after="0"/>
+              <w:rPr>
+                <w:rFonts w:ascii="Courier New" w:hAnsi="Courier New"/>
+                <w:color w:val="E2E8F0"/>
+                <w:sz w:val="17"/>
+              </w:rPr>
+            </w:pPr>
+            <w:r>
+              <w:rPr>
+                <w:rFonts w:ascii="Courier New" w:hAnsi="Courier New"/>
+                <w:color w:val="E2E8F0"/>
+                <w:sz w:val="17"/>
+              </w:rPr>
+              <w:t xml:space="preserve">| | |\  </w:t>
+            </w:r>
+          </w:p>
+          <w:p>
+            <w:pPr>
+              <w:spacing w:after="0"/>
+              <w:rPr>
+                <w:rFonts w:ascii="Courier New" w:hAnsi="Courier New"/>
+                <w:color w:val="E2E8F0"/>
+                <w:sz w:val="17"/>
+              </w:rPr>
+            </w:pPr>
+            <w:r>
+              <w:rPr>
+                <w:rFonts w:ascii="Courier New" w:hAnsi="Courier New"/>
+                <w:color w:val="E2E8F0"/>
+                <w:sz w:val="17"/>
+              </w:rPr>
+              <w:t xml:space="preserve">| |_|/  </w:t>
+            </w:r>
+          </w:p>
+          <w:p>
+            <w:pPr>
+              <w:spacing w:after="0"/>
+              <w:rPr>
+                <w:rFonts w:ascii="Courier New" w:hAnsi="Courier New"/>
+                <w:color w:val="E2E8F0"/>
+                <w:sz w:val="17"/>
+              </w:rPr>
+            </w:pPr>
+            <w:r>
+              <w:rPr>
+                <w:rFonts w:ascii="Courier New" w:hAnsi="Courier New"/>
+                <w:color w:val="E2E8F0"/>
+                <w:sz w:val="17"/>
+              </w:rPr>
+              <w:t xml:space="preserve">|/| |   </w:t>
+            </w:r>
+          </w:p>
+          <w:p>
+            <w:pPr>
+              <w:spacing w:after="0"/>
+              <w:rPr>
+                <w:rFonts w:ascii="Courier New" w:hAnsi="Courier New"/>
+                <w:color w:val="E2E8F0"/>
+                <w:sz w:val="17"/>
+              </w:rPr>
+            </w:pPr>
+            <w:r>
+              <w:rPr>
+                <w:rFonts w:ascii="Courier New" w:hAnsi="Courier New"/>
+                <w:color w:val="E2E8F0"/>
+                <w:sz w:val="17"/>
+              </w:rPr>
+              <w:t>* | | 5f1dcee docs(pdf): Update screenshots on Section 1-3</w:t>
+            </w:r>
+          </w:p>
+          <w:p>
+            <w:pPr>
+              <w:spacing w:after="0"/>
+              <w:rPr>
+                <w:rFonts w:ascii="Courier New" w:hAnsi="Courier New"/>
+                <w:color w:val="E2E8F0"/>
+                <w:sz w:val="17"/>
+              </w:rPr>
+            </w:pPr>
+            <w:r>
+              <w:rPr>
+                <w:rFonts w:ascii="Courier New" w:hAnsi="Courier New"/>
+                <w:color w:val="E2E8F0"/>
+                <w:sz w:val="17"/>
+              </w:rPr>
+              <w:t xml:space="preserve">|/ /  </w:t>
+            </w:r>
+          </w:p>
+          <w:p>
+            <w:pPr>
+              <w:spacing w:after="0"/>
+              <w:rPr>
+                <w:rFonts w:ascii="Courier New" w:hAnsi="Courier New"/>
+                <w:color w:val="E2E8F0"/>
+                <w:sz w:val="17"/>
+              </w:rPr>
+            </w:pPr>
+            <w:r>
+              <w:rPr>
+                <w:rFonts w:ascii="Courier New" w:hAnsi="Courier New"/>
+                <w:color w:val="E2E8F0"/>
+                <w:sz w:val="17"/>
+              </w:rPr>
+              <w:t>| * 12d6e12 Initial commit</w:t>
+            </w:r>
+          </w:p>
+          <w:p>
+            <w:pPr>
+              <w:spacing w:after="0"/>
+              <w:rPr>
+                <w:rFonts w:ascii="Courier New" w:hAnsi="Courier New"/>
+                <w:color w:val="E2E8F0"/>
+                <w:sz w:val="17"/>
+              </w:rPr>
+            </w:pPr>
+            <w:r>
+              <w:rPr>
+                <w:rFonts w:ascii="Courier New" w:hAnsi="Courier New"/>
+                <w:color w:val="E2E8F0"/>
+                <w:sz w:val="17"/>
+              </w:rPr>
               <w:t xml:space="preserve">|/  </w:t>
             </w:r>
           </w:p>
@@ -2516,8 +2886,18 @@
                 <w:color w:val="E2E8F0"/>
                 <w:sz w:val="17"/>
               </w:rPr>
-              <w:t>* 8a11075 pfp</w:t>
+              <w:t xml:space="preserve">* 8a11075 </w:t>
             </w:r>
+            <w:proofErr w:type="spellStart"/>
+            <w:r>
+              <w:rPr>
+                <w:rFonts w:ascii="Courier New" w:hAnsi="Courier New"/>
+                <w:color w:val="E2E8F0"/>
+                <w:sz w:val="17"/>
+              </w:rPr>
+              <w:t>pfp</w:t>
+            </w:r>
+            <w:proofErr w:type="spellEnd"/>
           </w:p>
           <w:p>
             <w:pPr>
@@ -2552,7 +2932,25 @@
                 <w:color w:val="E2E8F0"/>
                 <w:sz w:val="17"/>
               </w:rPr>
-              <w:t>* 65b1dc5 Create Ni-Git.code-workspace</w:t>
+              <w:t>* 65b1dc5 Create Ni-</w:t>
+            </w:r>
+            <w:proofErr w:type="spellStart"/>
+            <w:r>
+              <w:rPr>
+                <w:rFonts w:ascii="Courier New" w:hAnsi="Courier New"/>
+                <w:color w:val="E2E8F0"/>
+                <w:sz w:val="17"/>
+              </w:rPr>
+              <w:t>Git.code</w:t>
+            </w:r>
+            <w:proofErr w:type="spellEnd"/>
+            <w:r>
+              <w:rPr>
+                <w:rFonts w:ascii="Courier New" w:hAnsi="Courier New"/>
+                <w:color w:val="E2E8F0"/>
+                <w:sz w:val="17"/>
+              </w:rPr>
+              <w:t>-workspace</w:t>
             </w:r>
           </w:p>
           <w:p>

--- a/CCCS106_Lab01_Report_Barandon_Borja_Musa.docx
+++ b/CCCS106_Lab01_Report_Barandon_Borja_Musa.docx
@@ -1539,8 +1539,6 @@
                 </wp:inline>
               </w:drawing>
             </w:r>
-            <w:bookmarkStart w:id="0" w:name="_GoBack"/>
-            <w:bookmarkEnd w:id="0"/>
           </w:p>
         </w:tc>
       </w:tr>
@@ -2214,15 +2212,33 @@
     </w:p>
     <w:p>
       <w:pPr>
-        <w:spacing w:after="160"/>
-      </w:pPr>
-      <w:r>
+        <w:spacing w:before="80" w:after="40"/>
         <w:rPr>
+          <w:rFonts w:hint="default"/>
           <w:i/>
           <w:color w:val="64748B"/>
           <w:sz w:val="19"/>
         </w:rPr>
-        <w:t>[ Write 3-4 sentences describing what you learned about cloning remote repositories, syncing upstream changes with 'git pull origin main', and implementing reactive event handlers... ]</w:t>
+      </w:pPr>
+      <w:r>
+        <w:rPr>
+          <w:rFonts w:hint="default"/>
+          <w:i/>
+          <w:color w:val="64748B"/>
+          <w:sz w:val="19"/>
+        </w:rPr>
+        <w:t>I gained knowledge about cloning our repository so that I would be able to have a local version of our group project on my computer. It has also come to my attention that it is crucial to use git pull origin main to ensure that my files are always updated according to</w:t>
+      </w:r>
+      <w:bookmarkStart w:id="0" w:name="_GoBack"/>
+      <w:bookmarkEnd w:id="0"/>
+      <w:r>
+        <w:rPr>
+          <w:rFonts w:hint="default"/>
+          <w:i/>
+          <w:color w:val="64748B"/>
+          <w:sz w:val="19"/>
+        </w:rPr>
+        <w:t xml:space="preserve"> my peers' changes before I start coding. As for the logic component, I gained knowledge about configuring the reactive event handler.</w:t>
       </w:r>
     </w:p>
     <w:p>
@@ -2862,7 +2878,7 @@
     <w:lsdException w:uiPriority="99" w:name="Body Text Indent"/>
     <w:lsdException w:qFormat="1" w:uiPriority="99" w:semiHidden="0" w:name="List Continue"/>
     <w:lsdException w:uiPriority="99" w:semiHidden="0" w:name="List Continue 2"/>
-    <w:lsdException w:uiPriority="99" w:semiHidden="0" w:name="List Continue 3"/>
+    <w:lsdException w:qFormat="1" w:uiPriority="99" w:semiHidden="0" w:name="List Continue 3"/>
     <w:lsdException w:uiPriority="99" w:name="List Continue 4"/>
     <w:lsdException w:uiPriority="99" w:name="List Continue 5"/>
     <w:lsdException w:uiPriority="99" w:name="Message Header"/>
@@ -2945,63 +2961,63 @@
     <w:lsdException w:qFormat="1" w:unhideWhenUsed="0" w:uiPriority="1" w:semiHidden="0" w:name="No Spacing"/>
     <w:lsdException w:unhideWhenUsed="0" w:uiPriority="60" w:semiHidden="0" w:name="Light Shading"/>
     <w:lsdException w:unhideWhenUsed="0" w:uiPriority="61" w:semiHidden="0" w:name="Light List"/>
-    <w:lsdException w:unhideWhenUsed="0" w:uiPriority="62" w:semiHidden="0" w:name="Light Grid"/>
+    <w:lsdException w:qFormat="1" w:unhideWhenUsed="0" w:uiPriority="62" w:semiHidden="0" w:name="Light Grid"/>
     <w:lsdException w:unhideWhenUsed="0" w:uiPriority="63" w:semiHidden="0" w:name="Medium Shading 1"/>
-    <w:lsdException w:unhideWhenUsed="0" w:uiPriority="64" w:semiHidden="0" w:name="Medium Shading 2"/>
+    <w:lsdException w:qFormat="1" w:unhideWhenUsed="0" w:uiPriority="64" w:semiHidden="0" w:name="Medium Shading 2"/>
     <w:lsdException w:unhideWhenUsed="0" w:uiPriority="65" w:semiHidden="0" w:name="Medium List 1"/>
     <w:lsdException w:unhideWhenUsed="0" w:uiPriority="66" w:semiHidden="0" w:name="Medium List 2"/>
     <w:lsdException w:unhideWhenUsed="0" w:uiPriority="67" w:semiHidden="0" w:name="Medium Grid 1"/>
     <w:lsdException w:unhideWhenUsed="0" w:uiPriority="68" w:semiHidden="0" w:name="Medium Grid 2"/>
-    <w:lsdException w:unhideWhenUsed="0" w:uiPriority="69" w:semiHidden="0" w:name="Medium Grid 3"/>
-    <w:lsdException w:unhideWhenUsed="0" w:uiPriority="70" w:semiHidden="0" w:name="Dark List"/>
-    <w:lsdException w:unhideWhenUsed="0" w:uiPriority="71" w:semiHidden="0" w:name="Colorful Shading"/>
-    <w:lsdException w:unhideWhenUsed="0" w:uiPriority="72" w:semiHidden="0" w:name="Colorful List"/>
-    <w:lsdException w:unhideWhenUsed="0" w:uiPriority="73" w:semiHidden="0" w:name="Colorful Grid"/>
+    <w:lsdException w:qFormat="1" w:unhideWhenUsed="0" w:uiPriority="69" w:semiHidden="0" w:name="Medium Grid 3"/>
+    <w:lsdException w:qFormat="1" w:unhideWhenUsed="0" w:uiPriority="70" w:semiHidden="0" w:name="Dark List"/>
+    <w:lsdException w:qFormat="1" w:unhideWhenUsed="0" w:uiPriority="71" w:semiHidden="0" w:name="Colorful Shading"/>
+    <w:lsdException w:qFormat="1" w:unhideWhenUsed="0" w:uiPriority="72" w:semiHidden="0" w:name="Colorful List"/>
+    <w:lsdException w:qFormat="1" w:unhideWhenUsed="0" w:uiPriority="73" w:semiHidden="0" w:name="Colorful Grid"/>
     <w:lsdException w:unhideWhenUsed="0" w:uiPriority="60" w:semiHidden="0" w:name="Light Shading Accent 1"/>
-    <w:lsdException w:unhideWhenUsed="0" w:uiPriority="61" w:semiHidden="0" w:name="Light List Accent 1"/>
+    <w:lsdException w:qFormat="1" w:unhideWhenUsed="0" w:uiPriority="61" w:semiHidden="0" w:name="Light List Accent 1"/>
     <w:lsdException w:unhideWhenUsed="0" w:uiPriority="62" w:semiHidden="0" w:name="Light Grid Accent 1"/>
-    <w:lsdException w:unhideWhenUsed="0" w:uiPriority="63" w:semiHidden="0" w:name="Medium Shading 1 Accent 1"/>
+    <w:lsdException w:qFormat="1" w:unhideWhenUsed="0" w:uiPriority="63" w:semiHidden="0" w:name="Medium Shading 1 Accent 1"/>
     <w:lsdException w:unhideWhenUsed="0" w:uiPriority="64" w:semiHidden="0" w:name="Medium Shading 2 Accent 1"/>
-    <w:lsdException w:unhideWhenUsed="0" w:uiPriority="65" w:semiHidden="0" w:name="Medium List 1 Accent 1"/>
+    <w:lsdException w:qFormat="1" w:unhideWhenUsed="0" w:uiPriority="65" w:semiHidden="0" w:name="Medium List 1 Accent 1"/>
     <w:lsdException w:qFormat="1" w:unhideWhenUsed="0" w:uiPriority="34" w:semiHidden="0" w:name="List Paragraph"/>
     <w:lsdException w:qFormat="1" w:unhideWhenUsed="0" w:uiPriority="29" w:semiHidden="0" w:name="Quote"/>
     <w:lsdException w:qFormat="1" w:unhideWhenUsed="0" w:uiPriority="30" w:semiHidden="0" w:name="Intense Quote"/>
-    <w:lsdException w:unhideWhenUsed="0" w:uiPriority="66" w:semiHidden="0" w:name="Medium List 2 Accent 1"/>
+    <w:lsdException w:qFormat="1" w:unhideWhenUsed="0" w:uiPriority="66" w:semiHidden="0" w:name="Medium List 2 Accent 1"/>
     <w:lsdException w:unhideWhenUsed="0" w:uiPriority="67" w:semiHidden="0" w:name="Medium Grid 1 Accent 1"/>
     <w:lsdException w:unhideWhenUsed="0" w:uiPriority="68" w:semiHidden="0" w:name="Medium Grid 2 Accent 1"/>
     <w:lsdException w:unhideWhenUsed="0" w:uiPriority="69" w:semiHidden="0" w:name="Medium Grid 3 Accent 1"/>
-    <w:lsdException w:unhideWhenUsed="0" w:uiPriority="70" w:semiHidden="0" w:name="Dark List Accent 1"/>
+    <w:lsdException w:qFormat="1" w:unhideWhenUsed="0" w:uiPriority="70" w:semiHidden="0" w:name="Dark List Accent 1"/>
     <w:lsdException w:unhideWhenUsed="0" w:uiPriority="71" w:semiHidden="0" w:name="Colorful Shading Accent 1"/>
-    <w:lsdException w:unhideWhenUsed="0" w:uiPriority="72" w:semiHidden="0" w:name="Colorful List Accent 1"/>
-    <w:lsdException w:unhideWhenUsed="0" w:uiPriority="73" w:semiHidden="0" w:name="Colorful Grid Accent 1"/>
+    <w:lsdException w:qFormat="1" w:unhideWhenUsed="0" w:uiPriority="72" w:semiHidden="0" w:name="Colorful List Accent 1"/>
+    <w:lsdException w:qFormat="1" w:unhideWhenUsed="0" w:uiPriority="73" w:semiHidden="0" w:name="Colorful Grid Accent 1"/>
     <w:lsdException w:unhideWhenUsed="0" w:uiPriority="60" w:semiHidden="0" w:name="Light Shading Accent 2"/>
     <w:lsdException w:unhideWhenUsed="0" w:uiPriority="61" w:semiHidden="0" w:name="Light List Accent 2"/>
     <w:lsdException w:unhideWhenUsed="0" w:uiPriority="62" w:semiHidden="0" w:name="Light Grid Accent 2"/>
     <w:lsdException w:unhideWhenUsed="0" w:uiPriority="63" w:semiHidden="0" w:name="Medium Shading 1 Accent 2"/>
-    <w:lsdException w:unhideWhenUsed="0" w:uiPriority="64" w:semiHidden="0" w:name="Medium Shading 2 Accent 2"/>
+    <w:lsdException w:qFormat="1" w:unhideWhenUsed="0" w:uiPriority="64" w:semiHidden="0" w:name="Medium Shading 2 Accent 2"/>
     <w:lsdException w:qFormat="1" w:unhideWhenUsed="0" w:uiPriority="65" w:semiHidden="0" w:name="Medium List 1 Accent 2"/>
     <w:lsdException w:unhideWhenUsed="0" w:uiPriority="66" w:semiHidden="0" w:name="Medium List 2 Accent 2"/>
     <w:lsdException w:unhideWhenUsed="0" w:uiPriority="67" w:semiHidden="0" w:name="Medium Grid 1 Accent 2"/>
     <w:lsdException w:unhideWhenUsed="0" w:uiPriority="68" w:semiHidden="0" w:name="Medium Grid 2 Accent 2"/>
-    <w:lsdException w:unhideWhenUsed="0" w:uiPriority="69" w:semiHidden="0" w:name="Medium Grid 3 Accent 2"/>
-    <w:lsdException w:unhideWhenUsed="0" w:uiPriority="70" w:semiHidden="0" w:name="Dark List Accent 2"/>
-    <w:lsdException w:unhideWhenUsed="0" w:uiPriority="71" w:semiHidden="0" w:name="Colorful Shading Accent 2"/>
-    <w:lsdException w:unhideWhenUsed="0" w:uiPriority="72" w:semiHidden="0" w:name="Colorful List Accent 2"/>
-    <w:lsdException w:unhideWhenUsed="0" w:uiPriority="73" w:semiHidden="0" w:name="Colorful Grid Accent 2"/>
+    <w:lsdException w:qFormat="1" w:unhideWhenUsed="0" w:uiPriority="69" w:semiHidden="0" w:name="Medium Grid 3 Accent 2"/>
+    <w:lsdException w:qFormat="1" w:unhideWhenUsed="0" w:uiPriority="70" w:semiHidden="0" w:name="Dark List Accent 2"/>
+    <w:lsdException w:qFormat="1" w:unhideWhenUsed="0" w:uiPriority="71" w:semiHidden="0" w:name="Colorful Shading Accent 2"/>
+    <w:lsdException w:qFormat="1" w:unhideWhenUsed="0" w:uiPriority="72" w:semiHidden="0" w:name="Colorful List Accent 2"/>
+    <w:lsdException w:qFormat="1" w:unhideWhenUsed="0" w:uiPriority="73" w:semiHidden="0" w:name="Colorful Grid Accent 2"/>
     <w:lsdException w:qFormat="1" w:unhideWhenUsed="0" w:uiPriority="60" w:semiHidden="0" w:name="Light Shading Accent 3"/>
     <w:lsdException w:qFormat="1" w:unhideWhenUsed="0" w:uiPriority="61" w:semiHidden="0" w:name="Light List Accent 3"/>
     <w:lsdException w:unhideWhenUsed="0" w:uiPriority="62" w:semiHidden="0" w:name="Light Grid Accent 3"/>
     <w:lsdException w:qFormat="1" w:unhideWhenUsed="0" w:uiPriority="63" w:semiHidden="0" w:name="Medium Shading 1 Accent 3"/>
     <w:lsdException w:qFormat="1" w:unhideWhenUsed="0" w:uiPriority="64" w:semiHidden="0" w:name="Medium Shading 2 Accent 3"/>
-    <w:lsdException w:unhideWhenUsed="0" w:uiPriority="65" w:semiHidden="0" w:name="Medium List 1 Accent 3"/>
+    <w:lsdException w:qFormat="1" w:unhideWhenUsed="0" w:uiPriority="65" w:semiHidden="0" w:name="Medium List 1 Accent 3"/>
     <w:lsdException w:unhideWhenUsed="0" w:uiPriority="66" w:semiHidden="0" w:name="Medium List 2 Accent 3"/>
     <w:lsdException w:unhideWhenUsed="0" w:uiPriority="67" w:semiHidden="0" w:name="Medium Grid 1 Accent 3"/>
     <w:lsdException w:unhideWhenUsed="0" w:uiPriority="68" w:semiHidden="0" w:name="Medium Grid 2 Accent 3"/>
-    <w:lsdException w:unhideWhenUsed="0" w:uiPriority="69" w:semiHidden="0" w:name="Medium Grid 3 Accent 3"/>
-    <w:lsdException w:unhideWhenUsed="0" w:uiPriority="70" w:semiHidden="0" w:name="Dark List Accent 3"/>
-    <w:lsdException w:unhideWhenUsed="0" w:uiPriority="71" w:semiHidden="0" w:name="Colorful Shading Accent 3"/>
+    <w:lsdException w:qFormat="1" w:unhideWhenUsed="0" w:uiPriority="69" w:semiHidden="0" w:name="Medium Grid 3 Accent 3"/>
+    <w:lsdException w:qFormat="1" w:unhideWhenUsed="0" w:uiPriority="70" w:semiHidden="0" w:name="Dark List Accent 3"/>
+    <w:lsdException w:qFormat="1" w:unhideWhenUsed="0" w:uiPriority="71" w:semiHidden="0" w:name="Colorful Shading Accent 3"/>
     <w:lsdException w:unhideWhenUsed="0" w:uiPriority="72" w:semiHidden="0" w:name="Colorful List Accent 3"/>
-    <w:lsdException w:unhideWhenUsed="0" w:uiPriority="73" w:semiHidden="0" w:name="Colorful Grid Accent 3"/>
+    <w:lsdException w:qFormat="1" w:unhideWhenUsed="0" w:uiPriority="73" w:semiHidden="0" w:name="Colorful Grid Accent 3"/>
     <w:lsdException w:unhideWhenUsed="0" w:uiPriority="60" w:semiHidden="0" w:name="Light Shading Accent 4"/>
     <w:lsdException w:unhideWhenUsed="0" w:uiPriority="61" w:semiHidden="0" w:name="Light List Accent 4"/>
     <w:lsdException w:unhideWhenUsed="0" w:uiPriority="62" w:semiHidden="0" w:name="Light Grid Accent 4"/>
@@ -3011,39 +3027,39 @@
     <w:lsdException w:unhideWhenUsed="0" w:uiPriority="66" w:semiHidden="0" w:name="Medium List 2 Accent 4"/>
     <w:lsdException w:unhideWhenUsed="0" w:uiPriority="67" w:semiHidden="0" w:name="Medium Grid 1 Accent 4"/>
     <w:lsdException w:unhideWhenUsed="0" w:uiPriority="68" w:semiHidden="0" w:name="Medium Grid 2 Accent 4"/>
-    <w:lsdException w:unhideWhenUsed="0" w:uiPriority="69" w:semiHidden="0" w:name="Medium Grid 3 Accent 4"/>
-    <w:lsdException w:unhideWhenUsed="0" w:uiPriority="70" w:semiHidden="0" w:name="Dark List Accent 4"/>
-    <w:lsdException w:unhideWhenUsed="0" w:uiPriority="71" w:semiHidden="0" w:name="Colorful Shading Accent 4"/>
-    <w:lsdException w:unhideWhenUsed="0" w:uiPriority="72" w:semiHidden="0" w:name="Colorful List Accent 4"/>
-    <w:lsdException w:unhideWhenUsed="0" w:uiPriority="73" w:semiHidden="0" w:name="Colorful Grid Accent 4"/>
+    <w:lsdException w:qFormat="1" w:unhideWhenUsed="0" w:uiPriority="69" w:semiHidden="0" w:name="Medium Grid 3 Accent 4"/>
+    <w:lsdException w:qFormat="1" w:unhideWhenUsed="0" w:uiPriority="70" w:semiHidden="0" w:name="Dark List Accent 4"/>
+    <w:lsdException w:qFormat="1" w:unhideWhenUsed="0" w:uiPriority="71" w:semiHidden="0" w:name="Colorful Shading Accent 4"/>
+    <w:lsdException w:qFormat="1" w:unhideWhenUsed="0" w:uiPriority="72" w:semiHidden="0" w:name="Colorful List Accent 4"/>
+    <w:lsdException w:qFormat="1" w:unhideWhenUsed="0" w:uiPriority="73" w:semiHidden="0" w:name="Colorful Grid Accent 4"/>
     <w:lsdException w:unhideWhenUsed="0" w:uiPriority="60" w:semiHidden="0" w:name="Light Shading Accent 5"/>
-    <w:lsdException w:unhideWhenUsed="0" w:uiPriority="61" w:semiHidden="0" w:name="Light List Accent 5"/>
+    <w:lsdException w:qFormat="1" w:unhideWhenUsed="0" w:uiPriority="61" w:semiHidden="0" w:name="Light List Accent 5"/>
     <w:lsdException w:unhideWhenUsed="0" w:uiPriority="62" w:semiHidden="0" w:name="Light Grid Accent 5"/>
     <w:lsdException w:unhideWhenUsed="0" w:uiPriority="63" w:semiHidden="0" w:name="Medium Shading 1 Accent 5"/>
     <w:lsdException w:qFormat="1" w:unhideWhenUsed="0" w:uiPriority="64" w:semiHidden="0" w:name="Medium Shading 2 Accent 5"/>
     <w:lsdException w:unhideWhenUsed="0" w:uiPriority="65" w:semiHidden="0" w:name="Medium List 1 Accent 5"/>
-    <w:lsdException w:unhideWhenUsed="0" w:uiPriority="66" w:semiHidden="0" w:name="Medium List 2 Accent 5"/>
+    <w:lsdException w:qFormat="1" w:unhideWhenUsed="0" w:uiPriority="66" w:semiHidden="0" w:name="Medium List 2 Accent 5"/>
     <w:lsdException w:unhideWhenUsed="0" w:uiPriority="67" w:semiHidden="0" w:name="Medium Grid 1 Accent 5"/>
     <w:lsdException w:unhideWhenUsed="0" w:uiPriority="68" w:semiHidden="0" w:name="Medium Grid 2 Accent 5"/>
-    <w:lsdException w:unhideWhenUsed="0" w:uiPriority="69" w:semiHidden="0" w:name="Medium Grid 3 Accent 5"/>
-    <w:lsdException w:unhideWhenUsed="0" w:uiPriority="70" w:semiHidden="0" w:name="Dark List Accent 5"/>
-    <w:lsdException w:unhideWhenUsed="0" w:uiPriority="71" w:semiHidden="0" w:name="Colorful Shading Accent 5"/>
-    <w:lsdException w:unhideWhenUsed="0" w:uiPriority="72" w:semiHidden="0" w:name="Colorful List Accent 5"/>
-    <w:lsdException w:unhideWhenUsed="0" w:uiPriority="73" w:semiHidden="0" w:name="Colorful Grid Accent 5"/>
+    <w:lsdException w:qFormat="1" w:unhideWhenUsed="0" w:uiPriority="69" w:semiHidden="0" w:name="Medium Grid 3 Accent 5"/>
+    <w:lsdException w:qFormat="1" w:unhideWhenUsed="0" w:uiPriority="70" w:semiHidden="0" w:name="Dark List Accent 5"/>
+    <w:lsdException w:qFormat="1" w:unhideWhenUsed="0" w:uiPriority="71" w:semiHidden="0" w:name="Colorful Shading Accent 5"/>
+    <w:lsdException w:qFormat="1" w:unhideWhenUsed="0" w:uiPriority="72" w:semiHidden="0" w:name="Colorful List Accent 5"/>
+    <w:lsdException w:qFormat="1" w:unhideWhenUsed="0" w:uiPriority="73" w:semiHidden="0" w:name="Colorful Grid Accent 5"/>
     <w:lsdException w:unhideWhenUsed="0" w:uiPriority="60" w:semiHidden="0" w:name="Light Shading Accent 6"/>
     <w:lsdException w:unhideWhenUsed="0" w:uiPriority="61" w:semiHidden="0" w:name="Light List Accent 6"/>
-    <w:lsdException w:unhideWhenUsed="0" w:uiPriority="62" w:semiHidden="0" w:name="Light Grid Accent 6"/>
-    <w:lsdException w:unhideWhenUsed="0" w:uiPriority="63" w:semiHidden="0" w:name="Medium Shading 1 Accent 6"/>
+    <w:lsdException w:qFormat="1" w:unhideWhenUsed="0" w:uiPriority="62" w:semiHidden="0" w:name="Light Grid Accent 6"/>
+    <w:lsdException w:qFormat="1" w:unhideWhenUsed="0" w:uiPriority="63" w:semiHidden="0" w:name="Medium Shading 1 Accent 6"/>
     <w:lsdException w:qFormat="1" w:unhideWhenUsed="0" w:uiPriority="64" w:semiHidden="0" w:name="Medium Shading 2 Accent 6"/>
-    <w:lsdException w:unhideWhenUsed="0" w:uiPriority="65" w:semiHidden="0" w:name="Medium List 1 Accent 6"/>
-    <w:lsdException w:unhideWhenUsed="0" w:uiPriority="66" w:semiHidden="0" w:name="Medium List 2 Accent 6"/>
+    <w:lsdException w:qFormat="1" w:unhideWhenUsed="0" w:uiPriority="65" w:semiHidden="0" w:name="Medium List 1 Accent 6"/>
+    <w:lsdException w:qFormat="1" w:unhideWhenUsed="0" w:uiPriority="66" w:semiHidden="0" w:name="Medium List 2 Accent 6"/>
     <w:lsdException w:unhideWhenUsed="0" w:uiPriority="67" w:semiHidden="0" w:name="Medium Grid 1 Accent 6"/>
     <w:lsdException w:unhideWhenUsed="0" w:uiPriority="68" w:semiHidden="0" w:name="Medium Grid 2 Accent 6"/>
-    <w:lsdException w:unhideWhenUsed="0" w:uiPriority="69" w:semiHidden="0" w:name="Medium Grid 3 Accent 6"/>
-    <w:lsdException w:unhideWhenUsed="0" w:uiPriority="70" w:semiHidden="0" w:name="Dark List Accent 6"/>
-    <w:lsdException w:unhideWhenUsed="0" w:uiPriority="71" w:semiHidden="0" w:name="Colorful Shading Accent 6"/>
-    <w:lsdException w:unhideWhenUsed="0" w:uiPriority="72" w:semiHidden="0" w:name="Colorful List Accent 6"/>
-    <w:lsdException w:unhideWhenUsed="0" w:uiPriority="73" w:semiHidden="0" w:name="Colorful Grid Accent 6"/>
+    <w:lsdException w:qFormat="1" w:unhideWhenUsed="0" w:uiPriority="69" w:semiHidden="0" w:name="Medium Grid 3 Accent 6"/>
+    <w:lsdException w:qFormat="1" w:unhideWhenUsed="0" w:uiPriority="70" w:semiHidden="0" w:name="Dark List Accent 6"/>
+    <w:lsdException w:qFormat="1" w:unhideWhenUsed="0" w:uiPriority="71" w:semiHidden="0" w:name="Colorful Shading Accent 6"/>
+    <w:lsdException w:qFormat="1" w:unhideWhenUsed="0" w:uiPriority="72" w:semiHidden="0" w:name="Colorful List Accent 6"/>
+    <w:lsdException w:qFormat="1" w:unhideWhenUsed="0" w:uiPriority="73" w:semiHidden="0" w:name="Colorful Grid Accent 6"/>
   </w:latentStyles>
   <w:style w:type="paragraph" w:default="1" w:styleId="1">
     <w:name w:val="Normal"/>
@@ -3535,6 +3551,7 @@
     <w:name w:val="List Continue 3"/>
     <w:basedOn w:val="1"/>
     <w:unhideWhenUsed/>
+    <w:qFormat/>
     <w:uiPriority w:val="99"/>
     <w:pPr>
       <w:spacing w:after="120"/>
@@ -4423,6 +4440,7 @@
   <w:style w:type="table" w:styleId="46">
     <w:name w:val="Light List Accent 1"/>
     <w:basedOn w:val="12"/>
+    <w:qFormat/>
     <w:uiPriority w:val="61"/>
     <w:pPr>
       <w:spacing w:after="0" w:line="240" w:lineRule="auto"/>
@@ -4772,6 +4790,7 @@
   <w:style w:type="table" w:styleId="50">
     <w:name w:val="Light List Accent 5"/>
     <w:basedOn w:val="12"/>
+    <w:qFormat/>
     <w:uiPriority w:val="61"/>
     <w:pPr>
       <w:spacing w:after="0" w:line="240" w:lineRule="auto"/>
@@ -4946,6 +4965,7 @@
   <w:style w:type="table" w:styleId="52">
     <w:name w:val="Light Grid"/>
     <w:basedOn w:val="12"/>
+    <w:qFormat/>
     <w:uiPriority w:val="62"/>
     <w:pPr>
       <w:spacing w:after="0" w:line="240" w:lineRule="auto"/>
@@ -5666,6 +5686,7 @@
   <w:style w:type="table" w:styleId="58">
     <w:name w:val="Light Grid Accent 6"/>
     <w:basedOn w:val="12"/>
+    <w:qFormat/>
     <w:uiPriority w:val="62"/>
     <w:pPr>
       <w:spacing w:after="0" w:line="240" w:lineRule="auto"/>
@@ -5887,6 +5908,7 @@
   <w:style w:type="table" w:styleId="60">
     <w:name w:val="Medium Shading 1 Accent 1"/>
     <w:basedOn w:val="12"/>
+    <w:qFormat/>
     <w:uiPriority w:val="63"/>
     <w:pPr>
       <w:spacing w:after="0" w:line="240" w:lineRule="auto"/>
@@ -6393,6 +6415,7 @@
   <w:style w:type="table" w:styleId="65">
     <w:name w:val="Medium Shading 1 Accent 6"/>
     <w:basedOn w:val="12"/>
+    <w:qFormat/>
     <w:uiPriority w:val="63"/>
     <w:pPr>
       <w:spacing w:after="0" w:line="240" w:lineRule="auto"/>
@@ -6494,6 +6517,7 @@
   <w:style w:type="table" w:styleId="66">
     <w:name w:val="Medium Shading 2"/>
     <w:basedOn w:val="12"/>
+    <w:qFormat/>
     <w:uiPriority w:val="64"/>
     <w:pPr>
       <w:spacing w:after="0" w:line="240" w:lineRule="auto"/>
@@ -6812,6 +6836,7 @@
   <w:style w:type="table" w:styleId="68">
     <w:name w:val="Medium Shading 2 Accent 2"/>
     <w:basedOn w:val="12"/>
+    <w:qFormat/>
     <w:uiPriority w:val="64"/>
     <w:pPr>
       <w:spacing w:after="0" w:line="240" w:lineRule="auto"/>
@@ -7694,6 +7719,7 @@
   <w:style w:type="table" w:styleId="74">
     <w:name w:val="Medium List 1 Accent 1"/>
     <w:basedOn w:val="12"/>
+    <w:qFormat/>
     <w:uiPriority w:val="65"/>
     <w:pPr>
       <w:spacing w:after="0" w:line="240" w:lineRule="auto"/>
@@ -7863,6 +7889,7 @@
   <w:style w:type="table" w:styleId="76">
     <w:name w:val="Medium List 1 Accent 3"/>
     <w:basedOn w:val="12"/>
+    <w:qFormat/>
     <w:uiPriority w:val="65"/>
     <w:pPr>
       <w:spacing w:after="0" w:line="240" w:lineRule="auto"/>
@@ -8115,6 +8142,7 @@
   <w:style w:type="table" w:styleId="79">
     <w:name w:val="Medium List 1 Accent 6"/>
     <w:basedOn w:val="12"/>
+    <w:qFormat/>
     <w:uiPriority w:val="65"/>
     <w:pPr>
       <w:spacing w:after="0" w:line="240" w:lineRule="auto"/>
@@ -8322,6 +8350,7 @@
   <w:style w:type="table" w:styleId="81">
     <w:name w:val="Medium List 2 Accent 1"/>
     <w:basedOn w:val="12"/>
+    <w:qFormat/>
     <w:uiPriority w:val="66"/>
     <w:pPr>
       <w:spacing w:after="0" w:line="240" w:lineRule="auto"/>
@@ -8814,6 +8843,7 @@
   <w:style w:type="table" w:styleId="85">
     <w:name w:val="Medium List 2 Accent 5"/>
     <w:basedOn w:val="12"/>
+    <w:qFormat/>
     <w:uiPriority w:val="66"/>
     <w:pPr>
       <w:spacing w:after="0" w:line="240" w:lineRule="auto"/>
@@ -8937,6 +8967,7 @@
   <w:style w:type="table" w:styleId="86">
     <w:name w:val="Medium List 2 Accent 6"/>
     <w:basedOn w:val="12"/>
+    <w:qFormat/>
     <w:uiPriority w:val="66"/>
     <w:pPr>
       <w:spacing w:after="0" w:line="240" w:lineRule="auto"/>
@@ -10481,6 +10512,7 @@
   <w:style w:type="table" w:styleId="101">
     <w:name w:val="Medium Grid 3"/>
     <w:basedOn w:val="12"/>
+    <w:qFormat/>
     <w:uiPriority w:val="69"/>
     <w:pPr>
       <w:spacing w:after="0" w:line="240" w:lineRule="auto"/>
@@ -10783,6 +10815,7 @@
   <w:style w:type="table" w:styleId="103">
     <w:name w:val="Medium Grid 3 Accent 2"/>
     <w:basedOn w:val="12"/>
+    <w:qFormat/>
     <w:uiPriority w:val="69"/>
     <w:pPr>
       <w:spacing w:after="0" w:line="240" w:lineRule="auto"/>
@@ -10934,6 +10967,7 @@
   <w:style w:type="table" w:styleId="104">
     <w:name w:val="Medium Grid 3 Accent 3"/>
     <w:basedOn w:val="12"/>
+    <w:qFormat/>
     <w:uiPriority w:val="69"/>
     <w:pPr>
       <w:spacing w:after="0" w:line="240" w:lineRule="auto"/>
@@ -11085,6 +11119,7 @@
   <w:style w:type="table" w:styleId="105">
     <w:name w:val="Medium Grid 3 Accent 4"/>
     <w:basedOn w:val="12"/>
+    <w:qFormat/>
     <w:uiPriority w:val="69"/>
     <w:pPr>
       <w:spacing w:after="0" w:line="240" w:lineRule="auto"/>
@@ -11236,6 +11271,7 @@
   <w:style w:type="table" w:styleId="106">
     <w:name w:val="Medium Grid 3 Accent 5"/>
     <w:basedOn w:val="12"/>
+    <w:qFormat/>
     <w:uiPriority w:val="69"/>
     <w:pPr>
       <w:spacing w:after="0" w:line="240" w:lineRule="auto"/>
@@ -11387,6 +11423,7 @@
   <w:style w:type="table" w:styleId="107">
     <w:name w:val="Medium Grid 3 Accent 6"/>
     <w:basedOn w:val="12"/>
+    <w:qFormat/>
     <w:uiPriority w:val="69"/>
     <w:pPr>
       <w:spacing w:after="0" w:line="240" w:lineRule="auto"/>
@@ -11538,6 +11575,7 @@
   <w:style w:type="table" w:styleId="108">
     <w:name w:val="Dark List"/>
     <w:basedOn w:val="12"/>
+    <w:qFormat/>
     <w:uiPriority w:val="70"/>
     <w:pPr>
       <w:spacing w:after="0" w:line="240" w:lineRule="auto"/>
@@ -11649,6 +11687,7 @@
   <w:style w:type="table" w:styleId="109">
     <w:name w:val="Dark List Accent 1"/>
     <w:basedOn w:val="12"/>
+    <w:qFormat/>
     <w:uiPriority w:val="70"/>
     <w:pPr>
       <w:spacing w:after="0" w:line="240" w:lineRule="auto"/>
@@ -11760,6 +11799,7 @@
   <w:style w:type="table" w:styleId="110">
     <w:name w:val="Dark List Accent 2"/>
     <w:basedOn w:val="12"/>
+    <w:qFormat/>
     <w:uiPriority w:val="70"/>
     <w:pPr>
       <w:spacing w:after="0" w:line="240" w:lineRule="auto"/>
@@ -11871,6 +11911,7 @@
   <w:style w:type="table" w:styleId="111">
     <w:name w:val="Dark List Accent 3"/>
     <w:basedOn w:val="12"/>
+    <w:qFormat/>
     <w:uiPriority w:val="70"/>
     <w:pPr>
       <w:spacing w:after="0" w:line="240" w:lineRule="auto"/>
@@ -11982,6 +12023,7 @@
   <w:style w:type="table" w:styleId="112">
     <w:name w:val="Dark List Accent 4"/>
     <w:basedOn w:val="12"/>
+    <w:qFormat/>
     <w:uiPriority w:val="70"/>
     <w:pPr>
       <w:spacing w:after="0" w:line="240" w:lineRule="auto"/>
@@ -12093,6 +12135,7 @@
   <w:style w:type="table" w:styleId="113">
     <w:name w:val="Dark List Accent 5"/>
     <w:basedOn w:val="12"/>
+    <w:qFormat/>
     <w:uiPriority w:val="70"/>
     <w:pPr>
       <w:spacing w:after="0" w:line="240" w:lineRule="auto"/>
@@ -12204,6 +12247,7 @@
   <w:style w:type="table" w:styleId="114">
     <w:name w:val="Dark List Accent 6"/>
     <w:basedOn w:val="12"/>
+    <w:qFormat/>
     <w:uiPriority w:val="70"/>
     <w:pPr>
       <w:spacing w:after="0" w:line="240" w:lineRule="auto"/>
@@ -12315,6 +12359,7 @@
   <w:style w:type="table" w:styleId="115">
     <w:name w:val="Colorful Shading"/>
     <w:basedOn w:val="12"/>
+    <w:qFormat/>
     <w:uiPriority w:val="71"/>
     <w:pPr>
       <w:spacing w:after="0" w:line="240" w:lineRule="auto"/>
@@ -12599,6 +12644,7 @@
   <w:style w:type="table" w:styleId="117">
     <w:name w:val="Colorful Shading Accent 2"/>
     <w:basedOn w:val="12"/>
+    <w:qFormat/>
     <w:uiPriority w:val="71"/>
     <w:pPr>
       <w:spacing w:after="0" w:line="240" w:lineRule="auto"/>
@@ -12741,6 +12787,7 @@
   <w:style w:type="table" w:styleId="118">
     <w:name w:val="Colorful Shading Accent 3"/>
     <w:basedOn w:val="12"/>
+    <w:qFormat/>
     <w:uiPriority w:val="71"/>
     <w:pPr>
       <w:spacing w:after="0" w:line="240" w:lineRule="auto"/>
@@ -12863,6 +12910,7 @@
   <w:style w:type="table" w:styleId="119">
     <w:name w:val="Colorful Shading Accent 4"/>
     <w:basedOn w:val="12"/>
+    <w:qFormat/>
     <w:uiPriority w:val="71"/>
     <w:pPr>
       <w:spacing w:after="0" w:line="240" w:lineRule="auto"/>
@@ -13005,6 +13053,7 @@
   <w:style w:type="table" w:styleId="120">
     <w:name w:val="Colorful Shading Accent 5"/>
     <w:basedOn w:val="12"/>
+    <w:qFormat/>
     <w:uiPriority w:val="71"/>
     <w:pPr>
       <w:spacing w:after="0" w:line="240" w:lineRule="auto"/>
@@ -13147,6 +13196,7 @@
   <w:style w:type="table" w:styleId="121">
     <w:name w:val="Colorful Shading Accent 6"/>
     <w:basedOn w:val="12"/>
+    <w:qFormat/>
     <w:uiPriority w:val="71"/>
     <w:pPr>
       <w:spacing w:after="0" w:line="240" w:lineRule="auto"/>
@@ -13289,6 +13339,7 @@
   <w:style w:type="table" w:styleId="122">
     <w:name w:val="Colorful List"/>
     <w:basedOn w:val="12"/>
+    <w:qFormat/>
     <w:uiPriority w:val="72"/>
     <w:pPr>
       <w:spacing w:after="0" w:line="240" w:lineRule="auto"/>
@@ -13377,6 +13428,7 @@
   <w:style w:type="table" w:styleId="123">
     <w:name w:val="Colorful List Accent 1"/>
     <w:basedOn w:val="12"/>
+    <w:qFormat/>
     <w:uiPriority w:val="72"/>
     <w:pPr>
       <w:spacing w:after="0" w:line="240" w:lineRule="auto"/>
@@ -13465,6 +13517,7 @@
   <w:style w:type="table" w:styleId="124">
     <w:name w:val="Colorful List Accent 2"/>
     <w:basedOn w:val="12"/>
+    <w:qFormat/>
     <w:uiPriority w:val="72"/>
     <w:pPr>
       <w:spacing w:after="0" w:line="240" w:lineRule="auto"/>
@@ -13641,6 +13694,7 @@
   <w:style w:type="table" w:styleId="126">
     <w:name w:val="Colorful List Accent 4"/>
     <w:basedOn w:val="12"/>
+    <w:qFormat/>
     <w:uiPriority w:val="72"/>
     <w:pPr>
       <w:spacing w:after="0" w:line="240" w:lineRule="auto"/>
@@ -13729,6 +13783,7 @@
   <w:style w:type="table" w:styleId="127">
     <w:name w:val="Colorful List Accent 5"/>
     <w:basedOn w:val="12"/>
+    <w:qFormat/>
     <w:uiPriority w:val="72"/>
     <w:pPr>
       <w:spacing w:after="0" w:line="240" w:lineRule="auto"/>
@@ -13817,6 +13872,7 @@
   <w:style w:type="table" w:styleId="128">
     <w:name w:val="Colorful List Accent 6"/>
     <w:basedOn w:val="12"/>
+    <w:qFormat/>
     <w:uiPriority w:val="72"/>
     <w:pPr>
       <w:spacing w:after="0" w:line="240" w:lineRule="auto"/>
@@ -13905,6 +13961,7 @@
   <w:style w:type="table" w:styleId="129">
     <w:name w:val="Colorful Grid"/>
     <w:basedOn w:val="12"/>
+    <w:qFormat/>
     <w:uiPriority w:val="73"/>
     <w:pPr>
       <w:spacing w:after="0" w:line="240" w:lineRule="auto"/>
@@ -13995,6 +14052,7 @@
   <w:style w:type="table" w:styleId="130">
     <w:name w:val="Colorful Grid Accent 1"/>
     <w:basedOn w:val="12"/>
+    <w:qFormat/>
     <w:uiPriority w:val="73"/>
     <w:pPr>
       <w:spacing w:after="0" w:line="240" w:lineRule="auto"/>
@@ -14085,6 +14143,7 @@
   <w:style w:type="table" w:styleId="131">
     <w:name w:val="Colorful Grid Accent 2"/>
     <w:basedOn w:val="12"/>
+    <w:qFormat/>
     <w:uiPriority w:val="73"/>
     <w:pPr>
       <w:spacing w:after="0" w:line="240" w:lineRule="auto"/>
@@ -14175,6 +14234,7 @@
   <w:style w:type="table" w:styleId="132">
     <w:name w:val="Colorful Grid Accent 3"/>
     <w:basedOn w:val="12"/>
+    <w:qFormat/>
     <w:uiPriority w:val="73"/>
     <w:pPr>
       <w:spacing w:after="0" w:line="240" w:lineRule="auto"/>
@@ -14265,6 +14325,7 @@
   <w:style w:type="table" w:styleId="133">
     <w:name w:val="Colorful Grid Accent 4"/>
     <w:basedOn w:val="12"/>
+    <w:qFormat/>
     <w:uiPriority w:val="73"/>
     <w:pPr>
       <w:spacing w:after="0" w:line="240" w:lineRule="auto"/>
@@ -14355,6 +14416,7 @@
   <w:style w:type="table" w:styleId="134">
     <w:name w:val="Colorful Grid Accent 5"/>
     <w:basedOn w:val="12"/>
+    <w:qFormat/>
     <w:uiPriority w:val="73"/>
     <w:pPr>
       <w:spacing w:after="0" w:line="240" w:lineRule="auto"/>
@@ -14445,6 +14507,7 @@
   <w:style w:type="table" w:styleId="135">
     <w:name w:val="Colorful Grid Accent 6"/>
     <w:basedOn w:val="12"/>
+    <w:qFormat/>
     <w:uiPriority w:val="73"/>
     <w:pPr>
       <w:spacing w:after="0" w:line="240" w:lineRule="auto"/>
@@ -14688,6 +14751,7 @@
     <w:name w:val="Macro Text Char"/>
     <w:basedOn w:val="11"/>
     <w:link w:val="33"/>
+    <w:qFormat/>
     <w:uiPriority w:val="99"/>
     <w:rPr>
       <w:rFonts w:ascii="Courier" w:hAnsi="Courier"/>
@@ -14717,6 +14781,7 @@
     <w:name w:val="Quote Char"/>
     <w:basedOn w:val="11"/>
     <w:link w:val="149"/>
+    <w:qFormat/>
     <w:uiPriority w:val="29"/>
     <w:rPr>
       <w:i/>
@@ -14734,6 +14799,7 @@
     <w:basedOn w:val="11"/>
     <w:link w:val="5"/>
     <w:semiHidden/>
+    <w:qFormat/>
     <w:uiPriority w:val="9"/>
     <w:rPr>
       <w:rFonts w:asciiTheme="majorHAnsi" w:hAnsiTheme="majorHAnsi" w:eastAsiaTheme="majorEastAsia" w:cstheme="majorBidi"/>
@@ -14754,6 +14820,7 @@
     <w:basedOn w:val="11"/>
     <w:link w:val="6"/>
     <w:semiHidden/>
+    <w:qFormat/>
     <w:uiPriority w:val="9"/>
     <w:rPr>
       <w:rFonts w:asciiTheme="majorHAnsi" w:hAnsiTheme="majorHAnsi" w:eastAsiaTheme="majorEastAsia" w:cstheme="majorBidi"/>
@@ -14765,6 +14832,7 @@
     <w:basedOn w:val="11"/>
     <w:link w:val="7"/>
     <w:semiHidden/>
+    <w:qFormat/>
     <w:uiPriority w:val="9"/>
     <w:rPr>
       <w:rFonts w:asciiTheme="majorHAnsi" w:hAnsiTheme="majorHAnsi" w:eastAsiaTheme="majorEastAsia" w:cstheme="majorBidi"/>
@@ -14778,6 +14846,7 @@
     <w:basedOn w:val="11"/>
     <w:link w:val="8"/>
     <w:semiHidden/>
+    <w:qFormat/>
     <w:uiPriority w:val="9"/>
     <w:rPr>
       <w:rFonts w:asciiTheme="majorHAnsi" w:hAnsiTheme="majorHAnsi" w:eastAsiaTheme="majorEastAsia" w:cstheme="majorBidi"/>
@@ -14799,6 +14868,7 @@
     <w:basedOn w:val="11"/>
     <w:link w:val="9"/>
     <w:semiHidden/>
+    <w:qFormat/>
     <w:uiPriority w:val="9"/>
     <w:rPr>
       <w:rFonts w:asciiTheme="majorHAnsi" w:hAnsiTheme="majorHAnsi" w:eastAsiaTheme="majorEastAsia" w:cstheme="majorBidi"/>
@@ -14817,6 +14887,7 @@
     <w:basedOn w:val="11"/>
     <w:link w:val="10"/>
     <w:semiHidden/>
+    <w:qFormat/>
     <w:uiPriority w:val="9"/>
     <w:rPr>
       <w:rFonts w:asciiTheme="majorHAnsi" w:hAnsiTheme="majorHAnsi" w:eastAsiaTheme="majorEastAsia" w:cstheme="majorBidi"/>
@@ -14866,6 +14937,7 @@
     <w:name w:val="Intense Quote Char"/>
     <w:basedOn w:val="11"/>
     <w:link w:val="157"/>
+    <w:qFormat/>
     <w:uiPriority w:val="30"/>
     <w:rPr>
       <w:b/>
@@ -14981,6 +15053,7 @@
     <w:basedOn w:val="11"/>
     <w:semiHidden/>
     <w:unhideWhenUsed/>
+    <w:qFormat/>
     <w:uiPriority w:val="99"/>
     <w:rPr>
       <w:color w:val="605E5C"/>

--- a/CCCS106_Lab01_Report_Barandon_Borja_Musa.docx
+++ b/CCCS106_Lab01_Report_Barandon_Borja_Musa.docx
@@ -153,23 +153,7 @@
                 <w:color w:val="0F172A"/>
                 <w:sz w:val="19"/>
               </w:rPr>
-              <w:t xml:space="preserve">Group No. [ </w:t>
-            </w:r>
-            <w:proofErr w:type="gramStart"/>
-            <w:r>
-              <w:rPr>
-                <w:color w:val="0F172A"/>
-                <w:sz w:val="19"/>
-              </w:rPr>
-              <w:t>2 ]</w:t>
-            </w:r>
-            <w:proofErr w:type="gramEnd"/>
-            <w:r>
-              <w:rPr>
-                <w:color w:val="0F172A"/>
-                <w:sz w:val="19"/>
-              </w:rPr>
-              <w:t xml:space="preserve">  (Ni-Git)</w:t>
+              <w:t>Group No. [ 2 ]  (Ni-Git)</w:t>
             </w:r>
           </w:p>
         </w:tc>
@@ -217,7 +201,6 @@
             <w:pPr>
               <w:spacing w:after="0"/>
             </w:pPr>
-            <w:proofErr w:type="gramStart"/>
             <w:r>
               <w:rPr>
                 <w:color w:val="0F172A"/>
@@ -230,32 +213,15 @@
                 <w:color w:val="0F172A"/>
                 <w:sz w:val="19"/>
               </w:rPr>
-              <w:t>September</w:t>
-            </w:r>
-            <w:proofErr w:type="gramEnd"/>
-            <w:r>
-              <w:rPr>
-                <w:color w:val="0F172A"/>
-                <w:sz w:val="19"/>
-              </w:rPr>
-              <w:t xml:space="preserve"> 09</w:t>
+              <w:t>September 09</w:t>
             </w:r>
             <w:r>
               <w:rPr>
                 <w:color w:val="0F172A"/>
                 <w:sz w:val="19"/>
               </w:rPr>
-              <w:t xml:space="preserve">, </w:t>
+              <w:t>, 2026 ]</w:t>
             </w:r>
-            <w:proofErr w:type="gramStart"/>
-            <w:r>
-              <w:rPr>
-                <w:color w:val="0F172A"/>
-                <w:sz w:val="19"/>
-              </w:rPr>
-              <w:t>2026 ]</w:t>
-            </w:r>
-            <w:proofErr w:type="gramEnd"/>
           </w:p>
         </w:tc>
       </w:tr>
@@ -472,31 +438,13 @@
             <w:pPr>
               <w:spacing w:after="0"/>
             </w:pPr>
-            <w:proofErr w:type="gramStart"/>
             <w:r>
               <w:rPr>
                 <w:b/>
                 <w:sz w:val="18"/>
               </w:rPr>
-              <w:t>[ Borja</w:t>
+              <w:t>[ Borja, Edmar B. ]</w:t>
             </w:r>
-            <w:proofErr w:type="gramEnd"/>
-            <w:r>
-              <w:rPr>
-                <w:b/>
-                <w:sz w:val="18"/>
-              </w:rPr>
-              <w:t xml:space="preserve">, Edmar </w:t>
-            </w:r>
-            <w:proofErr w:type="gramStart"/>
-            <w:r>
-              <w:rPr>
-                <w:b/>
-                <w:sz w:val="18"/>
-              </w:rPr>
-              <w:t>B. ]</w:t>
-            </w:r>
-            <w:proofErr w:type="gramEnd"/>
           </w:p>
         </w:tc>
         <w:tc>
@@ -595,21 +543,12 @@
             <w:pPr>
               <w:spacing w:after="0"/>
             </w:pPr>
-            <w:proofErr w:type="gramStart"/>
             <w:r>
               <w:rPr>
                 <w:b/>
                 <w:sz w:val="18"/>
               </w:rPr>
-              <w:t>[ Barandon</w:t>
-            </w:r>
-            <w:proofErr w:type="gramEnd"/>
-            <w:r>
-              <w:rPr>
-                <w:b/>
-                <w:sz w:val="18"/>
-              </w:rPr>
-              <w:t xml:space="preserve">, </w:t>
+              <w:t xml:space="preserve">[ Barandon, </w:t>
             </w:r>
             <w:proofErr w:type="spellStart"/>
             <w:r>
@@ -725,31 +664,13 @@
             <w:pPr>
               <w:spacing w:after="0"/>
             </w:pPr>
-            <w:proofErr w:type="gramStart"/>
             <w:r>
               <w:rPr>
                 <w:b/>
                 <w:sz w:val="18"/>
               </w:rPr>
-              <w:t>[ Musa</w:t>
+              <w:t>[ Musa, Eduardo Gabriel S. ]</w:t>
             </w:r>
-            <w:proofErr w:type="gramEnd"/>
-            <w:r>
-              <w:rPr>
-                <w:b/>
-                <w:sz w:val="18"/>
-              </w:rPr>
-              <w:t xml:space="preserve">, Eduardo Gabriel </w:t>
-            </w:r>
-            <w:proofErr w:type="gramStart"/>
-            <w:r>
-              <w:rPr>
-                <w:b/>
-                <w:sz w:val="18"/>
-              </w:rPr>
-              <w:t>S. ]</w:t>
-            </w:r>
-            <w:proofErr w:type="gramEnd"/>
           </w:p>
         </w:tc>
         <w:tc>
@@ -1045,18 +966,13 @@
       </w:r>
       <w:proofErr w:type="spellEnd"/>
       <w:r>
-        <w:t xml:space="preserve"> isolation, Flet SDK v0.86.5+, Git binary detection, configured institutional user identity, </w:t>
-      </w:r>
-      <w:proofErr w:type="gramStart"/>
-      <w:r>
-        <w:t>and .</w:t>
+        <w:t xml:space="preserve"> isolation, Flet SDK v0.86.5+, Git binary detection, configured institutional user identity, and .</w:t>
       </w:r>
       <w:proofErr w:type="spellStart"/>
       <w:r>
         <w:t>gitignore</w:t>
       </w:r>
       <w:proofErr w:type="spellEnd"/>
-      <w:proofErr w:type="gramEnd"/>
       <w:r>
         <w:t xml:space="preserve"> hygiene.</w:t>
       </w:r>
@@ -1163,18 +1079,13 @@
         <w:jc w:val="both"/>
       </w:pPr>
       <w:r>
-        <w:t xml:space="preserve">Section 3: Git Working Tree Cleanliness </w:t>
-      </w:r>
-      <w:proofErr w:type="gramStart"/>
-      <w:r>
-        <w:t>&amp; .</w:t>
+        <w:t>Section 3: Git Working Tree Cleanliness &amp; .</w:t>
       </w:r>
       <w:proofErr w:type="spellStart"/>
       <w:r>
         <w:t>gitignore</w:t>
       </w:r>
       <w:proofErr w:type="spellEnd"/>
-      <w:proofErr w:type="gramEnd"/>
       <w:r>
         <w:t xml:space="preserve"> Audit</w:t>
       </w:r>
@@ -1185,18 +1096,13 @@
         <w:jc w:val="both"/>
       </w:pPr>
       <w:r>
-        <w:t xml:space="preserve">Demonstration of repository hygiene. The screenshot proves that the working tree is clean with zero uncommitted changes, and </w:t>
-      </w:r>
-      <w:proofErr w:type="gramStart"/>
-      <w:r>
-        <w:t>that .</w:t>
+        <w:t>Demonstration of repository hygiene. The screenshot proves that the working tree is clean with zero uncommitted changes, and that .</w:t>
       </w:r>
       <w:proofErr w:type="spellStart"/>
       <w:r>
         <w:t>venv</w:t>
       </w:r>
       <w:proofErr w:type="spellEnd"/>
-      <w:proofErr w:type="gramEnd"/>
       <w:r>
         <w:t>/ is completely untracked (verified by running 'git ls-files .</w:t>
       </w:r>
@@ -1301,15 +1207,7 @@
           <w:b/>
           <w:sz w:val="19"/>
         </w:rPr>
-        <w:t xml:space="preserve">Figure 3: Git Working Tree Cleanliness </w:t>
-      </w:r>
-      <w:proofErr w:type="gramStart"/>
-      <w:r>
-        <w:rPr>
-          <w:b/>
-          <w:sz w:val="19"/>
-        </w:rPr>
-        <w:t>&amp; .</w:t>
+        <w:t>Figure 3: Git Working Tree Cleanliness &amp; .</w:t>
       </w:r>
       <w:proofErr w:type="spellStart"/>
       <w:r>
@@ -1320,7 +1218,6 @@
         <w:t>gitignore</w:t>
       </w:r>
       <w:proofErr w:type="spellEnd"/>
-      <w:proofErr w:type="gramEnd"/>
       <w:r>
         <w:rPr>
           <w:b/>
@@ -1667,15 +1564,7 @@
     </w:p>
     <w:p>
       <w:r>
-        <w:t xml:space="preserve">Summary of individual contributions and </w:t>
-      </w:r>
-      <w:proofErr w:type="gramStart"/>
-      <w:r>
-        <w:t>commit</w:t>
-      </w:r>
-      <w:proofErr w:type="gramEnd"/>
-      <w:r>
-        <w:t xml:space="preserve"> accountability across all three triad developers.</w:t>
+        <w:t>Summary of individual contributions and commit accountability across all three triad developers.</w:t>
       </w:r>
     </w:p>
     <w:tbl>
@@ -1846,31 +1735,13 @@
             <w:pPr>
               <w:spacing w:after="0"/>
             </w:pPr>
-            <w:proofErr w:type="gramStart"/>
             <w:r>
               <w:rPr>
                 <w:b/>
                 <w:sz w:val="17"/>
               </w:rPr>
-              <w:t>[ Borja</w:t>
+              <w:t>[ Borja, Edmar B. ]</w:t>
             </w:r>
-            <w:proofErr w:type="gramEnd"/>
-            <w:r>
-              <w:rPr>
-                <w:b/>
-                <w:sz w:val="17"/>
-              </w:rPr>
-              <w:t xml:space="preserve">, Edmar </w:t>
-            </w:r>
-            <w:proofErr w:type="gramStart"/>
-            <w:r>
-              <w:rPr>
-                <w:b/>
-                <w:sz w:val="17"/>
-              </w:rPr>
-              <w:t>B. ]</w:t>
-            </w:r>
-            <w:proofErr w:type="gramEnd"/>
           </w:p>
         </w:tc>
         <w:tc>
@@ -2014,14 +1885,7 @@
               <w:rPr>
                 <w:sz w:val="17"/>
               </w:rPr>
-              <w:t xml:space="preserve">Initialized repo, </w:t>
-            </w:r>
-            <w:proofErr w:type="gramStart"/>
-            <w:r>
-              <w:rPr>
-                <w:sz w:val="17"/>
-              </w:rPr>
-              <w:t>setup .</w:t>
+              <w:t>Initialized repo, setup .</w:t>
             </w:r>
             <w:proofErr w:type="spellStart"/>
             <w:r>
@@ -2031,7 +1895,6 @@
               <w:t>gitignore</w:t>
             </w:r>
             <w:proofErr w:type="spellEnd"/>
-            <w:proofErr w:type="gramEnd"/>
             <w:r>
               <w:rPr>
                 <w:sz w:val="17"/>
@@ -2060,21 +1923,12 @@
             <w:pPr>
               <w:spacing w:after="0"/>
             </w:pPr>
-            <w:proofErr w:type="gramStart"/>
             <w:r>
               <w:rPr>
                 <w:b/>
                 <w:sz w:val="17"/>
               </w:rPr>
-              <w:t>[ Barandon</w:t>
-            </w:r>
-            <w:proofErr w:type="gramEnd"/>
-            <w:r>
-              <w:rPr>
-                <w:b/>
-                <w:sz w:val="17"/>
-              </w:rPr>
-              <w:t xml:space="preserve">, </w:t>
+              <w:t xml:space="preserve">[ Barandon, </w:t>
             </w:r>
             <w:proofErr w:type="spellStart"/>
             <w:r>
@@ -2214,31 +2068,13 @@
             <w:pPr>
               <w:spacing w:after="0"/>
             </w:pPr>
-            <w:proofErr w:type="gramStart"/>
             <w:r>
               <w:rPr>
                 <w:b/>
                 <w:sz w:val="17"/>
               </w:rPr>
-              <w:t>[ Musa</w:t>
+              <w:t>[ Musa, Eduardo Gabriel S. ]</w:t>
             </w:r>
-            <w:proofErr w:type="gramEnd"/>
-            <w:r>
-              <w:rPr>
-                <w:b/>
-                <w:sz w:val="17"/>
-              </w:rPr>
-              <w:t xml:space="preserve">, Eduardo Gabriel </w:t>
-            </w:r>
-            <w:proofErr w:type="gramStart"/>
-            <w:r>
-              <w:rPr>
-                <w:b/>
-                <w:sz w:val="17"/>
-              </w:rPr>
-              <w:t>S. ]</w:t>
-            </w:r>
-            <w:proofErr w:type="gramEnd"/>
           </w:p>
         </w:tc>
         <w:tc>
@@ -2471,34 +2307,82 @@
         <w:ind w:firstLine="720"/>
         <w:jc w:val="both"/>
       </w:pPr>
-      <w:proofErr w:type="gramStart"/>
       <w:r>
         <w:rPr>
           <w:i/>
           <w:color w:val="64748B"/>
           <w:sz w:val="19"/>
         </w:rPr>
-        <w:t>[ Write</w:t>
+        <w:t xml:space="preserve">I learned </w:t>
       </w:r>
-      <w:proofErr w:type="gramEnd"/>
       <w:r>
         <w:rPr>
           <w:i/>
           <w:color w:val="64748B"/>
           <w:sz w:val="19"/>
         </w:rPr>
-        <w:t xml:space="preserve"> 3-4 sentences describing what you learned about feature branching safety, enforcing state boundary constraints, and testing Material 3 controls in Flet</w:t>
+        <w:t xml:space="preserve">how to properly merge </w:t>
       </w:r>
-      <w:proofErr w:type="gramStart"/>
       <w:r>
         <w:rPr>
           <w:i/>
           <w:color w:val="64748B"/>
           <w:sz w:val="19"/>
         </w:rPr>
-        <w:t>... ]</w:t>
+        <w:t>two branches properly, how to always pull to avoid conflict when merging</w:t>
       </w:r>
-      <w:proofErr w:type="gramEnd"/>
+      <w:r>
+        <w:rPr>
+          <w:i/>
+          <w:color w:val="64748B"/>
+          <w:sz w:val="19"/>
+        </w:rPr>
+        <w:t>. How to update .</w:t>
+      </w:r>
+      <w:proofErr w:type="spellStart"/>
+      <w:r>
+        <w:rPr>
+          <w:i/>
+          <w:color w:val="64748B"/>
+          <w:sz w:val="19"/>
+        </w:rPr>
+        <w:t>gitignore</w:t>
+      </w:r>
+      <w:proofErr w:type="spellEnd"/>
+      <w:r>
+        <w:rPr>
+          <w:i/>
+          <w:color w:val="64748B"/>
+          <w:sz w:val="19"/>
+        </w:rPr>
+        <w:t>, commit properly</w:t>
+      </w:r>
+      <w:r>
+        <w:rPr>
+          <w:i/>
+          <w:color w:val="64748B"/>
+          <w:sz w:val="19"/>
+        </w:rPr>
+        <w:t xml:space="preserve">, and push to the </w:t>
+      </w:r>
+      <w:proofErr w:type="spellStart"/>
+      <w:r>
+        <w:rPr>
+          <w:i/>
+          <w:color w:val="64748B"/>
+          <w:sz w:val="19"/>
+        </w:rPr>
+        <w:t>Github</w:t>
+      </w:r>
+      <w:proofErr w:type="spellEnd"/>
+      <w:r>
+        <w:rPr>
+          <w:i/>
+          <w:color w:val="64748B"/>
+          <w:sz w:val="19"/>
+        </w:rPr>
+        <w:t xml:space="preserve"> repository. </w:t>
+      </w:r>
     </w:p>
     <w:p>
       <w:pPr>
@@ -2520,28 +2404,15 @@
     </w:p>
     <w:p>
       <w:r>
-        <w:t xml:space="preserve">Verbatim ASCII commit history exported using 'git </w:t>
-      </w:r>
-      <w:proofErr w:type="gramStart"/>
-      <w:r>
-        <w:t>log --</w:t>
+        <w:t>Verbatim ASCII commit history exported using 'git log --</w:t>
       </w:r>
       <w:proofErr w:type="spellStart"/>
       <w:r>
         <w:t>oneline</w:t>
       </w:r>
       <w:proofErr w:type="spellEnd"/>
-      <w:proofErr w:type="gramEnd"/>
       <w:r>
-        <w:t xml:space="preserve"> --graph --all &gt; git_log_proof.txt'. This demonstrates the complete sequential feature branching and </w:t>
-      </w:r>
-      <w:proofErr w:type="gramStart"/>
-      <w:r>
-        <w:t>merge</w:t>
-      </w:r>
-      <w:proofErr w:type="gramEnd"/>
-      <w:r>
-        <w:t xml:space="preserve"> timeline across all three developers.</w:t>
+        <w:t xml:space="preserve"> --graph --all &gt; git_log_proof.txt'. This demonstrates the complete sequential feature branching and merge timeline across all three developers.</w:t>
       </w:r>
     </w:p>
     <w:tbl>
@@ -2954,25 +2825,7 @@
                 <w:color w:val="E2E8F0"/>
                 <w:sz w:val="17"/>
               </w:rPr>
-              <w:t xml:space="preserve">* c0cf354 </w:t>
-            </w:r>
-            <w:proofErr w:type="gramStart"/>
-            <w:r>
-              <w:rPr>
-                <w:rFonts w:ascii="Courier New" w:hAnsi="Courier New"/>
-                <w:color w:val="E2E8F0"/>
-                <w:sz w:val="17"/>
-              </w:rPr>
-              <w:t>Small</w:t>
-            </w:r>
-            <w:proofErr w:type="gramEnd"/>
-            <w:r>
-              <w:rPr>
-                <w:rFonts w:ascii="Courier New" w:hAnsi="Courier New"/>
-                <w:color w:val="E2E8F0"/>
-                <w:sz w:val="17"/>
-              </w:rPr>
-              <w:t xml:space="preserve"> change and update of my profile, no major changes yet</w:t>
+              <w:t>* c0cf354 Small change and update of my profile, no major changes yet</w:t>
             </w:r>
           </w:p>
           <w:p>
@@ -3855,6 +3708,7 @@
   <w:style w:type="character" w:default="1" w:styleId="DefaultParagraphFont">
     <w:name w:val="Default Paragraph Font"/>
     <w:uiPriority w:val="1"/>
+    <w:semiHidden/>
     <w:unhideWhenUsed/>
   </w:style>
   <w:style w:type="table" w:default="1" w:styleId="TableNormal">

--- a/CCCS106_Lab01_Report_Barandon_Borja_Musa.docx
+++ b/CCCS106_Lab01_Report_Barandon_Borja_Musa.docx
@@ -153,7 +153,23 @@
                 <w:color w:val="0F172A"/>
                 <w:sz w:val="19"/>
               </w:rPr>
-              <w:t>Group No. [ 2 ]  (Ni-Git)</w:t>
+              <w:t xml:space="preserve">Group No. [ </w:t>
+            </w:r>
+            <w:proofErr w:type="gramStart"/>
+            <w:r>
+              <w:rPr>
+                <w:color w:val="0F172A"/>
+                <w:sz w:val="19"/>
+              </w:rPr>
+              <w:t>2 ]</w:t>
+            </w:r>
+            <w:proofErr w:type="gramEnd"/>
+            <w:r>
+              <w:rPr>
+                <w:color w:val="0F172A"/>
+                <w:sz w:val="19"/>
+              </w:rPr>
+              <w:t xml:space="preserve">  (Ni-Git)</w:t>
             </w:r>
           </w:p>
         </w:tc>
@@ -220,8 +236,17 @@
                 <w:color w:val="0F172A"/>
                 <w:sz w:val="19"/>
               </w:rPr>
-              <w:t>, 2026 ]</w:t>
+              <w:t xml:space="preserve">, </w:t>
             </w:r>
+            <w:proofErr w:type="gramStart"/>
+            <w:r>
+              <w:rPr>
+                <w:color w:val="0F172A"/>
+                <w:sz w:val="19"/>
+              </w:rPr>
+              <w:t>2026 ]</w:t>
+            </w:r>
+            <w:proofErr w:type="gramEnd"/>
           </w:p>
         </w:tc>
       </w:tr>
@@ -443,8 +468,17 @@
                 <w:b/>
                 <w:sz w:val="18"/>
               </w:rPr>
-              <w:t>[ Borja, Edmar B. ]</w:t>
+              <w:t xml:space="preserve">[ Borja, Edmar </w:t>
             </w:r>
+            <w:proofErr w:type="gramStart"/>
+            <w:r>
+              <w:rPr>
+                <w:b/>
+                <w:sz w:val="18"/>
+              </w:rPr>
+              <w:t>B. ]</w:t>
+            </w:r>
+            <w:proofErr w:type="gramEnd"/>
           </w:p>
         </w:tc>
         <w:tc>
@@ -669,8 +703,17 @@
                 <w:b/>
                 <w:sz w:val="18"/>
               </w:rPr>
-              <w:t>[ Musa, Eduardo Gabriel S. ]</w:t>
+              <w:t xml:space="preserve">[ Musa, Eduardo Gabriel </w:t>
             </w:r>
+            <w:proofErr w:type="gramStart"/>
+            <w:r>
+              <w:rPr>
+                <w:b/>
+                <w:sz w:val="18"/>
+              </w:rPr>
+              <w:t>S. ]</w:t>
+            </w:r>
+            <w:proofErr w:type="gramEnd"/>
           </w:p>
         </w:tc>
         <w:tc>
@@ -966,13 +1009,18 @@
       </w:r>
       <w:proofErr w:type="spellEnd"/>
       <w:r>
-        <w:t xml:space="preserve"> isolation, Flet SDK v0.86.5+, Git binary detection, configured institutional user identity, and .</w:t>
+        <w:t xml:space="preserve"> isolation, Flet SDK v0.86.5+, Git binary detection, configured institutional user identity, </w:t>
+      </w:r>
+      <w:proofErr w:type="gramStart"/>
+      <w:r>
+        <w:t>and .</w:t>
       </w:r>
       <w:proofErr w:type="spellStart"/>
       <w:r>
         <w:t>gitignore</w:t>
       </w:r>
       <w:proofErr w:type="spellEnd"/>
+      <w:proofErr w:type="gramEnd"/>
       <w:r>
         <w:t xml:space="preserve"> hygiene.</w:t>
       </w:r>
@@ -1079,13 +1127,18 @@
         <w:jc w:val="both"/>
       </w:pPr>
       <w:r>
-        <w:t>Section 3: Git Working Tree Cleanliness &amp; .</w:t>
+        <w:t xml:space="preserve">Section 3: Git Working Tree Cleanliness </w:t>
+      </w:r>
+      <w:proofErr w:type="gramStart"/>
+      <w:r>
+        <w:t>&amp; .</w:t>
       </w:r>
       <w:proofErr w:type="spellStart"/>
       <w:r>
         <w:t>gitignore</w:t>
       </w:r>
       <w:proofErr w:type="spellEnd"/>
+      <w:proofErr w:type="gramEnd"/>
       <w:r>
         <w:t xml:space="preserve"> Audit</w:t>
       </w:r>
@@ -1096,13 +1149,18 @@
         <w:jc w:val="both"/>
       </w:pPr>
       <w:r>
-        <w:t>Demonstration of repository hygiene. The screenshot proves that the working tree is clean with zero uncommitted changes, and that .</w:t>
+        <w:t xml:space="preserve">Demonstration of repository hygiene. The screenshot proves that the working tree is clean with zero uncommitted changes, and </w:t>
+      </w:r>
+      <w:proofErr w:type="gramStart"/>
+      <w:r>
+        <w:t>that .</w:t>
       </w:r>
       <w:proofErr w:type="spellStart"/>
       <w:r>
         <w:t>venv</w:t>
       </w:r>
       <w:proofErr w:type="spellEnd"/>
+      <w:proofErr w:type="gramEnd"/>
       <w:r>
         <w:t>/ is completely untracked (verified by running 'git ls-files .</w:t>
       </w:r>
@@ -1207,7 +1265,15 @@
           <w:b/>
           <w:sz w:val="19"/>
         </w:rPr>
-        <w:t>Figure 3: Git Working Tree Cleanliness &amp; .</w:t>
+        <w:t xml:space="preserve">Figure 3: Git Working Tree Cleanliness </w:t>
+      </w:r>
+      <w:proofErr w:type="gramStart"/>
+      <w:r>
+        <w:rPr>
+          <w:b/>
+          <w:sz w:val="19"/>
+        </w:rPr>
+        <w:t>&amp; .</w:t>
       </w:r>
       <w:proofErr w:type="spellStart"/>
       <w:r>
@@ -1218,6 +1284,7 @@
         <w:t>gitignore</w:t>
       </w:r>
       <w:proofErr w:type="spellEnd"/>
+      <w:proofErr w:type="gramEnd"/>
       <w:r>
         <w:rPr>
           <w:b/>
@@ -1740,8 +1807,17 @@
                 <w:b/>
                 <w:sz w:val="17"/>
               </w:rPr>
-              <w:t>[ Borja, Edmar B. ]</w:t>
+              <w:t xml:space="preserve">[ Borja, Edmar </w:t>
             </w:r>
+            <w:proofErr w:type="gramStart"/>
+            <w:r>
+              <w:rPr>
+                <w:b/>
+                <w:sz w:val="17"/>
+              </w:rPr>
+              <w:t>B. ]</w:t>
+            </w:r>
+            <w:proofErr w:type="gramEnd"/>
           </w:p>
         </w:tc>
         <w:tc>
@@ -1885,7 +1961,14 @@
               <w:rPr>
                 <w:sz w:val="17"/>
               </w:rPr>
-              <w:t>Initialized repo, setup .</w:t>
+              <w:t xml:space="preserve">Initialized repo, </w:t>
+            </w:r>
+            <w:proofErr w:type="gramStart"/>
+            <w:r>
+              <w:rPr>
+                <w:sz w:val="17"/>
+              </w:rPr>
+              <w:t>setup .</w:t>
             </w:r>
             <w:proofErr w:type="spellStart"/>
             <w:r>
@@ -1895,6 +1978,7 @@
               <w:t>gitignore</w:t>
             </w:r>
             <w:proofErr w:type="spellEnd"/>
+            <w:proofErr w:type="gramEnd"/>
             <w:r>
               <w:rPr>
                 <w:sz w:val="17"/>
@@ -2073,8 +2157,17 @@
                 <w:b/>
                 <w:sz w:val="17"/>
               </w:rPr>
-              <w:t>[ Musa, Eduardo Gabriel S. ]</w:t>
+              <w:t xml:space="preserve">[ Musa, Eduardo Gabriel </w:t>
             </w:r>
+            <w:proofErr w:type="gramStart"/>
+            <w:r>
+              <w:rPr>
+                <w:b/>
+                <w:sz w:val="17"/>
+              </w:rPr>
+              <w:t>S. ]</w:t>
+            </w:r>
+            <w:proofErr w:type="gramEnd"/>
           </w:p>
         </w:tc>
         <w:tc>
@@ -2337,7 +2430,16 @@
           <w:color w:val="64748B"/>
           <w:sz w:val="19"/>
         </w:rPr>
-        <w:t>. How to update .</w:t>
+        <w:t xml:space="preserve">. How to </w:t>
+      </w:r>
+      <w:proofErr w:type="gramStart"/>
+      <w:r>
+        <w:rPr>
+          <w:i/>
+          <w:color w:val="64748B"/>
+          <w:sz w:val="19"/>
+        </w:rPr>
+        <w:t>update .</w:t>
       </w:r>
       <w:proofErr w:type="spellStart"/>
       <w:r>
@@ -2349,6 +2451,7 @@
         <w:t>gitignore</w:t>
       </w:r>
       <w:proofErr w:type="spellEnd"/>
+      <w:proofErr w:type="gramEnd"/>
       <w:r>
         <w:rPr>
           <w:i/>
@@ -2382,6 +2485,74 @@
           <w:sz w:val="19"/>
         </w:rPr>
         <w:t xml:space="preserve"> repository. </w:t>
+      </w:r>
+      <w:r>
+        <w:rPr>
+          <w:i/>
+          <w:color w:val="64748B"/>
+          <w:sz w:val="19"/>
+        </w:rPr>
+        <w:t xml:space="preserve">I also learn about the naming conventions for committing to </w:t>
+      </w:r>
+      <w:proofErr w:type="spellStart"/>
+      <w:r>
+        <w:rPr>
+          <w:i/>
+          <w:color w:val="64748B"/>
+          <w:sz w:val="19"/>
+        </w:rPr>
+        <w:t>Github</w:t>
+      </w:r>
+      <w:proofErr w:type="spellEnd"/>
+      <w:r>
+        <w:rPr>
+          <w:i/>
+          <w:color w:val="64748B"/>
+          <w:sz w:val="19"/>
+        </w:rPr>
+        <w:t xml:space="preserve">, I also learn about the workflow in a dev team. I have gained knowledge on what it is mean to become a QA, and how to ensure </w:t>
+      </w:r>
+      <w:r>
+        <w:rPr>
+          <w:i/>
+          <w:color w:val="64748B"/>
+          <w:sz w:val="19"/>
+        </w:rPr>
+        <w:t xml:space="preserve">of the project’s quality have met the standard or even exceeded it. I am still learning on various things </w:t>
+      </w:r>
+      <w:r>
+        <w:rPr>
+          <w:i/>
+          <w:color w:val="64748B"/>
+          <w:sz w:val="19"/>
+        </w:rPr>
+        <w:t xml:space="preserve">that is related to </w:t>
+      </w:r>
+      <w:proofErr w:type="spellStart"/>
+      <w:r>
+        <w:rPr>
+          <w:i/>
+          <w:color w:val="64748B"/>
+          <w:sz w:val="19"/>
+        </w:rPr>
+        <w:t>Github</w:t>
+      </w:r>
+      <w:proofErr w:type="spellEnd"/>
+      <w:r>
+        <w:rPr>
+          <w:i/>
+          <w:color w:val="64748B"/>
+          <w:sz w:val="19"/>
+        </w:rPr>
+        <w:t xml:space="preserve"> and the workflow procedure of </w:t>
+      </w:r>
+      <w:r>
+        <w:rPr>
+          <w:i/>
+          <w:color w:val="64748B"/>
+          <w:sz w:val="19"/>
+        </w:rPr>
+        <w:t>creating a project.</w:t>
       </w:r>
     </w:p>
     <w:p>
@@ -2825,7 +2996,25 @@
                 <w:color w:val="E2E8F0"/>
                 <w:sz w:val="17"/>
               </w:rPr>
-              <w:t>* c0cf354 Small change and update of my profile, no major changes yet</w:t>
+              <w:t xml:space="preserve">* c0cf354 </w:t>
+            </w:r>
+            <w:proofErr w:type="gramStart"/>
+            <w:r>
+              <w:rPr>
+                <w:rFonts w:ascii="Courier New" w:hAnsi="Courier New"/>
+                <w:color w:val="E2E8F0"/>
+                <w:sz w:val="17"/>
+              </w:rPr>
+              <w:t>Small</w:t>
+            </w:r>
+            <w:proofErr w:type="gramEnd"/>
+            <w:r>
+              <w:rPr>
+                <w:rFonts w:ascii="Courier New" w:hAnsi="Courier New"/>
+                <w:color w:val="E2E8F0"/>
+                <w:sz w:val="17"/>
+              </w:rPr>
+              <w:t xml:space="preserve"> change and update of my profile, no major changes yet</w:t>
             </w:r>
           </w:p>
           <w:p>

--- a/CCCS106_Lab01_Report_Barandon_Borja_Musa.docx
+++ b/CCCS106_Lab01_Report_Barandon_Borja_Musa.docx
@@ -217,7 +217,6 @@
             <w:pPr>
               <w:spacing w:after="0"/>
             </w:pPr>
-            <w:proofErr w:type="gramStart"/>
             <w:r>
               <w:rPr>
                 <w:color w:val="0F172A"/>
@@ -230,15 +229,7 @@
                 <w:color w:val="0F172A"/>
                 <w:sz w:val="19"/>
               </w:rPr>
-              <w:t>September</w:t>
-            </w:r>
-            <w:proofErr w:type="gramEnd"/>
-            <w:r>
-              <w:rPr>
-                <w:color w:val="0F172A"/>
-                <w:sz w:val="19"/>
-              </w:rPr>
-              <w:t xml:space="preserve"> 09</w:t>
+              <w:t>September 09</w:t>
             </w:r>
             <w:r>
               <w:rPr>
@@ -472,21 +463,12 @@
             <w:pPr>
               <w:spacing w:after="0"/>
             </w:pPr>
-            <w:proofErr w:type="gramStart"/>
             <w:r>
               <w:rPr>
                 <w:b/>
                 <w:sz w:val="18"/>
               </w:rPr>
-              <w:t>[ Borja</w:t>
-            </w:r>
-            <w:proofErr w:type="gramEnd"/>
-            <w:r>
-              <w:rPr>
-                <w:b/>
-                <w:sz w:val="18"/>
-              </w:rPr>
-              <w:t xml:space="preserve">, Edmar </w:t>
+              <w:t xml:space="preserve">[ Borja, Edmar </w:t>
             </w:r>
             <w:proofErr w:type="gramStart"/>
             <w:r>
@@ -595,21 +577,12 @@
             <w:pPr>
               <w:spacing w:after="0"/>
             </w:pPr>
-            <w:proofErr w:type="gramStart"/>
             <w:r>
               <w:rPr>
                 <w:b/>
                 <w:sz w:val="18"/>
               </w:rPr>
-              <w:t>[ Barandon</w:t>
-            </w:r>
-            <w:proofErr w:type="gramEnd"/>
-            <w:r>
-              <w:rPr>
-                <w:b/>
-                <w:sz w:val="18"/>
-              </w:rPr>
-              <w:t xml:space="preserve">, </w:t>
+              <w:t xml:space="preserve">[ Barandon, </w:t>
             </w:r>
             <w:proofErr w:type="spellStart"/>
             <w:r>
@@ -725,21 +698,12 @@
             <w:pPr>
               <w:spacing w:after="0"/>
             </w:pPr>
-            <w:proofErr w:type="gramStart"/>
             <w:r>
               <w:rPr>
                 <w:b/>
                 <w:sz w:val="18"/>
               </w:rPr>
-              <w:t>[ Musa</w:t>
-            </w:r>
-            <w:proofErr w:type="gramEnd"/>
-            <w:r>
-              <w:rPr>
-                <w:b/>
-                <w:sz w:val="18"/>
-              </w:rPr>
-              <w:t xml:space="preserve">, Eduardo Gabriel </w:t>
+              <w:t xml:space="preserve">[ Musa, Eduardo Gabriel </w:t>
             </w:r>
             <w:proofErr w:type="gramStart"/>
             <w:r>
@@ -1667,15 +1631,7 @@
     </w:p>
     <w:p>
       <w:r>
-        <w:t xml:space="preserve">Summary of individual contributions and </w:t>
-      </w:r>
-      <w:proofErr w:type="gramStart"/>
-      <w:r>
-        <w:t>commit</w:t>
-      </w:r>
-      <w:proofErr w:type="gramEnd"/>
-      <w:r>
-        <w:t xml:space="preserve"> accountability across all three triad developers.</w:t>
+        <w:t>Summary of individual contributions and commit accountability across all three triad developers.</w:t>
       </w:r>
     </w:p>
     <w:tbl>
@@ -1846,21 +1802,12 @@
             <w:pPr>
               <w:spacing w:after="0"/>
             </w:pPr>
-            <w:proofErr w:type="gramStart"/>
             <w:r>
               <w:rPr>
                 <w:b/>
                 <w:sz w:val="17"/>
               </w:rPr>
-              <w:t>[ Borja</w:t>
-            </w:r>
-            <w:proofErr w:type="gramEnd"/>
-            <w:r>
-              <w:rPr>
-                <w:b/>
-                <w:sz w:val="17"/>
-              </w:rPr>
-              <w:t xml:space="preserve">, Edmar </w:t>
+              <w:t xml:space="preserve">[ Borja, Edmar </w:t>
             </w:r>
             <w:proofErr w:type="gramStart"/>
             <w:r>
@@ -2060,21 +2007,12 @@
             <w:pPr>
               <w:spacing w:after="0"/>
             </w:pPr>
-            <w:proofErr w:type="gramStart"/>
             <w:r>
               <w:rPr>
                 <w:b/>
                 <w:sz w:val="17"/>
               </w:rPr>
-              <w:t>[ Barandon</w:t>
-            </w:r>
-            <w:proofErr w:type="gramEnd"/>
-            <w:r>
-              <w:rPr>
-                <w:b/>
-                <w:sz w:val="17"/>
-              </w:rPr>
-              <w:t xml:space="preserve">, </w:t>
+              <w:t xml:space="preserve">[ Barandon, </w:t>
             </w:r>
             <w:proofErr w:type="spellStart"/>
             <w:r>
@@ -2214,21 +2152,12 @@
             <w:pPr>
               <w:spacing w:after="0"/>
             </w:pPr>
-            <w:proofErr w:type="gramStart"/>
             <w:r>
               <w:rPr>
                 <w:b/>
                 <w:sz w:val="17"/>
               </w:rPr>
-              <w:t>[ Musa</w:t>
-            </w:r>
-            <w:proofErr w:type="gramEnd"/>
-            <w:r>
-              <w:rPr>
-                <w:b/>
-                <w:sz w:val="17"/>
-              </w:rPr>
-              <w:t xml:space="preserve">, Eduardo Gabriel </w:t>
+              <w:t xml:space="preserve">[ Musa, Eduardo Gabriel </w:t>
             </w:r>
             <w:proofErr w:type="gramStart"/>
             <w:r>
@@ -2471,23 +2400,37 @@
         <w:ind w:firstLine="720"/>
         <w:jc w:val="both"/>
       </w:pPr>
-      <w:proofErr w:type="gramStart"/>
       <w:r>
         <w:rPr>
           <w:i/>
           <w:color w:val="64748B"/>
           <w:sz w:val="19"/>
         </w:rPr>
-        <w:t>[ Write</w:t>
+        <w:t xml:space="preserve">I learned </w:t>
       </w:r>
-      <w:proofErr w:type="gramEnd"/>
       <w:r>
         <w:rPr>
           <w:i/>
           <w:color w:val="64748B"/>
           <w:sz w:val="19"/>
         </w:rPr>
-        <w:t xml:space="preserve"> 3-4 sentences describing what you learned about feature branching safety, enforcing state boundary constraints, and testing Material 3 controls in Flet</w:t>
+        <w:t xml:space="preserve">how to properly merge </w:t>
+      </w:r>
+      <w:r>
+        <w:rPr>
+          <w:i/>
+          <w:color w:val="64748B"/>
+          <w:sz w:val="19"/>
+        </w:rPr>
+        <w:t>two branches properly, how to always pull to avoid conflict when merging</w:t>
+      </w:r>
+      <w:r>
+        <w:rPr>
+          <w:i/>
+          <w:color w:val="64748B"/>
+          <w:sz w:val="19"/>
+        </w:rPr>
+        <w:t xml:space="preserve">. How to </w:t>
       </w:r>
       <w:proofErr w:type="gramStart"/>
       <w:r>
@@ -2496,9 +2439,121 @@
           <w:color w:val="64748B"/>
           <w:sz w:val="19"/>
         </w:rPr>
-        <w:t>... ]</w:t>
+        <w:t>update .</w:t>
       </w:r>
+      <w:proofErr w:type="spellStart"/>
+      <w:r>
+        <w:rPr>
+          <w:i/>
+          <w:color w:val="64748B"/>
+          <w:sz w:val="19"/>
+        </w:rPr>
+        <w:t>gitignore</w:t>
+      </w:r>
+      <w:proofErr w:type="spellEnd"/>
       <w:proofErr w:type="gramEnd"/>
+      <w:r>
+        <w:rPr>
+          <w:i/>
+          <w:color w:val="64748B"/>
+          <w:sz w:val="19"/>
+        </w:rPr>
+        <w:t>, commit properly</w:t>
+      </w:r>
+      <w:r>
+        <w:rPr>
+          <w:i/>
+          <w:color w:val="64748B"/>
+          <w:sz w:val="19"/>
+        </w:rPr>
+        <w:t xml:space="preserve">, and push to the </w:t>
+      </w:r>
+      <w:proofErr w:type="spellStart"/>
+      <w:r>
+        <w:rPr>
+          <w:i/>
+          <w:color w:val="64748B"/>
+          <w:sz w:val="19"/>
+        </w:rPr>
+        <w:t>Github</w:t>
+      </w:r>
+      <w:proofErr w:type="spellEnd"/>
+      <w:r>
+        <w:rPr>
+          <w:i/>
+          <w:color w:val="64748B"/>
+          <w:sz w:val="19"/>
+        </w:rPr>
+        <w:t xml:space="preserve"> repository. </w:t>
+      </w:r>
+      <w:r>
+        <w:rPr>
+          <w:i/>
+          <w:color w:val="64748B"/>
+          <w:sz w:val="19"/>
+        </w:rPr>
+        <w:t xml:space="preserve">I also learn about the naming conventions for committing to </w:t>
+      </w:r>
+      <w:proofErr w:type="spellStart"/>
+      <w:r>
+        <w:rPr>
+          <w:i/>
+          <w:color w:val="64748B"/>
+          <w:sz w:val="19"/>
+        </w:rPr>
+        <w:t>Github</w:t>
+      </w:r>
+      <w:proofErr w:type="spellEnd"/>
+      <w:r>
+        <w:rPr>
+          <w:i/>
+          <w:color w:val="64748B"/>
+          <w:sz w:val="19"/>
+        </w:rPr>
+        <w:t xml:space="preserve">, I also learn about the workflow in a dev team. I have gained knowledge on what it is mean to become a QA, and how to ensure </w:t>
+      </w:r>
+      <w:r>
+        <w:rPr>
+          <w:i/>
+          <w:color w:val="64748B"/>
+          <w:sz w:val="19"/>
+        </w:rPr>
+        <w:t xml:space="preserve">of the project’s quality have met the standard or even exceeded it. I am still learning on various things </w:t>
+      </w:r>
+      <w:r>
+        <w:rPr>
+          <w:i/>
+          <w:color w:val="64748B"/>
+          <w:sz w:val="19"/>
+        </w:rPr>
+        <w:t xml:space="preserve">that is related to </w:t>
+      </w:r>
+      <w:proofErr w:type="spellStart"/>
+      <w:r>
+        <w:rPr>
+          <w:i/>
+          <w:color w:val="64748B"/>
+          <w:sz w:val="19"/>
+        </w:rPr>
+        <w:t>Github</w:t>
+      </w:r>
+      <w:proofErr w:type="spellEnd"/>
+      <w:r>
+        <w:rPr>
+          <w:i/>
+          <w:color w:val="64748B"/>
+          <w:sz w:val="19"/>
+        </w:rPr>
+        <w:t xml:space="preserve"> and the workflow procedure of </w:t>
+      </w:r>
+      <w:r>
+        <w:rPr>
+          <w:i/>
+          <w:color w:val="64748B"/>
+          <w:sz w:val="19"/>
+        </w:rPr>
+        <w:t>creating a project.</w:t>
+      </w:r>
     </w:p>
     <w:p>
       <w:pPr>
@@ -2520,28 +2575,15 @@
     </w:p>
     <w:p>
       <w:r>
-        <w:t xml:space="preserve">Verbatim ASCII commit history exported using 'git </w:t>
-      </w:r>
-      <w:proofErr w:type="gramStart"/>
-      <w:r>
-        <w:t>log --</w:t>
+        <w:t>Verbatim ASCII commit history exported using 'git log --</w:t>
       </w:r>
       <w:proofErr w:type="spellStart"/>
       <w:r>
         <w:t>oneline</w:t>
       </w:r>
       <w:proofErr w:type="spellEnd"/>
-      <w:proofErr w:type="gramEnd"/>
       <w:r>
-        <w:t xml:space="preserve"> --graph --all &gt; git_log_proof.txt'. This demonstrates the complete sequential feature branching and </w:t>
-      </w:r>
-      <w:proofErr w:type="gramStart"/>
-      <w:r>
-        <w:t>merge</w:t>
-      </w:r>
-      <w:proofErr w:type="gramEnd"/>
-      <w:r>
-        <w:t xml:space="preserve"> timeline across all three developers.</w:t>
+        <w:t xml:space="preserve"> --graph --all &gt; git_log_proof.txt'. This demonstrates the complete sequential feature branching and merge timeline across all three developers.</w:t>
       </w:r>
     </w:p>
     <w:tbl>
@@ -3855,6 +3897,7 @@
   <w:style w:type="character" w:default="1" w:styleId="DefaultParagraphFont">
     <w:name w:val="Default Paragraph Font"/>
     <w:uiPriority w:val="1"/>
+    <w:semiHidden/>
     <w:unhideWhenUsed/>
   </w:style>
   <w:style w:type="table" w:default="1" w:styleId="TableNormal">

--- a/CCCS106_Lab01_Report_Barandon_Borja_Musa.docx
+++ b/CCCS106_Lab01_Report_Barandon_Borja_Musa.docx
@@ -153,23 +153,7 @@
                 <w:color w:val="0F172A"/>
                 <w:sz w:val="19"/>
               </w:rPr>
-              <w:t xml:space="preserve">Group No. [ </w:t>
-            </w:r>
-            <w:proofErr w:type="gramStart"/>
-            <w:r>
-              <w:rPr>
-                <w:color w:val="0F172A"/>
-                <w:sz w:val="19"/>
-              </w:rPr>
-              <w:t>2 ]</w:t>
-            </w:r>
-            <w:proofErr w:type="gramEnd"/>
-            <w:r>
-              <w:rPr>
-                <w:color w:val="0F172A"/>
-                <w:sz w:val="19"/>
-              </w:rPr>
-              <w:t xml:space="preserve">  (Ni-Git)</w:t>
+              <w:t>Group No. [ 2 ]  (Ni-Git)</w:t>
             </w:r>
           </w:p>
         </w:tc>
@@ -236,17 +220,8 @@
                 <w:color w:val="0F172A"/>
                 <w:sz w:val="19"/>
               </w:rPr>
-              <w:t xml:space="preserve">, </w:t>
+              <w:t>, 2026 ]</w:t>
             </w:r>
-            <w:proofErr w:type="gramStart"/>
-            <w:r>
-              <w:rPr>
-                <w:color w:val="0F172A"/>
-                <w:sz w:val="19"/>
-              </w:rPr>
-              <w:t>2026 ]</w:t>
-            </w:r>
-            <w:proofErr w:type="gramEnd"/>
           </w:p>
         </w:tc>
       </w:tr>
@@ -468,17 +443,8 @@
                 <w:b/>
                 <w:sz w:val="18"/>
               </w:rPr>
-              <w:t xml:space="preserve">[ Borja, Edmar </w:t>
+              <w:t>[ Borja, Edmar B. ]</w:t>
             </w:r>
-            <w:proofErr w:type="gramStart"/>
-            <w:r>
-              <w:rPr>
-                <w:b/>
-                <w:sz w:val="18"/>
-              </w:rPr>
-              <w:t>B. ]</w:t>
-            </w:r>
-            <w:proofErr w:type="gramEnd"/>
           </w:p>
         </w:tc>
         <w:tc>
@@ -582,23 +548,7 @@
                 <w:b/>
                 <w:sz w:val="18"/>
               </w:rPr>
-              <w:t xml:space="preserve">[ Barandon, </w:t>
-            </w:r>
-            <w:proofErr w:type="spellStart"/>
-            <w:r>
-              <w:rPr>
-                <w:b/>
-                <w:sz w:val="18"/>
-              </w:rPr>
-              <w:t>Noelee</w:t>
-            </w:r>
-            <w:proofErr w:type="spellEnd"/>
-            <w:r>
-              <w:rPr>
-                <w:b/>
-                <w:sz w:val="18"/>
-              </w:rPr>
-              <w:t xml:space="preserve"> Anthony S.]</w:t>
+              <w:t>[ Barandon, Noelee Anthony S.]</w:t>
             </w:r>
           </w:p>
         </w:tc>
@@ -703,17 +653,8 @@
                 <w:b/>
                 <w:sz w:val="18"/>
               </w:rPr>
-              <w:t xml:space="preserve">[ Musa, Eduardo Gabriel </w:t>
+              <w:t>[ Musa, Eduardo Gabriel S. ]</w:t>
             </w:r>
-            <w:proofErr w:type="gramStart"/>
-            <w:r>
-              <w:rPr>
-                <w:b/>
-                <w:sz w:val="18"/>
-              </w:rPr>
-              <w:t>S. ]</w:t>
-            </w:r>
-            <w:proofErr w:type="gramEnd"/>
           </w:p>
         </w:tc>
         <w:tc>
@@ -993,36 +934,7 @@
         <w:jc w:val="both"/>
       </w:pPr>
       <w:r>
-        <w:t>Pre-flight workstation audit executed via 'python verify_setup.py' inside the active virtual environment (.</w:t>
-      </w:r>
-      <w:proofErr w:type="spellStart"/>
-      <w:r>
-        <w:t>venv</w:t>
-      </w:r>
-      <w:proofErr w:type="spellEnd"/>
-      <w:r>
-        <w:t xml:space="preserve">). All six (6) audit checks must report [PASS] verifying Python 3.10+, </w:t>
-      </w:r>
-      <w:proofErr w:type="spellStart"/>
-      <w:r>
-        <w:t>virtualenv</w:t>
-      </w:r>
-      <w:proofErr w:type="spellEnd"/>
-      <w:r>
-        <w:t xml:space="preserve"> isolation, Flet SDK v0.86.5+, Git binary detection, configured institutional user identity, </w:t>
-      </w:r>
-      <w:proofErr w:type="gramStart"/>
-      <w:r>
-        <w:t>and .</w:t>
-      </w:r>
-      <w:proofErr w:type="spellStart"/>
-      <w:r>
-        <w:t>gitignore</w:t>
-      </w:r>
-      <w:proofErr w:type="spellEnd"/>
-      <w:proofErr w:type="gramEnd"/>
-      <w:r>
-        <w:t xml:space="preserve"> hygiene.</w:t>
+        <w:t>Pre-flight workstation audit executed via 'python verify_setup.py' inside the active virtual environment (.venv). All six (6) audit checks must report [PASS] verifying Python 3.10+, virtualenv isolation, Flet SDK v0.86.5+, Git binary detection, configured institutional user identity, and .gitignore hygiene.</w:t>
       </w:r>
     </w:p>
     <w:tbl>
@@ -1127,20 +1039,7 @@
         <w:jc w:val="both"/>
       </w:pPr>
       <w:r>
-        <w:t xml:space="preserve">Section 3: Git Working Tree Cleanliness </w:t>
-      </w:r>
-      <w:proofErr w:type="gramStart"/>
-      <w:r>
-        <w:t>&amp; .</w:t>
-      </w:r>
-      <w:proofErr w:type="spellStart"/>
-      <w:r>
-        <w:t>gitignore</w:t>
-      </w:r>
-      <w:proofErr w:type="spellEnd"/>
-      <w:proofErr w:type="gramEnd"/>
-      <w:r>
-        <w:t xml:space="preserve"> Audit</w:t>
+        <w:t>Section 3: Git Working Tree Cleanliness &amp; .gitignore Audit</w:t>
       </w:r>
     </w:p>
     <w:p>
@@ -1149,28 +1048,7 @@
         <w:jc w:val="both"/>
       </w:pPr>
       <w:r>
-        <w:t xml:space="preserve">Demonstration of repository hygiene. The screenshot proves that the working tree is clean with zero uncommitted changes, and </w:t>
-      </w:r>
-      <w:proofErr w:type="gramStart"/>
-      <w:r>
-        <w:t>that .</w:t>
-      </w:r>
-      <w:proofErr w:type="spellStart"/>
-      <w:r>
-        <w:t>venv</w:t>
-      </w:r>
-      <w:proofErr w:type="spellEnd"/>
-      <w:proofErr w:type="gramEnd"/>
-      <w:r>
-        <w:t>/ is completely untracked (verified by running 'git ls-files .</w:t>
-      </w:r>
-      <w:proofErr w:type="spellStart"/>
-      <w:r>
-        <w:t>venv</w:t>
-      </w:r>
-      <w:proofErr w:type="spellEnd"/>
-      <w:r>
-        <w:t>', returning empty output).</w:t>
+        <w:t>Demonstration of repository hygiene. The screenshot proves that the working tree is clean with zero uncommitted changes, and that .venv/ is completely untracked (verified by running 'git ls-files .venv', returning empty output).</w:t>
       </w:r>
     </w:p>
     <w:tbl>
@@ -1265,32 +1143,7 @@
           <w:b/>
           <w:sz w:val="19"/>
         </w:rPr>
-        <w:t xml:space="preserve">Figure 3: Git Working Tree Cleanliness </w:t>
-      </w:r>
-      <w:proofErr w:type="gramStart"/>
-      <w:r>
-        <w:rPr>
-          <w:b/>
-          <w:sz w:val="19"/>
-        </w:rPr>
-        <w:t>&amp; .</w:t>
-      </w:r>
-      <w:proofErr w:type="spellStart"/>
-      <w:r>
-        <w:rPr>
-          <w:b/>
-          <w:sz w:val="19"/>
-        </w:rPr>
-        <w:t>gitignore</w:t>
-      </w:r>
-      <w:proofErr w:type="spellEnd"/>
-      <w:proofErr w:type="gramEnd"/>
-      <w:r>
-        <w:rPr>
-          <w:b/>
-          <w:sz w:val="19"/>
-        </w:rPr>
-        <w:t xml:space="preserve"> Hygiene Proof</w:t>
+        <w:t>Figure 3: Git Working Tree Cleanliness &amp; .gitignore Hygiene Proof</w:t>
       </w:r>
     </w:p>
     <w:p>
@@ -1807,17 +1660,8 @@
                 <w:b/>
                 <w:sz w:val="17"/>
               </w:rPr>
-              <w:t xml:space="preserve">[ Borja, Edmar </w:t>
+              <w:t>[ Borja, Edmar B. ]</w:t>
             </w:r>
-            <w:proofErr w:type="gramStart"/>
-            <w:r>
-              <w:rPr>
-                <w:b/>
-                <w:sz w:val="17"/>
-              </w:rPr>
-              <w:t>B. ]</w:t>
-            </w:r>
-            <w:proofErr w:type="gramEnd"/>
           </w:p>
         </w:tc>
         <w:tc>
@@ -1937,7 +1781,113 @@
               <w:rPr>
                 <w:sz w:val="17"/>
               </w:rPr>
-              <w:t>ed90fe8]</w:t>
+              <w:t>ed90fe8</w:t>
+            </w:r>
+            <w:r>
+              <w:rPr>
+                <w:sz w:val="17"/>
+              </w:rPr>
+              <w:t>,</w:t>
+            </w:r>
+          </w:p>
+          <w:p>
+            <w:pPr>
+              <w:spacing w:after="0"/>
+              <w:rPr>
+                <w:sz w:val="17"/>
+              </w:rPr>
+            </w:pPr>
+            <w:r>
+              <w:rPr>
+                <w:sz w:val="17"/>
+              </w:rPr>
+              <w:t>22160dc</w:t>
+            </w:r>
+            <w:r>
+              <w:rPr>
+                <w:sz w:val="17"/>
+              </w:rPr>
+              <w:t>,</w:t>
+            </w:r>
+          </w:p>
+          <w:p>
+            <w:pPr>
+              <w:spacing w:after="0"/>
+              <w:rPr>
+                <w:sz w:val="17"/>
+              </w:rPr>
+            </w:pPr>
+            <w:r>
+              <w:rPr>
+                <w:sz w:val="17"/>
+              </w:rPr>
+              <w:t>8fd02b</w:t>
+            </w:r>
+            <w:r>
+              <w:rPr>
+                <w:sz w:val="17"/>
+              </w:rPr>
+              <w:t>c,</w:t>
+            </w:r>
+          </w:p>
+          <w:p>
+            <w:pPr>
+              <w:spacing w:after="0"/>
+              <w:rPr>
+                <w:sz w:val="17"/>
+              </w:rPr>
+            </w:pPr>
+            <w:r>
+              <w:rPr>
+                <w:sz w:val="17"/>
+              </w:rPr>
+              <w:t>1b7062a</w:t>
+            </w:r>
+            <w:r>
+              <w:rPr>
+                <w:sz w:val="17"/>
+              </w:rPr>
+              <w:t>,</w:t>
+            </w:r>
+          </w:p>
+          <w:p>
+            <w:pPr>
+              <w:spacing w:after="0"/>
+              <w:rPr>
+                <w:sz w:val="17"/>
+              </w:rPr>
+            </w:pPr>
+            <w:r>
+              <w:rPr>
+                <w:sz w:val="17"/>
+              </w:rPr>
+              <w:t>61d7554</w:t>
+            </w:r>
+            <w:r>
+              <w:rPr>
+                <w:sz w:val="17"/>
+              </w:rPr>
+              <w:t>,</w:t>
+            </w:r>
+          </w:p>
+          <w:p>
+            <w:pPr>
+              <w:spacing w:after="0"/>
+              <w:rPr>
+                <w:sz w:val="17"/>
+              </w:rPr>
+            </w:pPr>
+            <w:r>
+              <w:rPr>
+                <w:sz w:val="17"/>
+              </w:rPr>
+              <w:t>e8d6880</w:t>
+            </w:r>
+            <w:r>
+              <w:rPr>
+                <w:sz w:val="17"/>
+              </w:rPr>
+              <w:t>]</w:t>
             </w:r>
           </w:p>
         </w:tc>
@@ -1961,29 +1911,7 @@
               <w:rPr>
                 <w:sz w:val="17"/>
               </w:rPr>
-              <w:t xml:space="preserve">Initialized repo, </w:t>
-            </w:r>
-            <w:proofErr w:type="gramStart"/>
-            <w:r>
-              <w:rPr>
-                <w:sz w:val="17"/>
-              </w:rPr>
-              <w:t>setup .</w:t>
-            </w:r>
-            <w:proofErr w:type="spellStart"/>
-            <w:r>
-              <w:rPr>
-                <w:sz w:val="17"/>
-              </w:rPr>
-              <w:t>gitignore</w:t>
-            </w:r>
-            <w:proofErr w:type="spellEnd"/>
-            <w:proofErr w:type="gramEnd"/>
-            <w:r>
-              <w:rPr>
-                <w:sz w:val="17"/>
-              </w:rPr>
-              <w:t>, integrated card 1, configured remote repo &amp; pushed main, dev-1 profile update.</w:t>
+              <w:t>Initialized repo, setup .gitignore, integrated card 1, configured remote repo &amp; pushed main, dev-1 profile update.</w:t>
             </w:r>
           </w:p>
         </w:tc>
@@ -2012,23 +1940,7 @@
                 <w:b/>
                 <w:sz w:val="17"/>
               </w:rPr>
-              <w:t xml:space="preserve">[ Barandon, </w:t>
-            </w:r>
-            <w:proofErr w:type="spellStart"/>
-            <w:r>
-              <w:rPr>
-                <w:b/>
-                <w:sz w:val="17"/>
-              </w:rPr>
-              <w:t>Noelee</w:t>
-            </w:r>
-            <w:proofErr w:type="spellEnd"/>
-            <w:r>
-              <w:rPr>
-                <w:b/>
-                <w:sz w:val="17"/>
-              </w:rPr>
-              <w:t xml:space="preserve"> Anthony S.]</w:t>
+              <w:t>[ Barandon, Noelee Anthony S.]</w:t>
             </w:r>
           </w:p>
         </w:tc>
@@ -2099,12 +2011,198 @@
           <w:p>
             <w:pPr>
               <w:spacing w:after="0"/>
+              <w:rPr>
+                <w:sz w:val="17"/>
+              </w:rPr>
             </w:pPr>
             <w:r>
               <w:rPr>
                 <w:sz w:val="17"/>
               </w:rPr>
-              <w:t>[8a11075]</w:t>
+              <w:t>[8a11075</w:t>
+            </w:r>
+            <w:r>
+              <w:rPr>
+                <w:sz w:val="17"/>
+              </w:rPr>
+              <w:t>,</w:t>
+            </w:r>
+          </w:p>
+          <w:p>
+            <w:pPr>
+              <w:spacing w:after="0"/>
+              <w:rPr>
+                <w:sz w:val="17"/>
+              </w:rPr>
+            </w:pPr>
+            <w:r>
+              <w:rPr>
+                <w:sz w:val="17"/>
+              </w:rPr>
+              <w:t>12d6e12</w:t>
+            </w:r>
+            <w:r>
+              <w:rPr>
+                <w:sz w:val="17"/>
+              </w:rPr>
+              <w:t>,</w:t>
+            </w:r>
+          </w:p>
+          <w:p>
+            <w:pPr>
+              <w:spacing w:after="0"/>
+              <w:rPr>
+                <w:sz w:val="17"/>
+              </w:rPr>
+            </w:pPr>
+            <w:r>
+              <w:rPr>
+                <w:sz w:val="17"/>
+              </w:rPr>
+              <w:t>6436231</w:t>
+            </w:r>
+            <w:r>
+              <w:rPr>
+                <w:sz w:val="17"/>
+              </w:rPr>
+              <w:t>,</w:t>
+            </w:r>
+          </w:p>
+          <w:p>
+            <w:pPr>
+              <w:spacing w:after="0"/>
+              <w:rPr>
+                <w:sz w:val="17"/>
+              </w:rPr>
+            </w:pPr>
+            <w:r>
+              <w:rPr>
+                <w:sz w:val="17"/>
+              </w:rPr>
+              <w:t>873a2b1</w:t>
+            </w:r>
+            <w:r>
+              <w:rPr>
+                <w:sz w:val="17"/>
+              </w:rPr>
+              <w:t>,</w:t>
+            </w:r>
+          </w:p>
+          <w:p>
+            <w:pPr>
+              <w:spacing w:after="0"/>
+              <w:rPr>
+                <w:sz w:val="17"/>
+              </w:rPr>
+            </w:pPr>
+            <w:r>
+              <w:rPr>
+                <w:sz w:val="17"/>
+              </w:rPr>
+              <w:t>53a5377</w:t>
+            </w:r>
+            <w:r>
+              <w:rPr>
+                <w:sz w:val="17"/>
+              </w:rPr>
+              <w:t>,</w:t>
+            </w:r>
+          </w:p>
+          <w:p>
+            <w:pPr>
+              <w:spacing w:after="0"/>
+              <w:rPr>
+                <w:sz w:val="17"/>
+              </w:rPr>
+            </w:pPr>
+            <w:r>
+              <w:rPr>
+                <w:sz w:val="17"/>
+              </w:rPr>
+              <w:t>bfea81c</w:t>
+            </w:r>
+            <w:r>
+              <w:rPr>
+                <w:sz w:val="17"/>
+              </w:rPr>
+              <w:t>,</w:t>
+            </w:r>
+          </w:p>
+          <w:p>
+            <w:pPr>
+              <w:spacing w:after="0"/>
+              <w:rPr>
+                <w:sz w:val="17"/>
+              </w:rPr>
+            </w:pPr>
+            <w:r>
+              <w:rPr>
+                <w:sz w:val="17"/>
+              </w:rPr>
+              <w:t>2366542</w:t>
+            </w:r>
+            <w:r>
+              <w:rPr>
+                <w:sz w:val="17"/>
+              </w:rPr>
+              <w:t>,</w:t>
+            </w:r>
+          </w:p>
+          <w:p>
+            <w:pPr>
+              <w:spacing w:after="0"/>
+              <w:rPr>
+                <w:sz w:val="17"/>
+              </w:rPr>
+            </w:pPr>
+            <w:r>
+              <w:rPr>
+                <w:sz w:val="17"/>
+              </w:rPr>
+              <w:t>edaa510</w:t>
+            </w:r>
+            <w:r>
+              <w:rPr>
+                <w:sz w:val="17"/>
+              </w:rPr>
+              <w:t>,</w:t>
+            </w:r>
+          </w:p>
+          <w:p>
+            <w:pPr>
+              <w:spacing w:after="0"/>
+              <w:rPr>
+                <w:sz w:val="17"/>
+              </w:rPr>
+            </w:pPr>
+            <w:r>
+              <w:rPr>
+                <w:sz w:val="17"/>
+              </w:rPr>
+              <w:t>3f378e8</w:t>
+            </w:r>
+            <w:r>
+              <w:rPr>
+                <w:sz w:val="17"/>
+              </w:rPr>
+              <w:t>,</w:t>
+            </w:r>
+          </w:p>
+          <w:p>
+            <w:pPr>
+              <w:spacing w:after="0"/>
+            </w:pPr>
+            <w:r>
+              <w:rPr>
+                <w:sz w:val="17"/>
+              </w:rPr>
+              <w:t>3981b93</w:t>
+            </w:r>
+            <w:r>
+              <w:rPr>
+                <w:sz w:val="17"/>
+              </w:rPr>
+              <w:t>]</w:t>
             </w:r>
           </w:p>
         </w:tc>
@@ -2157,17 +2255,8 @@
                 <w:b/>
                 <w:sz w:val="17"/>
               </w:rPr>
-              <w:t xml:space="preserve">[ Musa, Eduardo Gabriel </w:t>
+              <w:t>[ Musa, Eduardo Gabriel S. ]</w:t>
             </w:r>
-            <w:proofErr w:type="gramStart"/>
-            <w:r>
-              <w:rPr>
-                <w:b/>
-                <w:sz w:val="17"/>
-              </w:rPr>
-              <w:t>S. ]</w:t>
-            </w:r>
-            <w:proofErr w:type="gramEnd"/>
           </w:p>
         </w:tc>
         <w:tc>
@@ -2215,14 +2304,12 @@
             <w:pPr>
               <w:spacing w:after="0"/>
             </w:pPr>
-            <w:proofErr w:type="spellStart"/>
             <w:r>
               <w:rPr>
                 <w:sz w:val="17"/>
               </w:rPr>
               <w:t>mymitz</w:t>
             </w:r>
-            <w:proofErr w:type="spellEnd"/>
           </w:p>
         </w:tc>
         <w:tc>
@@ -2267,12 +2354,232 @@
           <w:p>
             <w:pPr>
               <w:spacing w:after="0"/>
+              <w:rPr>
+                <w:sz w:val="17"/>
+              </w:rPr>
             </w:pPr>
             <w:r>
               <w:rPr>
                 <w:sz w:val="17"/>
               </w:rPr>
-              <w:t>5f1dcee]</w:t>
+              <w:t>5f1dcee</w:t>
+            </w:r>
+            <w:r>
+              <w:rPr>
+                <w:sz w:val="17"/>
+              </w:rPr>
+              <w:t>,</w:t>
+            </w:r>
+          </w:p>
+          <w:p>
+            <w:pPr>
+              <w:spacing w:after="0"/>
+              <w:rPr>
+                <w:sz w:val="17"/>
+              </w:rPr>
+            </w:pPr>
+            <w:r>
+              <w:rPr>
+                <w:sz w:val="17"/>
+              </w:rPr>
+              <w:t>1e38b80</w:t>
+            </w:r>
+            <w:r>
+              <w:rPr>
+                <w:sz w:val="17"/>
+              </w:rPr>
+              <w:t>,</w:t>
+            </w:r>
+          </w:p>
+          <w:p>
+            <w:pPr>
+              <w:spacing w:after="0"/>
+              <w:rPr>
+                <w:sz w:val="17"/>
+              </w:rPr>
+            </w:pPr>
+            <w:r>
+              <w:rPr>
+                <w:sz w:val="17"/>
+              </w:rPr>
+              <w:t>6ce1b08</w:t>
+            </w:r>
+            <w:r>
+              <w:rPr>
+                <w:sz w:val="17"/>
+              </w:rPr>
+              <w:t>,</w:t>
+            </w:r>
+          </w:p>
+          <w:p>
+            <w:pPr>
+              <w:spacing w:after="0"/>
+              <w:rPr>
+                <w:sz w:val="17"/>
+              </w:rPr>
+            </w:pPr>
+            <w:r>
+              <w:rPr>
+                <w:sz w:val="17"/>
+              </w:rPr>
+              <w:t>132d036</w:t>
+            </w:r>
+            <w:r>
+              <w:rPr>
+                <w:sz w:val="17"/>
+              </w:rPr>
+              <w:t>,</w:t>
+            </w:r>
+          </w:p>
+          <w:p>
+            <w:pPr>
+              <w:spacing w:after="0"/>
+              <w:rPr>
+                <w:sz w:val="17"/>
+              </w:rPr>
+            </w:pPr>
+            <w:r>
+              <w:rPr>
+                <w:sz w:val="17"/>
+              </w:rPr>
+              <w:t>d242a8f</w:t>
+            </w:r>
+            <w:r>
+              <w:rPr>
+                <w:sz w:val="17"/>
+              </w:rPr>
+              <w:t>,</w:t>
+            </w:r>
+          </w:p>
+          <w:p>
+            <w:pPr>
+              <w:spacing w:after="0"/>
+              <w:rPr>
+                <w:sz w:val="17"/>
+              </w:rPr>
+            </w:pPr>
+            <w:r>
+              <w:rPr>
+                <w:sz w:val="17"/>
+              </w:rPr>
+              <w:t>f6b9514</w:t>
+            </w:r>
+            <w:r>
+              <w:rPr>
+                <w:sz w:val="17"/>
+              </w:rPr>
+              <w:t>,</w:t>
+            </w:r>
+          </w:p>
+          <w:p>
+            <w:pPr>
+              <w:spacing w:after="0"/>
+              <w:rPr>
+                <w:sz w:val="17"/>
+              </w:rPr>
+            </w:pPr>
+            <w:r>
+              <w:rPr>
+                <w:sz w:val="17"/>
+              </w:rPr>
+              <w:t>69514ff</w:t>
+            </w:r>
+            <w:r>
+              <w:rPr>
+                <w:sz w:val="17"/>
+              </w:rPr>
+              <w:t>,</w:t>
+            </w:r>
+          </w:p>
+          <w:p>
+            <w:pPr>
+              <w:spacing w:after="0"/>
+              <w:rPr>
+                <w:sz w:val="17"/>
+              </w:rPr>
+            </w:pPr>
+            <w:r>
+              <w:rPr>
+                <w:sz w:val="17"/>
+              </w:rPr>
+              <w:t>b1f74fe</w:t>
+            </w:r>
+            <w:r>
+              <w:rPr>
+                <w:sz w:val="17"/>
+              </w:rPr>
+              <w:t>,</w:t>
+            </w:r>
+          </w:p>
+          <w:p>
+            <w:pPr>
+              <w:spacing w:after="0"/>
+              <w:rPr>
+                <w:sz w:val="17"/>
+              </w:rPr>
+            </w:pPr>
+            <w:r>
+              <w:rPr>
+                <w:sz w:val="17"/>
+              </w:rPr>
+              <w:t>496ecb8</w:t>
+            </w:r>
+            <w:r>
+              <w:rPr>
+                <w:sz w:val="17"/>
+              </w:rPr>
+              <w:t>,</w:t>
+            </w:r>
+          </w:p>
+          <w:p>
+            <w:pPr>
+              <w:spacing w:after="0"/>
+              <w:rPr>
+                <w:sz w:val="17"/>
+              </w:rPr>
+            </w:pPr>
+            <w:r>
+              <w:rPr>
+                <w:sz w:val="17"/>
+              </w:rPr>
+              <w:t>12111ff</w:t>
+            </w:r>
+            <w:r>
+              <w:rPr>
+                <w:sz w:val="17"/>
+              </w:rPr>
+              <w:t>,</w:t>
+            </w:r>
+          </w:p>
+          <w:p>
+            <w:pPr>
+              <w:spacing w:after="0"/>
+              <w:rPr>
+                <w:sz w:val="17"/>
+              </w:rPr>
+            </w:pPr>
+            <w:r>
+              <w:rPr>
+                <w:sz w:val="17"/>
+              </w:rPr>
+              <w:t>9989885</w:t>
+            </w:r>
+            <w:r>
+              <w:rPr>
+                <w:sz w:val="17"/>
+              </w:rPr>
+              <w:t>,</w:t>
+            </w:r>
+          </w:p>
+          <w:p>
+            <w:pPr>
+              <w:spacing w:after="0"/>
+            </w:pPr>
+            <w:r>
+              <w:rPr>
+                <w:sz w:val="17"/>
+              </w:rPr>
+              <w:t>]</w:t>
             </w:r>
           </w:p>
         </w:tc>
@@ -2343,7 +2650,16 @@
           <w:color w:val="64748B"/>
           <w:sz w:val="19"/>
         </w:rPr>
-        <w:t>I learned that virtual environments help keep projects isolated and prevent conflicts between dependencies. I also learned that configuration rules keep the project organized and make sure everyone follows the same setup. For GitHub, I learned how to properly coordinate repository invitations and give the right access to team members. Overall, clear setup and communication make teamwork easier and more efficient.</w:t>
+        <w:t xml:space="preserve">I learned that virtual environments help keep projects isolated and prevent conflicts between dependencies. I also learned that configuration rules keep the project organized and make sure everyone follows </w:t>
+      </w:r>
+      <w:r>
+        <w:rPr>
+          <w:i/>
+          <w:color w:val="64748B"/>
+          <w:sz w:val="19"/>
+        </w:rPr>
+        <w:lastRenderedPageBreak/>
+        <w:t>the same setup. For GitHub, I learned how to properly coordinate repository invitations and give the right access to team members. Overall, clear setup and communication make teamwork easier and more efficient.</w:t>
       </w:r>
     </w:p>
     <w:p>
@@ -2430,35 +2746,7 @@
           <w:color w:val="64748B"/>
           <w:sz w:val="19"/>
         </w:rPr>
-        <w:t xml:space="preserve">. How to </w:t>
-      </w:r>
-      <w:proofErr w:type="gramStart"/>
-      <w:r>
-        <w:rPr>
-          <w:i/>
-          <w:color w:val="64748B"/>
-          <w:sz w:val="19"/>
-        </w:rPr>
-        <w:t>update .</w:t>
-      </w:r>
-      <w:proofErr w:type="spellStart"/>
-      <w:r>
-        <w:rPr>
-          <w:i/>
-          <w:color w:val="64748B"/>
-          <w:sz w:val="19"/>
-        </w:rPr>
-        <w:t>gitignore</w:t>
-      </w:r>
-      <w:proofErr w:type="spellEnd"/>
-      <w:proofErr w:type="gramEnd"/>
-      <w:r>
-        <w:rPr>
-          <w:i/>
-          <w:color w:val="64748B"/>
-          <w:sz w:val="19"/>
-        </w:rPr>
-        <w:t>, commit properly</w:t>
+        <w:t>. How to update .gitignore, commit properly</w:t>
       </w:r>
       <w:r>
         <w:rPr>
@@ -2466,25 +2754,7 @@
           <w:color w:val="64748B"/>
           <w:sz w:val="19"/>
         </w:rPr>
-        <w:t xml:space="preserve">, and push to the </w:t>
-      </w:r>
-      <w:proofErr w:type="spellStart"/>
-      <w:r>
-        <w:rPr>
-          <w:i/>
-          <w:color w:val="64748B"/>
-          <w:sz w:val="19"/>
-        </w:rPr>
-        <w:t>Github</w:t>
-      </w:r>
-      <w:proofErr w:type="spellEnd"/>
-      <w:r>
-        <w:rPr>
-          <w:i/>
-          <w:color w:val="64748B"/>
-          <w:sz w:val="19"/>
-        </w:rPr>
-        <w:t xml:space="preserve"> repository. </w:t>
+        <w:t xml:space="preserve">, and push to the Github repository. </w:t>
       </w:r>
       <w:r>
         <w:rPr>
@@ -2492,25 +2762,7 @@
           <w:color w:val="64748B"/>
           <w:sz w:val="19"/>
         </w:rPr>
-        <w:t xml:space="preserve">I also learn about the naming conventions for committing to </w:t>
-      </w:r>
-      <w:proofErr w:type="spellStart"/>
-      <w:r>
-        <w:rPr>
-          <w:i/>
-          <w:color w:val="64748B"/>
-          <w:sz w:val="19"/>
-        </w:rPr>
-        <w:t>Github</w:t>
-      </w:r>
-      <w:proofErr w:type="spellEnd"/>
-      <w:r>
-        <w:rPr>
-          <w:i/>
-          <w:color w:val="64748B"/>
-          <w:sz w:val="19"/>
-        </w:rPr>
-        <w:t xml:space="preserve">, I also learn about the workflow in a dev team. I have gained knowledge on what it is mean to become a QA, and how to ensure </w:t>
+        <w:t xml:space="preserve">I also learn about the naming conventions for committing to Github, I also learn about the workflow in a dev team. I have gained knowledge on what it is mean to become a QA, and how to ensure </w:t>
       </w:r>
       <w:r>
         <w:rPr>
@@ -2526,25 +2778,7 @@
           <w:color w:val="64748B"/>
           <w:sz w:val="19"/>
         </w:rPr>
-        <w:t xml:space="preserve">that is related to </w:t>
-      </w:r>
-      <w:proofErr w:type="spellStart"/>
-      <w:r>
-        <w:rPr>
-          <w:i/>
-          <w:color w:val="64748B"/>
-          <w:sz w:val="19"/>
-        </w:rPr>
-        <w:t>Github</w:t>
-      </w:r>
-      <w:proofErr w:type="spellEnd"/>
-      <w:r>
-        <w:rPr>
-          <w:i/>
-          <w:color w:val="64748B"/>
-          <w:sz w:val="19"/>
-        </w:rPr>
-        <w:t xml:space="preserve"> and the workflow procedure of </w:t>
+        <w:t xml:space="preserve">that is related to Github and the workflow procedure of </w:t>
       </w:r>
       <w:r>
         <w:rPr>
@@ -2575,15 +2809,7 @@
     </w:p>
     <w:p>
       <w:r>
-        <w:t>Verbatim ASCII commit history exported using 'git log --</w:t>
-      </w:r>
-      <w:proofErr w:type="spellStart"/>
-      <w:r>
-        <w:t>oneline</w:t>
-      </w:r>
-      <w:proofErr w:type="spellEnd"/>
-      <w:r>
-        <w:t xml:space="preserve"> --graph --all &gt; git_log_proof.txt'. This demonstrates the complete sequential feature branching and merge timeline across all three developers.</w:t>
+        <w:t>Verbatim ASCII commit history exported using 'git log --oneline --graph --all &gt; git_log_proof.txt'. This demonstrates the complete sequential feature branching and merge timeline across all three developers.</w:t>
       </w:r>
     </w:p>
     <w:tbl>
@@ -2626,25 +2852,7 @@
                 <w:color w:val="E2E8F0"/>
                 <w:sz w:val="17"/>
               </w:rPr>
-              <w:t>*   d242a8f Merge branch '</w:t>
-            </w:r>
-            <w:proofErr w:type="spellStart"/>
-            <w:r>
-              <w:rPr>
-                <w:rFonts w:ascii="Courier New" w:hAnsi="Courier New"/>
-                <w:color w:val="E2E8F0"/>
-                <w:sz w:val="17"/>
-              </w:rPr>
-              <w:t>mymitz</w:t>
-            </w:r>
-            <w:proofErr w:type="spellEnd"/>
-            <w:r>
-              <w:rPr>
-                <w:rFonts w:ascii="Courier New" w:hAnsi="Courier New"/>
-                <w:color w:val="E2E8F0"/>
-                <w:sz w:val="17"/>
-              </w:rPr>
-              <w:t>' Update documents</w:t>
+              <w:t>*   d242a8f Merge branch 'mymitz' Update documents</w:t>
             </w:r>
           </w:p>
           <w:p>
@@ -2914,18 +3122,8 @@
                 <w:color w:val="E2E8F0"/>
                 <w:sz w:val="17"/>
               </w:rPr>
-              <w:t xml:space="preserve">* 8a11075 </w:t>
+              <w:t>* 8a11075 pfp</w:t>
             </w:r>
-            <w:proofErr w:type="spellStart"/>
-            <w:r>
-              <w:rPr>
-                <w:rFonts w:ascii="Courier New" w:hAnsi="Courier New"/>
-                <w:color w:val="E2E8F0"/>
-                <w:sz w:val="17"/>
-              </w:rPr>
-              <w:t>pfp</w:t>
-            </w:r>
-            <w:proofErr w:type="spellEnd"/>
           </w:p>
           <w:p>
             <w:pPr>
@@ -2960,25 +3158,7 @@
                 <w:color w:val="E2E8F0"/>
                 <w:sz w:val="17"/>
               </w:rPr>
-              <w:t>* 65b1dc5 Create Ni-</w:t>
-            </w:r>
-            <w:proofErr w:type="spellStart"/>
-            <w:r>
-              <w:rPr>
-                <w:rFonts w:ascii="Courier New" w:hAnsi="Courier New"/>
-                <w:color w:val="E2E8F0"/>
-                <w:sz w:val="17"/>
-              </w:rPr>
-              <w:t>Git.code</w:t>
-            </w:r>
-            <w:proofErr w:type="spellEnd"/>
-            <w:r>
-              <w:rPr>
-                <w:rFonts w:ascii="Courier New" w:hAnsi="Courier New"/>
-                <w:color w:val="E2E8F0"/>
-                <w:sz w:val="17"/>
-              </w:rPr>
-              <w:t>-workspace</w:t>
+              <w:t>* 65b1dc5 Create Ni-Git.code-workspace</w:t>
             </w:r>
           </w:p>
           <w:p>
@@ -2996,25 +3176,7 @@
                 <w:color w:val="E2E8F0"/>
                 <w:sz w:val="17"/>
               </w:rPr>
-              <w:t xml:space="preserve">* c0cf354 </w:t>
-            </w:r>
-            <w:proofErr w:type="gramStart"/>
-            <w:r>
-              <w:rPr>
-                <w:rFonts w:ascii="Courier New" w:hAnsi="Courier New"/>
-                <w:color w:val="E2E8F0"/>
-                <w:sz w:val="17"/>
-              </w:rPr>
-              <w:t>Small</w:t>
-            </w:r>
-            <w:proofErr w:type="gramEnd"/>
-            <w:r>
-              <w:rPr>
-                <w:rFonts w:ascii="Courier New" w:hAnsi="Courier New"/>
-                <w:color w:val="E2E8F0"/>
-                <w:sz w:val="17"/>
-              </w:rPr>
-              <w:t xml:space="preserve"> change and update of my profile, no major changes yet</w:t>
+              <w:t>* c0cf354 Small change and update of my profile, no major changes yet</w:t>
             </w:r>
           </w:p>
           <w:p>

--- a/CCCS106_Lab01_Report_Barandon_Borja_Musa.docx
+++ b/CCCS106_Lab01_Report_Barandon_Borja_Musa.docx
@@ -153,7 +153,23 @@
                 <w:color w:val="0F172A"/>
                 <w:sz w:val="19"/>
               </w:rPr>
-              <w:t>Group No. [ 2 ]  (Ni-Git)</w:t>
+              <w:t xml:space="preserve">Group No. [ </w:t>
+            </w:r>
+            <w:proofErr w:type="gramStart"/>
+            <w:r>
+              <w:rPr>
+                <w:color w:val="0F172A"/>
+                <w:sz w:val="19"/>
+              </w:rPr>
+              <w:t>2 ]</w:t>
+            </w:r>
+            <w:proofErr w:type="gramEnd"/>
+            <w:r>
+              <w:rPr>
+                <w:color w:val="0F172A"/>
+                <w:sz w:val="19"/>
+              </w:rPr>
+              <w:t xml:space="preserve">  (Ni-Git)</w:t>
             </w:r>
           </w:p>
         </w:tc>
@@ -220,8 +236,17 @@
                 <w:color w:val="0F172A"/>
                 <w:sz w:val="19"/>
               </w:rPr>
-              <w:t>, 2026 ]</w:t>
-            </w:r>
+              <w:t xml:space="preserve">, </w:t>
+            </w:r>
+            <w:proofErr w:type="gramStart"/>
+            <w:r>
+              <w:rPr>
+                <w:color w:val="0F172A"/>
+                <w:sz w:val="19"/>
+              </w:rPr>
+              <w:t>2026 ]</w:t>
+            </w:r>
+            <w:proofErr w:type="gramEnd"/>
           </w:p>
         </w:tc>
       </w:tr>
@@ -443,8 +468,17 @@
                 <w:b/>
                 <w:sz w:val="18"/>
               </w:rPr>
-              <w:t>[ Borja, Edmar B. ]</w:t>
-            </w:r>
+              <w:t xml:space="preserve">[ Borja, Edmar </w:t>
+            </w:r>
+            <w:proofErr w:type="gramStart"/>
+            <w:r>
+              <w:rPr>
+                <w:b/>
+                <w:sz w:val="18"/>
+              </w:rPr>
+              <w:t>B. ]</w:t>
+            </w:r>
+            <w:proofErr w:type="gramEnd"/>
           </w:p>
         </w:tc>
         <w:tc>
@@ -548,7 +582,23 @@
                 <w:b/>
                 <w:sz w:val="18"/>
               </w:rPr>
-              <w:t>[ Barandon, Noelee Anthony S.]</w:t>
+              <w:t xml:space="preserve">[ Barandon, </w:t>
+            </w:r>
+            <w:proofErr w:type="spellStart"/>
+            <w:r>
+              <w:rPr>
+                <w:b/>
+                <w:sz w:val="18"/>
+              </w:rPr>
+              <w:t>Noelee</w:t>
+            </w:r>
+            <w:proofErr w:type="spellEnd"/>
+            <w:r>
+              <w:rPr>
+                <w:b/>
+                <w:sz w:val="18"/>
+              </w:rPr>
+              <w:t xml:space="preserve"> Anthony S.]</w:t>
             </w:r>
           </w:p>
         </w:tc>
@@ -653,8 +703,17 @@
                 <w:b/>
                 <w:sz w:val="18"/>
               </w:rPr>
-              <w:t>[ Musa, Eduardo Gabriel S. ]</w:t>
-            </w:r>
+              <w:t xml:space="preserve">[ Musa, Eduardo Gabriel </w:t>
+            </w:r>
+            <w:proofErr w:type="gramStart"/>
+            <w:r>
+              <w:rPr>
+                <w:b/>
+                <w:sz w:val="18"/>
+              </w:rPr>
+              <w:t>S. ]</w:t>
+            </w:r>
+            <w:proofErr w:type="gramEnd"/>
           </w:p>
         </w:tc>
         <w:tc>
@@ -821,10 +880,10 @@
                 <w:noProof/>
               </w:rPr>
               <w:drawing>
-                <wp:inline distT="0" distB="0" distL="0" distR="0" wp14:anchorId="30A16315" wp14:editId="3A62ED8D">
-                  <wp:extent cx="5689600" cy="2905125"/>
-                  <wp:effectExtent l="0" t="0" r="6350" b="9525"/>
-                  <wp:docPr id="128030443" name="Picture 1"/>
+                <wp:inline distT="0" distB="0" distL="0" distR="0" wp14:anchorId="68C8A6BF" wp14:editId="02D30F2F">
+                  <wp:extent cx="5689600" cy="1631950"/>
+                  <wp:effectExtent l="0" t="0" r="6350" b="6350"/>
+                  <wp:docPr id="1806146610" name="Picture 1"/>
                   <wp:cNvGraphicFramePr>
                     <a:graphicFrameLocks xmlns:a="http://schemas.openxmlformats.org/drawingml/2006/main" noChangeAspect="1"/>
                   </wp:cNvGraphicFramePr>
@@ -832,10 +891,8 @@
                     <a:graphicData uri="http://schemas.openxmlformats.org/drawingml/2006/picture">
                       <pic:pic xmlns:pic="http://schemas.openxmlformats.org/drawingml/2006/picture">
                         <pic:nvPicPr>
-                          <pic:cNvPr id="128030443" name="Picture 1"/>
-                          <pic:cNvPicPr>
-                            <a:picLocks noChangeAspect="1"/>
-                          </pic:cNvPicPr>
+                          <pic:cNvPr id="1806146610" name="Picture 1806146610"/>
+                          <pic:cNvPicPr/>
                         </pic:nvPicPr>
                         <pic:blipFill>
                           <a:blip r:embed="rId9"/>
@@ -846,49 +903,7 @@
                         <pic:spPr>
                           <a:xfrm>
                             <a:off x="0" y="0"/>
-                            <a:ext cx="5689600" cy="2905125"/>
-                          </a:xfrm>
-                          <a:prstGeom prst="rect">
-                            <a:avLst/>
-                          </a:prstGeom>
-                        </pic:spPr>
-                      </pic:pic>
-                    </a:graphicData>
-                  </a:graphic>
-                </wp:inline>
-              </w:drawing>
-            </w:r>
-            <w:r>
-              <w:rPr>
-                <w:noProof/>
-              </w:rPr>
-              <w:drawing>
-                <wp:inline distT="0" distB="0" distL="0" distR="0" wp14:anchorId="00401AA9" wp14:editId="364B701B">
-                  <wp:extent cx="5689600" cy="2835275"/>
-                  <wp:effectExtent l="0" t="0" r="6350" b="3175"/>
-                  <wp:docPr id="877353589" name="Picture 2"/>
-                  <wp:cNvGraphicFramePr>
-                    <a:graphicFrameLocks xmlns:a="http://schemas.openxmlformats.org/drawingml/2006/main" noChangeAspect="1"/>
-                  </wp:cNvGraphicFramePr>
-                  <a:graphic xmlns:a="http://schemas.openxmlformats.org/drawingml/2006/main">
-                    <a:graphicData uri="http://schemas.openxmlformats.org/drawingml/2006/picture">
-                      <pic:pic xmlns:pic="http://schemas.openxmlformats.org/drawingml/2006/picture">
-                        <pic:nvPicPr>
-                          <pic:cNvPr id="877353589" name="Picture 2"/>
-                          <pic:cNvPicPr>
-                            <a:picLocks noChangeAspect="1"/>
-                          </pic:cNvPicPr>
-                        </pic:nvPicPr>
-                        <pic:blipFill>
-                          <a:blip r:embed="rId10"/>
-                          <a:stretch>
-                            <a:fillRect/>
-                          </a:stretch>
-                        </pic:blipFill>
-                        <pic:spPr>
-                          <a:xfrm>
-                            <a:off x="0" y="0"/>
-                            <a:ext cx="5689600" cy="2835275"/>
+                            <a:ext cx="5689600" cy="1631950"/>
                           </a:xfrm>
                           <a:prstGeom prst="rect">
                             <a:avLst/>
@@ -924,7 +939,6 @@
         <w:jc w:val="both"/>
       </w:pPr>
       <w:r>
-        <w:lastRenderedPageBreak/>
         <w:t>Section 2: Automated Pre-Flight Diagnostics Audit</w:t>
       </w:r>
     </w:p>
@@ -934,7 +948,36 @@
         <w:jc w:val="both"/>
       </w:pPr>
       <w:r>
-        <w:t>Pre-flight workstation audit executed via 'python verify_setup.py' inside the active virtual environment (.venv). All six (6) audit checks must report [PASS] verifying Python 3.10+, virtualenv isolation, Flet SDK v0.86.5+, Git binary detection, configured institutional user identity, and .gitignore hygiene.</w:t>
+        <w:t>Pre-flight workstation audit executed via 'python verify_setup.py' inside the active virtual environment (.</w:t>
+      </w:r>
+      <w:proofErr w:type="spellStart"/>
+      <w:r>
+        <w:t>venv</w:t>
+      </w:r>
+      <w:proofErr w:type="spellEnd"/>
+      <w:r>
+        <w:t xml:space="preserve">). All six (6) audit checks must report [PASS] verifying Python 3.10+, </w:t>
+      </w:r>
+      <w:proofErr w:type="spellStart"/>
+      <w:r>
+        <w:t>virtualenv</w:t>
+      </w:r>
+      <w:proofErr w:type="spellEnd"/>
+      <w:r>
+        <w:t xml:space="preserve"> isolation, Flet SDK v0.86.5+, Git binary detection, configured institutional user identity, </w:t>
+      </w:r>
+      <w:proofErr w:type="gramStart"/>
+      <w:r>
+        <w:t>and .</w:t>
+      </w:r>
+      <w:proofErr w:type="spellStart"/>
+      <w:r>
+        <w:t>gitignore</w:t>
+      </w:r>
+      <w:proofErr w:type="spellEnd"/>
+      <w:proofErr w:type="gramEnd"/>
+      <w:r>
+        <w:t xml:space="preserve"> hygiene.</w:t>
       </w:r>
     </w:p>
     <w:tbl>
@@ -995,7 +1038,7 @@
                           </pic:cNvPicPr>
                         </pic:nvPicPr>
                         <pic:blipFill>
-                          <a:blip r:embed="rId11"/>
+                          <a:blip r:embed="rId10"/>
                           <a:stretch>
                             <a:fillRect/>
                           </a:stretch>
@@ -1039,7 +1082,21 @@
         <w:jc w:val="both"/>
       </w:pPr>
       <w:r>
-        <w:t>Section 3: Git Working Tree Cleanliness &amp; .gitignore Audit</w:t>
+        <w:lastRenderedPageBreak/>
+        <w:t xml:space="preserve">Section 3: Git Working Tree Cleanliness </w:t>
+      </w:r>
+      <w:proofErr w:type="gramStart"/>
+      <w:r>
+        <w:t>&amp; .</w:t>
+      </w:r>
+      <w:proofErr w:type="spellStart"/>
+      <w:r>
+        <w:t>gitignore</w:t>
+      </w:r>
+      <w:proofErr w:type="spellEnd"/>
+      <w:proofErr w:type="gramEnd"/>
+      <w:r>
+        <w:t xml:space="preserve"> Audit</w:t>
       </w:r>
     </w:p>
     <w:p>
@@ -1048,7 +1105,28 @@
         <w:jc w:val="both"/>
       </w:pPr>
       <w:r>
-        <w:t>Demonstration of repository hygiene. The screenshot proves that the working tree is clean with zero uncommitted changes, and that .venv/ is completely untracked (verified by running 'git ls-files .venv', returning empty output).</w:t>
+        <w:t xml:space="preserve">Demonstration of repository hygiene. The screenshot proves that the working tree is clean with zero uncommitted changes, and </w:t>
+      </w:r>
+      <w:proofErr w:type="gramStart"/>
+      <w:r>
+        <w:t>that .</w:t>
+      </w:r>
+      <w:proofErr w:type="spellStart"/>
+      <w:r>
+        <w:t>venv</w:t>
+      </w:r>
+      <w:proofErr w:type="spellEnd"/>
+      <w:proofErr w:type="gramEnd"/>
+      <w:r>
+        <w:t>/ is completely untracked (verified by running 'git ls-files .</w:t>
+      </w:r>
+      <w:proofErr w:type="spellStart"/>
+      <w:r>
+        <w:t>venv</w:t>
+      </w:r>
+      <w:proofErr w:type="spellEnd"/>
+      <w:r>
+        <w:t>', returning empty output).</w:t>
       </w:r>
     </w:p>
     <w:tbl>
@@ -1109,7 +1187,7 @@
                           </pic:cNvPicPr>
                         </pic:nvPicPr>
                         <pic:blipFill>
-                          <a:blip r:embed="rId12"/>
+                          <a:blip r:embed="rId11"/>
                           <a:stretch>
                             <a:fillRect/>
                           </a:stretch>
@@ -1143,7 +1221,32 @@
           <w:b/>
           <w:sz w:val="19"/>
         </w:rPr>
-        <w:t>Figure 3: Git Working Tree Cleanliness &amp; .gitignore Hygiene Proof</w:t>
+        <w:t xml:space="preserve">Figure 3: Git Working Tree Cleanliness </w:t>
+      </w:r>
+      <w:proofErr w:type="gramStart"/>
+      <w:r>
+        <w:rPr>
+          <w:b/>
+          <w:sz w:val="19"/>
+        </w:rPr>
+        <w:t>&amp; .</w:t>
+      </w:r>
+      <w:proofErr w:type="spellStart"/>
+      <w:r>
+        <w:rPr>
+          <w:b/>
+          <w:sz w:val="19"/>
+        </w:rPr>
+        <w:t>gitignore</w:t>
+      </w:r>
+      <w:proofErr w:type="spellEnd"/>
+      <w:proofErr w:type="gramEnd"/>
+      <w:r>
+        <w:rPr>
+          <w:b/>
+          <w:sz w:val="19"/>
+        </w:rPr>
+        <w:t xml:space="preserve"> Hygiene Proof</w:t>
       </w:r>
     </w:p>
     <w:p>
@@ -1229,7 +1332,7 @@
                           </pic:cNvPicPr>
                         </pic:nvPicPr>
                         <pic:blipFill>
-                          <a:blip r:embed="rId13"/>
+                          <a:blip r:embed="rId12"/>
                           <a:stretch>
                             <a:fillRect/>
                           </a:stretch>
@@ -1329,7 +1432,7 @@
                           </pic:cNvPicPr>
                         </pic:nvPicPr>
                         <pic:blipFill>
-                          <a:blip r:embed="rId14"/>
+                          <a:blip r:embed="rId13"/>
                           <a:stretch>
                             <a:fillRect/>
                           </a:stretch>
@@ -1428,7 +1531,7 @@
                           </pic:cNvPicPr>
                         </pic:nvPicPr>
                         <pic:blipFill>
-                          <a:blip r:embed="rId15"/>
+                          <a:blip r:embed="rId14"/>
                           <a:stretch>
                             <a:fillRect/>
                           </a:stretch>
@@ -1660,8 +1763,17 @@
                 <w:b/>
                 <w:sz w:val="17"/>
               </w:rPr>
-              <w:t>[ Borja, Edmar B. ]</w:t>
-            </w:r>
+              <w:t xml:space="preserve">[ Borja, Edmar </w:t>
+            </w:r>
+            <w:proofErr w:type="gramStart"/>
+            <w:r>
+              <w:rPr>
+                <w:b/>
+                <w:sz w:val="17"/>
+              </w:rPr>
+              <w:t>B. ]</w:t>
+            </w:r>
+            <w:proofErr w:type="gramEnd"/>
           </w:p>
         </w:tc>
         <w:tc>
@@ -1911,7 +2023,29 @@
               <w:rPr>
                 <w:sz w:val="17"/>
               </w:rPr>
-              <w:t>Initialized repo, setup .gitignore, integrated card 1, configured remote repo &amp; pushed main, dev-1 profile update.</w:t>
+              <w:t xml:space="preserve">Initialized repo, </w:t>
+            </w:r>
+            <w:proofErr w:type="gramStart"/>
+            <w:r>
+              <w:rPr>
+                <w:sz w:val="17"/>
+              </w:rPr>
+              <w:t>setup .</w:t>
+            </w:r>
+            <w:proofErr w:type="spellStart"/>
+            <w:r>
+              <w:rPr>
+                <w:sz w:val="17"/>
+              </w:rPr>
+              <w:t>gitignore</w:t>
+            </w:r>
+            <w:proofErr w:type="spellEnd"/>
+            <w:proofErr w:type="gramEnd"/>
+            <w:r>
+              <w:rPr>
+                <w:sz w:val="17"/>
+              </w:rPr>
+              <w:t>, integrated card 1, configured remote repo &amp; pushed main, dev-1 profile update.</w:t>
             </w:r>
           </w:p>
         </w:tc>
@@ -1940,7 +2074,23 @@
                 <w:b/>
                 <w:sz w:val="17"/>
               </w:rPr>
-              <w:t>[ Barandon, Noelee Anthony S.]</w:t>
+              <w:t xml:space="preserve">[ Barandon, </w:t>
+            </w:r>
+            <w:proofErr w:type="spellStart"/>
+            <w:r>
+              <w:rPr>
+                <w:b/>
+                <w:sz w:val="17"/>
+              </w:rPr>
+              <w:t>Noelee</w:t>
+            </w:r>
+            <w:proofErr w:type="spellEnd"/>
+            <w:r>
+              <w:rPr>
+                <w:b/>
+                <w:sz w:val="17"/>
+              </w:rPr>
+              <w:t xml:space="preserve"> Anthony S.]</w:t>
             </w:r>
           </w:p>
         </w:tc>
@@ -2255,8 +2405,17 @@
                 <w:b/>
                 <w:sz w:val="17"/>
               </w:rPr>
-              <w:t>[ Musa, Eduardo Gabriel S. ]</w:t>
-            </w:r>
+              <w:t xml:space="preserve">[ Musa, Eduardo Gabriel </w:t>
+            </w:r>
+            <w:proofErr w:type="gramStart"/>
+            <w:r>
+              <w:rPr>
+                <w:b/>
+                <w:sz w:val="17"/>
+              </w:rPr>
+              <w:t>S. ]</w:t>
+            </w:r>
+            <w:proofErr w:type="gramEnd"/>
           </w:p>
         </w:tc>
         <w:tc>
@@ -2304,12 +2463,14 @@
             <w:pPr>
               <w:spacing w:after="0"/>
             </w:pPr>
+            <w:proofErr w:type="spellStart"/>
             <w:r>
               <w:rPr>
                 <w:sz w:val="17"/>
               </w:rPr>
               <w:t>mymitz</w:t>
             </w:r>
+            <w:proofErr w:type="spellEnd"/>
           </w:p>
         </w:tc>
         <w:tc>
@@ -2746,7 +2907,35 @@
           <w:color w:val="64748B"/>
           <w:sz w:val="19"/>
         </w:rPr>
-        <w:t>. How to update .gitignore, commit properly</w:t>
+        <w:t xml:space="preserve">. How to </w:t>
+      </w:r>
+      <w:proofErr w:type="gramStart"/>
+      <w:r>
+        <w:rPr>
+          <w:i/>
+          <w:color w:val="64748B"/>
+          <w:sz w:val="19"/>
+        </w:rPr>
+        <w:t>update .</w:t>
+      </w:r>
+      <w:proofErr w:type="spellStart"/>
+      <w:r>
+        <w:rPr>
+          <w:i/>
+          <w:color w:val="64748B"/>
+          <w:sz w:val="19"/>
+        </w:rPr>
+        <w:t>gitignore</w:t>
+      </w:r>
+      <w:proofErr w:type="spellEnd"/>
+      <w:proofErr w:type="gramEnd"/>
+      <w:r>
+        <w:rPr>
+          <w:i/>
+          <w:color w:val="64748B"/>
+          <w:sz w:val="19"/>
+        </w:rPr>
+        <w:t>, commit properly</w:t>
       </w:r>
       <w:r>
         <w:rPr>
@@ -2754,7 +2943,25 @@
           <w:color w:val="64748B"/>
           <w:sz w:val="19"/>
         </w:rPr>
-        <w:t xml:space="preserve">, and push to the Github repository. </w:t>
+        <w:t xml:space="preserve">, and push to the </w:t>
+      </w:r>
+      <w:proofErr w:type="spellStart"/>
+      <w:r>
+        <w:rPr>
+          <w:i/>
+          <w:color w:val="64748B"/>
+          <w:sz w:val="19"/>
+        </w:rPr>
+        <w:t>Github</w:t>
+      </w:r>
+      <w:proofErr w:type="spellEnd"/>
+      <w:r>
+        <w:rPr>
+          <w:i/>
+          <w:color w:val="64748B"/>
+          <w:sz w:val="19"/>
+        </w:rPr>
+        <w:t xml:space="preserve"> repository. </w:t>
       </w:r>
       <w:r>
         <w:rPr>
@@ -2762,7 +2969,25 @@
           <w:color w:val="64748B"/>
           <w:sz w:val="19"/>
         </w:rPr>
-        <w:t xml:space="preserve">I also learn about the naming conventions for committing to Github, I also learn about the workflow in a dev team. I have gained knowledge on what it is mean to become a QA, and how to ensure </w:t>
+        <w:t xml:space="preserve">I also learn about the naming conventions for committing to </w:t>
+      </w:r>
+      <w:proofErr w:type="spellStart"/>
+      <w:r>
+        <w:rPr>
+          <w:i/>
+          <w:color w:val="64748B"/>
+          <w:sz w:val="19"/>
+        </w:rPr>
+        <w:t>Github</w:t>
+      </w:r>
+      <w:proofErr w:type="spellEnd"/>
+      <w:r>
+        <w:rPr>
+          <w:i/>
+          <w:color w:val="64748B"/>
+          <w:sz w:val="19"/>
+        </w:rPr>
+        <w:t xml:space="preserve">, I also learn about the workflow in a dev team. I have gained knowledge on what it is mean to become a QA, and how to ensure </w:t>
       </w:r>
       <w:r>
         <w:rPr>
@@ -2778,7 +3003,25 @@
           <w:color w:val="64748B"/>
           <w:sz w:val="19"/>
         </w:rPr>
-        <w:t xml:space="preserve">that is related to Github and the workflow procedure of </w:t>
+        <w:t xml:space="preserve">that is related to </w:t>
+      </w:r>
+      <w:proofErr w:type="spellStart"/>
+      <w:r>
+        <w:rPr>
+          <w:i/>
+          <w:color w:val="64748B"/>
+          <w:sz w:val="19"/>
+        </w:rPr>
+        <w:t>Github</w:t>
+      </w:r>
+      <w:proofErr w:type="spellEnd"/>
+      <w:r>
+        <w:rPr>
+          <w:i/>
+          <w:color w:val="64748B"/>
+          <w:sz w:val="19"/>
+        </w:rPr>
+        <w:t xml:space="preserve"> and the workflow procedure of </w:t>
       </w:r>
       <w:r>
         <w:rPr>
@@ -2809,7 +3052,15 @@
     </w:p>
     <w:p>
       <w:r>
-        <w:t>Verbatim ASCII commit history exported using 'git log --oneline --graph --all &gt; git_log_proof.txt'. This demonstrates the complete sequential feature branching and merge timeline across all three developers.</w:t>
+        <w:t>Verbatim ASCII commit history exported using 'git log --</w:t>
+      </w:r>
+      <w:proofErr w:type="spellStart"/>
+      <w:r>
+        <w:t>oneline</w:t>
+      </w:r>
+      <w:proofErr w:type="spellEnd"/>
+      <w:r>
+        <w:t xml:space="preserve"> --graph --all &gt; git_log_proof.txt'. This demonstrates the complete sequential feature branching and merge timeline across all three developers.</w:t>
       </w:r>
     </w:p>
     <w:tbl>
@@ -2852,7 +3103,25 @@
                 <w:color w:val="E2E8F0"/>
                 <w:sz w:val="17"/>
               </w:rPr>
-              <w:t>*   d242a8f Merge branch 'mymitz' Update documents</w:t>
+              <w:t>*   d242a8f Merge branch '</w:t>
+            </w:r>
+            <w:proofErr w:type="spellStart"/>
+            <w:r>
+              <w:rPr>
+                <w:rFonts w:ascii="Courier New" w:hAnsi="Courier New"/>
+                <w:color w:val="E2E8F0"/>
+                <w:sz w:val="17"/>
+              </w:rPr>
+              <w:t>mymitz</w:t>
+            </w:r>
+            <w:proofErr w:type="spellEnd"/>
+            <w:r>
+              <w:rPr>
+                <w:rFonts w:ascii="Courier New" w:hAnsi="Courier New"/>
+                <w:color w:val="E2E8F0"/>
+                <w:sz w:val="17"/>
+              </w:rPr>
+              <w:t>' Update documents</w:t>
             </w:r>
           </w:p>
           <w:p>
@@ -3122,8 +3391,18 @@
                 <w:color w:val="E2E8F0"/>
                 <w:sz w:val="17"/>
               </w:rPr>
-              <w:t>* 8a11075 pfp</w:t>
-            </w:r>
+              <w:t xml:space="preserve">* 8a11075 </w:t>
+            </w:r>
+            <w:proofErr w:type="spellStart"/>
+            <w:r>
+              <w:rPr>
+                <w:rFonts w:ascii="Courier New" w:hAnsi="Courier New"/>
+                <w:color w:val="E2E8F0"/>
+                <w:sz w:val="17"/>
+              </w:rPr>
+              <w:t>pfp</w:t>
+            </w:r>
+            <w:proofErr w:type="spellEnd"/>
           </w:p>
           <w:p>
             <w:pPr>
@@ -3158,7 +3437,25 @@
                 <w:color w:val="E2E8F0"/>
                 <w:sz w:val="17"/>
               </w:rPr>
-              <w:t>* 65b1dc5 Create Ni-Git.code-workspace</w:t>
+              <w:t>* 65b1dc5 Create Ni-</w:t>
+            </w:r>
+            <w:proofErr w:type="spellStart"/>
+            <w:r>
+              <w:rPr>
+                <w:rFonts w:ascii="Courier New" w:hAnsi="Courier New"/>
+                <w:color w:val="E2E8F0"/>
+                <w:sz w:val="17"/>
+              </w:rPr>
+              <w:t>Git.code</w:t>
+            </w:r>
+            <w:proofErr w:type="spellEnd"/>
+            <w:r>
+              <w:rPr>
+                <w:rFonts w:ascii="Courier New" w:hAnsi="Courier New"/>
+                <w:color w:val="E2E8F0"/>
+                <w:sz w:val="17"/>
+              </w:rPr>
+              <w:t>-workspace</w:t>
             </w:r>
           </w:p>
           <w:p>
@@ -3176,7 +3473,25 @@
                 <w:color w:val="E2E8F0"/>
                 <w:sz w:val="17"/>
               </w:rPr>
-              <w:t>* c0cf354 Small change and update of my profile, no major changes yet</w:t>
+              <w:t xml:space="preserve">* c0cf354 </w:t>
+            </w:r>
+            <w:proofErr w:type="gramStart"/>
+            <w:r>
+              <w:rPr>
+                <w:rFonts w:ascii="Courier New" w:hAnsi="Courier New"/>
+                <w:color w:val="E2E8F0"/>
+                <w:sz w:val="17"/>
+              </w:rPr>
+              <w:t>Small</w:t>
+            </w:r>
+            <w:proofErr w:type="gramEnd"/>
+            <w:r>
+              <w:rPr>
+                <w:rFonts w:ascii="Courier New" w:hAnsi="Courier New"/>
+                <w:color w:val="E2E8F0"/>
+                <w:sz w:val="17"/>
+              </w:rPr>
+              <w:t xml:space="preserve"> change and update of my profile, no major changes yet</w:t>
             </w:r>
           </w:p>
           <w:p>
@@ -3215,8 +3530,8 @@
     </w:tbl>
     <w:p/>
     <w:sectPr>
-      <w:headerReference w:type="default" r:id="rId16"/>
-      <w:footerReference w:type="default" r:id="rId17"/>
+      <w:headerReference w:type="default" r:id="rId15"/>
+      <w:footerReference w:type="default" r:id="rId16"/>
       <w:pgSz w:w="12240" w:h="15840"/>
       <w:pgMar w:top="1440" w:right="1440" w:bottom="1440" w:left="1440" w:header="720" w:footer="720" w:gutter="0"/>
       <w:cols w:space="720"/>

--- a/CCCS106_Lab01_Report_Barandon_Borja_Musa.docx
+++ b/CCCS106_Lab01_Report_Barandon_Borja_Musa.docx
@@ -153,23 +153,7 @@
                 <w:color w:val="0F172A"/>
                 <w:sz w:val="19"/>
               </w:rPr>
-              <w:t xml:space="preserve">Group No. [ </w:t>
-            </w:r>
-            <w:proofErr w:type="gramStart"/>
-            <w:r>
-              <w:rPr>
-                <w:color w:val="0F172A"/>
-                <w:sz w:val="19"/>
-              </w:rPr>
-              <w:t>2 ]</w:t>
-            </w:r>
-            <w:proofErr w:type="gramEnd"/>
-            <w:r>
-              <w:rPr>
-                <w:color w:val="0F172A"/>
-                <w:sz w:val="19"/>
-              </w:rPr>
-              <w:t xml:space="preserve">  (Ni-Git)</w:t>
+              <w:t>Group No. [ 2 ]  (Ni-Git)</w:t>
             </w:r>
           </w:p>
         </w:tc>
@@ -229,24 +213,22 @@
                 <w:color w:val="0F172A"/>
                 <w:sz w:val="19"/>
               </w:rPr>
-              <w:t>September 09</w:t>
+              <w:t xml:space="preserve">September </w:t>
             </w:r>
             <w:r>
               <w:rPr>
                 <w:color w:val="0F172A"/>
                 <w:sz w:val="19"/>
               </w:rPr>
-              <w:t xml:space="preserve">, </w:t>
-            </w:r>
-            <w:proofErr w:type="gramStart"/>
+              <w:t>10</w:t>
+            </w:r>
             <w:r>
               <w:rPr>
                 <w:color w:val="0F172A"/>
                 <w:sz w:val="19"/>
               </w:rPr>
-              <w:t>2026 ]</w:t>
-            </w:r>
-            <w:proofErr w:type="gramEnd"/>
+              <w:t>, 2026 ]</w:t>
+            </w:r>
           </w:p>
         </w:tc>
       </w:tr>
@@ -468,17 +450,8 @@
                 <w:b/>
                 <w:sz w:val="18"/>
               </w:rPr>
-              <w:t xml:space="preserve">[ Borja, Edmar </w:t>
-            </w:r>
-            <w:proofErr w:type="gramStart"/>
-            <w:r>
-              <w:rPr>
-                <w:b/>
-                <w:sz w:val="18"/>
-              </w:rPr>
-              <w:t>B. ]</w:t>
-            </w:r>
-            <w:proofErr w:type="gramEnd"/>
+              <w:t>[ Borja, Edmar B. ]</w:t>
+            </w:r>
           </w:p>
         </w:tc>
         <w:tc>
@@ -582,23 +555,7 @@
                 <w:b/>
                 <w:sz w:val="18"/>
               </w:rPr>
-              <w:t xml:space="preserve">[ Barandon, </w:t>
-            </w:r>
-            <w:proofErr w:type="spellStart"/>
-            <w:r>
-              <w:rPr>
-                <w:b/>
-                <w:sz w:val="18"/>
-              </w:rPr>
-              <w:t>Noelee</w:t>
-            </w:r>
-            <w:proofErr w:type="spellEnd"/>
-            <w:r>
-              <w:rPr>
-                <w:b/>
-                <w:sz w:val="18"/>
-              </w:rPr>
-              <w:t xml:space="preserve"> Anthony S.]</w:t>
+              <w:t>[ Barandon, Noelee Anthony S.]</w:t>
             </w:r>
           </w:p>
         </w:tc>
@@ -703,17 +660,8 @@
                 <w:b/>
                 <w:sz w:val="18"/>
               </w:rPr>
-              <w:t xml:space="preserve">[ Musa, Eduardo Gabriel </w:t>
-            </w:r>
-            <w:proofErr w:type="gramStart"/>
-            <w:r>
-              <w:rPr>
-                <w:b/>
-                <w:sz w:val="18"/>
-              </w:rPr>
-              <w:t>S. ]</w:t>
-            </w:r>
-            <w:proofErr w:type="gramEnd"/>
+              <w:t>[ Musa, Eduardo Gabriel S. ]</w:t>
+            </w:r>
           </w:p>
         </w:tc>
         <w:tc>
@@ -948,36 +896,7 @@
         <w:jc w:val="both"/>
       </w:pPr>
       <w:r>
-        <w:t>Pre-flight workstation audit executed via 'python verify_setup.py' inside the active virtual environment (.</w:t>
-      </w:r>
-      <w:proofErr w:type="spellStart"/>
-      <w:r>
-        <w:t>venv</w:t>
-      </w:r>
-      <w:proofErr w:type="spellEnd"/>
-      <w:r>
-        <w:t xml:space="preserve">). All six (6) audit checks must report [PASS] verifying Python 3.10+, </w:t>
-      </w:r>
-      <w:proofErr w:type="spellStart"/>
-      <w:r>
-        <w:t>virtualenv</w:t>
-      </w:r>
-      <w:proofErr w:type="spellEnd"/>
-      <w:r>
-        <w:t xml:space="preserve"> isolation, Flet SDK v0.86.5+, Git binary detection, configured institutional user identity, </w:t>
-      </w:r>
-      <w:proofErr w:type="gramStart"/>
-      <w:r>
-        <w:t>and .</w:t>
-      </w:r>
-      <w:proofErr w:type="spellStart"/>
-      <w:r>
-        <w:t>gitignore</w:t>
-      </w:r>
-      <w:proofErr w:type="spellEnd"/>
-      <w:proofErr w:type="gramEnd"/>
-      <w:r>
-        <w:t xml:space="preserve"> hygiene.</w:t>
+        <w:t>Pre-flight workstation audit executed via 'python verify_setup.py' inside the active virtual environment (.venv). All six (6) audit checks must report [PASS] verifying Python 3.10+, virtualenv isolation, Flet SDK v0.86.5+, Git binary detection, configured institutional user identity, and .gitignore hygiene.</w:t>
       </w:r>
     </w:p>
     <w:tbl>
@@ -1083,20 +1002,7 @@
       </w:pPr>
       <w:r>
         <w:lastRenderedPageBreak/>
-        <w:t xml:space="preserve">Section 3: Git Working Tree Cleanliness </w:t>
-      </w:r>
-      <w:proofErr w:type="gramStart"/>
-      <w:r>
-        <w:t>&amp; .</w:t>
-      </w:r>
-      <w:proofErr w:type="spellStart"/>
-      <w:r>
-        <w:t>gitignore</w:t>
-      </w:r>
-      <w:proofErr w:type="spellEnd"/>
-      <w:proofErr w:type="gramEnd"/>
-      <w:r>
-        <w:t xml:space="preserve"> Audit</w:t>
+        <w:t>Section 3: Git Working Tree Cleanliness &amp; .gitignore Audit</w:t>
       </w:r>
     </w:p>
     <w:p>
@@ -1105,28 +1011,7 @@
         <w:jc w:val="both"/>
       </w:pPr>
       <w:r>
-        <w:t xml:space="preserve">Demonstration of repository hygiene. The screenshot proves that the working tree is clean with zero uncommitted changes, and </w:t>
-      </w:r>
-      <w:proofErr w:type="gramStart"/>
-      <w:r>
-        <w:t>that .</w:t>
-      </w:r>
-      <w:proofErr w:type="spellStart"/>
-      <w:r>
-        <w:t>venv</w:t>
-      </w:r>
-      <w:proofErr w:type="spellEnd"/>
-      <w:proofErr w:type="gramEnd"/>
-      <w:r>
-        <w:t>/ is completely untracked (verified by running 'git ls-files .</w:t>
-      </w:r>
-      <w:proofErr w:type="spellStart"/>
-      <w:r>
-        <w:t>venv</w:t>
-      </w:r>
-      <w:proofErr w:type="spellEnd"/>
-      <w:r>
-        <w:t>', returning empty output).</w:t>
+        <w:t>Demonstration of repository hygiene. The screenshot proves that the working tree is clean with zero uncommitted changes, and that .venv/ is completely untracked (verified by running 'git ls-files .venv', returning empty output).</w:t>
       </w:r>
     </w:p>
     <w:tbl>
@@ -1221,32 +1106,7 @@
           <w:b/>
           <w:sz w:val="19"/>
         </w:rPr>
-        <w:t xml:space="preserve">Figure 3: Git Working Tree Cleanliness </w:t>
-      </w:r>
-      <w:proofErr w:type="gramStart"/>
-      <w:r>
-        <w:rPr>
-          <w:b/>
-          <w:sz w:val="19"/>
-        </w:rPr>
-        <w:t>&amp; .</w:t>
-      </w:r>
-      <w:proofErr w:type="spellStart"/>
-      <w:r>
-        <w:rPr>
-          <w:b/>
-          <w:sz w:val="19"/>
-        </w:rPr>
-        <w:t>gitignore</w:t>
-      </w:r>
-      <w:proofErr w:type="spellEnd"/>
-      <w:proofErr w:type="gramEnd"/>
-      <w:r>
-        <w:rPr>
-          <w:b/>
-          <w:sz w:val="19"/>
-        </w:rPr>
-        <w:t xml:space="preserve"> Hygiene Proof</w:t>
+        <w:t>Figure 3: Git Working Tree Cleanliness &amp; .gitignore Hygiene Proof</w:t>
       </w:r>
     </w:p>
     <w:p>
@@ -1763,17 +1623,8 @@
                 <w:b/>
                 <w:sz w:val="17"/>
               </w:rPr>
-              <w:t xml:space="preserve">[ Borja, Edmar </w:t>
-            </w:r>
-            <w:proofErr w:type="gramStart"/>
-            <w:r>
-              <w:rPr>
-                <w:b/>
-                <w:sz w:val="17"/>
-              </w:rPr>
-              <w:t>B. ]</w:t>
-            </w:r>
-            <w:proofErr w:type="gramEnd"/>
+              <w:t>[ Borja, Edmar B. ]</w:t>
+            </w:r>
           </w:p>
         </w:tc>
         <w:tc>
@@ -1999,6 +1850,66 @@
               <w:rPr>
                 <w:sz w:val="17"/>
               </w:rPr>
+              <w:t>,</w:t>
+            </w:r>
+          </w:p>
+          <w:p>
+            <w:pPr>
+              <w:spacing w:after="0"/>
+              <w:rPr>
+                <w:sz w:val="17"/>
+              </w:rPr>
+            </w:pPr>
+            <w:r>
+              <w:rPr>
+                <w:sz w:val="17"/>
+              </w:rPr>
+              <w:t>9286b34</w:t>
+            </w:r>
+            <w:r>
+              <w:rPr>
+                <w:sz w:val="17"/>
+              </w:rPr>
+              <w:t>,</w:t>
+            </w:r>
+          </w:p>
+          <w:p>
+            <w:pPr>
+              <w:spacing w:after="0"/>
+              <w:rPr>
+                <w:sz w:val="17"/>
+              </w:rPr>
+            </w:pPr>
+            <w:r>
+              <w:rPr>
+                <w:sz w:val="17"/>
+              </w:rPr>
+              <w:t>3b962da</w:t>
+            </w:r>
+            <w:r>
+              <w:rPr>
+                <w:sz w:val="17"/>
+              </w:rPr>
+              <w:t>,</w:t>
+            </w:r>
+          </w:p>
+          <w:p>
+            <w:pPr>
+              <w:spacing w:after="0"/>
+              <w:rPr>
+                <w:sz w:val="17"/>
+              </w:rPr>
+            </w:pPr>
+            <w:r>
+              <w:rPr>
+                <w:sz w:val="17"/>
+              </w:rPr>
+              <w:t>74bc14b</w:t>
+            </w:r>
+            <w:r>
+              <w:rPr>
+                <w:sz w:val="17"/>
+              </w:rPr>
               <w:t>]</w:t>
             </w:r>
           </w:p>
@@ -2023,29 +1934,7 @@
               <w:rPr>
                 <w:sz w:val="17"/>
               </w:rPr>
-              <w:t xml:space="preserve">Initialized repo, </w:t>
-            </w:r>
-            <w:proofErr w:type="gramStart"/>
-            <w:r>
-              <w:rPr>
-                <w:sz w:val="17"/>
-              </w:rPr>
-              <w:t>setup .</w:t>
-            </w:r>
-            <w:proofErr w:type="spellStart"/>
-            <w:r>
-              <w:rPr>
-                <w:sz w:val="17"/>
-              </w:rPr>
-              <w:t>gitignore</w:t>
-            </w:r>
-            <w:proofErr w:type="spellEnd"/>
-            <w:proofErr w:type="gramEnd"/>
-            <w:r>
-              <w:rPr>
-                <w:sz w:val="17"/>
-              </w:rPr>
-              <w:t>, integrated card 1, configured remote repo &amp; pushed main, dev-1 profile update.</w:t>
+              <w:t>Initialized repo, setup .gitignore, integrated card 1, configured remote repo &amp; pushed main, dev-1 profile update.</w:t>
             </w:r>
           </w:p>
         </w:tc>
@@ -2074,23 +1963,7 @@
                 <w:b/>
                 <w:sz w:val="17"/>
               </w:rPr>
-              <w:t xml:space="preserve">[ Barandon, </w:t>
-            </w:r>
-            <w:proofErr w:type="spellStart"/>
-            <w:r>
-              <w:rPr>
-                <w:b/>
-                <w:sz w:val="17"/>
-              </w:rPr>
-              <w:t>Noelee</w:t>
-            </w:r>
-            <w:proofErr w:type="spellEnd"/>
-            <w:r>
-              <w:rPr>
-                <w:b/>
-                <w:sz w:val="17"/>
-              </w:rPr>
-              <w:t xml:space="preserve"> Anthony S.]</w:t>
+              <w:t>[ Barandon, Noelee Anthony S.]</w:t>
             </w:r>
           </w:p>
         </w:tc>
@@ -2405,17 +2278,8 @@
                 <w:b/>
                 <w:sz w:val="17"/>
               </w:rPr>
-              <w:t xml:space="preserve">[ Musa, Eduardo Gabriel </w:t>
-            </w:r>
-            <w:proofErr w:type="gramStart"/>
-            <w:r>
-              <w:rPr>
-                <w:b/>
-                <w:sz w:val="17"/>
-              </w:rPr>
-              <w:t>S. ]</w:t>
-            </w:r>
-            <w:proofErr w:type="gramEnd"/>
+              <w:t>[ Musa, Eduardo Gabriel S. ]</w:t>
+            </w:r>
           </w:p>
         </w:tc>
         <w:tc>
@@ -2463,14 +2327,12 @@
             <w:pPr>
               <w:spacing w:after="0"/>
             </w:pPr>
-            <w:proofErr w:type="spellStart"/>
             <w:r>
               <w:rPr>
                 <w:sz w:val="17"/>
               </w:rPr>
               <w:t>mymitz</w:t>
             </w:r>
-            <w:proofErr w:type="spellEnd"/>
           </w:p>
         </w:tc>
         <w:tc>
@@ -2735,7 +2597,73 @@
           <w:p>
             <w:pPr>
               <w:spacing w:after="0"/>
-            </w:pPr>
+              <w:rPr>
+                <w:sz w:val="17"/>
+              </w:rPr>
+            </w:pPr>
+            <w:r>
+              <w:rPr>
+                <w:sz w:val="17"/>
+              </w:rPr>
+              <w:t>7e5508f</w:t>
+            </w:r>
+            <w:r>
+              <w:rPr>
+                <w:sz w:val="17"/>
+              </w:rPr>
+              <w:t>,</w:t>
+            </w:r>
+          </w:p>
+          <w:p>
+            <w:pPr>
+              <w:spacing w:after="0"/>
+              <w:rPr>
+                <w:sz w:val="17"/>
+              </w:rPr>
+            </w:pPr>
+            <w:r>
+              <w:rPr>
+                <w:sz w:val="17"/>
+              </w:rPr>
+              <w:t>66fc68d</w:t>
+            </w:r>
+            <w:r>
+              <w:rPr>
+                <w:sz w:val="17"/>
+              </w:rPr>
+              <w:t>,</w:t>
+            </w:r>
+          </w:p>
+          <w:p>
+            <w:pPr>
+              <w:spacing w:after="0"/>
+              <w:rPr>
+                <w:sz w:val="17"/>
+              </w:rPr>
+            </w:pPr>
+            <w:r>
+              <w:rPr>
+                <w:sz w:val="17"/>
+              </w:rPr>
+              <w:t>62fe7a5</w:t>
+            </w:r>
+            <w:r>
+              <w:rPr>
+                <w:sz w:val="17"/>
+              </w:rPr>
+              <w:t>,</w:t>
+            </w:r>
+          </w:p>
+          <w:p>
+            <w:pPr>
+              <w:spacing w:after="0"/>
+            </w:pPr>
+            <w:r>
+              <w:rPr>
+                <w:sz w:val="17"/>
+              </w:rPr>
+              <w:t>8e914b3</w:t>
+            </w:r>
             <w:r>
               <w:rPr>
                 <w:sz w:val="17"/>
@@ -2777,6 +2705,7 @@
         <w:jc w:val="both"/>
       </w:pPr>
       <w:r>
+        <w:lastRenderedPageBreak/>
         <w:t>Individual Technical Reflections</w:t>
       </w:r>
     </w:p>
@@ -2811,16 +2740,7 @@
           <w:color w:val="64748B"/>
           <w:sz w:val="19"/>
         </w:rPr>
-        <w:t xml:space="preserve">I learned that virtual environments help keep projects isolated and prevent conflicts between dependencies. I also learned that configuration rules keep the project organized and make sure everyone follows </w:t>
-      </w:r>
-      <w:r>
-        <w:rPr>
-          <w:i/>
-          <w:color w:val="64748B"/>
-          <w:sz w:val="19"/>
-        </w:rPr>
-        <w:lastRenderedPageBreak/>
-        <w:t>the same setup. For GitHub, I learned how to properly coordinate repository invitations and give the right access to team members. Overall, clear setup and communication make teamwork easier and more efficient.</w:t>
+        <w:t>I learned that virtual environments help keep projects isolated and prevent conflicts between dependencies. I also learned that configuration rules keep the project organized and make sure everyone follows the same setup. For GitHub, I learned how to properly coordinate repository invitations and give the right access to team members. Overall, clear setup and communication make teamwork easier and more efficient.</w:t>
       </w:r>
     </w:p>
     <w:p>
@@ -2907,35 +2827,7 @@
           <w:color w:val="64748B"/>
           <w:sz w:val="19"/>
         </w:rPr>
-        <w:t xml:space="preserve">. How to </w:t>
-      </w:r>
-      <w:proofErr w:type="gramStart"/>
-      <w:r>
-        <w:rPr>
-          <w:i/>
-          <w:color w:val="64748B"/>
-          <w:sz w:val="19"/>
-        </w:rPr>
-        <w:t>update .</w:t>
-      </w:r>
-      <w:proofErr w:type="spellStart"/>
-      <w:r>
-        <w:rPr>
-          <w:i/>
-          <w:color w:val="64748B"/>
-          <w:sz w:val="19"/>
-        </w:rPr>
-        <w:t>gitignore</w:t>
-      </w:r>
-      <w:proofErr w:type="spellEnd"/>
-      <w:proofErr w:type="gramEnd"/>
-      <w:r>
-        <w:rPr>
-          <w:i/>
-          <w:color w:val="64748B"/>
-          <w:sz w:val="19"/>
-        </w:rPr>
-        <w:t>, commit properly</w:t>
+        <w:t>. How to update .gitignore, commit properly</w:t>
       </w:r>
       <w:r>
         <w:rPr>
@@ -2943,25 +2835,7 @@
           <w:color w:val="64748B"/>
           <w:sz w:val="19"/>
         </w:rPr>
-        <w:t xml:space="preserve">, and push to the </w:t>
-      </w:r>
-      <w:proofErr w:type="spellStart"/>
-      <w:r>
-        <w:rPr>
-          <w:i/>
-          <w:color w:val="64748B"/>
-          <w:sz w:val="19"/>
-        </w:rPr>
-        <w:t>Github</w:t>
-      </w:r>
-      <w:proofErr w:type="spellEnd"/>
-      <w:r>
-        <w:rPr>
-          <w:i/>
-          <w:color w:val="64748B"/>
-          <w:sz w:val="19"/>
-        </w:rPr>
-        <w:t xml:space="preserve"> repository. </w:t>
+        <w:t xml:space="preserve">, and push to the Github repository. </w:t>
       </w:r>
       <w:r>
         <w:rPr>
@@ -2969,25 +2843,7 @@
           <w:color w:val="64748B"/>
           <w:sz w:val="19"/>
         </w:rPr>
-        <w:t xml:space="preserve">I also learn about the naming conventions for committing to </w:t>
-      </w:r>
-      <w:proofErr w:type="spellStart"/>
-      <w:r>
-        <w:rPr>
-          <w:i/>
-          <w:color w:val="64748B"/>
-          <w:sz w:val="19"/>
-        </w:rPr>
-        <w:t>Github</w:t>
-      </w:r>
-      <w:proofErr w:type="spellEnd"/>
-      <w:r>
-        <w:rPr>
-          <w:i/>
-          <w:color w:val="64748B"/>
-          <w:sz w:val="19"/>
-        </w:rPr>
-        <w:t xml:space="preserve">, I also learn about the workflow in a dev team. I have gained knowledge on what it is mean to become a QA, and how to ensure </w:t>
+        <w:t xml:space="preserve">I also learn about the naming conventions for committing to Github, I also learn about the workflow in a dev team. I have gained knowledge on what it is mean to become a QA, and how to ensure </w:t>
       </w:r>
       <w:r>
         <w:rPr>
@@ -3003,25 +2859,7 @@
           <w:color w:val="64748B"/>
           <w:sz w:val="19"/>
         </w:rPr>
-        <w:t xml:space="preserve">that is related to </w:t>
-      </w:r>
-      <w:proofErr w:type="spellStart"/>
-      <w:r>
-        <w:rPr>
-          <w:i/>
-          <w:color w:val="64748B"/>
-          <w:sz w:val="19"/>
-        </w:rPr>
-        <w:t>Github</w:t>
-      </w:r>
-      <w:proofErr w:type="spellEnd"/>
-      <w:r>
-        <w:rPr>
-          <w:i/>
-          <w:color w:val="64748B"/>
-          <w:sz w:val="19"/>
-        </w:rPr>
-        <w:t xml:space="preserve"> and the workflow procedure of </w:t>
+        <w:t xml:space="preserve">that is related to Github and the workflow procedure of </w:t>
       </w:r>
       <w:r>
         <w:rPr>
@@ -3052,15 +2890,7 @@
     </w:p>
     <w:p>
       <w:r>
-        <w:t>Verbatim ASCII commit history exported using 'git log --</w:t>
-      </w:r>
-      <w:proofErr w:type="spellStart"/>
-      <w:r>
-        <w:t>oneline</w:t>
-      </w:r>
-      <w:proofErr w:type="spellEnd"/>
-      <w:r>
-        <w:t xml:space="preserve"> --graph --all &gt; git_log_proof.txt'. This demonstrates the complete sequential feature branching and merge timeline across all three developers.</w:t>
+        <w:t>Verbatim ASCII commit history exported using 'git log --oneline --graph --all &gt; git_log_proof.txt'. This demonstrates the complete sequential feature branching and merge timeline across all three developers.</w:t>
       </w:r>
     </w:p>
     <w:tbl>
@@ -3103,25 +2933,7 @@
                 <w:color w:val="E2E8F0"/>
                 <w:sz w:val="17"/>
               </w:rPr>
-              <w:t>*   d242a8f Merge branch '</w:t>
-            </w:r>
-            <w:proofErr w:type="spellStart"/>
-            <w:r>
-              <w:rPr>
-                <w:rFonts w:ascii="Courier New" w:hAnsi="Courier New"/>
-                <w:color w:val="E2E8F0"/>
-                <w:sz w:val="17"/>
-              </w:rPr>
-              <w:t>mymitz</w:t>
-            </w:r>
-            <w:proofErr w:type="spellEnd"/>
-            <w:r>
-              <w:rPr>
-                <w:rFonts w:ascii="Courier New" w:hAnsi="Courier New"/>
-                <w:color w:val="E2E8F0"/>
-                <w:sz w:val="17"/>
-              </w:rPr>
-              <w:t>' Update documents</w:t>
+              <w:t>*   8e914b3 Merge pull request #2 from edborja/mymitz</w:t>
             </w:r>
           </w:p>
           <w:p>
@@ -3157,79 +2969,7 @@
                 <w:color w:val="E2E8F0"/>
                 <w:sz w:val="17"/>
               </w:rPr>
-              <w:t>| * 6ce1b08 docs(pdf): Initial update on contributions in section 5</w:t>
-            </w:r>
-          </w:p>
-          <w:p>
-            <w:pPr>
-              <w:spacing w:after="0"/>
-              <w:rPr>
-                <w:rFonts w:ascii="Courier New" w:hAnsi="Courier New"/>
-                <w:color w:val="E2E8F0"/>
-                <w:sz w:val="17"/>
-              </w:rPr>
-            </w:pPr>
-            <w:r>
-              <w:rPr>
-                <w:rFonts w:ascii="Courier New" w:hAnsi="Courier New"/>
-                <w:color w:val="E2E8F0"/>
-                <w:sz w:val="17"/>
-              </w:rPr>
-              <w:t>| * 1e38b80 docs(pdf): Initial update on Appendix</w:t>
-            </w:r>
-          </w:p>
-          <w:p>
-            <w:pPr>
-              <w:spacing w:after="0"/>
-              <w:rPr>
-                <w:rFonts w:ascii="Courier New" w:hAnsi="Courier New"/>
-                <w:color w:val="E2E8F0"/>
-                <w:sz w:val="17"/>
-              </w:rPr>
-            </w:pPr>
-            <w:r>
-              <w:rPr>
-                <w:rFonts w:ascii="Courier New" w:hAnsi="Courier New"/>
-                <w:color w:val="E2E8F0"/>
-                <w:sz w:val="17"/>
-              </w:rPr>
-              <w:t>| * 75e0006 docs(pdf): Update screenshots on Section 1-3</w:t>
-            </w:r>
-          </w:p>
-          <w:p>
-            <w:pPr>
-              <w:spacing w:after="0"/>
-              <w:rPr>
-                <w:rFonts w:ascii="Courier New" w:hAnsi="Courier New"/>
-                <w:color w:val="E2E8F0"/>
-                <w:sz w:val="17"/>
-              </w:rPr>
-            </w:pPr>
-            <w:r>
-              <w:rPr>
-                <w:rFonts w:ascii="Courier New" w:hAnsi="Courier New"/>
-                <w:color w:val="E2E8F0"/>
-                <w:sz w:val="17"/>
-              </w:rPr>
-              <w:t>* | 132d036 docs(pdf): Update on contribution in section 5</w:t>
-            </w:r>
-          </w:p>
-          <w:p>
-            <w:pPr>
-              <w:spacing w:after="0"/>
-              <w:rPr>
-                <w:rFonts w:ascii="Courier New" w:hAnsi="Courier New"/>
-                <w:color w:val="E2E8F0"/>
-                <w:sz w:val="17"/>
-              </w:rPr>
-            </w:pPr>
-            <w:r>
-              <w:rPr>
-                <w:rFonts w:ascii="Courier New" w:hAnsi="Courier New"/>
-                <w:color w:val="E2E8F0"/>
-                <w:sz w:val="17"/>
-              </w:rPr>
-              <w:t>| | *   6436231 Resolve Word doc conflict</w:t>
+              <w:t>| | *   470e36c Merge branch 'mymitz'</w:t>
             </w:r>
           </w:p>
           <w:p>
@@ -3265,6 +3005,222 @@
                 <w:color w:val="E2E8F0"/>
                 <w:sz w:val="17"/>
               </w:rPr>
+              <w:t xml:space="preserve">| | |/  </w:t>
+            </w:r>
+          </w:p>
+          <w:p>
+            <w:pPr>
+              <w:spacing w:after="0"/>
+              <w:rPr>
+                <w:rFonts w:ascii="Courier New" w:hAnsi="Courier New"/>
+                <w:color w:val="E2E8F0"/>
+                <w:sz w:val="17"/>
+              </w:rPr>
+            </w:pPr>
+            <w:r>
+              <w:rPr>
+                <w:rFonts w:ascii="Courier New" w:hAnsi="Courier New"/>
+                <w:color w:val="E2E8F0"/>
+                <w:sz w:val="17"/>
+              </w:rPr>
+              <w:t xml:space="preserve">| |/|   </w:t>
+            </w:r>
+          </w:p>
+          <w:p>
+            <w:pPr>
+              <w:spacing w:after="0"/>
+              <w:rPr>
+                <w:rFonts w:ascii="Courier New" w:hAnsi="Courier New"/>
+                <w:color w:val="E2E8F0"/>
+                <w:sz w:val="17"/>
+              </w:rPr>
+            </w:pPr>
+            <w:r>
+              <w:rPr>
+                <w:rFonts w:ascii="Courier New" w:hAnsi="Courier New"/>
+                <w:color w:val="E2E8F0"/>
+                <w:sz w:val="17"/>
+              </w:rPr>
+              <w:t>| * | 62fe7a5 docs(PDF): Update on section screenshot</w:t>
+            </w:r>
+          </w:p>
+          <w:p>
+            <w:pPr>
+              <w:spacing w:after="0"/>
+              <w:rPr>
+                <w:rFonts w:ascii="Courier New" w:hAnsi="Courier New"/>
+                <w:color w:val="E2E8F0"/>
+                <w:sz w:val="17"/>
+              </w:rPr>
+            </w:pPr>
+            <w:r>
+              <w:rPr>
+                <w:rFonts w:ascii="Courier New" w:hAnsi="Courier New"/>
+                <w:color w:val="E2E8F0"/>
+                <w:sz w:val="17"/>
+              </w:rPr>
+              <w:t>| * |   66fc68d Merge branch 'main' of https://github.com/edborja/Laboratory-Task-Professional-Development-Environment-Setup-Collaborative-Git-Workflow into mymitz</w:t>
+            </w:r>
+          </w:p>
+          <w:p>
+            <w:pPr>
+              <w:spacing w:after="0"/>
+              <w:rPr>
+                <w:rFonts w:ascii="Courier New" w:hAnsi="Courier New"/>
+                <w:color w:val="E2E8F0"/>
+                <w:sz w:val="17"/>
+              </w:rPr>
+            </w:pPr>
+            <w:r>
+              <w:rPr>
+                <w:rFonts w:ascii="Courier New" w:hAnsi="Courier New"/>
+                <w:color w:val="E2E8F0"/>
+                <w:sz w:val="17"/>
+              </w:rPr>
+              <w:t xml:space="preserve">| |\ \  </w:t>
+            </w:r>
+          </w:p>
+          <w:p>
+            <w:pPr>
+              <w:spacing w:after="0"/>
+              <w:rPr>
+                <w:rFonts w:ascii="Courier New" w:hAnsi="Courier New"/>
+                <w:color w:val="E2E8F0"/>
+                <w:sz w:val="17"/>
+              </w:rPr>
+            </w:pPr>
+            <w:r>
+              <w:rPr>
+                <w:rFonts w:ascii="Courier New" w:hAnsi="Courier New"/>
+                <w:color w:val="E2E8F0"/>
+                <w:sz w:val="17"/>
+              </w:rPr>
+              <w:t xml:space="preserve">| |/ /  </w:t>
+            </w:r>
+          </w:p>
+          <w:p>
+            <w:pPr>
+              <w:spacing w:after="0"/>
+              <w:rPr>
+                <w:rFonts w:ascii="Courier New" w:hAnsi="Courier New"/>
+                <w:color w:val="E2E8F0"/>
+                <w:sz w:val="17"/>
+              </w:rPr>
+            </w:pPr>
+            <w:r>
+              <w:rPr>
+                <w:rFonts w:ascii="Courier New" w:hAnsi="Courier New"/>
+                <w:color w:val="E2E8F0"/>
+                <w:sz w:val="17"/>
+              </w:rPr>
+              <w:t xml:space="preserve">|/| |   </w:t>
+            </w:r>
+          </w:p>
+          <w:p>
+            <w:pPr>
+              <w:spacing w:after="0"/>
+              <w:rPr>
+                <w:rFonts w:ascii="Courier New" w:hAnsi="Courier New"/>
+                <w:color w:val="E2E8F0"/>
+                <w:sz w:val="17"/>
+              </w:rPr>
+            </w:pPr>
+            <w:r>
+              <w:rPr>
+                <w:rFonts w:ascii="Courier New" w:hAnsi="Courier New"/>
+                <w:color w:val="E2E8F0"/>
+                <w:sz w:val="17"/>
+              </w:rPr>
+              <w:t>| * | 7e5508f docs(PDF): Initial update on commit SHA in section 5</w:t>
+            </w:r>
+          </w:p>
+          <w:p>
+            <w:pPr>
+              <w:spacing w:after="0"/>
+              <w:rPr>
+                <w:rFonts w:ascii="Courier New" w:hAnsi="Courier New"/>
+                <w:color w:val="E2E8F0"/>
+                <w:sz w:val="17"/>
+              </w:rPr>
+            </w:pPr>
+            <w:r>
+              <w:rPr>
+                <w:rFonts w:ascii="Courier New" w:hAnsi="Courier New"/>
+                <w:color w:val="E2E8F0"/>
+                <w:sz w:val="17"/>
+              </w:rPr>
+              <w:t>| | * 99dea23 docs(PDF): update documents</w:t>
+            </w:r>
+          </w:p>
+          <w:p>
+            <w:pPr>
+              <w:spacing w:after="0"/>
+              <w:rPr>
+                <w:rFonts w:ascii="Courier New" w:hAnsi="Courier New"/>
+                <w:color w:val="E2E8F0"/>
+                <w:sz w:val="17"/>
+              </w:rPr>
+            </w:pPr>
+            <w:r>
+              <w:rPr>
+                <w:rFonts w:ascii="Courier New" w:hAnsi="Courier New"/>
+                <w:color w:val="E2E8F0"/>
+                <w:sz w:val="17"/>
+              </w:rPr>
+              <w:t>| | * b601642 docs(PDF): Initial update for commit SHA in section 5</w:t>
+            </w:r>
+          </w:p>
+          <w:p>
+            <w:pPr>
+              <w:spacing w:after="0"/>
+              <w:rPr>
+                <w:rFonts w:ascii="Courier New" w:hAnsi="Courier New"/>
+                <w:color w:val="E2E8F0"/>
+                <w:sz w:val="17"/>
+              </w:rPr>
+            </w:pPr>
+            <w:r>
+              <w:rPr>
+                <w:rFonts w:ascii="Courier New" w:hAnsi="Courier New"/>
+                <w:color w:val="E2E8F0"/>
+                <w:sz w:val="17"/>
+              </w:rPr>
+              <w:t>| | *   196d370 Merge branch 'main' of https://github.com/edborja/Laboratory-Task-Professional-Development-Environment-Setup-Collaborative-Git-Workflow</w:t>
+            </w:r>
+          </w:p>
+          <w:p>
+            <w:pPr>
+              <w:spacing w:after="0"/>
+              <w:rPr>
+                <w:rFonts w:ascii="Courier New" w:hAnsi="Courier New"/>
+                <w:color w:val="E2E8F0"/>
+                <w:sz w:val="17"/>
+              </w:rPr>
+            </w:pPr>
+            <w:r>
+              <w:rPr>
+                <w:rFonts w:ascii="Courier New" w:hAnsi="Courier New"/>
+                <w:color w:val="E2E8F0"/>
+                <w:sz w:val="17"/>
+              </w:rPr>
+              <w:t xml:space="preserve">| | |\  </w:t>
+            </w:r>
+          </w:p>
+          <w:p>
+            <w:pPr>
+              <w:spacing w:after="0"/>
+              <w:rPr>
+                <w:rFonts w:ascii="Courier New" w:hAnsi="Courier New"/>
+                <w:color w:val="E2E8F0"/>
+                <w:sz w:val="17"/>
+              </w:rPr>
+            </w:pPr>
+            <w:r>
+              <w:rPr>
+                <w:rFonts w:ascii="Courier New" w:hAnsi="Courier New"/>
+                <w:color w:val="E2E8F0"/>
+                <w:sz w:val="17"/>
+              </w:rPr>
               <w:t xml:space="preserve">| |_|/  </w:t>
             </w:r>
           </w:p>
@@ -3301,43 +3257,746 @@
                 <w:color w:val="E2E8F0"/>
                 <w:sz w:val="17"/>
               </w:rPr>
-              <w:t>* | | 5f1dcee docs(pdf): Update screenshots on Section 1-3</w:t>
-            </w:r>
-          </w:p>
-          <w:p>
-            <w:pPr>
-              <w:spacing w:after="0"/>
-              <w:rPr>
-                <w:rFonts w:ascii="Courier New" w:hAnsi="Courier New"/>
-                <w:color w:val="E2E8F0"/>
-                <w:sz w:val="17"/>
-              </w:rPr>
-            </w:pPr>
-            <w:r>
-              <w:rPr>
-                <w:rFonts w:ascii="Courier New" w:hAnsi="Courier New"/>
-                <w:color w:val="E2E8F0"/>
-                <w:sz w:val="17"/>
-              </w:rPr>
-              <w:t xml:space="preserve">|/ /  </w:t>
-            </w:r>
-          </w:p>
-          <w:p>
-            <w:pPr>
-              <w:spacing w:after="0"/>
-              <w:rPr>
-                <w:rFonts w:ascii="Courier New" w:hAnsi="Courier New"/>
-                <w:color w:val="E2E8F0"/>
-                <w:sz w:val="17"/>
-              </w:rPr>
-            </w:pPr>
-            <w:r>
-              <w:rPr>
-                <w:rFonts w:ascii="Courier New" w:hAnsi="Courier New"/>
-                <w:color w:val="E2E8F0"/>
-                <w:sz w:val="17"/>
-              </w:rPr>
-              <w:t>| * 12d6e12 Initial commit</w:t>
+              <w:t>* | |   74bc14b merge the main branch</w:t>
+            </w:r>
+          </w:p>
+          <w:p>
+            <w:pPr>
+              <w:spacing w:after="0"/>
+              <w:rPr>
+                <w:rFonts w:ascii="Courier New" w:hAnsi="Courier New"/>
+                <w:color w:val="E2E8F0"/>
+                <w:sz w:val="17"/>
+              </w:rPr>
+            </w:pPr>
+            <w:r>
+              <w:rPr>
+                <w:rFonts w:ascii="Courier New" w:hAnsi="Courier New"/>
+                <w:color w:val="E2E8F0"/>
+                <w:sz w:val="17"/>
+              </w:rPr>
+              <w:t xml:space="preserve">|\ \ \  </w:t>
+            </w:r>
+          </w:p>
+          <w:p>
+            <w:pPr>
+              <w:spacing w:after="0"/>
+              <w:rPr>
+                <w:rFonts w:ascii="Courier New" w:hAnsi="Courier New"/>
+                <w:color w:val="E2E8F0"/>
+                <w:sz w:val="17"/>
+              </w:rPr>
+            </w:pPr>
+            <w:r>
+              <w:rPr>
+                <w:rFonts w:ascii="Courier New" w:hAnsi="Courier New"/>
+                <w:color w:val="E2E8F0"/>
+                <w:sz w:val="17"/>
+              </w:rPr>
+              <w:t>* | | | 3b962da commit the changes</w:t>
+            </w:r>
+          </w:p>
+          <w:p>
+            <w:pPr>
+              <w:spacing w:after="0"/>
+              <w:rPr>
+                <w:rFonts w:ascii="Courier New" w:hAnsi="Courier New"/>
+                <w:color w:val="E2E8F0"/>
+                <w:sz w:val="17"/>
+              </w:rPr>
+            </w:pPr>
+            <w:r>
+              <w:rPr>
+                <w:rFonts w:ascii="Courier New" w:hAnsi="Courier New"/>
+                <w:color w:val="E2E8F0"/>
+                <w:sz w:val="17"/>
+              </w:rPr>
+              <w:t>* | | | 9286b34 Upload Github collaborators access screenshot to screenshots folder</w:t>
+            </w:r>
+          </w:p>
+          <w:p>
+            <w:pPr>
+              <w:spacing w:after="0"/>
+              <w:rPr>
+                <w:rFonts w:ascii="Courier New" w:hAnsi="Courier New"/>
+                <w:color w:val="E2E8F0"/>
+                <w:sz w:val="17"/>
+              </w:rPr>
+            </w:pPr>
+            <w:r>
+              <w:rPr>
+                <w:rFonts w:ascii="Courier New" w:hAnsi="Courier New"/>
+                <w:color w:val="E2E8F0"/>
+                <w:sz w:val="17"/>
+              </w:rPr>
+              <w:t>| | | * e03b005 Merge branch 'main' of https://github.com/edborja/Laboratory-Task-Professional-Development-Environment-Setup-Collaborative-Git-Workflow</w:t>
+            </w:r>
+          </w:p>
+          <w:p>
+            <w:pPr>
+              <w:spacing w:after="0"/>
+              <w:rPr>
+                <w:rFonts w:ascii="Courier New" w:hAnsi="Courier New"/>
+                <w:color w:val="E2E8F0"/>
+                <w:sz w:val="17"/>
+              </w:rPr>
+            </w:pPr>
+            <w:r>
+              <w:rPr>
+                <w:rFonts w:ascii="Courier New" w:hAnsi="Courier New"/>
+                <w:color w:val="E2E8F0"/>
+                <w:sz w:val="17"/>
+              </w:rPr>
+              <w:t xml:space="preserve">| | |/| </w:t>
+            </w:r>
+          </w:p>
+          <w:p>
+            <w:pPr>
+              <w:spacing w:after="0"/>
+              <w:rPr>
+                <w:rFonts w:ascii="Courier New" w:hAnsi="Courier New"/>
+                <w:color w:val="E2E8F0"/>
+                <w:sz w:val="17"/>
+              </w:rPr>
+            </w:pPr>
+            <w:r>
+              <w:rPr>
+                <w:rFonts w:ascii="Courier New" w:hAnsi="Courier New"/>
+                <w:color w:val="E2E8F0"/>
+                <w:sz w:val="17"/>
+              </w:rPr>
+              <w:t xml:space="preserve">| | |/  </w:t>
+            </w:r>
+          </w:p>
+          <w:p>
+            <w:pPr>
+              <w:spacing w:after="0"/>
+              <w:rPr>
+                <w:rFonts w:ascii="Courier New" w:hAnsi="Courier New"/>
+                <w:color w:val="E2E8F0"/>
+                <w:sz w:val="17"/>
+              </w:rPr>
+            </w:pPr>
+            <w:r>
+              <w:rPr>
+                <w:rFonts w:ascii="Courier New" w:hAnsi="Courier New"/>
+                <w:color w:val="E2E8F0"/>
+                <w:sz w:val="17"/>
+              </w:rPr>
+              <w:t xml:space="preserve">| |/|   </w:t>
+            </w:r>
+          </w:p>
+          <w:p>
+            <w:pPr>
+              <w:spacing w:after="0"/>
+              <w:rPr>
+                <w:rFonts w:ascii="Courier New" w:hAnsi="Courier New"/>
+                <w:color w:val="E2E8F0"/>
+                <w:sz w:val="17"/>
+              </w:rPr>
+            </w:pPr>
+            <w:r>
+              <w:rPr>
+                <w:rFonts w:ascii="Courier New" w:hAnsi="Courier New"/>
+                <w:color w:val="E2E8F0"/>
+                <w:sz w:val="17"/>
+              </w:rPr>
+              <w:t>| * |   3981b93 Screenshots</w:t>
+            </w:r>
+          </w:p>
+          <w:p>
+            <w:pPr>
+              <w:spacing w:after="0"/>
+              <w:rPr>
+                <w:rFonts w:ascii="Courier New" w:hAnsi="Courier New"/>
+                <w:color w:val="E2E8F0"/>
+                <w:sz w:val="17"/>
+              </w:rPr>
+            </w:pPr>
+            <w:r>
+              <w:rPr>
+                <w:rFonts w:ascii="Courier New" w:hAnsi="Courier New"/>
+                <w:color w:val="E2E8F0"/>
+                <w:sz w:val="17"/>
+              </w:rPr>
+              <w:t xml:space="preserve">| |\ \  </w:t>
+            </w:r>
+          </w:p>
+          <w:p>
+            <w:pPr>
+              <w:spacing w:after="0"/>
+              <w:rPr>
+                <w:rFonts w:ascii="Courier New" w:hAnsi="Courier New"/>
+                <w:color w:val="E2E8F0"/>
+                <w:sz w:val="17"/>
+              </w:rPr>
+            </w:pPr>
+            <w:r>
+              <w:rPr>
+                <w:rFonts w:ascii="Courier New" w:hAnsi="Courier New"/>
+                <w:color w:val="E2E8F0"/>
+                <w:sz w:val="17"/>
+              </w:rPr>
+              <w:t>| | * \   9989885 Merge pull request #1 from edborja/mymitz</w:t>
+            </w:r>
+          </w:p>
+          <w:p>
+            <w:pPr>
+              <w:spacing w:after="0"/>
+              <w:rPr>
+                <w:rFonts w:ascii="Courier New" w:hAnsi="Courier New"/>
+                <w:color w:val="E2E8F0"/>
+                <w:sz w:val="17"/>
+              </w:rPr>
+            </w:pPr>
+            <w:r>
+              <w:rPr>
+                <w:rFonts w:ascii="Courier New" w:hAnsi="Courier New"/>
+                <w:color w:val="E2E8F0"/>
+                <w:sz w:val="17"/>
+              </w:rPr>
+              <w:t xml:space="preserve">| | |\ \  </w:t>
+            </w:r>
+          </w:p>
+          <w:p>
+            <w:pPr>
+              <w:spacing w:after="0"/>
+              <w:rPr>
+                <w:rFonts w:ascii="Courier New" w:hAnsi="Courier New"/>
+                <w:color w:val="E2E8F0"/>
+                <w:sz w:val="17"/>
+              </w:rPr>
+            </w:pPr>
+            <w:r>
+              <w:rPr>
+                <w:rFonts w:ascii="Courier New" w:hAnsi="Courier New"/>
+                <w:color w:val="E2E8F0"/>
+                <w:sz w:val="17"/>
+              </w:rPr>
+              <w:t>| * | | | 3f378e8 SS</w:t>
+            </w:r>
+          </w:p>
+          <w:p>
+            <w:pPr>
+              <w:spacing w:after="0"/>
+              <w:rPr>
+                <w:rFonts w:ascii="Courier New" w:hAnsi="Courier New"/>
+                <w:color w:val="E2E8F0"/>
+                <w:sz w:val="17"/>
+              </w:rPr>
+            </w:pPr>
+            <w:r>
+              <w:rPr>
+                <w:rFonts w:ascii="Courier New" w:hAnsi="Courier New"/>
+                <w:color w:val="E2E8F0"/>
+                <w:sz w:val="17"/>
+              </w:rPr>
+              <w:t>| | | | *   15fdd97 Merge branch 'mymitz'</w:t>
+            </w:r>
+          </w:p>
+          <w:p>
+            <w:pPr>
+              <w:spacing w:after="0"/>
+              <w:rPr>
+                <w:rFonts w:ascii="Courier New" w:hAnsi="Courier New"/>
+                <w:color w:val="E2E8F0"/>
+                <w:sz w:val="17"/>
+              </w:rPr>
+            </w:pPr>
+            <w:r>
+              <w:rPr>
+                <w:rFonts w:ascii="Courier New" w:hAnsi="Courier New"/>
+                <w:color w:val="E2E8F0"/>
+                <w:sz w:val="17"/>
+              </w:rPr>
+              <w:t xml:space="preserve">| | | | |\  </w:t>
+            </w:r>
+          </w:p>
+          <w:p>
+            <w:pPr>
+              <w:spacing w:after="0"/>
+              <w:rPr>
+                <w:rFonts w:ascii="Courier New" w:hAnsi="Courier New"/>
+                <w:color w:val="E2E8F0"/>
+                <w:sz w:val="17"/>
+              </w:rPr>
+            </w:pPr>
+            <w:r>
+              <w:rPr>
+                <w:rFonts w:ascii="Courier New" w:hAnsi="Courier New"/>
+                <w:color w:val="E2E8F0"/>
+                <w:sz w:val="17"/>
+              </w:rPr>
+              <w:t xml:space="preserve">| | | | |/  </w:t>
+            </w:r>
+          </w:p>
+          <w:p>
+            <w:pPr>
+              <w:spacing w:after="0"/>
+              <w:rPr>
+                <w:rFonts w:ascii="Courier New" w:hAnsi="Courier New"/>
+                <w:color w:val="E2E8F0"/>
+                <w:sz w:val="17"/>
+              </w:rPr>
+            </w:pPr>
+            <w:r>
+              <w:rPr>
+                <w:rFonts w:ascii="Courier New" w:hAnsi="Courier New"/>
+                <w:color w:val="E2E8F0"/>
+                <w:sz w:val="17"/>
+              </w:rPr>
+              <w:t xml:space="preserve">| | | |/|   </w:t>
+            </w:r>
+          </w:p>
+          <w:p>
+            <w:pPr>
+              <w:spacing w:after="0"/>
+              <w:rPr>
+                <w:rFonts w:ascii="Courier New" w:hAnsi="Courier New"/>
+                <w:color w:val="E2E8F0"/>
+                <w:sz w:val="17"/>
+              </w:rPr>
+            </w:pPr>
+            <w:r>
+              <w:rPr>
+                <w:rFonts w:ascii="Courier New" w:hAnsi="Courier New"/>
+                <w:color w:val="E2E8F0"/>
+                <w:sz w:val="17"/>
+              </w:rPr>
+              <w:t>| | | * | 12111ff docs(PDF): dev-3 reflection update</w:t>
+            </w:r>
+          </w:p>
+          <w:p>
+            <w:pPr>
+              <w:spacing w:after="0"/>
+              <w:rPr>
+                <w:rFonts w:ascii="Courier New" w:hAnsi="Courier New"/>
+                <w:color w:val="E2E8F0"/>
+                <w:sz w:val="17"/>
+              </w:rPr>
+            </w:pPr>
+            <w:r>
+              <w:rPr>
+                <w:rFonts w:ascii="Courier New" w:hAnsi="Courier New"/>
+                <w:color w:val="E2E8F0"/>
+                <w:sz w:val="17"/>
+              </w:rPr>
+              <w:t>| | | * | 496ecb8 chore: add .code-workspace to .gitignore</w:t>
+            </w:r>
+          </w:p>
+          <w:p>
+            <w:pPr>
+              <w:spacing w:after="0"/>
+              <w:rPr>
+                <w:rFonts w:ascii="Courier New" w:hAnsi="Courier New"/>
+                <w:color w:val="E2E8F0"/>
+                <w:sz w:val="17"/>
+              </w:rPr>
+            </w:pPr>
+            <w:r>
+              <w:rPr>
+                <w:rFonts w:ascii="Courier New" w:hAnsi="Courier New"/>
+                <w:color w:val="E2E8F0"/>
+                <w:sz w:val="17"/>
+              </w:rPr>
+              <w:t>| | | * | b1f74fe chore: Upload screenshots to screenshots folder from section 2 and 3</w:t>
+            </w:r>
+          </w:p>
+          <w:p>
+            <w:pPr>
+              <w:spacing w:after="0"/>
+              <w:rPr>
+                <w:rFonts w:ascii="Courier New" w:hAnsi="Courier New"/>
+                <w:color w:val="E2E8F0"/>
+                <w:sz w:val="17"/>
+              </w:rPr>
+            </w:pPr>
+            <w:r>
+              <w:rPr>
+                <w:rFonts w:ascii="Courier New" w:hAnsi="Courier New"/>
+                <w:color w:val="E2E8F0"/>
+                <w:sz w:val="17"/>
+              </w:rPr>
+              <w:t>| | | * |   abb9e18 initial updates</w:t>
+            </w:r>
+          </w:p>
+          <w:p>
+            <w:pPr>
+              <w:spacing w:after="0"/>
+              <w:rPr>
+                <w:rFonts w:ascii="Courier New" w:hAnsi="Courier New"/>
+                <w:color w:val="E2E8F0"/>
+                <w:sz w:val="17"/>
+              </w:rPr>
+            </w:pPr>
+            <w:r>
+              <w:rPr>
+                <w:rFonts w:ascii="Courier New" w:hAnsi="Courier New"/>
+                <w:color w:val="E2E8F0"/>
+                <w:sz w:val="17"/>
+              </w:rPr>
+              <w:t xml:space="preserve">| | | |\ \  </w:t>
+            </w:r>
+          </w:p>
+          <w:p>
+            <w:pPr>
+              <w:spacing w:after="0"/>
+              <w:rPr>
+                <w:rFonts w:ascii="Courier New" w:hAnsi="Courier New"/>
+                <w:color w:val="E2E8F0"/>
+                <w:sz w:val="17"/>
+              </w:rPr>
+            </w:pPr>
+            <w:r>
+              <w:rPr>
+                <w:rFonts w:ascii="Courier New" w:hAnsi="Courier New"/>
+                <w:color w:val="E2E8F0"/>
+                <w:sz w:val="17"/>
+              </w:rPr>
+              <w:t>| | | * \ \   c04a720 Merge branch 'main' of https://github.com/edborja/Laboratory-Task-Professional-Development-Environment-Setup-Collaborative-Git-Workflow into mymitz</w:t>
+            </w:r>
+          </w:p>
+          <w:p>
+            <w:pPr>
+              <w:spacing w:after="0"/>
+              <w:rPr>
+                <w:rFonts w:ascii="Courier New" w:hAnsi="Courier New"/>
+                <w:color w:val="E2E8F0"/>
+                <w:sz w:val="17"/>
+              </w:rPr>
+            </w:pPr>
+            <w:r>
+              <w:rPr>
+                <w:rFonts w:ascii="Courier New" w:hAnsi="Courier New"/>
+                <w:color w:val="E2E8F0"/>
+                <w:sz w:val="17"/>
+              </w:rPr>
+              <w:t xml:space="preserve">| | | |\ \ \  </w:t>
+            </w:r>
+          </w:p>
+          <w:p>
+            <w:pPr>
+              <w:spacing w:after="0"/>
+              <w:rPr>
+                <w:rFonts w:ascii="Courier New" w:hAnsi="Courier New"/>
+                <w:color w:val="E2E8F0"/>
+                <w:sz w:val="17"/>
+              </w:rPr>
+            </w:pPr>
+            <w:r>
+              <w:rPr>
+                <w:rFonts w:ascii="Courier New" w:hAnsi="Courier New"/>
+                <w:color w:val="E2E8F0"/>
+                <w:sz w:val="17"/>
+              </w:rPr>
+              <w:t xml:space="preserve">| |_|_|/ / /  </w:t>
+            </w:r>
+          </w:p>
+          <w:p>
+            <w:pPr>
+              <w:spacing w:after="0"/>
+              <w:rPr>
+                <w:rFonts w:ascii="Courier New" w:hAnsi="Courier New"/>
+                <w:color w:val="E2E8F0"/>
+                <w:sz w:val="17"/>
+              </w:rPr>
+            </w:pPr>
+            <w:r>
+              <w:rPr>
+                <w:rFonts w:ascii="Courier New" w:hAnsi="Courier New"/>
+                <w:color w:val="E2E8F0"/>
+                <w:sz w:val="17"/>
+              </w:rPr>
+              <w:t xml:space="preserve">|/| | | | |   </w:t>
+            </w:r>
+          </w:p>
+          <w:p>
+            <w:pPr>
+              <w:spacing w:after="0"/>
+              <w:rPr>
+                <w:rFonts w:ascii="Courier New" w:hAnsi="Courier New"/>
+                <w:color w:val="E2E8F0"/>
+                <w:sz w:val="17"/>
+              </w:rPr>
+            </w:pPr>
+            <w:r>
+              <w:rPr>
+                <w:rFonts w:ascii="Courier New" w:hAnsi="Courier New"/>
+                <w:color w:val="E2E8F0"/>
+                <w:sz w:val="17"/>
+              </w:rPr>
+              <w:t>| | | * | | b5502bb Initial update</w:t>
+            </w:r>
+          </w:p>
+          <w:p>
+            <w:pPr>
+              <w:spacing w:after="0"/>
+              <w:rPr>
+                <w:rFonts w:ascii="Courier New" w:hAnsi="Courier New"/>
+                <w:color w:val="E2E8F0"/>
+                <w:sz w:val="17"/>
+              </w:rPr>
+            </w:pPr>
+            <w:r>
+              <w:rPr>
+                <w:rFonts w:ascii="Courier New" w:hAnsi="Courier New"/>
+                <w:color w:val="E2E8F0"/>
+                <w:sz w:val="17"/>
+              </w:rPr>
+              <w:lastRenderedPageBreak/>
+              <w:t xml:space="preserve">| | |/ / /  </w:t>
+            </w:r>
+          </w:p>
+          <w:p>
+            <w:pPr>
+              <w:spacing w:after="0"/>
+              <w:rPr>
+                <w:rFonts w:ascii="Courier New" w:hAnsi="Courier New"/>
+                <w:color w:val="E2E8F0"/>
+                <w:sz w:val="17"/>
+              </w:rPr>
+            </w:pPr>
+            <w:r>
+              <w:rPr>
+                <w:rFonts w:ascii="Courier New" w:hAnsi="Courier New"/>
+                <w:color w:val="E2E8F0"/>
+                <w:sz w:val="17"/>
+              </w:rPr>
+              <w:t xml:space="preserve">| |/| | |   </w:t>
+            </w:r>
+          </w:p>
+          <w:p>
+            <w:pPr>
+              <w:spacing w:after="0"/>
+              <w:rPr>
+                <w:rFonts w:ascii="Courier New" w:hAnsi="Courier New"/>
+                <w:color w:val="E2E8F0"/>
+                <w:sz w:val="17"/>
+              </w:rPr>
+            </w:pPr>
+            <w:r>
+              <w:rPr>
+                <w:rFonts w:ascii="Courier New" w:hAnsi="Courier New"/>
+                <w:color w:val="E2E8F0"/>
+                <w:sz w:val="17"/>
+              </w:rPr>
+              <w:t>| | | | * bdadaf5 docs(PDF): dev-3 reflectios updated)</w:t>
+            </w:r>
+          </w:p>
+          <w:p>
+            <w:pPr>
+              <w:spacing w:after="0"/>
+              <w:rPr>
+                <w:rFonts w:ascii="Courier New" w:hAnsi="Courier New"/>
+                <w:color w:val="E2E8F0"/>
+                <w:sz w:val="17"/>
+              </w:rPr>
+            </w:pPr>
+            <w:r>
+              <w:rPr>
+                <w:rFonts w:ascii="Courier New" w:hAnsi="Courier New"/>
+                <w:color w:val="E2E8F0"/>
+                <w:sz w:val="17"/>
+              </w:rPr>
+              <w:t xml:space="preserve">| | | |/  </w:t>
+            </w:r>
+          </w:p>
+          <w:p>
+            <w:pPr>
+              <w:spacing w:after="0"/>
+              <w:rPr>
+                <w:rFonts w:ascii="Courier New" w:hAnsi="Courier New"/>
+                <w:color w:val="E2E8F0"/>
+                <w:sz w:val="17"/>
+              </w:rPr>
+            </w:pPr>
+            <w:r>
+              <w:rPr>
+                <w:rFonts w:ascii="Courier New" w:hAnsi="Courier New"/>
+                <w:color w:val="E2E8F0"/>
+                <w:sz w:val="17"/>
+              </w:rPr>
+              <w:t>| | | * 06267dc chore: Initial update for appendix</w:t>
+            </w:r>
+          </w:p>
+          <w:p>
+            <w:pPr>
+              <w:spacing w:after="0"/>
+              <w:rPr>
+                <w:rFonts w:ascii="Courier New" w:hAnsi="Courier New"/>
+                <w:color w:val="E2E8F0"/>
+                <w:sz w:val="17"/>
+              </w:rPr>
+            </w:pPr>
+            <w:r>
+              <w:rPr>
+                <w:rFonts w:ascii="Courier New" w:hAnsi="Courier New"/>
+                <w:color w:val="E2E8F0"/>
+                <w:sz w:val="17"/>
+              </w:rPr>
+              <w:t xml:space="preserve">| | |/  </w:t>
+            </w:r>
+          </w:p>
+          <w:p>
+            <w:pPr>
+              <w:spacing w:after="0"/>
+              <w:rPr>
+                <w:rFonts w:ascii="Courier New" w:hAnsi="Courier New"/>
+                <w:color w:val="E2E8F0"/>
+                <w:sz w:val="17"/>
+              </w:rPr>
+            </w:pPr>
+            <w:r>
+              <w:rPr>
+                <w:rFonts w:ascii="Courier New" w:hAnsi="Courier New"/>
+                <w:color w:val="E2E8F0"/>
+                <w:sz w:val="17"/>
+              </w:rPr>
+              <w:t>| | * 43f5e30 chore: delete temporary document from github repo</w:t>
+            </w:r>
+          </w:p>
+          <w:p>
+            <w:pPr>
+              <w:spacing w:after="0"/>
+              <w:rPr>
+                <w:rFonts w:ascii="Courier New" w:hAnsi="Courier New"/>
+                <w:color w:val="E2E8F0"/>
+                <w:sz w:val="17"/>
+              </w:rPr>
+            </w:pPr>
+            <w:r>
+              <w:rPr>
+                <w:rFonts w:ascii="Courier New" w:hAnsi="Courier New"/>
+                <w:color w:val="E2E8F0"/>
+                <w:sz w:val="17"/>
+              </w:rPr>
+              <w:t>| | * b4d074a chore: update .gitignore for temporary documents</w:t>
+            </w:r>
+          </w:p>
+          <w:p>
+            <w:pPr>
+              <w:spacing w:after="0"/>
+              <w:rPr>
+                <w:rFonts w:ascii="Courier New" w:hAnsi="Courier New"/>
+                <w:color w:val="E2E8F0"/>
+                <w:sz w:val="17"/>
+              </w:rPr>
+            </w:pPr>
+            <w:r>
+              <w:rPr>
+                <w:rFonts w:ascii="Courier New" w:hAnsi="Courier New"/>
+                <w:color w:val="E2E8F0"/>
+                <w:sz w:val="17"/>
+              </w:rPr>
+              <w:t xml:space="preserve">| |/  </w:t>
+            </w:r>
+          </w:p>
+          <w:p>
+            <w:pPr>
+              <w:spacing w:after="0"/>
+              <w:rPr>
+                <w:rFonts w:ascii="Courier New" w:hAnsi="Courier New"/>
+                <w:color w:val="E2E8F0"/>
+                <w:sz w:val="17"/>
+              </w:rPr>
+            </w:pPr>
+            <w:r>
+              <w:rPr>
+                <w:rFonts w:ascii="Courier New" w:hAnsi="Courier New"/>
+                <w:color w:val="E2E8F0"/>
+                <w:sz w:val="17"/>
+              </w:rPr>
+              <w:t xml:space="preserve">|/|   </w:t>
+            </w:r>
+          </w:p>
+          <w:p>
+            <w:pPr>
+              <w:spacing w:after="0"/>
+              <w:rPr>
+                <w:rFonts w:ascii="Courier New" w:hAnsi="Courier New"/>
+                <w:color w:val="E2E8F0"/>
+                <w:sz w:val="17"/>
+              </w:rPr>
+            </w:pPr>
+            <w:r>
+              <w:rPr>
+                <w:rFonts w:ascii="Courier New" w:hAnsi="Courier New"/>
+                <w:color w:val="E2E8F0"/>
+                <w:sz w:val="17"/>
+              </w:rPr>
+              <w:t>* | e8d6880 docx(PDF): Reformat document and update dev-1 reflection</w:t>
+            </w:r>
+          </w:p>
+          <w:p>
+            <w:pPr>
+              <w:spacing w:after="0"/>
+              <w:rPr>
+                <w:rFonts w:ascii="Courier New" w:hAnsi="Courier New"/>
+                <w:color w:val="E2E8F0"/>
+                <w:sz w:val="17"/>
+              </w:rPr>
+            </w:pPr>
+            <w:r>
+              <w:rPr>
+                <w:rFonts w:ascii="Courier New" w:hAnsi="Courier New"/>
+                <w:color w:val="E2E8F0"/>
+                <w:sz w:val="17"/>
+              </w:rPr>
+              <w:t>* | 61d7554 Delete ~$CS106_Lab01_Report_Barandon_Borja_Musa.docx</w:t>
+            </w:r>
+          </w:p>
+          <w:p>
+            <w:pPr>
+              <w:spacing w:after="0"/>
+              <w:rPr>
+                <w:rFonts w:ascii="Courier New" w:hAnsi="Courier New"/>
+                <w:color w:val="E2E8F0"/>
+                <w:sz w:val="17"/>
+              </w:rPr>
+            </w:pPr>
+            <w:r>
+              <w:rPr>
+                <w:rFonts w:ascii="Courier New" w:hAnsi="Courier New"/>
+                <w:color w:val="E2E8F0"/>
+                <w:sz w:val="17"/>
+              </w:rPr>
+              <w:t>* | 1b7062a docs(pdf): Reformat document and update dev-1 reflection</w:t>
+            </w:r>
+          </w:p>
+          <w:p>
+            <w:pPr>
+              <w:spacing w:after="0"/>
+              <w:rPr>
+                <w:rFonts w:ascii="Courier New" w:hAnsi="Courier New"/>
+                <w:color w:val="E2E8F0"/>
+                <w:sz w:val="17"/>
+              </w:rPr>
+            </w:pPr>
+            <w:r>
+              <w:rPr>
+                <w:rFonts w:ascii="Courier New" w:hAnsi="Courier New"/>
+                <w:color w:val="E2E8F0"/>
+                <w:sz w:val="17"/>
+              </w:rPr>
+              <w:t>* | 8fd02bc Delete ~$CS106_Lab01_Report_Barandon_Borja_Musa.docx</w:t>
+            </w:r>
+          </w:p>
+          <w:p>
+            <w:pPr>
+              <w:spacing w:after="0"/>
+              <w:rPr>
+                <w:rFonts w:ascii="Courier New" w:hAnsi="Courier New"/>
+                <w:color w:val="E2E8F0"/>
+                <w:sz w:val="17"/>
+              </w:rPr>
+            </w:pPr>
+            <w:r>
+              <w:rPr>
+                <w:rFonts w:ascii="Courier New" w:hAnsi="Courier New"/>
+                <w:color w:val="E2E8F0"/>
+                <w:sz w:val="17"/>
+              </w:rPr>
+              <w:t>* | 22160dc docs(pdf): Reformat document and update dev-1 reflection</w:t>
             </w:r>
           </w:p>
           <w:p>
@@ -3373,6 +4032,456 @@
                 <w:color w:val="E2E8F0"/>
                 <w:sz w:val="17"/>
               </w:rPr>
+              <w:t>* edaa510 Delete temporary Word lock file from GitHub</w:t>
+            </w:r>
+          </w:p>
+          <w:p>
+            <w:pPr>
+              <w:spacing w:after="0"/>
+              <w:rPr>
+                <w:rFonts w:ascii="Courier New" w:hAnsi="Courier New"/>
+                <w:color w:val="E2E8F0"/>
+                <w:sz w:val="17"/>
+              </w:rPr>
+            </w:pPr>
+            <w:r>
+              <w:rPr>
+                <w:rFonts w:ascii="Courier New" w:hAnsi="Courier New"/>
+                <w:color w:val="E2E8F0"/>
+                <w:sz w:val="17"/>
+              </w:rPr>
+              <w:t>*   2366542 -</w:t>
+            </w:r>
+          </w:p>
+          <w:p>
+            <w:pPr>
+              <w:spacing w:after="0"/>
+              <w:rPr>
+                <w:rFonts w:ascii="Courier New" w:hAnsi="Courier New"/>
+                <w:color w:val="E2E8F0"/>
+                <w:sz w:val="17"/>
+              </w:rPr>
+            </w:pPr>
+            <w:r>
+              <w:rPr>
+                <w:rFonts w:ascii="Courier New" w:hAnsi="Courier New"/>
+                <w:color w:val="E2E8F0"/>
+                <w:sz w:val="17"/>
+              </w:rPr>
+              <w:t xml:space="preserve">|\  </w:t>
+            </w:r>
+          </w:p>
+          <w:p>
+            <w:pPr>
+              <w:spacing w:after="0"/>
+              <w:rPr>
+                <w:rFonts w:ascii="Courier New" w:hAnsi="Courier New"/>
+                <w:color w:val="E2E8F0"/>
+                <w:sz w:val="17"/>
+              </w:rPr>
+            </w:pPr>
+            <w:r>
+              <w:rPr>
+                <w:rFonts w:ascii="Courier New" w:hAnsi="Courier New"/>
+                <w:color w:val="E2E8F0"/>
+                <w:sz w:val="17"/>
+              </w:rPr>
+              <w:t>| * 53a5377 Reflection</w:t>
+            </w:r>
+          </w:p>
+          <w:p>
+            <w:pPr>
+              <w:spacing w:after="0"/>
+              <w:rPr>
+                <w:rFonts w:ascii="Courier New" w:hAnsi="Courier New"/>
+                <w:color w:val="E2E8F0"/>
+                <w:sz w:val="17"/>
+              </w:rPr>
+            </w:pPr>
+            <w:r>
+              <w:rPr>
+                <w:rFonts w:ascii="Courier New" w:hAnsi="Courier New"/>
+                <w:color w:val="E2E8F0"/>
+                <w:sz w:val="17"/>
+              </w:rPr>
+              <w:t>* | bfea81c Branch name, Images, Reflection</w:t>
+            </w:r>
+          </w:p>
+          <w:p>
+            <w:pPr>
+              <w:spacing w:after="0"/>
+              <w:rPr>
+                <w:rFonts w:ascii="Courier New" w:hAnsi="Courier New"/>
+                <w:color w:val="E2E8F0"/>
+                <w:sz w:val="17"/>
+              </w:rPr>
+            </w:pPr>
+            <w:r>
+              <w:rPr>
+                <w:rFonts w:ascii="Courier New" w:hAnsi="Courier New"/>
+                <w:color w:val="E2E8F0"/>
+                <w:sz w:val="17"/>
+              </w:rPr>
+              <w:t>* | 69514ff Merge branch 'main' of https://github.com/edborja/Laboratory-Task-Professional-Development-Environment-Setup-Collaborative-Git-Workflow</w:t>
+            </w:r>
+          </w:p>
+          <w:p>
+            <w:pPr>
+              <w:spacing w:after="0"/>
+              <w:rPr>
+                <w:rFonts w:ascii="Courier New" w:hAnsi="Courier New"/>
+                <w:color w:val="E2E8F0"/>
+                <w:sz w:val="17"/>
+              </w:rPr>
+            </w:pPr>
+            <w:r>
+              <w:rPr>
+                <w:rFonts w:ascii="Courier New" w:hAnsi="Courier New"/>
+                <w:color w:val="E2E8F0"/>
+                <w:sz w:val="17"/>
+              </w:rPr>
+              <w:t xml:space="preserve">|\| </w:t>
+            </w:r>
+          </w:p>
+          <w:p>
+            <w:pPr>
+              <w:spacing w:after="0"/>
+              <w:rPr>
+                <w:rFonts w:ascii="Courier New" w:hAnsi="Courier New"/>
+                <w:color w:val="E2E8F0"/>
+                <w:sz w:val="17"/>
+              </w:rPr>
+            </w:pPr>
+            <w:r>
+              <w:rPr>
+                <w:rFonts w:ascii="Courier New" w:hAnsi="Courier New"/>
+                <w:color w:val="E2E8F0"/>
+                <w:sz w:val="17"/>
+              </w:rPr>
+              <w:t>| * 873a2b1 Remove temporary Word lock file</w:t>
+            </w:r>
+          </w:p>
+          <w:p>
+            <w:pPr>
+              <w:spacing w:after="0"/>
+              <w:rPr>
+                <w:rFonts w:ascii="Courier New" w:hAnsi="Courier New"/>
+                <w:color w:val="E2E8F0"/>
+                <w:sz w:val="17"/>
+              </w:rPr>
+            </w:pPr>
+            <w:r>
+              <w:rPr>
+                <w:rFonts w:ascii="Courier New" w:hAnsi="Courier New"/>
+                <w:color w:val="E2E8F0"/>
+                <w:sz w:val="17"/>
+              </w:rPr>
+              <w:t>* | 3c167b8 Merge branch 'main' of https://github.com/edborja/Laboratory-Task-Professional-Development-Environment-Setup-Collaborative-Git-Workflow</w:t>
+            </w:r>
+          </w:p>
+          <w:p>
+            <w:pPr>
+              <w:spacing w:after="0"/>
+              <w:rPr>
+                <w:rFonts w:ascii="Courier New" w:hAnsi="Courier New"/>
+                <w:color w:val="E2E8F0"/>
+                <w:sz w:val="17"/>
+              </w:rPr>
+            </w:pPr>
+            <w:r>
+              <w:rPr>
+                <w:rFonts w:ascii="Courier New" w:hAnsi="Courier New"/>
+                <w:color w:val="E2E8F0"/>
+                <w:sz w:val="17"/>
+              </w:rPr>
+              <w:t xml:space="preserve">|\| </w:t>
+            </w:r>
+          </w:p>
+          <w:p>
+            <w:pPr>
+              <w:spacing w:after="0"/>
+              <w:rPr>
+                <w:rFonts w:ascii="Courier New" w:hAnsi="Courier New"/>
+                <w:color w:val="E2E8F0"/>
+                <w:sz w:val="17"/>
+              </w:rPr>
+            </w:pPr>
+            <w:r>
+              <w:rPr>
+                <w:rFonts w:ascii="Courier New" w:hAnsi="Courier New"/>
+                <w:color w:val="E2E8F0"/>
+                <w:sz w:val="17"/>
+              </w:rPr>
+              <w:t>| *   6436231 Resolve Word doc conflict</w:t>
+            </w:r>
+          </w:p>
+          <w:p>
+            <w:pPr>
+              <w:spacing w:after="0"/>
+              <w:rPr>
+                <w:rFonts w:ascii="Courier New" w:hAnsi="Courier New"/>
+                <w:color w:val="E2E8F0"/>
+                <w:sz w:val="17"/>
+              </w:rPr>
+            </w:pPr>
+            <w:r>
+              <w:rPr>
+                <w:rFonts w:ascii="Courier New" w:hAnsi="Courier New"/>
+                <w:color w:val="E2E8F0"/>
+                <w:sz w:val="17"/>
+              </w:rPr>
+              <w:t xml:space="preserve">| |\  </w:t>
+            </w:r>
+          </w:p>
+          <w:p>
+            <w:pPr>
+              <w:spacing w:after="0"/>
+              <w:rPr>
+                <w:rFonts w:ascii="Courier New" w:hAnsi="Courier New"/>
+                <w:color w:val="E2E8F0"/>
+                <w:sz w:val="17"/>
+              </w:rPr>
+            </w:pPr>
+            <w:r>
+              <w:rPr>
+                <w:rFonts w:ascii="Courier New" w:hAnsi="Courier New"/>
+                <w:color w:val="E2E8F0"/>
+                <w:sz w:val="17"/>
+              </w:rPr>
+              <w:t>| * | 12d6e12 Initial commit</w:t>
+            </w:r>
+          </w:p>
+          <w:p>
+            <w:pPr>
+              <w:spacing w:after="0"/>
+              <w:rPr>
+                <w:rFonts w:ascii="Courier New" w:hAnsi="Courier New"/>
+                <w:color w:val="E2E8F0"/>
+                <w:sz w:val="17"/>
+              </w:rPr>
+            </w:pPr>
+            <w:r>
+              <w:rPr>
+                <w:rFonts w:ascii="Courier New" w:hAnsi="Courier New"/>
+                <w:color w:val="E2E8F0"/>
+                <w:sz w:val="17"/>
+              </w:rPr>
+              <w:t>* | | f6b9514 docs(pdf): Update appendix</w:t>
+            </w:r>
+          </w:p>
+          <w:p>
+            <w:pPr>
+              <w:spacing w:after="0"/>
+              <w:rPr>
+                <w:rFonts w:ascii="Courier New" w:hAnsi="Courier New"/>
+                <w:color w:val="E2E8F0"/>
+                <w:sz w:val="17"/>
+              </w:rPr>
+            </w:pPr>
+            <w:r>
+              <w:rPr>
+                <w:rFonts w:ascii="Courier New" w:hAnsi="Courier New"/>
+                <w:color w:val="E2E8F0"/>
+                <w:sz w:val="17"/>
+              </w:rPr>
+              <w:t>* | |   d242a8f Merge branch 'mymitz' Update documents</w:t>
+            </w:r>
+          </w:p>
+          <w:p>
+            <w:pPr>
+              <w:spacing w:after="0"/>
+              <w:rPr>
+                <w:rFonts w:ascii="Courier New" w:hAnsi="Courier New"/>
+                <w:color w:val="E2E8F0"/>
+                <w:sz w:val="17"/>
+              </w:rPr>
+            </w:pPr>
+            <w:r>
+              <w:rPr>
+                <w:rFonts w:ascii="Courier New" w:hAnsi="Courier New"/>
+                <w:color w:val="E2E8F0"/>
+                <w:sz w:val="17"/>
+              </w:rPr>
+              <w:t xml:space="preserve">|\ \ \  </w:t>
+            </w:r>
+          </w:p>
+          <w:p>
+            <w:pPr>
+              <w:spacing w:after="0"/>
+              <w:rPr>
+                <w:rFonts w:ascii="Courier New" w:hAnsi="Courier New"/>
+                <w:color w:val="E2E8F0"/>
+                <w:sz w:val="17"/>
+              </w:rPr>
+            </w:pPr>
+            <w:r>
+              <w:rPr>
+                <w:rFonts w:ascii="Courier New" w:hAnsi="Courier New"/>
+                <w:color w:val="E2E8F0"/>
+                <w:sz w:val="17"/>
+              </w:rPr>
+              <w:t>| * | | 6ce1b08 docs(pdf): Initial update on contributions in section 5</w:t>
+            </w:r>
+          </w:p>
+          <w:p>
+            <w:pPr>
+              <w:spacing w:after="0"/>
+              <w:rPr>
+                <w:rFonts w:ascii="Courier New" w:hAnsi="Courier New"/>
+                <w:color w:val="E2E8F0"/>
+                <w:sz w:val="17"/>
+              </w:rPr>
+            </w:pPr>
+            <w:r>
+              <w:rPr>
+                <w:rFonts w:ascii="Courier New" w:hAnsi="Courier New"/>
+                <w:color w:val="E2E8F0"/>
+                <w:sz w:val="17"/>
+              </w:rPr>
+              <w:t>| * | | 1e38b80 docs(pdf): Initial update on Appendix</w:t>
+            </w:r>
+          </w:p>
+          <w:p>
+            <w:pPr>
+              <w:spacing w:after="0"/>
+              <w:rPr>
+                <w:rFonts w:ascii="Courier New" w:hAnsi="Courier New"/>
+                <w:color w:val="E2E8F0"/>
+                <w:sz w:val="17"/>
+              </w:rPr>
+            </w:pPr>
+            <w:r>
+              <w:rPr>
+                <w:rFonts w:ascii="Courier New" w:hAnsi="Courier New"/>
+                <w:color w:val="E2E8F0"/>
+                <w:sz w:val="17"/>
+              </w:rPr>
+              <w:t>| * | | 75e0006 docs(pdf): Update screenshots on Section 1-3</w:t>
+            </w:r>
+          </w:p>
+          <w:p>
+            <w:pPr>
+              <w:spacing w:after="0"/>
+              <w:rPr>
+                <w:rFonts w:ascii="Courier New" w:hAnsi="Courier New"/>
+                <w:color w:val="E2E8F0"/>
+                <w:sz w:val="17"/>
+              </w:rPr>
+            </w:pPr>
+            <w:r>
+              <w:rPr>
+                <w:rFonts w:ascii="Courier New" w:hAnsi="Courier New"/>
+                <w:color w:val="E2E8F0"/>
+                <w:sz w:val="17"/>
+              </w:rPr>
+              <w:t xml:space="preserve">| |/ /  </w:t>
+            </w:r>
+          </w:p>
+          <w:p>
+            <w:pPr>
+              <w:spacing w:after="0"/>
+              <w:rPr>
+                <w:rFonts w:ascii="Courier New" w:hAnsi="Courier New"/>
+                <w:color w:val="E2E8F0"/>
+                <w:sz w:val="17"/>
+              </w:rPr>
+            </w:pPr>
+            <w:r>
+              <w:rPr>
+                <w:rFonts w:ascii="Courier New" w:hAnsi="Courier New"/>
+                <w:color w:val="E2E8F0"/>
+                <w:sz w:val="17"/>
+              </w:rPr>
+              <w:t>* | / 132d036 docs(pdf): Update on contribution in section 5</w:t>
+            </w:r>
+          </w:p>
+          <w:p>
+            <w:pPr>
+              <w:spacing w:after="0"/>
+              <w:rPr>
+                <w:rFonts w:ascii="Courier New" w:hAnsi="Courier New"/>
+                <w:color w:val="E2E8F0"/>
+                <w:sz w:val="17"/>
+              </w:rPr>
+            </w:pPr>
+            <w:r>
+              <w:rPr>
+                <w:rFonts w:ascii="Courier New" w:hAnsi="Courier New"/>
+                <w:color w:val="E2E8F0"/>
+                <w:sz w:val="17"/>
+              </w:rPr>
+              <w:t xml:space="preserve">| |/  </w:t>
+            </w:r>
+          </w:p>
+          <w:p>
+            <w:pPr>
+              <w:spacing w:after="0"/>
+              <w:rPr>
+                <w:rFonts w:ascii="Courier New" w:hAnsi="Courier New"/>
+                <w:color w:val="E2E8F0"/>
+                <w:sz w:val="17"/>
+              </w:rPr>
+            </w:pPr>
+            <w:r>
+              <w:rPr>
+                <w:rFonts w:ascii="Courier New" w:hAnsi="Courier New"/>
+                <w:color w:val="E2E8F0"/>
+                <w:sz w:val="17"/>
+              </w:rPr>
+              <w:t xml:space="preserve">|/|   </w:t>
+            </w:r>
+          </w:p>
+          <w:p>
+            <w:pPr>
+              <w:spacing w:after="0"/>
+              <w:rPr>
+                <w:rFonts w:ascii="Courier New" w:hAnsi="Courier New"/>
+                <w:color w:val="E2E8F0"/>
+                <w:sz w:val="17"/>
+              </w:rPr>
+            </w:pPr>
+            <w:r>
+              <w:rPr>
+                <w:rFonts w:ascii="Courier New" w:hAnsi="Courier New"/>
+                <w:color w:val="E2E8F0"/>
+                <w:sz w:val="17"/>
+              </w:rPr>
+              <w:t>* | 5f1dcee docs(pdf): Update screenshots on Section 1-3</w:t>
+            </w:r>
+          </w:p>
+          <w:p>
+            <w:pPr>
+              <w:spacing w:after="0"/>
+              <w:rPr>
+                <w:rFonts w:ascii="Courier New" w:hAnsi="Courier New"/>
+                <w:color w:val="E2E8F0"/>
+                <w:sz w:val="17"/>
+              </w:rPr>
+            </w:pPr>
+            <w:r>
+              <w:rPr>
+                <w:rFonts w:ascii="Courier New" w:hAnsi="Courier New"/>
+                <w:color w:val="E2E8F0"/>
+                <w:sz w:val="17"/>
+              </w:rPr>
+              <w:t xml:space="preserve">|/  </w:t>
+            </w:r>
+          </w:p>
+          <w:p>
+            <w:pPr>
+              <w:spacing w:after="0"/>
+              <w:rPr>
+                <w:rFonts w:ascii="Courier New" w:hAnsi="Courier New"/>
+                <w:color w:val="E2E8F0"/>
+                <w:sz w:val="17"/>
+              </w:rPr>
+            </w:pPr>
+            <w:r>
+              <w:rPr>
+                <w:rFonts w:ascii="Courier New" w:hAnsi="Courier New"/>
+                <w:color w:val="E2E8F0"/>
+                <w:sz w:val="17"/>
+              </w:rPr>
               <w:t>* ee577a8 docs(pdf): Update on initial documents</w:t>
             </w:r>
           </w:p>
@@ -3391,18 +4500,8 @@
                 <w:color w:val="E2E8F0"/>
                 <w:sz w:val="17"/>
               </w:rPr>
-              <w:t xml:space="preserve">* 8a11075 </w:t>
-            </w:r>
-            <w:proofErr w:type="spellStart"/>
-            <w:r>
-              <w:rPr>
-                <w:rFonts w:ascii="Courier New" w:hAnsi="Courier New"/>
-                <w:color w:val="E2E8F0"/>
-                <w:sz w:val="17"/>
-              </w:rPr>
-              <w:t>pfp</w:t>
-            </w:r>
-            <w:proofErr w:type="spellEnd"/>
+              <w:t>* 8a11075 pfp</w:t>
+            </w:r>
           </w:p>
           <w:p>
             <w:pPr>
@@ -3437,61 +4536,25 @@
                 <w:color w:val="E2E8F0"/>
                 <w:sz w:val="17"/>
               </w:rPr>
-              <w:t>* 65b1dc5 Create Ni-</w:t>
-            </w:r>
-            <w:proofErr w:type="spellStart"/>
-            <w:r>
-              <w:rPr>
-                <w:rFonts w:ascii="Courier New" w:hAnsi="Courier New"/>
-                <w:color w:val="E2E8F0"/>
-                <w:sz w:val="17"/>
-              </w:rPr>
-              <w:t>Git.code</w:t>
-            </w:r>
-            <w:proofErr w:type="spellEnd"/>
-            <w:r>
-              <w:rPr>
-                <w:rFonts w:ascii="Courier New" w:hAnsi="Courier New"/>
-                <w:color w:val="E2E8F0"/>
-                <w:sz w:val="17"/>
-              </w:rPr>
-              <w:t>-workspace</w:t>
-            </w:r>
-          </w:p>
-          <w:p>
-            <w:pPr>
-              <w:spacing w:after="0"/>
-              <w:rPr>
-                <w:rFonts w:ascii="Courier New" w:hAnsi="Courier New"/>
-                <w:color w:val="E2E8F0"/>
-                <w:sz w:val="17"/>
-              </w:rPr>
-            </w:pPr>
-            <w:r>
-              <w:rPr>
-                <w:rFonts w:ascii="Courier New" w:hAnsi="Courier New"/>
-                <w:color w:val="E2E8F0"/>
-                <w:sz w:val="17"/>
-              </w:rPr>
-              <w:t xml:space="preserve">* c0cf354 </w:t>
-            </w:r>
-            <w:proofErr w:type="gramStart"/>
-            <w:r>
-              <w:rPr>
-                <w:rFonts w:ascii="Courier New" w:hAnsi="Courier New"/>
-                <w:color w:val="E2E8F0"/>
-                <w:sz w:val="17"/>
-              </w:rPr>
-              <w:t>Small</w:t>
-            </w:r>
-            <w:proofErr w:type="gramEnd"/>
-            <w:r>
-              <w:rPr>
-                <w:rFonts w:ascii="Courier New" w:hAnsi="Courier New"/>
-                <w:color w:val="E2E8F0"/>
-                <w:sz w:val="17"/>
-              </w:rPr>
-              <w:t xml:space="preserve"> change and update of my profile, no major changes yet</w:t>
+              <w:t>* 65b1dc5 Create Ni-Git.code-workspace</w:t>
+            </w:r>
+          </w:p>
+          <w:p>
+            <w:pPr>
+              <w:spacing w:after="0"/>
+              <w:rPr>
+                <w:rFonts w:ascii="Courier New" w:hAnsi="Courier New"/>
+                <w:color w:val="E2E8F0"/>
+                <w:sz w:val="17"/>
+              </w:rPr>
+            </w:pPr>
+            <w:r>
+              <w:rPr>
+                <w:rFonts w:ascii="Courier New" w:hAnsi="Courier New"/>
+                <w:color w:val="E2E8F0"/>
+                <w:sz w:val="17"/>
+              </w:rPr>
+              <w:t>* c0cf354 Small change and update of my profile, no major changes yet</w:t>
             </w:r>
           </w:p>
           <w:p>
